--- a/docs/deliverables/ConferenceCheck Validation Report.docx
+++ b/docs/deliverables/ConferenceCheck Validation Report.docx
@@ -103,7 +103,7 @@
         <w:rPr>
           <w:rStyle w:val="VerbatimChar"/>
         </w:rPr>
-        <w:t xml:space="preserve">milestone-10-evaluation</w:t>
+        <w:t xml:space="preserve">milestone-12-final-submission</w:t>
       </w:r>
     </w:p>
     <w:p>
@@ -1357,7 +1357,7 @@
         <w:rPr>
           <w:rStyle w:val="VerbatimChar"/>
         </w:rPr>
-        <w:t xml:space="preserve">milestone-10-evaluation</w:t>
+        <w:t xml:space="preserve">milestone-12-final-submission</w:t>
       </w:r>
       <w:r>
         <w:t xml:space="preserve">. The exact commit it</w:t>
@@ -1395,7 +1395,7 @@
         <w:rPr>
           <w:rStyle w:val="NormalTok"/>
         </w:rPr>
-        <w:t xml:space="preserve"> milestone-10-evaluation</w:t>
+        <w:t xml:space="preserve"> milestone-12-final-submission</w:t>
       </w:r>
     </w:p>
     <w:p>
@@ -1409,7 +1409,7 @@
         <w:rPr>
           <w:rStyle w:val="VerbatimChar"/>
         </w:rPr>
-        <w:t xml:space="preserve">milestone-10-evaluation</w:t>
+        <w:t xml:space="preserve">milestone-12-final-submission</w:t>
       </w:r>
       <w:r>
         <w:t xml:space="preserve"> </w:t>
@@ -1460,7 +1460,7 @@
         <w:rPr>
           <w:rStyle w:val="VerbatimChar"/>
         </w:rPr>
-        <w:t xml:space="preserve">rev-parse milestone-10-evaluation^{commit}</w:t>
+        <w:t xml:space="preserve">rev-parse milestone-12-final-submission^{commit}</w:t>
       </w:r>
       <w:r>
         <w:t xml:space="preserve"> </w:t>

--- a/docs/deliverables/ConferenceCheck Validation Report.docx
+++ b/docs/deliverables/ConferenceCheck Validation Report.docx
@@ -103,54 +103,113 @@
         <w:rPr>
           <w:rStyle w:val="VerbatimChar"/>
         </w:rPr>
+        <w:t xml:space="preserve">final-resubmission</w:t>
+      </w:r>
+    </w:p>
+    <w:p>
+      <w:pPr>
+        <w:pStyle w:val="BodyText"/>
+      </w:pPr>
+      <w:r>
+        <w:t xml:space="preserve">This document reports the validation results and describes the path that</w:t>
+      </w:r>
+      <w:r>
+        <w:t xml:space="preserve"> </w:t>
+      </w:r>
+      <w:r>
+        <w:t xml:space="preserve">produces them: the seeded dataset, the commands that reproduce every figure,</w:t>
+      </w:r>
+      <w:r>
+        <w:t xml:space="preserve"> </w:t>
+      </w:r>
+      <w:r>
+        <w:t xml:space="preserve">and the acceptance criteria each run is held to (proposal Section 5, Table 3).</w:t>
+      </w:r>
+      <w:r>
+        <w:t xml:space="preserve"> </w:t>
+      </w:r>
+      <w:r>
+        <w:t xml:space="preserve">Every number below is taken from a committed results file or from a named test</w:t>
+      </w:r>
+      <w:r>
+        <w:t xml:space="preserve"> </w:t>
+      </w:r>
+      <w:r>
+        <w:t xml:space="preserve">or command output, and the source is named alongside it.</w:t>
+      </w:r>
+    </w:p>
+    <w:p>
+      <w:pPr>
+        <w:pStyle w:val="BodyText"/>
+      </w:pPr>
+      <w:r>
+        <w:t xml:space="preserve">This version replaces the one at tag</w:t>
+      </w:r>
+      <w:r>
+        <w:t xml:space="preserve"> </w:t>
+      </w:r>
+      <w:r>
+        <w:rPr>
+          <w:rStyle w:val="VerbatimChar"/>
+        </w:rPr>
         <w:t xml:space="preserve">milestone-12-final-submission</w:t>
       </w:r>
-    </w:p>
-    <w:p>
-      <w:pPr>
-        <w:pStyle w:val="BodyText"/>
-      </w:pPr>
-      <w:r>
-        <w:t xml:space="preserve">This document reports the validation results and describes the path that</w:t>
-      </w:r>
-      <w:r>
-        <w:t xml:space="preserve"> </w:t>
-      </w:r>
-      <w:r>
-        <w:t xml:space="preserve">produces them: the seeded dataset, the commands that reproduce every figure,</w:t>
-      </w:r>
-      <w:r>
-        <w:t xml:space="preserve"> </w:t>
-      </w:r>
-      <w:r>
-        <w:t xml:space="preserve">and the acceptance criteria each run is held to (proposal Section 5, Table 3).</w:t>
-      </w:r>
-      <w:r>
-        <w:t xml:space="preserve"> </w:t>
-      </w:r>
-      <w:r>
-        <w:t xml:space="preserve">Every number below is taken from</w:t>
-      </w:r>
-      <w:r>
-        <w:t xml:space="preserve"> </w:t>
-      </w:r>
-      <w:r>
-        <w:rPr>
-          <w:rStyle w:val="VerbatimChar"/>
-        </w:rPr>
-        <w:t xml:space="preserve">tools/evaluation-results.json</w:t>
-      </w:r>
-      <w:r>
-        <w:t xml:space="preserve"> </w:t>
-      </w:r>
-      <w:r>
-        <w:t xml:space="preserve">or from a</w:t>
-      </w:r>
-      <w:r>
-        <w:t xml:space="preserve"> </w:t>
-      </w:r>
-      <w:r>
-        <w:t xml:space="preserve">named test/command output, and the source is named alongside it.</w:t>
+      <w:r>
+        <w:t xml:space="preserve">. It</w:t>
+      </w:r>
+      <w:r>
+        <w:t xml:space="preserve"> </w:t>
+      </w:r>
+      <w:r>
+        <w:t xml:space="preserve">answers the supervisor's comments on that version: the per-criterion status</w:t>
+      </w:r>
+      <w:r>
+        <w:t xml:space="preserve"> </w:t>
+      </w:r>
+      <w:r>
+        <w:t xml:space="preserve">replaces the earlier claim that every criterion was met, the concurrency</w:t>
+      </w:r>
+      <w:r>
+        <w:t xml:space="preserve"> </w:t>
+      </w:r>
+      <w:r>
+        <w:t xml:space="preserve">result now comes from an experiment that can tell the design apart from a</w:t>
+      </w:r>
+      <w:r>
+        <w:t xml:space="preserve"> </w:t>
+      </w:r>
+      <w:r>
+        <w:t xml:space="preserve">naive one, export correctness is checked against SQL rather than against</w:t>
+      </w:r>
+      <w:r>
+        <w:t xml:space="preserve"> </w:t>
+      </w:r>
+      <w:r>
+        <w:t xml:space="preserve">another API endpoint, dashboard freshness is measured rather than derived,</w:t>
+      </w:r>
+      <w:r>
+        <w:t xml:space="preserve"> </w:t>
+      </w:r>
+      <w:r>
+        <w:t xml:space="preserve">and access control and offline replay are covered (Sections 7 and 8). The</w:t>
+      </w:r>
+      <w:r>
+        <w:t xml:space="preserve"> </w:t>
+      </w:r>
+      <w:r>
+        <w:t xml:space="preserve">work behind these changes is listed with its commits in</w:t>
+      </w:r>
+      <w:r>
+        <w:t xml:space="preserve"> </w:t>
+      </w:r>
+      <w:r>
+        <w:rPr>
+          <w:rStyle w:val="VerbatimChar"/>
+        </w:rPr>
+        <w:t xml:space="preserve">docs/remaining_work.md</w:t>
+      </w:r>
+      <w:r>
+        <w:t xml:space="preserve">.</w:t>
       </w:r>
     </w:p>
     <w:p>
@@ -174,19 +233,13 @@
         <w:t xml:space="preserve"> </w:t>
       </w:r>
       <w:r>
-        <w:t xml:space="preserve">Counts and rejection rates are exact. All timings are wall-clock, from a</w:t>
-      </w:r>
-      <w:r>
-        <w:t xml:space="preserve"> </w:t>
-      </w:r>
-      <w:r>
-        <w:t xml:space="preserve">single named run on a local PHP 8.5.8 / PostgreSQL 18 stack, and the run is</w:t>
-      </w:r>
-      <w:r>
-        <w:t xml:space="preserve"> </w:t>
-      </w:r>
-      <w:r>
-        <w:t xml:space="preserve">always named.</w:t>
+        <w:t xml:space="preserve">Counts and rejection rates are exact. All timings are wall-clock, from named</w:t>
+      </w:r>
+      <w:r>
+        <w:t xml:space="preserve"> </w:t>
+      </w:r>
+      <w:r>
+        <w:t xml:space="preserve">runs on a local PHP 8.5.8 / PostgreSQL 18.2 stack on 10 October 2026.</w:t>
       </w:r>
     </w:p>
     <w:bookmarkStart w:id="10" w:name="contents"/>
@@ -339,7 +392,7 @@
               <w:jc w:val="left"/>
             </w:pPr>
             <w:r>
-              <w:t xml:space="preserve">2</w:t>
+              <w:t xml:space="preserve">3</w:t>
             </w:r>
           </w:p>
         </w:tc>
@@ -383,7 +436,7 @@
               <w:jc w:val="left"/>
             </w:pPr>
             <w:r>
-              <w:t xml:space="preserve">4</w:t>
+              <w:t xml:space="preserve">5</w:t>
             </w:r>
           </w:p>
         </w:tc>
@@ -427,7 +480,7 @@
               <w:jc w:val="left"/>
             </w:pPr>
             <w:r>
-              <w:t xml:space="preserve">5</w:t>
+              <w:t xml:space="preserve">7</w:t>
             </w:r>
           </w:p>
         </w:tc>
@@ -471,7 +524,7 @@
               <w:jc w:val="left"/>
             </w:pPr>
             <w:r>
-              <w:t xml:space="preserve">5</w:t>
+              <w:t xml:space="preserve">7</w:t>
             </w:r>
           </w:p>
         </w:tc>
@@ -515,7 +568,7 @@
               <w:jc w:val="left"/>
             </w:pPr>
             <w:r>
-              <w:t xml:space="preserve">6</w:t>
+              <w:t xml:space="preserve">8</w:t>
             </w:r>
           </w:p>
         </w:tc>
@@ -559,7 +612,7 @@
               <w:jc w:val="left"/>
             </w:pPr>
             <w:r>
-              <w:t xml:space="preserve">6</w:t>
+              <w:t xml:space="preserve">9</w:t>
             </w:r>
           </w:p>
         </w:tc>
@@ -603,7 +656,7 @@
               <w:jc w:val="left"/>
             </w:pPr>
             <w:r>
-              <w:t xml:space="preserve">7</w:t>
+              <w:t xml:space="preserve">9</w:t>
             </w:r>
           </w:p>
         </w:tc>
@@ -633,7 +686,7 @@
               <w:jc w:val="left"/>
             </w:pPr>
             <w:r>
-              <w:t xml:space="preserve">Baseline comparison, and its limits</w:t>
+              <w:t xml:space="preserve">Access control</w:t>
             </w:r>
           </w:p>
         </w:tc>
@@ -647,7 +700,7 @@
               <w:jc w:val="left"/>
             </w:pPr>
             <w:r>
-              <w:t xml:space="preserve">7</w:t>
+              <w:t xml:space="preserve">10</w:t>
             </w:r>
           </w:p>
         </w:tc>
@@ -677,7 +730,7 @@
               <w:jc w:val="left"/>
             </w:pPr>
             <w:r>
-              <w:t xml:space="preserve">Reproducibility</w:t>
+              <w:t xml:space="preserve">Offline replay</w:t>
             </w:r>
           </w:p>
         </w:tc>
@@ -691,7 +744,7 @@
               <w:jc w:val="left"/>
             </w:pPr>
             <w:r>
-              <w:t xml:space="preserve">8</w:t>
+              <w:t xml:space="preserve">11</w:t>
             </w:r>
           </w:p>
         </w:tc>
@@ -707,7 +760,7 @@
               <w:jc w:val="left"/>
             </w:pPr>
             <w:r>
-              <w:t xml:space="preserve">8.1</w:t>
+              <w:t xml:space="preserve">9</w:t>
             </w:r>
           </w:p>
         </w:tc>
@@ -721,7 +774,7 @@
               <w:jc w:val="left"/>
             </w:pPr>
             <w:r>
-              <w:t xml:space="preserve">The environment these commands assume</w:t>
+              <w:t xml:space="preserve">Baseline comparison, and its limits</w:t>
             </w:r>
           </w:p>
         </w:tc>
@@ -735,7 +788,7 @@
               <w:jc w:val="left"/>
             </w:pPr>
             <w:r>
-              <w:t xml:space="preserve">8</w:t>
+              <w:t xml:space="preserve">12</w:t>
             </w:r>
           </w:p>
         </w:tc>
@@ -751,7 +804,7 @@
               <w:jc w:val="left"/>
             </w:pPr>
             <w:r>
-              <w:t xml:space="preserve">8.2</w:t>
+              <w:t xml:space="preserve">10</w:t>
             </w:r>
           </w:p>
         </w:tc>
@@ -765,6 +818,94 @@
               <w:jc w:val="left"/>
             </w:pPr>
             <w:r>
+              <w:t xml:space="preserve">Reproducibility</w:t>
+            </w:r>
+          </w:p>
+        </w:tc>
+        <w:tc>
+          <w:tcPr>
+            <w:tcW w:type="dxa" w:w="780"/>
+          </w:tcPr>
+          <w:p>
+            <w:pPr>
+              <w:pStyle w:val="Compact"/>
+              <w:jc w:val="left"/>
+            </w:pPr>
+            <w:r>
+              <w:t xml:space="preserve">13</w:t>
+            </w:r>
+          </w:p>
+        </w:tc>
+      </w:tr>
+      <w:tr>
+        <w:tc>
+          <w:tcPr>
+            <w:tcW w:type="dxa" w:w="1213"/>
+          </w:tcPr>
+          <w:p>
+            <w:pPr>
+              <w:pStyle w:val="Compact"/>
+              <w:jc w:val="left"/>
+            </w:pPr>
+            <w:r>
+              <w:t xml:space="preserve">10.1</w:t>
+            </w:r>
+          </w:p>
+        </w:tc>
+        <w:tc>
+          <w:tcPr>
+            <w:tcW w:type="dxa" w:w="7367"/>
+          </w:tcPr>
+          <w:p>
+            <w:pPr>
+              <w:pStyle w:val="Compact"/>
+              <w:jc w:val="left"/>
+            </w:pPr>
+            <w:r>
+              <w:t xml:space="preserve">The environment these commands assume</w:t>
+            </w:r>
+          </w:p>
+        </w:tc>
+        <w:tc>
+          <w:tcPr>
+            <w:tcW w:type="dxa" w:w="780"/>
+          </w:tcPr>
+          <w:p>
+            <w:pPr>
+              <w:pStyle w:val="Compact"/>
+              <w:jc w:val="left"/>
+            </w:pPr>
+            <w:r>
+              <w:t xml:space="preserve">13</w:t>
+            </w:r>
+          </w:p>
+        </w:tc>
+      </w:tr>
+      <w:tr>
+        <w:tc>
+          <w:tcPr>
+            <w:tcW w:type="dxa" w:w="1213"/>
+          </w:tcPr>
+          <w:p>
+            <w:pPr>
+              <w:pStyle w:val="Compact"/>
+              <w:jc w:val="left"/>
+            </w:pPr>
+            <w:r>
+              <w:t xml:space="preserve">10.2</w:t>
+            </w:r>
+          </w:p>
+        </w:tc>
+        <w:tc>
+          <w:tcPr>
+            <w:tcW w:type="dxa" w:w="7367"/>
+          </w:tcPr>
+          <w:p>
+            <w:pPr>
+              <w:pStyle w:val="Compact"/>
+              <w:jc w:val="left"/>
+            </w:pPr>
+            <w:r>
               <w:t xml:space="preserve">Commands</w:t>
             </w:r>
           </w:p>
@@ -779,7 +920,7 @@
               <w:jc w:val="left"/>
             </w:pPr>
             <w:r>
-              <w:t xml:space="preserve">8</w:t>
+              <w:t xml:space="preserve">13</w:t>
             </w:r>
           </w:p>
         </w:tc>
@@ -827,16 +968,7 @@
         <w:t xml:space="preserve"> </w:t>
       </w:r>
       <w:r>
-        <w:t xml:space="preserve">API (</w:t>
-      </w:r>
-      <w:r>
-        <w:rPr>
-          <w:rStyle w:val="VerbatimChar"/>
-        </w:rPr>
-        <w:t xml:space="preserve">tools/run-evaluation.py</w:t>
-      </w:r>
-      <w:r>
-        <w:t xml:space="preserve">) rather than through unit-level mocks.</w:t>
+        <w:t xml:space="preserve">API rather than through unit-level mocks.</w:t>
       </w:r>
     </w:p>
     <w:tbl>
@@ -846,9 +978,10 @@
         <w:tblLook w:firstRow="1" w:lastRow="0" w:firstColumn="0" w:lastColumn="0" w:noHBand="0" w:noVBand="0" w:val="0020"/>
       </w:tblPr>
       <w:tblGrid>
-        <w:gridCol w:w="4045"/>
-        <w:gridCol w:w="3252"/>
-        <w:gridCol w:w="2062"/>
+        <w:gridCol w:w="1690"/>
+        <w:gridCol w:w="1560"/>
+        <w:gridCol w:w="3800"/>
+        <w:gridCol w:w="2310"/>
       </w:tblGrid>
       <w:tr>
         <w:trPr>
@@ -856,21 +989,35 @@
         </w:trPr>
         <w:tc>
           <w:tcPr>
-            <w:tcW w:type="dxa" w:w="4045"/>
-          </w:tcPr>
-          <w:p>
-            <w:pPr>
-              <w:pStyle w:val="Compact"/>
-              <w:jc w:val="left"/>
-            </w:pPr>
-            <w:r>
-              <w:t xml:space="preserve">Measure</w:t>
-            </w:r>
-          </w:p>
-        </w:tc>
-        <w:tc>
-          <w:tcPr>
-            <w:tcW w:type="dxa" w:w="3252"/>
+            <w:tcW w:type="dxa" w:w="1690"/>
+          </w:tcPr>
+          <w:p>
+            <w:pPr>
+              <w:pStyle w:val="Compact"/>
+              <w:jc w:val="left"/>
+            </w:pPr>
+            <w:r>
+              <w:t xml:space="preserve">Criterion (proposal Table 3)</w:t>
+            </w:r>
+          </w:p>
+        </w:tc>
+        <w:tc>
+          <w:tcPr>
+            <w:tcW w:type="dxa" w:w="1560"/>
+          </w:tcPr>
+          <w:p>
+            <w:pPr>
+              <w:pStyle w:val="Compact"/>
+              <w:jc w:val="left"/>
+            </w:pPr>
+            <w:r>
+              <w:t xml:space="preserve">Target</w:t>
+            </w:r>
+          </w:p>
+        </w:tc>
+        <w:tc>
+          <w:tcPr>
+            <w:tcW w:type="dxa" w:w="3800"/>
           </w:tcPr>
           <w:p>
             <w:pPr>
@@ -884,15 +1031,15 @@
         </w:tc>
         <w:tc>
           <w:tcPr>
-            <w:tcW w:type="dxa" w:w="2062"/>
-          </w:tcPr>
-          <w:p>
-            <w:pPr>
-              <w:pStyle w:val="Compact"/>
-              <w:jc w:val="left"/>
-            </w:pPr>
-            <w:r>
-              <w:t xml:space="preserve">Proposal threshold</w:t>
+            <w:tcW w:type="dxa" w:w="2310"/>
+          </w:tcPr>
+          <w:p>
+            <w:pPr>
+              <w:pStyle w:val="Compact"/>
+              <w:jc w:val="left"/>
+            </w:pPr>
+            <w:r>
+              <w:t xml:space="preserve">Status</w:t>
             </w:r>
           </w:p>
         </w:tc>
@@ -900,35 +1047,21 @@
       <w:tr>
         <w:tc>
           <w:tcPr>
-            <w:tcW w:type="dxa" w:w="4045"/>
-          </w:tcPr>
-          <w:p>
-            <w:pPr>
-              <w:pStyle w:val="Compact"/>
-              <w:jc w:val="left"/>
-            </w:pPr>
-            <w:r>
-              <w:t xml:space="preserve">Duplicate redemption rejection, sequential re-scans</w:t>
-            </w:r>
-          </w:p>
-        </w:tc>
-        <w:tc>
-          <w:tcPr>
-            <w:tcW w:type="dxa" w:w="3252"/>
-          </w:tcPr>
-          <w:p>
-            <w:pPr>
-              <w:pStyle w:val="Compact"/>
-              <w:jc w:val="left"/>
-            </w:pPr>
-            <w:r>
-              <w:t xml:space="preserve">100/100 (100%)</w:t>
-            </w:r>
-          </w:p>
-        </w:tc>
-        <w:tc>
-          <w:tcPr>
-            <w:tcW w:type="dxa" w:w="2062"/>
+            <w:tcW w:type="dxa" w:w="1690"/>
+          </w:tcPr>
+          <w:p>
+            <w:pPr>
+              <w:pStyle w:val="Compact"/>
+              <w:jc w:val="left"/>
+            </w:pPr>
+            <w:r>
+              <w:t xml:space="preserve">Duplicate redemption rejection, including concurrent submissions</w:t>
+            </w:r>
+          </w:p>
+        </w:tc>
+        <w:tc>
+          <w:tcPr>
+            <w:tcW w:type="dxa" w:w="1560"/>
           </w:tcPr>
           <w:p>
             <w:pPr>
@@ -937,6 +1070,34 @@
             </w:pPr>
             <w:r>
               <w:t xml:space="preserve">100%</w:t>
+            </w:r>
+          </w:p>
+        </w:tc>
+        <w:tc>
+          <w:tcPr>
+            <w:tcW w:type="dxa" w:w="3800"/>
+          </w:tcPr>
+          <w:p>
+            <w:pPr>
+              <w:pStyle w:val="Compact"/>
+              <w:jc w:val="left"/>
+            </w:pPr>
+            <w:r>
+              <w:t xml:space="preserve">100/100 sequential re-scans refused; on PostgreSQL behind five server processes, 50/50 five-way races with exactly one redemption with the lock, the constraint or both in place; with both removed, 48/50 vouchers redeemed more than once (Section 1)</w:t>
+            </w:r>
+          </w:p>
+        </w:tc>
+        <w:tc>
+          <w:tcPr>
+            <w:tcW w:type="dxa" w:w="2310"/>
+          </w:tcPr>
+          <w:p>
+            <w:pPr>
+              <w:pStyle w:val="Compact"/>
+              <w:jc w:val="left"/>
+            </w:pPr>
+            <w:r>
+              <w:t xml:space="preserve">Met</w:t>
             </w:r>
           </w:p>
         </w:tc>
@@ -944,43 +1105,57 @@
       <w:tr>
         <w:tc>
           <w:tcPr>
-            <w:tcW w:type="dxa" w:w="4045"/>
-          </w:tcPr>
-          <w:p>
-            <w:pPr>
-              <w:pStyle w:val="Compact"/>
-              <w:jc w:val="left"/>
-            </w:pPr>
-            <w:r>
-              <w:t xml:space="preserve">Duplicate redemption rejection, concurrent races</w:t>
-            </w:r>
-          </w:p>
-        </w:tc>
-        <w:tc>
-          <w:tcPr>
-            <w:tcW w:type="dxa" w:w="3252"/>
-          </w:tcPr>
-          <w:p>
-            <w:pPr>
-              <w:pStyle w:val="Compact"/>
-              <w:jc w:val="left"/>
-            </w:pPr>
-            <w:r>
-              <w:t xml:space="preserve">20/20 races, exactly one success each</w:t>
-            </w:r>
-          </w:p>
-        </w:tc>
-        <w:tc>
-          <w:tcPr>
-            <w:tcW w:type="dxa" w:w="2062"/>
-          </w:tcPr>
-          <w:p>
-            <w:pPr>
-              <w:pStyle w:val="Compact"/>
-              <w:jc w:val="left"/>
-            </w:pPr>
-            <w:r>
-              <w:t xml:space="preserve">100%</w:t>
+            <w:tcW w:type="dxa" w:w="1690"/>
+          </w:tcPr>
+          <w:p>
+            <w:pPr>
+              <w:pStyle w:val="Compact"/>
+              <w:jc w:val="left"/>
+            </w:pPr>
+            <w:r>
+              <w:t xml:space="preserve">Scan validation latency</w:t>
+            </w:r>
+          </w:p>
+        </w:tc>
+        <w:tc>
+          <w:tcPr>
+            <w:tcW w:type="dxa" w:w="1560"/>
+          </w:tcPr>
+          <w:p>
+            <w:pPr>
+              <w:pStyle w:val="Compact"/>
+              <w:jc w:val="left"/>
+            </w:pPr>
+            <w:r>
+              <w:t xml:space="preserve">median &lt; 500 ms, p95 &lt; 1 s</w:t>
+            </w:r>
+          </w:p>
+        </w:tc>
+        <w:tc>
+          <w:tcPr>
+            <w:tcW w:type="dxa" w:w="3800"/>
+          </w:tcPr>
+          <w:p>
+            <w:pPr>
+              <w:pStyle w:val="Compact"/>
+              <w:jc w:val="left"/>
+            </w:pPr>
+            <w:r>
+              <w:t xml:space="preserve">voucher scan 145.3 ms / 261.0 ms (n=200); session scan 128.4 ms / 228.7 ms (n=40)</w:t>
+            </w:r>
+          </w:p>
+        </w:tc>
+        <w:tc>
+          <w:tcPr>
+            <w:tcW w:type="dxa" w:w="2310"/>
+          </w:tcPr>
+          <w:p>
+            <w:pPr>
+              <w:pStyle w:val="Compact"/>
+              <w:jc w:val="left"/>
+            </w:pPr>
+            <w:r>
+              <w:t xml:space="preserve">Met on loopback only (Section 3)</w:t>
             </w:r>
           </w:p>
         </w:tc>
@@ -988,43 +1163,57 @@
       <w:tr>
         <w:tc>
           <w:tcPr>
-            <w:tcW w:type="dxa" w:w="4045"/>
-          </w:tcPr>
-          <w:p>
-            <w:pPr>
-              <w:pStyle w:val="Compact"/>
-              <w:jc w:val="left"/>
-            </w:pPr>
-            <w:r>
-              <w:t xml:space="preserve">Cross-category independence</w:t>
-            </w:r>
-          </w:p>
-        </w:tc>
-        <w:tc>
-          <w:tcPr>
-            <w:tcW w:type="dxa" w:w="3252"/>
-          </w:tcPr>
-          <w:p>
-            <w:pPr>
-              <w:pStyle w:val="Compact"/>
-              <w:jc w:val="left"/>
-            </w:pPr>
-            <w:r>
-              <w:t xml:space="preserve">20/20 attendees redeemed all 3 categories</w:t>
-            </w:r>
-          </w:p>
-        </w:tc>
-        <w:tc>
-          <w:tcPr>
-            <w:tcW w:type="dxa" w:w="2062"/>
-          </w:tcPr>
-          <w:p>
-            <w:pPr>
-              <w:pStyle w:val="Compact"/>
-              <w:jc w:val="left"/>
-            </w:pPr>
-            <w:r>
-              <w:t xml:space="preserve">all categories independent</w:t>
+            <w:tcW w:type="dxa" w:w="1690"/>
+          </w:tcPr>
+          <w:p>
+            <w:pPr>
+              <w:pStyle w:val="Compact"/>
+              <w:jc w:val="left"/>
+            </w:pPr>
+            <w:r>
+              <w:t xml:space="preserve">Dashboard freshness</w:t>
+            </w:r>
+          </w:p>
+        </w:tc>
+        <w:tc>
+          <w:tcPr>
+            <w:tcW w:type="dxa" w:w="1560"/>
+          </w:tcPr>
+          <w:p>
+            <w:pPr>
+              <w:pStyle w:val="Compact"/>
+              <w:jc w:val="left"/>
+            </w:pPr>
+            <w:r>
+              <w:t xml:space="preserve">≤ 30 s behind the database</w:t>
+            </w:r>
+          </w:p>
+        </w:tc>
+        <w:tc>
+          <w:tcPr>
+            <w:tcW w:type="dxa" w:w="3800"/>
+          </w:tcPr>
+          <w:p>
+            <w:pPr>
+              <w:pStyle w:val="Compact"/>
+              <w:jc w:val="left"/>
+            </w:pPr>
+            <w:r>
+              <w:t xml:space="preserve">20 injected check-ins: median 18.1 s, p95 28.4 s, max 28.5 s, 20/20 within 30 s</w:t>
+            </w:r>
+          </w:p>
+        </w:tc>
+        <w:tc>
+          <w:tcPr>
+            <w:tcW w:type="dxa" w:w="2310"/>
+          </w:tcPr>
+          <w:p>
+            <w:pPr>
+              <w:pStyle w:val="Compact"/>
+              <w:jc w:val="left"/>
+            </w:pPr>
+            <w:r>
+              <w:t xml:space="preserve">Met in the measured run; by design the worst case is one 30 s cycle plus a fetch, fractionally over 30 s (Section 4)</w:t>
             </w:r>
           </w:p>
         </w:tc>
@@ -1032,43 +1221,57 @@
       <w:tr>
         <w:tc>
           <w:tcPr>
-            <w:tcW w:type="dxa" w:w="4045"/>
-          </w:tcPr>
-          <w:p>
-            <w:pPr>
-              <w:pStyle w:val="Compact"/>
-              <w:jc w:val="left"/>
-            </w:pPr>
-            <w:r>
-              <w:t xml:space="preserve">Voucher scan latency, median / p95 (n=200)</w:t>
-            </w:r>
-          </w:p>
-        </w:tc>
-        <w:tc>
-          <w:tcPr>
-            <w:tcW w:type="dxa" w:w="3252"/>
-          </w:tcPr>
-          <w:p>
-            <w:pPr>
-              <w:pStyle w:val="Compact"/>
-              <w:jc w:val="left"/>
-            </w:pPr>
-            <w:r>
-              <w:t xml:space="preserve">187.5 ms / 286.7 ms</w:t>
-            </w:r>
-          </w:p>
-        </w:tc>
-        <w:tc>
-          <w:tcPr>
-            <w:tcW w:type="dxa" w:w="2062"/>
-          </w:tcPr>
-          <w:p>
-            <w:pPr>
-              <w:pStyle w:val="Compact"/>
-              <w:jc w:val="left"/>
-            </w:pPr>
-            <w:r>
-              <w:t xml:space="preserve">&lt; 500 ms / &lt; 1,000 ms</w:t>
+            <w:tcW w:type="dxa" w:w="1690"/>
+          </w:tcPr>
+          <w:p>
+            <w:pPr>
+              <w:pStyle w:val="Compact"/>
+              <w:jc w:val="left"/>
+            </w:pPr>
+            <w:r>
+              <w:t xml:space="preserve">Capacity warning before 100% occupancy</w:t>
+            </w:r>
+          </w:p>
+        </w:tc>
+        <w:tc>
+          <w:tcPr>
+            <w:tcW w:type="dxa" w:w="1560"/>
+          </w:tcPr>
+          <w:p>
+            <w:pPr>
+              <w:pStyle w:val="Compact"/>
+              <w:jc w:val="left"/>
+            </w:pPr>
+            <w:r>
+              <w:t xml:space="preserve">warning delivered before full</w:t>
+            </w:r>
+          </w:p>
+        </w:tc>
+        <w:tc>
+          <w:tcPr>
+            <w:tcW w:type="dxa" w:w="3800"/>
+          </w:tcPr>
+          <w:p>
+            <w:pPr>
+              <w:pStyle w:val="Compact"/>
+              <w:jc w:val="left"/>
+            </w:pPr>
+            <w:r>
+              <w:t xml:space="preserve">two automated transition tests; one observation on an emulator</w:t>
+            </w:r>
+          </w:p>
+        </w:tc>
+        <w:tc>
+          <w:tcPr>
+            <w:tcW w:type="dxa" w:w="2310"/>
+          </w:tcPr>
+          <w:p>
+            <w:pPr>
+              <w:pStyle w:val="Compact"/>
+              <w:jc w:val="left"/>
+            </w:pPr>
+            <w:r>
+              <w:t xml:space="preserve">Partly met: shown, not timed</w:t>
             </w:r>
           </w:p>
         </w:tc>
@@ -1076,43 +1279,57 @@
       <w:tr>
         <w:tc>
           <w:tcPr>
-            <w:tcW w:type="dxa" w:w="4045"/>
-          </w:tcPr>
-          <w:p>
-            <w:pPr>
-              <w:pStyle w:val="Compact"/>
-              <w:jc w:val="left"/>
-            </w:pPr>
-            <w:r>
-              <w:t xml:space="preserve">Session scan latency, median / p95 (n=40)</w:t>
-            </w:r>
-          </w:p>
-        </w:tc>
-        <w:tc>
-          <w:tcPr>
-            <w:tcW w:type="dxa" w:w="3252"/>
-          </w:tcPr>
-          <w:p>
-            <w:pPr>
-              <w:pStyle w:val="Compact"/>
-              <w:jc w:val="left"/>
-            </w:pPr>
-            <w:r>
-              <w:t xml:space="preserve">174.5 ms / 266.5 ms</w:t>
-            </w:r>
-          </w:p>
-        </w:tc>
-        <w:tc>
-          <w:tcPr>
-            <w:tcW w:type="dxa" w:w="2062"/>
-          </w:tcPr>
-          <w:p>
-            <w:pPr>
-              <w:pStyle w:val="Compact"/>
-              <w:jc w:val="left"/>
-            </w:pPr>
-            <w:r>
-              <w:t xml:space="preserve">&lt; 500 ms / &lt; 1,000 ms</w:t>
+            <w:tcW w:type="dxa" w:w="1690"/>
+          </w:tcPr>
+          <w:p>
+            <w:pPr>
+              <w:pStyle w:val="Compact"/>
+              <w:jc w:val="left"/>
+            </w:pPr>
+            <w:r>
+              <w:t xml:space="preserve">Push delivery</w:t>
+            </w:r>
+          </w:p>
+        </w:tc>
+        <w:tc>
+          <w:tcPr>
+            <w:tcW w:type="dxa" w:w="1560"/>
+          </w:tcPr>
+          <w:p>
+            <w:pPr>
+              <w:pStyle w:val="Compact"/>
+              <w:jc w:val="left"/>
+            </w:pPr>
+            <w:r>
+              <w:t xml:space="preserve">≥ 95% of online devices within 30 s</w:t>
+            </w:r>
+          </w:p>
+        </w:tc>
+        <w:tc>
+          <w:tcPr>
+            <w:tcW w:type="dxa" w:w="3800"/>
+          </w:tcPr>
+          <w:p>
+            <w:pPr>
+              <w:pStyle w:val="Compact"/>
+              <w:jc w:val="left"/>
+            </w:pPr>
+            <w:r>
+              <w:t xml:space="preserve">one device, one observed delivery of about 5 s</w:t>
+            </w:r>
+          </w:p>
+        </w:tc>
+        <w:tc>
+          <w:tcPr>
+            <w:tcW w:type="dxa" w:w="2310"/>
+          </w:tcPr>
+          <w:p>
+            <w:pPr>
+              <w:pStyle w:val="Compact"/>
+              <w:jc w:val="left"/>
+            </w:pPr>
+            <w:r>
+              <w:t xml:space="preserve">Not measured</w:t>
             </w:r>
           </w:p>
         </w:tc>
@@ -1120,43 +1337,57 @@
       <w:tr>
         <w:tc>
           <w:tcPr>
-            <w:tcW w:type="dxa" w:w="4045"/>
-          </w:tcPr>
-          <w:p>
-            <w:pPr>
-              <w:pStyle w:val="Compact"/>
-              <w:jc w:val="left"/>
-            </w:pPr>
-            <w:r>
-              <w:t xml:space="preserve">Session duplicate rejection</w:t>
-            </w:r>
-          </w:p>
-        </w:tc>
-        <w:tc>
-          <w:tcPr>
-            <w:tcW w:type="dxa" w:w="3252"/>
-          </w:tcPr>
-          <w:p>
-            <w:pPr>
-              <w:pStyle w:val="Compact"/>
-              <w:jc w:val="left"/>
-            </w:pPr>
-            <w:r>
-              <w:t xml:space="preserve">20/20 (100%)</w:t>
-            </w:r>
-          </w:p>
-        </w:tc>
-        <w:tc>
-          <w:tcPr>
-            <w:tcW w:type="dxa" w:w="2062"/>
-          </w:tcPr>
-          <w:p>
-            <w:pPr>
-              <w:pStyle w:val="Compact"/>
-              <w:jc w:val="left"/>
-            </w:pPr>
-            <w:r>
-              <w:t xml:space="preserve">100%</w:t>
+            <w:tcW w:type="dxa" w:w="1690"/>
+          </w:tcPr>
+          <w:p>
+            <w:pPr>
+              <w:pStyle w:val="Compact"/>
+              <w:jc w:val="left"/>
+            </w:pPr>
+            <w:r>
+              <w:t xml:space="preserve">In-app inbox reach</w:t>
+            </w:r>
+          </w:p>
+        </w:tc>
+        <w:tc>
+          <w:tcPr>
+            <w:tcW w:type="dxa" w:w="1560"/>
+          </w:tcPr>
+          <w:p>
+            <w:pPr>
+              <w:pStyle w:val="Compact"/>
+              <w:jc w:val="left"/>
+            </w:pPr>
+            <w:r>
+              <w:t xml:space="preserve">100% of recipients on next open</w:t>
+            </w:r>
+          </w:p>
+        </w:tc>
+        <w:tc>
+          <w:tcPr>
+            <w:tcW w:type="dxa" w:w="3800"/>
+          </w:tcPr>
+          <w:p>
+            <w:pPr>
+              <w:pStyle w:val="Compact"/>
+              <w:jc w:val="left"/>
+            </w:pPr>
+            <w:r>
+              <w:t xml:space="preserve">a recipient record for every recipient, inbox reads filtered to recipients and tested; not measured on devices</w:t>
+            </w:r>
+          </w:p>
+        </w:tc>
+        <w:tc>
+          <w:tcPr>
+            <w:tcW w:type="dxa" w:w="2310"/>
+          </w:tcPr>
+          <w:p>
+            <w:pPr>
+              <w:pStyle w:val="Compact"/>
+              <w:jc w:val="left"/>
+            </w:pPr>
+            <w:r>
+              <w:t xml:space="preserve">Partly met</w:t>
             </w:r>
           </w:p>
         </w:tc>
@@ -1164,43 +1395,57 @@
       <w:tr>
         <w:tc>
           <w:tcPr>
-            <w:tcW w:type="dxa" w:w="4045"/>
-          </w:tcPr>
-          <w:p>
-            <w:pPr>
-              <w:pStyle w:val="Compact"/>
-              <w:jc w:val="left"/>
-            </w:pPr>
-            <w:r>
-              <w:t xml:space="preserve">Dashboard/analytics freshness, worst case</w:t>
-            </w:r>
-          </w:p>
-        </w:tc>
-        <w:tc>
-          <w:tcPr>
-            <w:tcW w:type="dxa" w:w="3252"/>
-          </w:tcPr>
-          <w:p>
-            <w:pPr>
-              <w:pStyle w:val="Compact"/>
-              <w:jc w:val="left"/>
-            </w:pPr>
-            <w:r>
-              <w:t xml:space="preserve">≈ 30.2 s (30 s poll + 211.6 ms endpoint)</w:t>
-            </w:r>
-          </w:p>
-        </w:tc>
-        <w:tc>
-          <w:tcPr>
-            <w:tcW w:type="dxa" w:w="2062"/>
-          </w:tcPr>
-          <w:p>
-            <w:pPr>
-              <w:pStyle w:val="Compact"/>
-              <w:jc w:val="left"/>
-            </w:pPr>
-            <w:r>
-              <w:t xml:space="preserve">≤ 30 s</w:t>
+            <w:tcW w:type="dxa" w:w="1690"/>
+          </w:tcPr>
+          <w:p>
+            <w:pPr>
+              <w:pStyle w:val="Compact"/>
+              <w:jc w:val="left"/>
+            </w:pPr>
+            <w:r>
+              <w:t xml:space="preserve">Export correctness</w:t>
+            </w:r>
+          </w:p>
+        </w:tc>
+        <w:tc>
+          <w:tcPr>
+            <w:tcW w:type="dxa" w:w="1560"/>
+          </w:tcPr>
+          <w:p>
+            <w:pPr>
+              <w:pStyle w:val="Compact"/>
+              <w:jc w:val="left"/>
+            </w:pPr>
+            <w:r>
+              <w:t xml:space="preserve">row counts and totals equal to the database</w:t>
+            </w:r>
+          </w:p>
+        </w:tc>
+        <w:tc>
+          <w:tcPr>
+            <w:tcW w:type="dxa" w:w="3800"/>
+          </w:tcPr>
+          <w:p>
+            <w:pPr>
+              <w:pStyle w:val="Compact"/>
+              <w:jc w:val="left"/>
+            </w:pPr>
+            <w:r>
+              <w:t xml:space="preserve">all four exports equal to direct SQL on row counts and on a total each (Section 5)</w:t>
+            </w:r>
+          </w:p>
+        </w:tc>
+        <w:tc>
+          <w:tcPr>
+            <w:tcW w:type="dxa" w:w="2310"/>
+          </w:tcPr>
+          <w:p>
+            <w:pPr>
+              <w:pStyle w:val="Compact"/>
+              <w:jc w:val="left"/>
+            </w:pPr>
+            <w:r>
+              <w:t xml:space="preserve">Met</w:t>
             </w:r>
           </w:p>
         </w:tc>
@@ -1208,43 +1453,57 @@
       <w:tr>
         <w:tc>
           <w:tcPr>
-            <w:tcW w:type="dxa" w:w="4045"/>
-          </w:tcPr>
-          <w:p>
-            <w:pPr>
-              <w:pStyle w:val="Compact"/>
-              <w:jc w:val="left"/>
-            </w:pPr>
-            <w:r>
-              <w:t xml:space="preserve">Export correctness</w:t>
-            </w:r>
-          </w:p>
-        </w:tc>
-        <w:tc>
-          <w:tcPr>
-            <w:tcW w:type="dxa" w:w="3252"/>
-          </w:tcPr>
-          <w:p>
-            <w:pPr>
-              <w:pStyle w:val="Compact"/>
-              <w:jc w:val="left"/>
-            </w:pPr>
-            <w:r>
-              <w:t xml:space="preserve">exact (780/780 rows across both reports)</w:t>
-            </w:r>
-          </w:p>
-        </w:tc>
-        <w:tc>
-          <w:tcPr>
-            <w:tcW w:type="dxa" w:w="2062"/>
-          </w:tcPr>
-          <w:p>
-            <w:pPr>
-              <w:pStyle w:val="Compact"/>
-              <w:jc w:val="left"/>
-            </w:pPr>
-            <w:r>
-              <w:t xml:space="preserve">exact</w:t>
+            <w:tcW w:type="dxa" w:w="1690"/>
+          </w:tcPr>
+          <w:p>
+            <w:pPr>
+              <w:pStyle w:val="Compact"/>
+              <w:jc w:val="left"/>
+            </w:pPr>
+            <w:r>
+              <w:t xml:space="preserve">Comparison with a manual baseline</w:t>
+            </w:r>
+          </w:p>
+        </w:tc>
+        <w:tc>
+          <w:tcPr>
+            <w:tcW w:type="dxa" w:w="1560"/>
+          </w:tcPr>
+          <w:p>
+            <w:pPr>
+              <w:pStyle w:val="Compact"/>
+              <w:jc w:val="left"/>
+            </w:pPr>
+            <w:r>
+              <w:t xml:space="preserve">measured against a staffed paper line</w:t>
+            </w:r>
+          </w:p>
+        </w:tc>
+        <w:tc>
+          <w:tcPr>
+            <w:tcW w:type="dxa" w:w="3800"/>
+          </w:tcPr>
+          <w:p>
+            <w:pPr>
+              <w:pStyle w:val="Compact"/>
+              <w:jc w:val="left"/>
+            </w:pPr>
+            <w:r>
+              <w:t xml:space="preserve">not run (Section 9)</w:t>
+            </w:r>
+          </w:p>
+        </w:tc>
+        <w:tc>
+          <w:tcPr>
+            <w:tcW w:type="dxa" w:w="2310"/>
+          </w:tcPr>
+          <w:p>
+            <w:pPr>
+              <w:pStyle w:val="Compact"/>
+              <w:jc w:val="left"/>
+            </w:pPr>
+            <w:r>
+              <w:t xml:space="preserve">Not run</w:t>
             </w:r>
           </w:p>
         </w:tc>
@@ -1255,25 +1514,31 @@
         <w:pStyle w:val="BodyText"/>
       </w:pPr>
       <w:r>
-        <w:t xml:space="preserve">Every committed acceptance criterion in Table 3 is met, with margin, on this</w:t>
-      </w:r>
-      <w:r>
-        <w:t xml:space="preserve"> </w:t>
-      </w:r>
-      <w:r>
-        <w:t xml:space="preserve">run. The narrowest margin is dashboard freshness, which is bound by the</w:t>
-      </w:r>
-      <w:r>
-        <w:t xml:space="preserve"> </w:t>
-      </w:r>
-      <w:r>
-        <w:t xml:space="preserve">30-second polling interval documented as a deliberate trade-off in the</w:t>
-      </w:r>
-      <w:r>
-        <w:t xml:space="preserve"> </w:t>
-      </w:r>
-      <w:r>
-        <w:t xml:space="preserve">proposal's limitations (Section 8), not by anything measured here.</w:t>
+        <w:t xml:space="preserve">Four criteria are met, one of them on loopback only; two are partly met; push</w:t>
+      </w:r>
+      <w:r>
+        <w:t xml:space="preserve"> </w:t>
+      </w:r>
+      <w:r>
+        <w:t xml:space="preserve">delivery across a fleet was not measured; and the manual baseline was not</w:t>
+      </w:r>
+      <w:r>
+        <w:t xml:space="preserve"> </w:t>
+      </w:r>
+      <w:r>
+        <w:t xml:space="preserve">run. Two further results test the guarantees the design rests on: all three</w:t>
+      </w:r>
+      <w:r>
+        <w:t xml:space="preserve"> </w:t>
+      </w:r>
+      <w:r>
+        <w:t xml:space="preserve">categories were redeemable independently for 20 of 20 attendees, and 20 of 20</w:t>
+      </w:r>
+      <w:r>
+        <w:t xml:space="preserve"> </w:t>
+      </w:r>
+      <w:r>
+        <w:t xml:space="preserve">sequential duplicate session scans were refused.</w:t>
       </w:r>
     </w:p>
     <w:p>
@@ -1281,7 +1546,7 @@
         <w:pStyle w:val="BodyText"/>
       </w:pPr>
       <w:r>
-        <w:t xml:space="preserve">Source:</w:t>
+        <w:t xml:space="preserve">Sources:</w:t>
       </w:r>
       <w:r>
         <w:t xml:space="preserve"> </w:t>
@@ -1293,10 +1558,10 @@
         <w:t xml:space="preserve">tools/evaluation-results.json</w:t>
       </w:r>
       <w:r>
-        <w:t xml:space="preserve">, produced by</w:t>
-      </w:r>
-      <w:r>
-        <w:t xml:space="preserve"> </w:t>
+        <w:t xml:space="preserve"> </w:t>
+      </w:r>
+      <w:r>
+        <w:t xml:space="preserve">(</w:t>
       </w:r>
       <w:r>
         <w:rPr>
@@ -1320,7 +1585,55 @@
         <w:t xml:space="preserve">tools/seed-evaluation-event.php</w:t>
       </w:r>
       <w:r>
-        <w:t xml:space="preserve">.</w:t>
+        <w:t xml:space="preserve">),</w:t>
+      </w:r>
+      <w:r>
+        <w:t xml:space="preserve"> </w:t>
+      </w:r>
+      <w:r>
+        <w:rPr>
+          <w:rStyle w:val="VerbatimChar"/>
+        </w:rPr>
+        <w:t xml:space="preserve">tools/concurrency-results.json</w:t>
+      </w:r>
+      <w:r>
+        <w:t xml:space="preserve"> </w:t>
+      </w:r>
+      <w:r>
+        <w:t xml:space="preserve">(</w:t>
+      </w:r>
+      <w:r>
+        <w:rPr>
+          <w:rStyle w:val="VerbatimChar"/>
+        </w:rPr>
+        <w:t xml:space="preserve">python tools/run-concurrency-experiment.py</w:t>
+      </w:r>
+      <w:r>
+        <w:t xml:space="preserve">) and</w:t>
+      </w:r>
+      <w:r>
+        <w:t xml:space="preserve"> </w:t>
+      </w:r>
+      <w:r>
+        <w:rPr>
+          <w:rStyle w:val="VerbatimChar"/>
+        </w:rPr>
+        <w:t xml:space="preserve">tools/freshness-results.json</w:t>
+      </w:r>
+      <w:r>
+        <w:t xml:space="preserve"> </w:t>
+      </w:r>
+      <w:r>
+        <w:t xml:space="preserve">(</w:t>
+      </w:r>
+      <w:r>
+        <w:rPr>
+          <w:rStyle w:val="VerbatimChar"/>
+        </w:rPr>
+        <w:t xml:space="preserve">python tools/measure-dashboard-freshness.py</w:t>
+      </w:r>
+      <w:r>
+        <w:t xml:space="preserve">).</w:t>
       </w:r>
     </w:p>
     <w:bookmarkEnd w:id="11"/>
@@ -1357,16 +1670,16 @@
         <w:rPr>
           <w:rStyle w:val="VerbatimChar"/>
         </w:rPr>
-        <w:t xml:space="preserve">milestone-12-final-submission</w:t>
-      </w:r>
-      <w:r>
-        <w:t xml:space="preserve">. The exact commit it</w:t>
-      </w:r>
-      <w:r>
-        <w:t xml:space="preserve"> </w:t>
-      </w:r>
-      <w:r>
-        <w:t xml:space="preserve">resolves to is verifiable with:</w:t>
+        <w:t xml:space="preserve">final-resubmission</w:t>
+      </w:r>
+      <w:r>
+        <w:t xml:space="preserve">. The exact commit it resolves to</w:t>
+      </w:r>
+      <w:r>
+        <w:t xml:space="preserve"> </w:t>
+      </w:r>
+      <w:r>
+        <w:t xml:space="preserve">is verifiable with:</w:t>
       </w:r>
     </w:p>
     <w:p>
@@ -1395,7 +1708,7 @@
         <w:rPr>
           <w:rStyle w:val="NormalTok"/>
         </w:rPr>
-        <w:t xml:space="preserve"> milestone-12-final-submission</w:t>
+        <w:t xml:space="preserve"> final-resubmission</w:t>
       </w:r>
     </w:p>
     <w:p>
@@ -1409,7 +1722,7 @@
         <w:rPr>
           <w:rStyle w:val="VerbatimChar"/>
         </w:rPr>
-        <w:t xml:space="preserve">milestone-12-final-submission</w:t>
+        <w:t xml:space="preserve">final-resubmission</w:t>
       </w:r>
       <w:r>
         <w:t xml:space="preserve"> </w:t>
@@ -1430,13 +1743,13 @@
         <w:t xml:space="preserve"> </w:t>
       </w:r>
       <w:r>
-        <w:t xml:space="preserve">on it</w:t>
-      </w:r>
-      <w:r>
-        <w:t xml:space="preserve"> </w:t>
-      </w:r>
-      <w:r>
-        <w:t xml:space="preserve">returns the tag object's own hash, not the commit, so use</w:t>
+        <w:t xml:space="preserve">on it returns</w:t>
+      </w:r>
+      <w:r>
+        <w:t xml:space="preserve"> </w:t>
+      </w:r>
+      <w:r>
+        <w:t xml:space="preserve">the tag object's own hash, not the commit, so use</w:t>
       </w:r>
       <w:r>
         <w:t xml:space="preserve"> </w:t>
@@ -1460,42 +1773,13 @@
         <w:rPr>
           <w:rStyle w:val="VerbatimChar"/>
         </w:rPr>
-        <w:t xml:space="preserve">rev-parse milestone-12-final-submission^{commit}</w:t>
+        <w:t xml:space="preserve">rev-parse final-resubmission^{commit}</w:t>
       </w:r>
       <w:r>
         <w:t xml:space="preserve"> </w:t>
       </w:r>
       <w:r>
         <w:t xml:space="preserve">to resolve to the commit.)</w:t>
-      </w:r>
-    </w:p>
-    <w:p>
-      <w:pPr>
-        <w:pStyle w:val="BodyText"/>
-      </w:pPr>
-      <w:r>
-        <w:t xml:space="preserve">The tag table in</w:t>
-      </w:r>
-      <w:r>
-        <w:t xml:space="preserve"> </w:t>
-      </w:r>
-      <w:r>
-        <w:rPr>
-          <w:rStyle w:val="VerbatimChar"/>
-        </w:rPr>
-        <w:t xml:space="preserve">docs/evidence_index.md</w:t>
-      </w:r>
-      <w:r>
-        <w:t xml:space="preserve"> </w:t>
-      </w:r>
-      <w:r>
-        <w:t xml:space="preserve">records the same mapping and what</w:t>
-      </w:r>
-      <w:r>
-        <w:t xml:space="preserve"> </w:t>
-      </w:r>
-      <w:r>
-        <w:t xml:space="preserve">is present in that tree.</w:t>
       </w:r>
     </w:p>
     <w:p>
@@ -1513,7 +1797,13 @@
         <w:t xml:space="preserve"> </w:t>
       </w:r>
       <w:r>
-        <w:t xml:space="preserve">Command and output, run on PHP 8.5.8 with PostgreSQL 18:</w:t>
+        <w:t xml:space="preserve">Command and output, run on PHP 8.5.8 with PostgreSQL 18.2 on</w:t>
+      </w:r>
+      <w:r>
+        <w:t xml:space="preserve"> </w:t>
+      </w:r>
+      <w:r>
+        <w:t xml:space="preserve">10 October 2026:</w:t>
       </w:r>
     </w:p>
     <w:p>
@@ -1533,7 +1823,7 @@
         <w:rPr>
           <w:rStyle w:val="VerbatimChar"/>
         </w:rPr>
-        <w:t xml:space="preserve">{"tool":"phpunit","result":"passed","tests":55,"passed":55,"assertions":213}</w:t>
+        <w:t xml:space="preserve">{"tool":"phpunit","result":"passed","tests":70,"passed":70,"assertions":288}</w:t>
       </w:r>
     </w:p>
     <w:p>
@@ -1541,6 +1831,494 @@
         <w:pStyle w:val="FirstParagraph"/>
       </w:pPr>
       <w:r>
+        <w:t xml:space="preserve">Of those 70 tests, 31 (152 assertions) are this component's, all in</w:t>
+      </w:r>
+      <w:r>
+        <w:t xml:space="preserve"> </w:t>
+      </w:r>
+      <w:r>
+        <w:rPr>
+          <w:rStyle w:val="VerbatimChar"/>
+        </w:rPr>
+        <w:t xml:space="preserve">tests/Feature/ConferenceApiTest.php</w:t>
+      </w:r>
+      <w:r>
+        <w:t xml:space="preserve">. The other 39 are the Laravel starter</w:t>
+      </w:r>
+      <w:r>
+        <w:t xml:space="preserve"> </w:t>
+      </w:r>
+      <w:r>
+        <w:t xml:space="preserve">kit's example, dashboard, authentication and settings tests, which came with</w:t>
+      </w:r>
+      <w:r>
+        <w:t xml:space="preserve"> </w:t>
+      </w:r>
+      <w:r>
+        <w:t xml:space="preserve">the application scaffold and test none of this component's behaviour. Twelve</w:t>
+      </w:r>
+      <w:r>
+        <w:t xml:space="preserve"> </w:t>
+      </w:r>
+      <w:r>
+        <w:t xml:space="preserve">of the 39 render pages and need the frontend built (</w:t>
+      </w:r>
+      <w:r>
+        <w:rPr>
+          <w:rStyle w:val="VerbatimChar"/>
+        </w:rPr>
+        <w:t xml:space="preserve">npm run build</w:t>
+      </w:r>
+      <w:r>
+        <w:t xml:space="preserve">) before</w:t>
+      </w:r>
+      <w:r>
+        <w:t xml:space="preserve"> </w:t>
+      </w:r>
+      <w:r>
+        <w:t xml:space="preserve">they pass. The 31 component tests are:</w:t>
+      </w:r>
+    </w:p>
+    <w:p>
+      <w:pPr>
+        <w:pStyle w:val="Compact"/>
+        <w:numPr>
+          <w:ilvl w:val="0"/>
+          <w:numId w:val="1001"/>
+        </w:numPr>
+      </w:pPr>
+      <w:r>
+        <w:t xml:space="preserve">authentication and roles:</w:t>
+      </w:r>
+      <w:r>
+        <w:t xml:space="preserve"> </w:t>
+      </w:r>
+      <w:r>
+        <w:rPr>
+          <w:rStyle w:val="VerbatimChar"/>
+        </w:rPr>
+        <w:t xml:space="preserve">test_login_returns_token</w:t>
+      </w:r>
+      <w:r>
+        <w:t xml:space="preserve">,</w:t>
+      </w:r>
+      <w:r>
+        <w:t xml:space="preserve"> </w:t>
+      </w:r>
+      <w:r>
+        <w:rPr>
+          <w:rStyle w:val="VerbatimChar"/>
+        </w:rPr>
+        <w:t xml:space="preserve">test_register_cannot_pick_organiser_role</w:t>
+      </w:r>
+    </w:p>
+    <w:p>
+      <w:pPr>
+        <w:pStyle w:val="Compact"/>
+        <w:numPr>
+          <w:ilvl w:val="0"/>
+          <w:numId w:val="1001"/>
+        </w:numPr>
+      </w:pPr>
+      <w:r>
+        <w:t xml:space="preserve">analytics:</w:t>
+      </w:r>
+      <w:r>
+        <w:t xml:space="preserve"> </w:t>
+      </w:r>
+      <w:r>
+        <w:rPr>
+          <w:rStyle w:val="VerbatimChar"/>
+        </w:rPr>
+        <w:t xml:space="preserve">test_analytics_summary_endpoint</w:t>
+      </w:r>
+    </w:p>
+    <w:p>
+      <w:pPr>
+        <w:pStyle w:val="Compact"/>
+        <w:numPr>
+          <w:ilvl w:val="0"/>
+          <w:numId w:val="1001"/>
+        </w:numPr>
+      </w:pPr>
+      <w:r>
+        <w:t xml:space="preserve">meal vouchers:</w:t>
+      </w:r>
+      <w:r>
+        <w:t xml:space="preserve"> </w:t>
+      </w:r>
+      <w:r>
+        <w:rPr>
+          <w:rStyle w:val="VerbatimChar"/>
+        </w:rPr>
+        <w:t xml:space="preserve">test_valid_meal_voucher_scan</w:t>
+      </w:r>
+      <w:r>
+        <w:t xml:space="preserve">,</w:t>
+      </w:r>
+      <w:r>
+        <w:t xml:space="preserve"> </w:t>
+      </w:r>
+      <w:r>
+        <w:rPr>
+          <w:rStyle w:val="VerbatimChar"/>
+        </w:rPr>
+        <w:t xml:space="preserve">test_duplicate_meal_voucher_scan_rejected</w:t>
+      </w:r>
+      <w:r>
+        <w:t xml:space="preserve">,</w:t>
+      </w:r>
+      <w:r>
+        <w:t xml:space="preserve"> </w:t>
+      </w:r>
+      <w:r>
+        <w:rPr>
+          <w:rStyle w:val="VerbatimChar"/>
+        </w:rPr>
+        <w:t xml:space="preserve">test_constraint_rejection_returns_409_not_500</w:t>
+      </w:r>
+      <w:r>
+        <w:t xml:space="preserve">,</w:t>
+      </w:r>
+      <w:r>
+        <w:t xml:space="preserve"> </w:t>
+      </w:r>
+      <w:r>
+        <w:rPr>
+          <w:rStyle w:val="VerbatimChar"/>
+        </w:rPr>
+        <w:t xml:space="preserve">test_invalid_meal_voucher_scan_rejected</w:t>
+      </w:r>
+      <w:r>
+        <w:t xml:space="preserve">,</w:t>
+      </w:r>
+      <w:r>
+        <w:t xml:space="preserve"> </w:t>
+      </w:r>
+      <w:r>
+        <w:rPr>
+          <w:rStyle w:val="VerbatimChar"/>
+        </w:rPr>
+        <w:t xml:space="preserve">test_redeeming_one_category_leaves_the_attendees_other_categories_redeemable</w:t>
+      </w:r>
+      <w:r>
+        <w:t xml:space="preserve">,</w:t>
+      </w:r>
+      <w:r>
+        <w:t xml:space="preserve"> </w:t>
+      </w:r>
+      <w:r>
+        <w:rPr>
+          <w:rStyle w:val="VerbatimChar"/>
+        </w:rPr>
+        <w:t xml:space="preserve">test_redemptions_cannot_be_edited_or_deleted_away</w:t>
+      </w:r>
+    </w:p>
+    <w:p>
+      <w:pPr>
+        <w:pStyle w:val="Compact"/>
+        <w:numPr>
+          <w:ilvl w:val="0"/>
+          <w:numId w:val="1001"/>
+        </w:numPr>
+      </w:pPr>
+      <w:r>
+        <w:t xml:space="preserve">sessions and check-in:</w:t>
+      </w:r>
+      <w:r>
+        <w:t xml:space="preserve"> </w:t>
+      </w:r>
+      <w:r>
+        <w:rPr>
+          <w:rStyle w:val="VerbatimChar"/>
+        </w:rPr>
+        <w:t xml:space="preserve">test_valid_session_attendance_scan</w:t>
+      </w:r>
+      <w:r>
+        <w:t xml:space="preserve">,</w:t>
+      </w:r>
+      <w:r>
+        <w:t xml:space="preserve"> </w:t>
+      </w:r>
+      <w:r>
+        <w:rPr>
+          <w:rStyle w:val="VerbatimChar"/>
+        </w:rPr>
+        <w:t xml:space="preserve">test_duplicate_session_attendance_scan_rejected</w:t>
+      </w:r>
+      <w:r>
+        <w:t xml:space="preserve">,</w:t>
+      </w:r>
+      <w:r>
+        <w:t xml:space="preserve"> </w:t>
+      </w:r>
+      <w:r>
+        <w:rPr>
+          <w:rStyle w:val="VerbatimChar"/>
+        </w:rPr>
+        <w:t xml:space="preserve">test_session_scan_that_loses_a_race_gets_409_not_500</w:t>
+      </w:r>
+      <w:r>
+        <w:t xml:space="preserve">,</w:t>
+      </w:r>
+      <w:r>
+        <w:t xml:space="preserve"> </w:t>
+      </w:r>
+      <w:r>
+        <w:rPr>
+          <w:rStyle w:val="VerbatimChar"/>
+        </w:rPr>
+        <w:t xml:space="preserve">test_check_in_that_loses_a_race_is_a_duplicate_not_a_500</w:t>
+      </w:r>
+      <w:r>
+        <w:t xml:space="preserve">,</w:t>
+      </w:r>
+      <w:r>
+        <w:t xml:space="preserve"> </w:t>
+      </w:r>
+      <w:r>
+        <w:rPr>
+          <w:rStyle w:val="VerbatimChar"/>
+        </w:rPr>
+        <w:t xml:space="preserve">test_session_scan_records_the_scanning_device</w:t>
+      </w:r>
+      <w:r>
+        <w:t xml:space="preserve">,</w:t>
+      </w:r>
+      <w:r>
+        <w:t xml:space="preserve"> </w:t>
+      </w:r>
+      <w:r>
+        <w:rPr>
+          <w:rStyle w:val="VerbatimChar"/>
+        </w:rPr>
+        <w:t xml:space="preserve">test_capacity_threshold_transitions_alert_organisers</w:t>
+      </w:r>
+    </w:p>
+    <w:p>
+      <w:pPr>
+        <w:pStyle w:val="Compact"/>
+        <w:numPr>
+          <w:ilvl w:val="0"/>
+          <w:numId w:val="1001"/>
+        </w:numPr>
+      </w:pPr>
+      <w:r>
+        <w:t xml:space="preserve">notifications:</w:t>
+      </w:r>
+      <w:r>
+        <w:t xml:space="preserve"> </w:t>
+      </w:r>
+      <w:r>
+        <w:rPr>
+          <w:rStyle w:val="VerbatimChar"/>
+        </w:rPr>
+        <w:t xml:space="preserve">test_notification_send_in_demo_mode</w:t>
+      </w:r>
+      <w:r>
+        <w:t xml:space="preserve">,</w:t>
+      </w:r>
+      <w:r>
+        <w:t xml:space="preserve"> </w:t>
+      </w:r>
+      <w:r>
+        <w:rPr>
+          <w:rStyle w:val="VerbatimChar"/>
+        </w:rPr>
+        <w:t xml:space="preserve">test_missing_firebase_config_fails_instead_of_faking_success</w:t>
+      </w:r>
+      <w:r>
+        <w:t xml:space="preserve">,</w:t>
+      </w:r>
+      <w:r>
+        <w:t xml:space="preserve"> </w:t>
+      </w:r>
+      <w:r>
+        <w:rPr>
+          <w:rStyle w:val="VerbatimChar"/>
+        </w:rPr>
+        <w:t xml:space="preserve">test_custom_target_is_rejected_instead_of_sent_to_everyone</w:t>
+      </w:r>
+      <w:r>
+        <w:t xml:space="preserve">,</w:t>
+      </w:r>
+      <w:r>
+        <w:t xml:space="preserve"> </w:t>
+      </w:r>
+      <w:r>
+        <w:rPr>
+          <w:rStyle w:val="VerbatimChar"/>
+        </w:rPr>
+        <w:t xml:space="preserve">test_pushes_go_out_after_the_recipient_rows_are_committed</w:t>
+      </w:r>
+      <w:r>
+        <w:t xml:space="preserve">,</w:t>
+      </w:r>
+      <w:r>
+        <w:t xml:space="preserve"> </w:t>
+      </w:r>
+      <w:r>
+        <w:rPr>
+          <w:rStyle w:val="VerbatimChar"/>
+        </w:rPr>
+        <w:t xml:space="preserve">test_notification_send_uses_fcm_v1_when_configured</w:t>
+      </w:r>
+      <w:r>
+        <w:t xml:space="preserve">,</w:t>
+      </w:r>
+      <w:r>
+        <w:t xml:space="preserve"> </w:t>
+      </w:r>
+      <w:r>
+        <w:rPr>
+          <w:rStyle w:val="VerbatimChar"/>
+        </w:rPr>
+        <w:t xml:space="preserve">test_delivery_is_recorded_against_each_recipient_individually</w:t>
+      </w:r>
+    </w:p>
+    <w:p>
+      <w:pPr>
+        <w:pStyle w:val="Compact"/>
+        <w:numPr>
+          <w:ilvl w:val="0"/>
+          <w:numId w:val="1001"/>
+        </w:numPr>
+      </w:pPr>
+      <w:r>
+        <w:t xml:space="preserve">reports:</w:t>
+      </w:r>
+      <w:r>
+        <w:t xml:space="preserve"> </w:t>
+      </w:r>
+      <w:r>
+        <w:rPr>
+          <w:rStyle w:val="VerbatimChar"/>
+        </w:rPr>
+        <w:t xml:space="preserve">test_csv_report_endpoint_returns_downloadable_csv</w:t>
+      </w:r>
+      <w:r>
+        <w:t xml:space="preserve">,</w:t>
+      </w:r>
+      <w:r>
+        <w:t xml:space="preserve"> </w:t>
+      </w:r>
+      <w:r>
+        <w:rPr>
+          <w:rStyle w:val="VerbatimChar"/>
+        </w:rPr>
+        <w:t xml:space="preserve">test_every_export_has_one_row_per_database_record</w:t>
+      </w:r>
+    </w:p>
+    <w:p>
+      <w:pPr>
+        <w:pStyle w:val="Compact"/>
+        <w:numPr>
+          <w:ilvl w:val="0"/>
+          <w:numId w:val="1001"/>
+        </w:numPr>
+      </w:pPr>
+      <w:r>
+        <w:t xml:space="preserve">access control:</w:t>
+      </w:r>
+      <w:r>
+        <w:t xml:space="preserve"> </w:t>
+      </w:r>
+      <w:r>
+        <w:rPr>
+          <w:rStyle w:val="VerbatimChar"/>
+        </w:rPr>
+        <w:t xml:space="preserve">test_attendee_can_fetch_own_qr_token</w:t>
+      </w:r>
+      <w:r>
+        <w:t xml:space="preserve">,</w:t>
+      </w:r>
+      <w:r>
+        <w:t xml:space="preserve"> </w:t>
+      </w:r>
+      <w:r>
+        <w:rPr>
+          <w:rStyle w:val="VerbatimChar"/>
+        </w:rPr>
+        <w:t xml:space="preserve">test_my_attendee_returns_404_when_no_record_is_linked</w:t>
+      </w:r>
+      <w:r>
+        <w:t xml:space="preserve">,</w:t>
+      </w:r>
+      <w:r>
+        <w:t xml:space="preserve"> </w:t>
+      </w:r>
+      <w:r>
+        <w:rPr>
+          <w:rStyle w:val="VerbatimChar"/>
+        </w:rPr>
+        <w:t xml:space="preserve">test_attendee_cannot_read_staff_or_organiser_routes</w:t>
+      </w:r>
+      <w:r>
+        <w:t xml:space="preserve">,</w:t>
+      </w:r>
+      <w:r>
+        <w:t xml:space="preserve"> </w:t>
+      </w:r>
+      <w:r>
+        <w:rPr>
+          <w:rStyle w:val="VerbatimChar"/>
+        </w:rPr>
+        <w:t xml:space="preserve">test_attendee_can_only_open_their_own_voucher</w:t>
+      </w:r>
+      <w:r>
+        <w:t xml:space="preserve">,</w:t>
+      </w:r>
+      <w:r>
+        <w:t xml:space="preserve"> </w:t>
+      </w:r>
+      <w:r>
+        <w:rPr>
+          <w:rStyle w:val="VerbatimChar"/>
+        </w:rPr>
+        <w:t xml:space="preserve">test_notifications_are_only_readable_by_their_recipients</w:t>
+      </w:r>
+      <w:r>
+        <w:t xml:space="preserve">,</w:t>
+      </w:r>
+      <w:r>
+        <w:t xml:space="preserve"> </w:t>
+      </w:r>
+      <w:r>
+        <w:rPr>
+          <w:rStyle w:val="VerbatimChar"/>
+        </w:rPr>
+        <w:t xml:space="preserve">test_only_the_owner_can_delete_a_device_token</w:t>
+      </w:r>
+      <w:r>
+        <w:t xml:space="preserve">,</w:t>
+      </w:r>
+      <w:r>
+        <w:t xml:space="preserve"> </w:t>
+      </w:r>
+      <w:r>
+        <w:rPr>
+          <w:rStyle w:val="VerbatimChar"/>
+        </w:rPr>
+        <w:t xml:space="preserve">test_linking_an_attendee_record_does_not_demote_staff</w:t>
+      </w:r>
+      <w:r>
+        <w:t xml:space="preserve">,</w:t>
+      </w:r>
+      <w:r>
+        <w:t xml:space="preserve"> </w:t>
+      </w:r>
+      <w:r>
+        <w:rPr>
+          <w:rStyle w:val="VerbatimChar"/>
+        </w:rPr>
+        <w:t xml:space="preserve">test_scanner_cannot_download_reports</w:t>
+      </w:r>
+    </w:p>
+    <w:p>
+      <w:pPr>
+        <w:pStyle w:val="FirstParagraph"/>
+      </w:pPr>
+      <w:r>
         <w:t xml:space="preserve">PHPStan level 7: clean. Pint: clean. Flutter:</w:t>
       </w:r>
       <w:r>
@@ -1571,7 +2349,7 @@
         <w:t xml:space="preserve"> </w:t>
       </w:r>
       <w:r>
-        <w:t xml:space="preserve">19/19 passed.</w:t>
+        <w:t xml:space="preserve">27/27 passed.</w:t>
       </w:r>
     </w:p>
     <w:p>
@@ -1583,127 +2361,61 @@
           <w:b/>
           <w:bCs/>
         </w:rPr>
-        <w:t xml:space="preserve">Independent re-verification, 22 September 2026.</w:t>
-      </w:r>
-      <w:r>
-        <w:t xml:space="preserve"> </w:t>
-      </w:r>
-      <w:r>
-        <w:t xml:space="preserve">Every command in Section 8</w:t>
-      </w:r>
-      <w:r>
-        <w:t xml:space="preserve"> </w:t>
-      </w:r>
-      <w:r>
-        <w:t xml:space="preserve">was re-run from the working tree on that date, on PHP 8.5.8 with PostgreSQL</w:t>
-      </w:r>
-      <w:r>
-        <w:t xml:space="preserve"> </w:t>
-      </w:r>
-      <w:r>
-        <w:t xml:space="preserve">18.2, to confirm the claims in this report hold rather than resting on an</w:t>
-      </w:r>
-      <w:r>
-        <w:t xml:space="preserve"> </w:t>
-      </w:r>
-      <w:r>
-        <w:t xml:space="preserve">earlier run. Results: backend suite 55 passed / 213 assertions; PHPStan level 7</w:t>
-      </w:r>
-      <w:r>
-        <w:t xml:space="preserve"> </w:t>
-      </w:r>
-      <w:r>
-        <w:t xml:space="preserve">zero errors; Pint clean; the seed produced 500 attendees, 3 meal categories,</w:t>
-      </w:r>
-      <w:r>
-        <w:t xml:space="preserve"> </w:t>
-      </w:r>
-      <w:r>
-        <w:t xml:space="preserve">1,500 vouchers and 10 sessions; the evaluation round reported 200 of 200 scans</w:t>
-      </w:r>
-      <w:r>
-        <w:t xml:space="preserve"> </w:t>
-      </w:r>
-      <w:r>
-        <w:t xml:space="preserve">accepted, 100 of 100 sequential duplicates rejected, 20 of 20 concurrent races</w:t>
-      </w:r>
-      <w:r>
-        <w:t xml:space="preserve"> </w:t>
-      </w:r>
-      <w:r>
-        <w:t xml:space="preserve">resolved to exactly one success, 20 of 20 attendees redeeming all three</w:t>
-      </w:r>
-      <w:r>
-        <w:t xml:space="preserve"> </w:t>
-      </w:r>
-      <w:r>
-        <w:t xml:space="preserve">categories independently, 20 of 20 duplicate session scans rejected, and</w:t>
-      </w:r>
-      <w:r>
-        <w:t xml:space="preserve"> </w:t>
-      </w:r>
-      <w:r>
-        <w:rPr>
-          <w:rStyle w:val="VerbatimChar"/>
-        </w:rPr>
-        <w:t xml:space="preserve">meals.csv</w:t>
-      </w:r>
-      <w:r>
-        <w:t xml:space="preserve"> </w:t>
-      </w:r>
-      <w:r>
-        <w:t xml:space="preserve">280/280 with</w:t>
-      </w:r>
-      <w:r>
-        <w:t xml:space="preserve"> </w:t>
-      </w:r>
-      <w:r>
-        <w:rPr>
-          <w:rStyle w:val="VerbatimChar"/>
-        </w:rPr>
-        <w:t xml:space="preserve">attendance.csv</w:t>
-      </w:r>
-      <w:r>
-        <w:t xml:space="preserve"> </w:t>
-      </w:r>
-      <w:r>
-        <w:t xml:space="preserve">500/500 against the database. Latency</w:t>
-      </w:r>
-      <w:r>
-        <w:t xml:space="preserve"> </w:t>
-      </w:r>
-      <w:r>
-        <w:t xml:space="preserve">varies with machine load across runs; Section 3 states the envelope. The live</w:t>
-      </w:r>
-      <w:r>
-        <w:t xml:space="preserve"> </w:t>
-      </w:r>
-      <w:r>
-        <w:t xml:space="preserve">Firebase path was exercised the same day: an organiser-targeted send reached</w:t>
-      </w:r>
-      <w:r>
-        <w:t xml:space="preserve"> </w:t>
-      </w:r>
-      <w:r>
-        <w:t xml:space="preserve">Google, which answered with a structured FCM v1 error for the deliberately</w:t>
-      </w:r>
-      <w:r>
-        <w:t xml:space="preserve"> </w:t>
-      </w:r>
-      <w:r>
-        <w:t xml:space="preserve">invalid probe token, and the service pruned that token, confirming that</w:t>
-      </w:r>
-      <w:r>
-        <w:t xml:space="preserve"> </w:t>
-      </w:r>
-      <w:r>
-        <w:t xml:space="preserve">service-account signing, the Google OAuth token exchange and the authenticated</w:t>
-      </w:r>
-      <w:r>
-        <w:t xml:space="preserve"> </w:t>
-      </w:r>
-      <w:r>
-        <w:t xml:space="preserve">FCM v1 endpoint all work from this machine today.</w:t>
+        <w:t xml:space="preserve">Re-verification, 10 October 2026.</w:t>
+      </w:r>
+      <w:r>
+        <w:t xml:space="preserve"> </w:t>
+      </w:r>
+      <w:r>
+        <w:t xml:space="preserve">Every command in Section 10 was run on</w:t>
+      </w:r>
+      <w:r>
+        <w:t xml:space="preserve"> </w:t>
+      </w:r>
+      <w:r>
+        <w:t xml:space="preserve">that date against the code at the validated state. The evaluation seed</w:t>
+      </w:r>
+      <w:r>
+        <w:t xml:space="preserve"> </w:t>
+      </w:r>
+      <w:r>
+        <w:t xml:space="preserve">produced 500 attendees, 3 meal categories, 1,500 vouchers and 10 sessions; the</w:t>
+      </w:r>
+      <w:r>
+        <w:t xml:space="preserve"> </w:t>
+      </w:r>
+      <w:r>
+        <w:t xml:space="preserve">evaluation round reported 200 of 200 scans accepted, 100 of 100 sequential</w:t>
+      </w:r>
+      <w:r>
+        <w:t xml:space="preserve"> </w:t>
+      </w:r>
+      <w:r>
+        <w:t xml:space="preserve">duplicates refused, 20 of 20 single-server races with exactly one success, 20</w:t>
+      </w:r>
+      <w:r>
+        <w:t xml:space="preserve"> </w:t>
+      </w:r>
+      <w:r>
+        <w:t xml:space="preserve">of 20 attendees redeeming all three categories independently, 20 of 20</w:t>
+      </w:r>
+      <w:r>
+        <w:t xml:space="preserve"> </w:t>
+      </w:r>
+      <w:r>
+        <w:t xml:space="preserve">sequential duplicate session scans refused, and all four exports equal to</w:t>
+      </w:r>
+      <w:r>
+        <w:t xml:space="preserve"> </w:t>
+      </w:r>
+      <w:r>
+        <w:t xml:space="preserve">direct SQL. The concurrency experiment and the freshness measurement were run</w:t>
+      </w:r>
+      <w:r>
+        <w:t xml:space="preserve"> </w:t>
+      </w:r>
+      <w:r>
+        <w:t xml:space="preserve">the same day; their results are in Sections 1 and 4.</w:t>
       </w:r>
     </w:p>
     <w:p>
@@ -1715,10 +2427,513 @@
           <w:b/>
           <w:bCs/>
         </w:rPr>
-        <w:t xml:space="preserve">Adversarial and live checks</w:t>
-      </w:r>
-      <w:r>
-        <w:t xml:space="preserve">, from the full strict review</w:t>
+        <w:t xml:space="preserve">Route coverage, and which routes are this component's.</w:t>
+      </w:r>
+      <w:r>
+        <w:t xml:space="preserve"> </w:t>
+      </w:r>
+      <w:r>
+        <w:t xml:space="preserve">The backend exposes</w:t>
+      </w:r>
+      <w:r>
+        <w:t xml:space="preserve"> </w:t>
+      </w:r>
+      <w:r>
+        <w:t xml:space="preserve">47 API routes (</w:t>
+      </w:r>
+      <w:r>
+        <w:rPr>
+          <w:rStyle w:val="VerbatimChar"/>
+        </w:rPr>
+        <w:t xml:space="preserve">php artisan route:list --path=api</w:t>
+      </w:r>
+      <w:r>
+        <w:t xml:space="preserve">), distributed as:</w:t>
+      </w:r>
+      <w:r>
+        <w:t xml:space="preserve"> </w:t>
+      </w:r>
+      <w:r>
+        <w:rPr>
+          <w:rStyle w:val="VerbatimChar"/>
+        </w:rPr>
+        <w:t xml:space="preserve">MealController</w:t>
+      </w:r>
+      <w:r>
+        <w:t xml:space="preserve"> </w:t>
+      </w:r>
+      <w:r>
+        <w:t xml:space="preserve">10,</w:t>
+      </w:r>
+      <w:r>
+        <w:t xml:space="preserve"> </w:t>
+      </w:r>
+      <w:r>
+        <w:rPr>
+          <w:rStyle w:val="VerbatimChar"/>
+        </w:rPr>
+        <w:t xml:space="preserve">AttendeeController</w:t>
+      </w:r>
+      <w:r>
+        <w:t xml:space="preserve"> </w:t>
+      </w:r>
+      <w:r>
+        <w:t xml:space="preserve">8,</w:t>
+      </w:r>
+      <w:r>
+        <w:t xml:space="preserve"> </w:t>
+      </w:r>
+      <w:r>
+        <w:rPr>
+          <w:rStyle w:val="VerbatimChar"/>
+        </w:rPr>
+        <w:t xml:space="preserve">SessionController</w:t>
+      </w:r>
+      <w:r>
+        <w:t xml:space="preserve"> </w:t>
+      </w:r>
+      <w:r>
+        <w:t xml:space="preserve">7,</w:t>
+      </w:r>
+      <w:r>
+        <w:t xml:space="preserve"> </w:t>
+      </w:r>
+      <w:r>
+        <w:rPr>
+          <w:rStyle w:val="VerbatimChar"/>
+        </w:rPr>
+        <w:t xml:space="preserve">NotificationController</w:t>
+      </w:r>
+      <w:r>
+        <w:t xml:space="preserve"> </w:t>
+      </w:r>
+      <w:r>
+        <w:t xml:space="preserve">5,</w:t>
+      </w:r>
+      <w:r>
+        <w:t xml:space="preserve"> </w:t>
+      </w:r>
+      <w:r>
+        <w:rPr>
+          <w:rStyle w:val="VerbatimChar"/>
+        </w:rPr>
+        <w:t xml:space="preserve">EventController</w:t>
+      </w:r>
+      <w:r>
+        <w:t xml:space="preserve"> </w:t>
+      </w:r>
+      <w:r>
+        <w:t xml:space="preserve">5,</w:t>
+      </w:r>
+      <w:r>
+        <w:t xml:space="preserve"> </w:t>
+      </w:r>
+      <w:r>
+        <w:rPr>
+          <w:rStyle w:val="VerbatimChar"/>
+        </w:rPr>
+        <w:t xml:space="preserve">AnalyticsController</w:t>
+      </w:r>
+      <w:r>
+        <w:t xml:space="preserve"> </w:t>
+      </w:r>
+      <w:r>
+        <w:t xml:space="preserve">4,</w:t>
+      </w:r>
+      <w:r>
+        <w:t xml:space="preserve"> </w:t>
+      </w:r>
+      <w:r>
+        <w:rPr>
+          <w:rStyle w:val="VerbatimChar"/>
+        </w:rPr>
+        <w:t xml:space="preserve">ReportController</w:t>
+      </w:r>
+      <w:r>
+        <w:t xml:space="preserve"> </w:t>
+      </w:r>
+      <w:r>
+        <w:t xml:space="preserve">4,</w:t>
+      </w:r>
+      <w:r>
+        <w:t xml:space="preserve"> </w:t>
+      </w:r>
+      <w:r>
+        <w:rPr>
+          <w:rStyle w:val="VerbatimChar"/>
+        </w:rPr>
+        <w:t xml:space="preserve">AuthController</w:t>
+      </w:r>
+      <w:r>
+        <w:t xml:space="preserve"> </w:t>
+      </w:r>
+      <w:r>
+        <w:t xml:space="preserve">4.</w:t>
+      </w:r>
+    </w:p>
+    <w:p>
+      <w:pPr>
+        <w:pStyle w:val="BodyText"/>
+      </w:pPr>
+      <w:r>
+        <w:t xml:space="preserve">The repository is a standalone Laravel 13 application, started from the</w:t>
+      </w:r>
+      <w:r>
+        <w:t xml:space="preserve"> </w:t>
+      </w:r>
+      <w:r>
+        <w:t xml:space="preserve">Laravel starter kit, that implements the API contract agreed with component</w:t>
+      </w:r>
+      <w:r>
+        <w:t xml:space="preserve"> </w:t>
+      </w:r>
+      <w:r>
+        <w:t xml:space="preserve">4.3a. It is not a shared backend, and component 4.3a's own API is not part of</w:t>
+      </w:r>
+      <w:r>
+        <w:t xml:space="preserve"> </w:t>
+      </w:r>
+      <w:r>
+        <w:t xml:space="preserve">it. Two of the eight</w:t>
+      </w:r>
+      <w:r>
+        <w:t xml:space="preserve"> </w:t>
+      </w:r>
+      <w:r>
+        <w:rPr>
+          <w:rStyle w:val="VerbatimChar"/>
+        </w:rPr>
+        <w:t xml:space="preserve">AttendeeController</w:t>
+      </w:r>
+      <w:r>
+        <w:t xml:space="preserve"> </w:t>
+      </w:r>
+      <w:r>
+        <w:t xml:space="preserve">routes,</w:t>
+      </w:r>
+      <w:r>
+        <w:t xml:space="preserve"> </w:t>
+      </w:r>
+      <w:r>
+        <w:rPr>
+          <w:rStyle w:val="VerbatimChar"/>
+        </w:rPr>
+        <w:t xml:space="preserve">POST /events/{event}/attendees/check-in/scan</w:t>
+      </w:r>
+      <w:r>
+        <w:t xml:space="preserve"> </w:t>
+      </w:r>
+      <w:r>
+        <w:t xml:space="preserve">and</w:t>
+      </w:r>
+      <w:r>
+        <w:t xml:space="preserve"> </w:t>
+      </w:r>
+      <w:r>
+        <w:rPr>
+          <w:rStyle w:val="VerbatimChar"/>
+        </w:rPr>
+        <w:t xml:space="preserve">POST /events/{event}/attendees/{attendee}/check-in</w:t>
+      </w:r>
+      <w:r>
+        <w:t xml:space="preserve">, are a minimal check-in</w:t>
+      </w:r>
+      <w:r>
+        <w:t xml:space="preserve"> </w:t>
+      </w:r>
+      <w:r>
+        <w:t xml:space="preserve">stub written for this component, as agreed, so that it can be built and tested</w:t>
+      </w:r>
+      <w:r>
+        <w:t xml:space="preserve"> </w:t>
+      </w:r>
+      <w:r>
+        <w:t xml:space="preserve">on its own. Check-in capture is component 4.3a's work; this component only</w:t>
+      </w:r>
+      <w:r>
+        <w:t xml:space="preserve"> </w:t>
+      </w:r>
+      <w:r>
+        <w:t xml:space="preserve">reads the check-in data, for analytics. Integration with component 4.3a's own</w:t>
+      </w:r>
+      <w:r>
+        <w:t xml:space="preserve"> </w:t>
+      </w:r>
+      <w:r>
+        <w:t xml:space="preserve">API was not demonstrated.</w:t>
+      </w:r>
+      <w:r>
+        <w:t xml:space="preserve"> </w:t>
+      </w:r>
+      <w:r>
+        <w:rPr>
+          <w:rStyle w:val="VerbatimChar"/>
+        </w:rPr>
+        <w:t xml:space="preserve">AuthController</w:t>
+      </w:r>
+      <w:r>
+        <w:t xml:space="preserve"> </w:t>
+      </w:r>
+      <w:r>
+        <w:t xml:space="preserve">and</w:t>
+      </w:r>
+      <w:r>
+        <w:t xml:space="preserve"> </w:t>
+      </w:r>
+      <w:r>
+        <w:rPr>
+          <w:rStyle w:val="VerbatimChar"/>
+        </w:rPr>
+        <w:t xml:space="preserve">EventController</w:t>
+      </w:r>
+      <w:r>
+        <w:t xml:space="preserve"> </w:t>
+      </w:r>
+      <w:r>
+        <w:t xml:space="preserve">are the</w:t>
+      </w:r>
+      <w:r>
+        <w:t xml:space="preserve"> </w:t>
+      </w:r>
+      <w:r>
+        <w:t xml:space="preserve">authentication and event scaffolding both components need. The routes this</w:t>
+      </w:r>
+      <w:r>
+        <w:t xml:space="preserve"> </w:t>
+      </w:r>
+      <w:r>
+        <w:t xml:space="preserve">component contributes are the meal voucher, session attendance, notification,</w:t>
+      </w:r>
+      <w:r>
+        <w:t xml:space="preserve"> </w:t>
+      </w:r>
+      <w:r>
+        <w:t xml:space="preserve">analytics and reporting groups, plus</w:t>
+      </w:r>
+      <w:r>
+        <w:t xml:space="preserve"> </w:t>
+      </w:r>
+      <w:r>
+        <w:rPr>
+          <w:rStyle w:val="VerbatimChar"/>
+        </w:rPr>
+        <w:t xml:space="preserve">GET /events/{event}/attendees/me</w:t>
+      </w:r>
+      <w:r>
+        <w:t xml:space="preserve">, which</w:t>
+      </w:r>
+      <w:r>
+        <w:t xml:space="preserve"> </w:t>
+      </w:r>
+      <w:r>
+        <w:t xml:space="preserve">lets the attendee QR screen fetch a real server-issued token.</w:t>
+      </w:r>
+    </w:p>
+    <w:p>
+      <w:pPr>
+        <w:pStyle w:val="BodyText"/>
+      </w:pPr>
+      <w:r>
+        <w:t xml:space="preserve">The boundary is visible in the mobile codebase, which is this component's alone:</w:t>
+      </w:r>
+      <w:r>
+        <w:t xml:space="preserve"> </w:t>
+      </w:r>
+      <w:r>
+        <w:rPr>
+          <w:rStyle w:val="VerbatimChar"/>
+        </w:rPr>
+        <w:t xml:space="preserve">mobile/lib/features/</w:t>
+      </w:r>
+      <w:r>
+        <w:t xml:space="preserve"> </w:t>
+      </w:r>
+      <w:r>
+        <w:t xml:space="preserve">contains</w:t>
+      </w:r>
+      <w:r>
+        <w:t xml:space="preserve"> </w:t>
+      </w:r>
+      <w:r>
+        <w:rPr>
+          <w:rStyle w:val="VerbatimChar"/>
+        </w:rPr>
+        <w:t xml:space="preserve">dashboard</w:t>
+      </w:r>
+      <w:r>
+        <w:t xml:space="preserve">,</w:t>
+      </w:r>
+      <w:r>
+        <w:t xml:space="preserve"> </w:t>
+      </w:r>
+      <w:r>
+        <w:rPr>
+          <w:rStyle w:val="VerbatimChar"/>
+        </w:rPr>
+        <w:t xml:space="preserve">meals</w:t>
+      </w:r>
+      <w:r>
+        <w:t xml:space="preserve">,</w:t>
+      </w:r>
+      <w:r>
+        <w:t xml:space="preserve"> </w:t>
+      </w:r>
+      <w:r>
+        <w:rPr>
+          <w:rStyle w:val="VerbatimChar"/>
+        </w:rPr>
+        <w:t xml:space="preserve">sessions</w:t>
+      </w:r>
+      <w:r>
+        <w:t xml:space="preserve">,</w:t>
+      </w:r>
+      <w:r>
+        <w:t xml:space="preserve"> </w:t>
+      </w:r>
+      <w:r>
+        <w:rPr>
+          <w:rStyle w:val="VerbatimChar"/>
+        </w:rPr>
+        <w:t xml:space="preserve">notifications</w:t>
+      </w:r>
+      <w:r>
+        <w:t xml:space="preserve">,</w:t>
+      </w:r>
+      <w:r>
+        <w:t xml:space="preserve"> </w:t>
+      </w:r>
+      <w:r>
+        <w:rPr>
+          <w:rStyle w:val="VerbatimChar"/>
+        </w:rPr>
+        <w:t xml:space="preserve">reports</w:t>
+      </w:r>
+      <w:r>
+        <w:t xml:space="preserve">,</w:t>
+      </w:r>
+      <w:r>
+        <w:t xml:space="preserve"> </w:t>
+      </w:r>
+      <w:r>
+        <w:rPr>
+          <w:rStyle w:val="VerbatimChar"/>
+        </w:rPr>
+        <w:t xml:space="preserve">attendee</w:t>
+      </w:r>
+      <w:r>
+        <w:t xml:space="preserve">,</w:t>
+      </w:r>
+      <w:r>
+        <w:t xml:space="preserve"> </w:t>
+      </w:r>
+      <w:r>
+        <w:rPr>
+          <w:rStyle w:val="VerbatimChar"/>
+        </w:rPr>
+        <w:t xml:space="preserve">events</w:t>
+      </w:r>
+      <w:r>
+        <w:t xml:space="preserve">,</w:t>
+      </w:r>
+      <w:r>
+        <w:t xml:space="preserve"> </w:t>
+      </w:r>
+      <w:r>
+        <w:rPr>
+          <w:rStyle w:val="VerbatimChar"/>
+        </w:rPr>
+        <w:t xml:space="preserve">auth</w:t>
+      </w:r>
+      <w:r>
+        <w:t xml:space="preserve">,</w:t>
+      </w:r>
+      <w:r>
+        <w:t xml:space="preserve"> </w:t>
+      </w:r>
+      <w:r>
+        <w:rPr>
+          <w:rStyle w:val="VerbatimChar"/>
+        </w:rPr>
+        <w:t xml:space="preserve">profile</w:t>
+      </w:r>
+      <w:r>
+        <w:t xml:space="preserve"> </w:t>
+      </w:r>
+      <w:r>
+        <w:t xml:space="preserve">and</w:t>
+      </w:r>
+      <w:r>
+        <w:t xml:space="preserve"> </w:t>
+      </w:r>
+      <w:r>
+        <w:rPr>
+          <w:rStyle w:val="VerbatimChar"/>
+        </w:rPr>
+        <w:t xml:space="preserve">sync</w:t>
+      </w:r>
+      <w:r>
+        <w:t xml:space="preserve">,</w:t>
+      </w:r>
+      <w:r>
+        <w:t xml:space="preserve"> </w:t>
+      </w:r>
+      <w:r>
+        <w:t xml:space="preserve">and no check-in capture module. The only mobile code that mentions check-in at</w:t>
+      </w:r>
+      <w:r>
+        <w:t xml:space="preserve"> </w:t>
+      </w:r>
+      <w:r>
+        <w:t xml:space="preserve">all is in</w:t>
+      </w:r>
+      <w:r>
+        <w:t xml:space="preserve"> </w:t>
+      </w:r>
+      <w:r>
+        <w:rPr>
+          <w:rStyle w:val="VerbatimChar"/>
+        </w:rPr>
+        <w:t xml:space="preserve">features/dashboard/</w:t>
+      </w:r>
+      <w:r>
+        <w:t xml:space="preserve">, where check-in counts are read back from the</w:t>
+      </w:r>
+      <w:r>
+        <w:t xml:space="preserve"> </w:t>
+      </w:r>
+      <w:r>
+        <w:t xml:space="preserve">analytics endpoints.</w:t>
+      </w:r>
+    </w:p>
+    <w:bookmarkEnd w:id="12"/>
+    <w:bookmarkStart w:id="13" w:name="X5670f8985ef3e547f35bd13321d6072f665e68d"/>
+    <w:p>
+      <w:pPr>
+        <w:pStyle w:val="Heading1"/>
+      </w:pPr>
+      <w:r>
+        <w:t xml:space="preserve">1. Meal voucher redemption correctness</w:t>
+      </w:r>
+    </w:p>
+    <w:p>
+      <w:pPr>
+        <w:pStyle w:val="FirstParagraph"/>
+      </w:pPr>
+      <w:r>
+        <w:rPr>
+          <w:b/>
+          <w:bCs/>
+        </w:rPr>
+        <w:t xml:space="preserve">How a scan is decided.</w:t>
+      </w:r>
+      <w:r>
+        <w:t xml:space="preserve"> </w:t>
+      </w:r>
+      <w:r>
+        <w:rPr>
+          <w:rStyle w:val="VerbatimChar"/>
+        </w:rPr>
+        <w:t xml:space="preserve">MealController::scanVoucher</w:t>
       </w:r>
       <w:r>
         <w:t xml:space="preserve"> </w:t>
@@ -1730,10 +2945,313 @@
         <w:rPr>
           <w:rStyle w:val="VerbatimChar"/>
         </w:rPr>
-        <w:t xml:space="preserve">docs/STRICT-REVIEW.md</w:t>
-      </w:r>
-      <w:r>
-        <w:t xml:space="preserve">):</w:t>
+        <w:t xml:space="preserve">app/Http/Controllers/Api/MealController.php</w:t>
+      </w:r>
+      <w:r>
+        <w:t xml:space="preserve">) runs the redemption in one</w:t>
+      </w:r>
+      <w:r>
+        <w:t xml:space="preserve"> </w:t>
+      </w:r>
+      <w:r>
+        <w:t xml:space="preserve">database transaction. It selects the voucher by its token with</w:t>
+      </w:r>
+      <w:r>
+        <w:t xml:space="preserve"> </w:t>
+      </w:r>
+      <w:r>
+        <w:rPr>
+          <w:rStyle w:val="VerbatimChar"/>
+        </w:rPr>
+        <w:t xml:space="preserve">lockForUpdate()</w:t>
+      </w:r>
+      <w:r>
+        <w:t xml:space="preserve">, so on PostgreSQL a second scan of the same voucher waits</w:t>
+      </w:r>
+      <w:r>
+        <w:t xml:space="preserve"> </w:t>
+      </w:r>
+      <w:r>
+        <w:t xml:space="preserve">for the first transaction to finish. It then checks, in order, that the voucher</w:t>
+      </w:r>
+      <w:r>
+        <w:t xml:space="preserve"> </w:t>
+      </w:r>
+      <w:r>
+        <w:t xml:space="preserve">belongs to the event (404 otherwise), that its status is</w:t>
+      </w:r>
+      <w:r>
+        <w:t xml:space="preserve"> </w:t>
+      </w:r>
+      <w:r>
+        <w:rPr>
+          <w:rStyle w:val="VerbatimChar"/>
+        </w:rPr>
+        <w:t xml:space="preserve">unused</w:t>
+      </w:r>
+      <w:r>
+        <w:t xml:space="preserve"> </w:t>
+      </w:r>
+      <w:r>
+        <w:t xml:space="preserve">(409</w:t>
+      </w:r>
+      <w:r>
+        <w:t xml:space="preserve"> </w:t>
+      </w:r>
+      <w:r>
+        <w:t xml:space="preserve">otherwise, with the status and the time of the earlier redemption), that the</w:t>
+      </w:r>
+      <w:r>
+        <w:t xml:space="preserve"> </w:t>
+      </w:r>
+      <w:r>
+        <w:t xml:space="preserve">category is active and that the scan is inside the redemption window (422</w:t>
+      </w:r>
+      <w:r>
+        <w:t xml:space="preserve"> </w:t>
+      </w:r>
+      <w:r>
+        <w:t xml:space="preserve">otherwise). Only then does it mark the voucher redeemed and insert the</w:t>
+      </w:r>
+      <w:r>
+        <w:t xml:space="preserve"> </w:t>
+      </w:r>
+      <w:r>
+        <w:rPr>
+          <w:rStyle w:val="VerbatimChar"/>
+        </w:rPr>
+        <w:t xml:space="preserve">meal_redemptions</w:t>
+      </w:r>
+      <w:r>
+        <w:t xml:space="preserve"> </w:t>
+      </w:r>
+      <w:r>
+        <w:t xml:space="preserve">row, whose</w:t>
+      </w:r>
+      <w:r>
+        <w:t xml:space="preserve"> </w:t>
+      </w:r>
+      <w:r>
+        <w:rPr>
+          <w:rStyle w:val="VerbatimChar"/>
+        </w:rPr>
+        <w:t xml:space="preserve">meal_voucher_id</w:t>
+      </w:r>
+      <w:r>
+        <w:t xml:space="preserve"> </w:t>
+      </w:r>
+      <w:r>
+        <w:t xml:space="preserve">is unique. If that insert</w:t>
+      </w:r>
+      <w:r>
+        <w:t xml:space="preserve"> </w:t>
+      </w:r>
+      <w:r>
+        <w:t xml:space="preserve">violates the unique constraint, the violation is caught outside the</w:t>
+      </w:r>
+      <w:r>
+        <w:t xml:space="preserve"> </w:t>
+      </w:r>
+      <w:r>
+        <w:t xml:space="preserve">transaction and returned as the same 409. With the lock in place, a losing</w:t>
+      </w:r>
+      <w:r>
+        <w:t xml:space="preserve"> </w:t>
+      </w:r>
+      <w:r>
+        <w:t xml:space="preserve">scan is refused by the status check after it has waited for the winner; the</w:t>
+      </w:r>
+      <w:r>
+        <w:t xml:space="preserve"> </w:t>
+      </w:r>
+      <w:r>
+        <w:t xml:space="preserve">unique constraint is the backstop if the lock is missing.</w:t>
+      </w:r>
+    </w:p>
+    <w:p>
+      <w:pPr>
+        <w:pStyle w:val="BodyText"/>
+      </w:pPr>
+      <w:r>
+        <w:rPr>
+          <w:b/>
+          <w:bCs/>
+        </w:rPr>
+        <w:t xml:space="preserve">Sequential re-scans:</w:t>
+      </w:r>
+      <w:r>
+        <w:t xml:space="preserve"> </w:t>
+      </w:r>
+      <w:r>
+        <w:t xml:space="preserve">100 of 100 refused after the first successful</w:t>
+      </w:r>
+      <w:r>
+        <w:t xml:space="preserve"> </w:t>
+      </w:r>
+      <w:r>
+        <w:t xml:space="preserve">redemption.</w:t>
+      </w:r>
+    </w:p>
+    <w:p>
+      <w:pPr>
+        <w:pStyle w:val="BodyText"/>
+      </w:pPr>
+      <w:r>
+        <w:rPr>
+          <w:b/>
+          <w:bCs/>
+        </w:rPr>
+        <w:t xml:space="preserve">Concurrent races, single server.</w:t>
+      </w:r>
+      <w:r>
+        <w:t xml:space="preserve"> </w:t>
+      </w:r>
+      <w:r>
+        <w:t xml:space="preserve">In</w:t>
+      </w:r>
+      <w:r>
+        <w:t xml:space="preserve"> </w:t>
+      </w:r>
+      <w:r>
+        <w:rPr>
+          <w:rStyle w:val="VerbatimChar"/>
+        </w:rPr>
+        <w:t xml:space="preserve">tools/run-evaluation.py</w:t>
+      </w:r>
+      <w:r>
+        <w:t xml:space="preserve">, 20 of 20</w:t>
+      </w:r>
+      <w:r>
+        <w:t xml:space="preserve"> </w:t>
+      </w:r>
+      <w:r>
+        <w:t xml:space="preserve">races of five simultaneous scans resolved to exactly one success. The</w:t>
+      </w:r>
+      <w:r>
+        <w:t xml:space="preserve"> </w:t>
+      </w:r>
+      <w:r>
+        <w:t xml:space="preserve">development server used for that run executes one request at a time, so this</w:t>
+      </w:r>
+      <w:r>
+        <w:t xml:space="preserve"> </w:t>
+      </w:r>
+      <w:r>
+        <w:t xml:space="preserve">result cannot tell the design apart from a plain check-then-insert, and it is</w:t>
+      </w:r>
+      <w:r>
+        <w:t xml:space="preserve"> </w:t>
+      </w:r>
+      <w:r>
+        <w:t xml:space="preserve">not the evidence for the concurrency claim. That evidence is the experiment</w:t>
+      </w:r>
+      <w:r>
+        <w:t xml:space="preserve"> </w:t>
+      </w:r>
+      <w:r>
+        <w:t xml:space="preserve">below.</w:t>
+      </w:r>
+    </w:p>
+    <w:p>
+      <w:pPr>
+        <w:pStyle w:val="BodyText"/>
+      </w:pPr>
+      <w:r>
+        <w:rPr>
+          <w:b/>
+          <w:bCs/>
+        </w:rPr>
+        <w:t xml:space="preserve">Concurrent races on PostgreSQL behind five server processes.</w:t>
+      </w:r>
+      <w:r>
+        <w:t xml:space="preserve"> </w:t>
+      </w:r>
+      <w:r>
+        <w:rPr>
+          <w:rStyle w:val="VerbatimChar"/>
+        </w:rPr>
+        <w:t xml:space="preserve">tools/run-concurrency-experiment.py</w:t>
+      </w:r>
+      <w:r>
+        <w:t xml:space="preserve"> </w:t>
+      </w:r>
+      <w:r>
+        <w:t xml:space="preserve">runs five separate PHP server processes</w:t>
+      </w:r>
+      <w:r>
+        <w:t xml:space="preserve"> </w:t>
+      </w:r>
+      <w:r>
+        <w:t xml:space="preserve">against PostgreSQL and fires each race's five scans of one fresh voucher at</w:t>
+      </w:r>
+      <w:r>
+        <w:t xml:space="preserve"> </w:t>
+      </w:r>
+      <w:r>
+        <w:t xml:space="preserve">the same instant, one to each process, so the requests overlap in the</w:t>
+      </w:r>
+      <w:r>
+        <w:t xml:space="preserve"> </w:t>
+      </w:r>
+      <w:r>
+        <w:t xml:space="preserve">database. It runs every combination of the two safeguards, row lock on or off</w:t>
+      </w:r>
+      <w:r>
+        <w:t xml:space="preserve"> </w:t>
+      </w:r>
+      <w:r>
+        <w:t xml:space="preserve">and unique constraint on or off, with the status check present in all of them.</w:t>
+      </w:r>
+      <w:r>
+        <w:t xml:space="preserve"> </w:t>
+      </w:r>
+      <w:r>
+        <w:t xml:space="preserve">Each configuration is served from a scratch git worktree of the same commit,</w:t>
+      </w:r>
+      <w:r>
+        <w:t xml:space="preserve"> </w:t>
+      </w:r>
+      <w:r>
+        <w:t xml:space="preserve">with</w:t>
+      </w:r>
+      <w:r>
+        <w:t xml:space="preserve"> </w:t>
+      </w:r>
+      <w:r>
+        <w:rPr>
+          <w:rStyle w:val="VerbatimChar"/>
+        </w:rPr>
+        <w:t xml:space="preserve">lockForUpdate()</w:t>
+      </w:r>
+      <w:r>
+        <w:t xml:space="preserve"> </w:t>
+      </w:r>
+      <w:r>
+        <w:t xml:space="preserve">deleted where the lock is off, and the constraint is</w:t>
+      </w:r>
+      <w:r>
+        <w:t xml:space="preserve"> </w:t>
+      </w:r>
+      <w:r>
+        <w:t xml:space="preserve">dropped on a scratch database. The grid is run twice: as the code stands, and</w:t>
+      </w:r>
+      <w:r>
+        <w:t xml:space="preserve"> </w:t>
+      </w:r>
+      <w:r>
+        <w:t xml:space="preserve">with a 50 ms pause injected between the status check and the write in every</w:t>
+      </w:r>
+      <w:r>
+        <w:t xml:space="preserve"> </w:t>
+      </w:r>
+      <w:r>
+        <w:t xml:space="preserve">configuration, which holds the window in which two scans can both pass the</w:t>
+      </w:r>
+      <w:r>
+        <w:t xml:space="preserve"> </w:t>
+      </w:r>
+      <w:r>
+        <w:t xml:space="preserve">check open on purpose. Fifty races per configuration:</w:t>
       </w:r>
     </w:p>
     <w:tbl>
@@ -1744,7 +3262,9 @@
       </w:tblPr>
       <w:tblGrid>
         <w:gridCol w:w="2988"/>
-        <w:gridCol w:w="6371"/>
+        <w:gridCol w:w="2359"/>
+        <w:gridCol w:w="2516"/>
+        <w:gridCol w:w="1494"/>
       </w:tblGrid>
       <w:tr>
         <w:trPr>
@@ -1760,21 +3280,49 @@
               <w:jc w:val="left"/>
             </w:pPr>
             <w:r>
-              <w:t xml:space="preserve">Verification</w:t>
-            </w:r>
-          </w:p>
-        </w:tc>
-        <w:tc>
-          <w:tcPr>
-            <w:tcW w:type="dxa" w:w="6371"/>
-          </w:tcPr>
-          <w:p>
-            <w:pPr>
-              <w:pStyle w:val="Compact"/>
-              <w:jc w:val="left"/>
-            </w:pPr>
-            <w:r>
-              <w:t xml:space="preserve">Result</w:t>
+              <w:t xml:space="preserve">Configuration</w:t>
+            </w:r>
+          </w:p>
+        </w:tc>
+        <w:tc>
+          <w:tcPr>
+            <w:tcW w:type="dxa" w:w="2359"/>
+          </w:tcPr>
+          <w:p>
+            <w:pPr>
+              <w:pStyle w:val="Compact"/>
+              <w:jc w:val="left"/>
+            </w:pPr>
+            <w:r>
+              <w:t xml:space="preserve">Races with exactly one success</w:t>
+            </w:r>
+          </w:p>
+        </w:tc>
+        <w:tc>
+          <w:tcPr>
+            <w:tcW w:type="dxa" w:w="2516"/>
+          </w:tcPr>
+          <w:p>
+            <w:pPr>
+              <w:pStyle w:val="Compact"/>
+              <w:jc w:val="left"/>
+            </w:pPr>
+            <w:r>
+              <w:t xml:space="preserve">Vouchers redeemed more than once</w:t>
+            </w:r>
+          </w:p>
+        </w:tc>
+        <w:tc>
+          <w:tcPr>
+            <w:tcW w:type="dxa" w:w="1494"/>
+          </w:tcPr>
+          <w:p>
+            <w:pPr>
+              <w:pStyle w:val="Compact"/>
+              <w:jc w:val="left"/>
+            </w:pPr>
+            <w:r>
+              <w:t xml:space="preserve">Responses</w:t>
             </w:r>
           </w:p>
         </w:tc>
@@ -1790,30 +3338,49 @@
               <w:jc w:val="left"/>
             </w:pPr>
             <w:r>
-              <w:t xml:space="preserve">Backend test suite (</w:t>
-            </w:r>
-            <w:r>
-              <w:rPr>
-                <w:rStyle w:val="VerbatimChar"/>
-              </w:rPr>
-              <w:t xml:space="preserve">php artisan test</w:t>
-            </w:r>
-            <w:r>
-              <w:t xml:space="preserve">)</w:t>
-            </w:r>
-          </w:p>
-        </w:tc>
-        <w:tc>
-          <w:tcPr>
-            <w:tcW w:type="dxa" w:w="6371"/>
-          </w:tcPr>
-          <w:p>
-            <w:pPr>
-              <w:pStyle w:val="Compact"/>
-              <w:jc w:val="left"/>
-            </w:pPr>
-            <w:r>
-              <w:t xml:space="preserve">55/55 passed, 213 assertions</w:t>
+              <w:t xml:space="preserve">lock on, constraint on (as built)</w:t>
+            </w:r>
+          </w:p>
+        </w:tc>
+        <w:tc>
+          <w:tcPr>
+            <w:tcW w:type="dxa" w:w="2359"/>
+          </w:tcPr>
+          <w:p>
+            <w:pPr>
+              <w:pStyle w:val="Compact"/>
+              <w:jc w:val="left"/>
+            </w:pPr>
+            <w:r>
+              <w:t xml:space="preserve">50/50</w:t>
+            </w:r>
+          </w:p>
+        </w:tc>
+        <w:tc>
+          <w:tcPr>
+            <w:tcW w:type="dxa" w:w="2516"/>
+          </w:tcPr>
+          <w:p>
+            <w:pPr>
+              <w:pStyle w:val="Compact"/>
+              <w:jc w:val="left"/>
+            </w:pPr>
+            <w:r>
+              <w:t xml:space="preserve">0</w:t>
+            </w:r>
+          </w:p>
+        </w:tc>
+        <w:tc>
+          <w:tcPr>
+            <w:tcW w:type="dxa" w:w="1494"/>
+          </w:tcPr>
+          <w:p>
+            <w:pPr>
+              <w:pStyle w:val="Compact"/>
+              <w:jc w:val="left"/>
+            </w:pPr>
+            <w:r>
+              <w:t xml:space="preserve">50 × 200, 200 × 409</w:t>
             </w:r>
           </w:p>
         </w:tc>
@@ -1829,21 +3396,49 @@
               <w:jc w:val="left"/>
             </w:pPr>
             <w:r>
-              <w:t xml:space="preserve">Live API exercise, all endpoint groups</w:t>
-            </w:r>
-          </w:p>
-        </w:tc>
-        <w:tc>
-          <w:tcPr>
-            <w:tcW w:type="dxa" w:w="6371"/>
-          </w:tcPr>
-          <w:p>
-            <w:pPr>
-              <w:pStyle w:val="Compact"/>
-              <w:jc w:val="left"/>
-            </w:pPr>
-            <w:r>
-              <w:t xml:space="preserve">all responded correctly, incl. 401/403 enforcement</w:t>
+              <w:t xml:space="preserve">lock off, constraint on</w:t>
+            </w:r>
+          </w:p>
+        </w:tc>
+        <w:tc>
+          <w:tcPr>
+            <w:tcW w:type="dxa" w:w="2359"/>
+          </w:tcPr>
+          <w:p>
+            <w:pPr>
+              <w:pStyle w:val="Compact"/>
+              <w:jc w:val="left"/>
+            </w:pPr>
+            <w:r>
+              <w:t xml:space="preserve">50/50</w:t>
+            </w:r>
+          </w:p>
+        </w:tc>
+        <w:tc>
+          <w:tcPr>
+            <w:tcW w:type="dxa" w:w="2516"/>
+          </w:tcPr>
+          <w:p>
+            <w:pPr>
+              <w:pStyle w:val="Compact"/>
+              <w:jc w:val="left"/>
+            </w:pPr>
+            <w:r>
+              <w:t xml:space="preserve">0</w:t>
+            </w:r>
+          </w:p>
+        </w:tc>
+        <w:tc>
+          <w:tcPr>
+            <w:tcW w:type="dxa" w:w="1494"/>
+          </w:tcPr>
+          <w:p>
+            <w:pPr>
+              <w:pStyle w:val="Compact"/>
+              <w:jc w:val="left"/>
+            </w:pPr>
+            <w:r>
+              <w:t xml:space="preserve">50 × 200, 200 × 409</w:t>
             </w:r>
           </w:p>
         </w:tc>
@@ -1859,33 +3454,49 @@
               <w:jc w:val="left"/>
             </w:pPr>
             <w:r>
-              <w:t xml:space="preserve">Double meal-voucher scan</w:t>
-            </w:r>
-          </w:p>
-        </w:tc>
-        <w:tc>
-          <w:tcPr>
-            <w:tcW w:type="dxa" w:w="6371"/>
-          </w:tcPr>
-          <w:p>
-            <w:pPr>
-              <w:pStyle w:val="Compact"/>
-              <w:jc w:val="left"/>
-            </w:pPr>
-            <w:r>
-              <w:t xml:space="preserve">rejected (DB transaction +</w:t>
-            </w:r>
-            <w:r>
-              <w:t xml:space="preserve"> </w:t>
-            </w:r>
-            <w:r>
-              <w:rPr>
-                <w:rStyle w:val="VerbatimChar"/>
-              </w:rPr>
-              <w:t xml:space="preserve">lockForUpdate</w:t>
-            </w:r>
-            <w:r>
-              <w:t xml:space="preserve">)</w:t>
+              <w:t xml:space="preserve">lock on, constraint off</w:t>
+            </w:r>
+          </w:p>
+        </w:tc>
+        <w:tc>
+          <w:tcPr>
+            <w:tcW w:type="dxa" w:w="2359"/>
+          </w:tcPr>
+          <w:p>
+            <w:pPr>
+              <w:pStyle w:val="Compact"/>
+              <w:jc w:val="left"/>
+            </w:pPr>
+            <w:r>
+              <w:t xml:space="preserve">50/50</w:t>
+            </w:r>
+          </w:p>
+        </w:tc>
+        <w:tc>
+          <w:tcPr>
+            <w:tcW w:type="dxa" w:w="2516"/>
+          </w:tcPr>
+          <w:p>
+            <w:pPr>
+              <w:pStyle w:val="Compact"/>
+              <w:jc w:val="left"/>
+            </w:pPr>
+            <w:r>
+              <w:t xml:space="preserve">0</w:t>
+            </w:r>
+          </w:p>
+        </w:tc>
+        <w:tc>
+          <w:tcPr>
+            <w:tcW w:type="dxa" w:w="1494"/>
+          </w:tcPr>
+          <w:p>
+            <w:pPr>
+              <w:pStyle w:val="Compact"/>
+              <w:jc w:val="left"/>
+            </w:pPr>
+            <w:r>
+              <w:t xml:space="preserve">50 × 200, 200 × 409</w:t>
             </w:r>
           </w:p>
         </w:tc>
@@ -1901,36 +3512,49 @@
               <w:jc w:val="left"/>
             </w:pPr>
             <w:r>
-              <w:t xml:space="preserve">Duplicate check-in / session scan</w:t>
-            </w:r>
-          </w:p>
-        </w:tc>
-        <w:tc>
-          <w:tcPr>
-            <w:tcW w:type="dxa" w:w="6371"/>
-          </w:tcPr>
-          <w:p>
-            <w:pPr>
-              <w:pStyle w:val="Compact"/>
-              <w:jc w:val="left"/>
-            </w:pPr>
-            <w:r>
-              <w:t xml:space="preserve">flagged</w:t>
-            </w:r>
-            <w:r>
-              <w:t xml:space="preserve"> </w:t>
-            </w:r>
-            <w:r>
-              <w:rPr>
-                <w:rStyle w:val="VerbatimChar"/>
-              </w:rPr>
-              <w:t xml:space="preserve">duplicate: true</w:t>
-            </w:r>
-            <w:r>
-              <w:t xml:space="preserve"> </w:t>
-            </w:r>
-            <w:r>
-              <w:t xml:space="preserve">/ rejected</w:t>
+              <w:t xml:space="preserve">lock off, constraint off</w:t>
+            </w:r>
+          </w:p>
+        </w:tc>
+        <w:tc>
+          <w:tcPr>
+            <w:tcW w:type="dxa" w:w="2359"/>
+          </w:tcPr>
+          <w:p>
+            <w:pPr>
+              <w:pStyle w:val="Compact"/>
+              <w:jc w:val="left"/>
+            </w:pPr>
+            <w:r>
+              <w:t xml:space="preserve">2/50</w:t>
+            </w:r>
+          </w:p>
+        </w:tc>
+        <w:tc>
+          <w:tcPr>
+            <w:tcW w:type="dxa" w:w="2516"/>
+          </w:tcPr>
+          <w:p>
+            <w:pPr>
+              <w:pStyle w:val="Compact"/>
+              <w:jc w:val="left"/>
+            </w:pPr>
+            <w:r>
+              <w:t xml:space="preserve">48</w:t>
+            </w:r>
+          </w:p>
+        </w:tc>
+        <w:tc>
+          <w:tcPr>
+            <w:tcW w:type="dxa" w:w="1494"/>
+          </w:tcPr>
+          <w:p>
+            <w:pPr>
+              <w:pStyle w:val="Compact"/>
+              <w:jc w:val="left"/>
+            </w:pPr>
+            <w:r>
+              <w:t xml:space="preserve">190 × 200, 60 × 409</w:t>
             </w:r>
           </w:p>
         </w:tc>
@@ -1946,33 +3570,49 @@
               <w:jc w:val="left"/>
             </w:pPr>
             <w:r>
-              <w:t xml:space="preserve">Over-capacity session scan</w:t>
-            </w:r>
-          </w:p>
-        </w:tc>
-        <w:tc>
-          <w:tcPr>
-            <w:tcW w:type="dxa" w:w="6371"/>
-          </w:tcPr>
-          <w:p>
-            <w:pPr>
-              <w:pStyle w:val="Compact"/>
-              <w:jc w:val="left"/>
-            </w:pPr>
-            <w:r>
-              <w:t xml:space="preserve">recorded with</w:t>
-            </w:r>
-            <w:r>
-              <w:t xml:space="preserve"> </w:t>
-            </w:r>
-            <w:r>
-              <w:rPr>
-                <w:rStyle w:val="VerbatimChar"/>
-              </w:rPr>
-              <w:t xml:space="preserve">over_capacity</w:t>
-            </w:r>
-            <w:r>
-              <w:t xml:space="preserve">, warning, and an automatic organiser alert dispatched</w:t>
+              <w:t xml:space="preserve">lock on, constraint on, 50 ms window</w:t>
+            </w:r>
+          </w:p>
+        </w:tc>
+        <w:tc>
+          <w:tcPr>
+            <w:tcW w:type="dxa" w:w="2359"/>
+          </w:tcPr>
+          <w:p>
+            <w:pPr>
+              <w:pStyle w:val="Compact"/>
+              <w:jc w:val="left"/>
+            </w:pPr>
+            <w:r>
+              <w:t xml:space="preserve">50/50</w:t>
+            </w:r>
+          </w:p>
+        </w:tc>
+        <w:tc>
+          <w:tcPr>
+            <w:tcW w:type="dxa" w:w="2516"/>
+          </w:tcPr>
+          <w:p>
+            <w:pPr>
+              <w:pStyle w:val="Compact"/>
+              <w:jc w:val="left"/>
+            </w:pPr>
+            <w:r>
+              <w:t xml:space="preserve">0</w:t>
+            </w:r>
+          </w:p>
+        </w:tc>
+        <w:tc>
+          <w:tcPr>
+            <w:tcW w:type="dxa" w:w="1494"/>
+          </w:tcPr>
+          <w:p>
+            <w:pPr>
+              <w:pStyle w:val="Compact"/>
+              <w:jc w:val="left"/>
+            </w:pPr>
+            <w:r>
+              <w:t xml:space="preserve">50 × 200, 200 × 409</w:t>
             </w:r>
           </w:p>
         </w:tc>
@@ -1988,30 +3628,49 @@
               <w:jc w:val="left"/>
             </w:pPr>
             <w:r>
-              <w:t xml:space="preserve">Notification send to</w:t>
-            </w:r>
-            <w:r>
-              <w:t xml:space="preserve"> </w:t>
-            </w:r>
-            <w:r>
-              <w:rPr>
-                <w:rStyle w:val="VerbatimChar"/>
-              </w:rPr>
-              <w:t xml:space="preserve">all_attendees</w:t>
-            </w:r>
-          </w:p>
-        </w:tc>
-        <w:tc>
-          <w:tcPr>
-            <w:tcW w:type="dxa" w:w="6371"/>
-          </w:tcPr>
-          <w:p>
-            <w:pPr>
-              <w:pStyle w:val="Compact"/>
-              <w:jc w:val="left"/>
-            </w:pPr>
-            <w:r>
-              <w:t xml:space="preserve">recipient records created, per-recipient delivery status recorded</w:t>
+              <w:t xml:space="preserve">lock off, constraint on, 50 ms window</w:t>
+            </w:r>
+          </w:p>
+        </w:tc>
+        <w:tc>
+          <w:tcPr>
+            <w:tcW w:type="dxa" w:w="2359"/>
+          </w:tcPr>
+          <w:p>
+            <w:pPr>
+              <w:pStyle w:val="Compact"/>
+              <w:jc w:val="left"/>
+            </w:pPr>
+            <w:r>
+              <w:t xml:space="preserve">50/50</w:t>
+            </w:r>
+          </w:p>
+        </w:tc>
+        <w:tc>
+          <w:tcPr>
+            <w:tcW w:type="dxa" w:w="2516"/>
+          </w:tcPr>
+          <w:p>
+            <w:pPr>
+              <w:pStyle w:val="Compact"/>
+              <w:jc w:val="left"/>
+            </w:pPr>
+            <w:r>
+              <w:t xml:space="preserve">0</w:t>
+            </w:r>
+          </w:p>
+        </w:tc>
+        <w:tc>
+          <w:tcPr>
+            <w:tcW w:type="dxa" w:w="1494"/>
+          </w:tcPr>
+          <w:p>
+            <w:pPr>
+              <w:pStyle w:val="Compact"/>
+              <w:jc w:val="left"/>
+            </w:pPr>
+            <w:r>
+              <w:t xml:space="preserve">50 × 200, 200 × 409</w:t>
             </w:r>
           </w:p>
         </w:tc>
@@ -2027,21 +3686,49 @@
               <w:jc w:val="left"/>
             </w:pPr>
             <w:r>
-              <w:t xml:space="preserve">Four CSV report downloads</w:t>
-            </w:r>
-          </w:p>
-        </w:tc>
-        <w:tc>
-          <w:tcPr>
-            <w:tcW w:type="dxa" w:w="6371"/>
-          </w:tcPr>
-          <w:p>
-            <w:pPr>
-              <w:pStyle w:val="Compact"/>
-              <w:jc w:val="left"/>
-            </w:pPr>
-            <w:r>
-              <w:t xml:space="preserve">all well-formed, row counts exact against the database</w:t>
+              <w:t xml:space="preserve">lock on, constraint off, 50 ms window</w:t>
+            </w:r>
+          </w:p>
+        </w:tc>
+        <w:tc>
+          <w:tcPr>
+            <w:tcW w:type="dxa" w:w="2359"/>
+          </w:tcPr>
+          <w:p>
+            <w:pPr>
+              <w:pStyle w:val="Compact"/>
+              <w:jc w:val="left"/>
+            </w:pPr>
+            <w:r>
+              <w:t xml:space="preserve">50/50</w:t>
+            </w:r>
+          </w:p>
+        </w:tc>
+        <w:tc>
+          <w:tcPr>
+            <w:tcW w:type="dxa" w:w="2516"/>
+          </w:tcPr>
+          <w:p>
+            <w:pPr>
+              <w:pStyle w:val="Compact"/>
+              <w:jc w:val="left"/>
+            </w:pPr>
+            <w:r>
+              <w:t xml:space="preserve">0</w:t>
+            </w:r>
+          </w:p>
+        </w:tc>
+        <w:tc>
+          <w:tcPr>
+            <w:tcW w:type="dxa" w:w="1494"/>
+          </w:tcPr>
+          <w:p>
+            <w:pPr>
+              <w:pStyle w:val="Compact"/>
+              <w:jc w:val="left"/>
+            </w:pPr>
+            <w:r>
+              <w:t xml:space="preserve">50 × 200, 200 × 409</w:t>
             </w:r>
           </w:p>
         </w:tc>
@@ -2057,57 +3744,49 @@
               <w:jc w:val="left"/>
             </w:pPr>
             <w:r>
-              <w:rPr>
-                <w:rStyle w:val="VerbatimChar"/>
-              </w:rPr>
-              <w:t xml:space="preserve">flutter analyze</w:t>
-            </w:r>
-          </w:p>
-        </w:tc>
-        <w:tc>
-          <w:tcPr>
-            <w:tcW w:type="dxa" w:w="6371"/>
-          </w:tcPr>
-          <w:p>
-            <w:pPr>
-              <w:pStyle w:val="Compact"/>
-              <w:jc w:val="left"/>
-            </w:pPr>
-            <w:r>
-              <w:t xml:space="preserve">no issues</w:t>
-            </w:r>
-          </w:p>
-        </w:tc>
-      </w:tr>
-      <w:tr>
-        <w:tc>
-          <w:tcPr>
-            <w:tcW w:type="dxa" w:w="2988"/>
-          </w:tcPr>
-          <w:p>
-            <w:pPr>
-              <w:pStyle w:val="Compact"/>
-              <w:jc w:val="left"/>
-            </w:pPr>
-            <w:r>
-              <w:rPr>
-                <w:rStyle w:val="VerbatimChar"/>
-              </w:rPr>
-              <w:t xml:space="preserve">flutter test</w:t>
-            </w:r>
-          </w:p>
-        </w:tc>
-        <w:tc>
-          <w:tcPr>
-            <w:tcW w:type="dxa" w:w="6371"/>
-          </w:tcPr>
-          <w:p>
-            <w:pPr>
-              <w:pStyle w:val="Compact"/>
-              <w:jc w:val="left"/>
-            </w:pPr>
-            <w:r>
-              <w:t xml:space="preserve">19/19 passed</w:t>
+              <w:t xml:space="preserve">lock off, constraint off, 50 ms window</w:t>
+            </w:r>
+          </w:p>
+        </w:tc>
+        <w:tc>
+          <w:tcPr>
+            <w:tcW w:type="dxa" w:w="2359"/>
+          </w:tcPr>
+          <w:p>
+            <w:pPr>
+              <w:pStyle w:val="Compact"/>
+              <w:jc w:val="left"/>
+            </w:pPr>
+            <w:r>
+              <w:t xml:space="preserve">0/50</w:t>
+            </w:r>
+          </w:p>
+        </w:tc>
+        <w:tc>
+          <w:tcPr>
+            <w:tcW w:type="dxa" w:w="2516"/>
+          </w:tcPr>
+          <w:p>
+            <w:pPr>
+              <w:pStyle w:val="Compact"/>
+              <w:jc w:val="left"/>
+            </w:pPr>
+            <w:r>
+              <w:t xml:space="preserve">50</w:t>
+            </w:r>
+          </w:p>
+        </w:tc>
+        <w:tc>
+          <w:tcPr>
+            <w:tcW w:type="dxa" w:w="1494"/>
+          </w:tcPr>
+          <w:p>
+            <w:pPr>
+              <w:pStyle w:val="Compact"/>
+              <w:jc w:val="left"/>
+            </w:pPr>
+            <w:r>
+              <w:t xml:space="preserve">236 × 200, 14 × 409</w:t>
             </w:r>
           </w:p>
         </w:tc>
@@ -2118,687 +3797,198 @@
         <w:pStyle w:val="BodyText"/>
       </w:pPr>
       <w:r>
+        <w:t xml:space="preserve">The naive configuration fails even without the injected pause, so the race is</w:t>
+      </w:r>
+      <w:r>
+        <w:t xml:space="preserve"> </w:t>
+      </w:r>
+      <w:r>
+        <w:t xml:space="preserve">real under this load, and the test is able to detect it. With either</w:t>
+      </w:r>
+      <w:r>
+        <w:t xml:space="preserve"> </w:t>
+      </w:r>
+      <w:r>
+        <w:t xml:space="preserve">safeguard in place there was exactly one redemption in every race, and no</w:t>
+      </w:r>
+      <w:r>
+        <w:t xml:space="preserve"> </w:t>
+      </w:r>
+      <w:r>
+        <w:t xml:space="preserve">response was a 500. Each safeguard is therefore sufficient on its own, and the</w:t>
+      </w:r>
+      <w:r>
+        <w:t xml:space="preserve"> </w:t>
+      </w:r>
+      <w:r>
+        <w:t xml:space="preserve">system as built carries both. What this does not measure is throughput: it</w:t>
+      </w:r>
+      <w:r>
+        <w:t xml:space="preserve"> </w:t>
+      </w:r>
+      <w:r>
+        <w:t xml:space="preserve">tests correctness under contention, not how many scanners the system can</w:t>
+      </w:r>
+      <w:r>
+        <w:t xml:space="preserve"> </w:t>
+      </w:r>
+      <w:r>
+        <w:t xml:space="preserve">serve at once.</w:t>
+      </w:r>
+    </w:p>
+    <w:p>
+      <w:pPr>
+        <w:pStyle w:val="BodyText"/>
+      </w:pPr>
+      <w:r>
+        <w:t xml:space="preserve">Source:</w:t>
+      </w:r>
+      <w:r>
+        <w:t xml:space="preserve"> </w:t>
+      </w:r>
+      <w:r>
+        <w:rPr>
+          <w:rStyle w:val="VerbatimChar"/>
+        </w:rPr>
+        <w:t xml:space="preserve">tools/concurrency-results.json</w:t>
+      </w:r>
+      <w:r>
+        <w:t xml:space="preserve">.</w:t>
+      </w:r>
+    </w:p>
+    <w:p>
+      <w:pPr>
+        <w:pStyle w:val="BodyText"/>
+      </w:pPr>
+      <w:r>
         <w:rPr>
           <w:b/>
           <w:bCs/>
         </w:rPr>
-        <w:t xml:space="preserve">Route coverage, and which routes are this component's.</w:t>
-      </w:r>
-      <w:r>
-        <w:t xml:space="preserve"> </w:t>
-      </w:r>
-      <w:r>
-        <w:t xml:space="preserve">The backend exposes</w:t>
-      </w:r>
-      <w:r>
-        <w:t xml:space="preserve"> </w:t>
-      </w:r>
-      <w:r>
-        <w:t xml:space="preserve">47 API routes (</w:t>
-      </w:r>
-      <w:r>
-        <w:rPr>
-          <w:rStyle w:val="VerbatimChar"/>
-        </w:rPr>
-        <w:t xml:space="preserve">php artisan route:list --path=api</w:t>
-      </w:r>
-      <w:r>
-        <w:t xml:space="preserve">), distributed as:</w:t>
-      </w:r>
-      <w:r>
-        <w:t xml:space="preserve"> </w:t>
-      </w:r>
-      <w:r>
-        <w:rPr>
-          <w:rStyle w:val="VerbatimChar"/>
-        </w:rPr>
-        <w:t xml:space="preserve">MealController</w:t>
-      </w:r>
-      <w:r>
-        <w:t xml:space="preserve"> </w:t>
-      </w:r>
-      <w:r>
-        <w:t xml:space="preserve">10,</w:t>
-      </w:r>
-      <w:r>
-        <w:t xml:space="preserve"> </w:t>
-      </w:r>
-      <w:r>
-        <w:rPr>
-          <w:rStyle w:val="VerbatimChar"/>
-        </w:rPr>
-        <w:t xml:space="preserve">AttendeeController</w:t>
-      </w:r>
-      <w:r>
-        <w:t xml:space="preserve"> </w:t>
-      </w:r>
-      <w:r>
-        <w:t xml:space="preserve">8,</w:t>
-      </w:r>
-      <w:r>
-        <w:t xml:space="preserve"> </w:t>
-      </w:r>
-      <w:r>
-        <w:rPr>
-          <w:rStyle w:val="VerbatimChar"/>
-        </w:rPr>
-        <w:t xml:space="preserve">SessionController</w:t>
-      </w:r>
-      <w:r>
-        <w:t xml:space="preserve"> </w:t>
-      </w:r>
-      <w:r>
-        <w:t xml:space="preserve">7,</w:t>
-      </w:r>
-      <w:r>
-        <w:t xml:space="preserve"> </w:t>
-      </w:r>
-      <w:r>
-        <w:rPr>
-          <w:rStyle w:val="VerbatimChar"/>
-        </w:rPr>
-        <w:t xml:space="preserve">NotificationController</w:t>
-      </w:r>
-      <w:r>
-        <w:t xml:space="preserve"> </w:t>
-      </w:r>
-      <w:r>
-        <w:t xml:space="preserve">5,</w:t>
-      </w:r>
-      <w:r>
-        <w:t xml:space="preserve"> </w:t>
-      </w:r>
-      <w:r>
-        <w:rPr>
-          <w:rStyle w:val="VerbatimChar"/>
-        </w:rPr>
-        <w:t xml:space="preserve">EventController</w:t>
-      </w:r>
-      <w:r>
-        <w:t xml:space="preserve"> </w:t>
-      </w:r>
-      <w:r>
-        <w:t xml:space="preserve">5,</w:t>
-      </w:r>
-      <w:r>
-        <w:t xml:space="preserve"> </w:t>
-      </w:r>
-      <w:r>
-        <w:rPr>
-          <w:rStyle w:val="VerbatimChar"/>
-        </w:rPr>
-        <w:t xml:space="preserve">AnalyticsController</w:t>
-      </w:r>
-      <w:r>
-        <w:t xml:space="preserve"> </w:t>
-      </w:r>
-      <w:r>
-        <w:t xml:space="preserve">4,</w:t>
-      </w:r>
-      <w:r>
-        <w:t xml:space="preserve"> </w:t>
-      </w:r>
-      <w:r>
-        <w:rPr>
-          <w:rStyle w:val="VerbatimChar"/>
-        </w:rPr>
-        <w:t xml:space="preserve">ReportController</w:t>
-      </w:r>
-      <w:r>
-        <w:t xml:space="preserve"> </w:t>
-      </w:r>
-      <w:r>
-        <w:t xml:space="preserve">4,</w:t>
-      </w:r>
-      <w:r>
-        <w:t xml:space="preserve"> </w:t>
-      </w:r>
-      <w:r>
-        <w:rPr>
-          <w:rStyle w:val="VerbatimChar"/>
-        </w:rPr>
-        <w:t xml:space="preserve">AuthController</w:t>
-      </w:r>
-      <w:r>
-        <w:t xml:space="preserve"> </w:t>
-      </w:r>
-      <w:r>
-        <w:t xml:space="preserve">4.</w:t>
+        <w:t xml:space="preserve">Cross-category independence:</w:t>
+      </w:r>
+      <w:r>
+        <w:t xml:space="preserve"> </w:t>
+      </w:r>
+      <w:r>
+        <w:t xml:space="preserve">20 of 20 reserved attendees, each holding a</w:t>
+      </w:r>
+      <w:r>
+        <w:t xml:space="preserve"> </w:t>
+      </w:r>
+      <w:r>
+        <w:t xml:space="preserve">voucher in all three categories, redeemed every category successfully and were</w:t>
+      </w:r>
+      <w:r>
+        <w:t xml:space="preserve"> </w:t>
+      </w:r>
+      <w:r>
+        <w:t xml:space="preserve">then refused on a repeat of the first. Redeeming breakfast consumes breakfast</w:t>
+      </w:r>
+      <w:r>
+        <w:t xml:space="preserve"> </w:t>
+      </w:r>
+      <w:r>
+        <w:t xml:space="preserve">and nothing else. The same guarantee is pinned at unit level by</w:t>
+      </w:r>
+      <w:r>
+        <w:t xml:space="preserve"> </w:t>
+      </w:r>
+      <w:r>
+        <w:rPr>
+          <w:rStyle w:val="VerbatimChar"/>
+        </w:rPr>
+        <w:t xml:space="preserve">test_redeeming_one_category_leaves_the_attendees_other_categories_redeemable</w:t>
+      </w:r>
+      <w:r>
+        <w:t xml:space="preserve">.</w:t>
       </w:r>
     </w:p>
     <w:p>
       <w:pPr>
         <w:pStyle w:val="BodyText"/>
       </w:pPr>
-      <w:r>
-        <w:t xml:space="preserve">This repository hosts the</w:t>
-      </w:r>
-      <w:r>
-        <w:t xml:space="preserve"> </w:t>
-      </w:r>
       <w:r>
         <w:rPr>
           <w:b/>
           <w:bCs/>
         </w:rPr>
-        <w:t xml:space="preserve">shared</w:t>
-      </w:r>
-      <w:r>
-        <w:t xml:space="preserve"> </w:t>
-      </w:r>
-      <w:r>
-        <w:t xml:space="preserve">CMS v4 backend, so not all 47 routes are</w:t>
-      </w:r>
-      <w:r>
-        <w:t xml:space="preserve"> </w:t>
-      </w:r>
-      <w:r>
-        <w:t xml:space="preserve">this component's contribution, and the count should not be read as though they</w:t>
-      </w:r>
-      <w:r>
-        <w:t xml:space="preserve"> </w:t>
-      </w:r>
-      <w:r>
-        <w:t xml:space="preserve">were. Two of the eight</w:t>
-      </w:r>
-      <w:r>
-        <w:t xml:space="preserve"> </w:t>
-      </w:r>
-      <w:r>
-        <w:rPr>
-          <w:rStyle w:val="VerbatimChar"/>
-        </w:rPr>
-        <w:t xml:space="preserve">AttendeeController</w:t>
-      </w:r>
-      <w:r>
-        <w:t xml:space="preserve"> </w:t>
-      </w:r>
-      <w:r>
-        <w:t xml:space="preserve">routes,</w:t>
-      </w:r>
-      <w:r>
-        <w:t xml:space="preserve"> </w:t>
-      </w:r>
-      <w:r>
-        <w:rPr>
-          <w:rStyle w:val="VerbatimChar"/>
-        </w:rPr>
-        <w:t xml:space="preserve">POST /events/{event}/attendees/check-in/scan</w:t>
-      </w:r>
-      <w:r>
-        <w:t xml:space="preserve"> </w:t>
-      </w:r>
-      <w:r>
-        <w:t xml:space="preserve">and</w:t>
-      </w:r>
-      <w:r>
-        <w:t xml:space="preserve"> </w:t>
-      </w:r>
-      <w:r>
-        <w:rPr>
-          <w:rStyle w:val="VerbatimChar"/>
-        </w:rPr>
-        <w:t xml:space="preserve">POST /events/{event}/attendees/{attendee}/check-in</w:t>
-      </w:r>
-      <w:r>
-        <w:t xml:space="preserve">, are check-in capture,</w:t>
-      </w:r>
-      <w:r>
-        <w:t xml:space="preserve"> </w:t>
-      </w:r>
-      <w:r>
-        <w:t xml:space="preserve">which is component 4.3a's remit; they are present because the backend is shared,</w:t>
-      </w:r>
-      <w:r>
-        <w:t xml:space="preserve"> </w:t>
-      </w:r>
-      <w:r>
-        <w:t xml:space="preserve">and this component consumes the check-in data they produce as a read-only input</w:t>
-      </w:r>
-      <w:r>
-        <w:t xml:space="preserve"> </w:t>
-      </w:r>
-      <w:r>
-        <w:t xml:space="preserve">to analytics rather than claiming them as delivered work.</w:t>
-      </w:r>
-      <w:r>
-        <w:t xml:space="preserve"> </w:t>
-      </w:r>
-      <w:r>
-        <w:rPr>
-          <w:rStyle w:val="VerbatimChar"/>
-        </w:rPr>
-        <w:t xml:space="preserve">AuthController</w:t>
-      </w:r>
-      <w:r>
-        <w:t xml:space="preserve"> </w:t>
-      </w:r>
-      <w:r>
-        <w:t xml:space="preserve">and</w:t>
-      </w:r>
-      <w:r>
-        <w:t xml:space="preserve"> </w:t>
-      </w:r>
-      <w:r>
-        <w:rPr>
-          <w:rStyle w:val="VerbatimChar"/>
-        </w:rPr>
-        <w:t xml:space="preserve">EventController</w:t>
-      </w:r>
-      <w:r>
-        <w:t xml:space="preserve"> </w:t>
-      </w:r>
-      <w:r>
-        <w:t xml:space="preserve">are likewise shared scaffolding used by both components. The</w:t>
-      </w:r>
-      <w:r>
-        <w:t xml:space="preserve"> </w:t>
-      </w:r>
-      <w:r>
-        <w:t xml:space="preserve">routes this component contributes are the meal voucher, session attendance,</w:t>
-      </w:r>
-      <w:r>
-        <w:t xml:space="preserve"> </w:t>
-      </w:r>
-      <w:r>
-        <w:t xml:space="preserve">notification, analytics and reporting groups, plus</w:t>
-      </w:r>
-      <w:r>
-        <w:t xml:space="preserve"> </w:t>
-      </w:r>
-      <w:r>
-        <w:rPr>
-          <w:rStyle w:val="VerbatimChar"/>
-        </w:rPr>
-        <w:t xml:space="preserve">GET /events/{event}/attendees/me</w:t>
-      </w:r>
-      <w:r>
-        <w:t xml:space="preserve">, which was added here so the attendee QR</w:t>
-      </w:r>
-      <w:r>
-        <w:t xml:space="preserve"> </w:t>
-      </w:r>
-      <w:r>
-        <w:t xml:space="preserve">screen could fetch a real server-issued token.</w:t>
+        <w:t xml:space="preserve">Ground truth:</w:t>
+      </w:r>
+      <w:r>
+        <w:t xml:space="preserve"> </w:t>
+      </w:r>
+      <w:r>
+        <w:t xml:space="preserve">280 redemption rows for 200 batch scans, 20 race winners and</w:t>
+      </w:r>
+      <w:r>
+        <w:t xml:space="preserve"> </w:t>
+      </w:r>
+      <w:r>
+        <w:t xml:space="preserve">60 cross-category redemptions, equal to a direct SQL count (Section 5).</w:t>
       </w:r>
     </w:p>
     <w:p>
       <w:pPr>
         <w:pStyle w:val="BodyText"/>
-      </w:pPr>
-      <w:r>
-        <w:t xml:space="preserve">The boundary is visible in the mobile codebase, which is this component's alone:</w:t>
-      </w:r>
-      <w:r>
-        <w:t xml:space="preserve"> </w:t>
-      </w:r>
-      <w:r>
-        <w:rPr>
-          <w:rStyle w:val="VerbatimChar"/>
-        </w:rPr>
-        <w:t xml:space="preserve">mobile/lib/features/</w:t>
-      </w:r>
-      <w:r>
-        <w:t xml:space="preserve"> </w:t>
-      </w:r>
-      <w:r>
-        <w:t xml:space="preserve">contains</w:t>
-      </w:r>
-      <w:r>
-        <w:t xml:space="preserve"> </w:t>
-      </w:r>
-      <w:r>
-        <w:rPr>
-          <w:rStyle w:val="VerbatimChar"/>
-        </w:rPr>
-        <w:t xml:space="preserve">dashboard</w:t>
-      </w:r>
-      <w:r>
-        <w:t xml:space="preserve">,</w:t>
-      </w:r>
-      <w:r>
-        <w:t xml:space="preserve"> </w:t>
-      </w:r>
-      <w:r>
-        <w:rPr>
-          <w:rStyle w:val="VerbatimChar"/>
-        </w:rPr>
-        <w:t xml:space="preserve">meals</w:t>
-      </w:r>
-      <w:r>
-        <w:t xml:space="preserve">,</w:t>
-      </w:r>
-      <w:r>
-        <w:t xml:space="preserve"> </w:t>
-      </w:r>
-      <w:r>
-        <w:rPr>
-          <w:rStyle w:val="VerbatimChar"/>
-        </w:rPr>
-        <w:t xml:space="preserve">sessions</w:t>
-      </w:r>
-      <w:r>
-        <w:t xml:space="preserve">,</w:t>
-      </w:r>
-      <w:r>
-        <w:t xml:space="preserve"> </w:t>
-      </w:r>
-      <w:r>
-        <w:rPr>
-          <w:rStyle w:val="VerbatimChar"/>
-        </w:rPr>
-        <w:t xml:space="preserve">notifications</w:t>
-      </w:r>
-      <w:r>
-        <w:t xml:space="preserve">,</w:t>
-      </w:r>
-      <w:r>
-        <w:t xml:space="preserve"> </w:t>
-      </w:r>
-      <w:r>
-        <w:rPr>
-          <w:rStyle w:val="VerbatimChar"/>
-        </w:rPr>
-        <w:t xml:space="preserve">reports</w:t>
-      </w:r>
-      <w:r>
-        <w:t xml:space="preserve">,</w:t>
-      </w:r>
-      <w:r>
-        <w:t xml:space="preserve"> </w:t>
-      </w:r>
-      <w:r>
-        <w:rPr>
-          <w:rStyle w:val="VerbatimChar"/>
-        </w:rPr>
-        <w:t xml:space="preserve">attendee</w:t>
-      </w:r>
-      <w:r>
-        <w:t xml:space="preserve">,</w:t>
-      </w:r>
-      <w:r>
-        <w:t xml:space="preserve"> </w:t>
-      </w:r>
-      <w:r>
-        <w:rPr>
-          <w:rStyle w:val="VerbatimChar"/>
-        </w:rPr>
-        <w:t xml:space="preserve">events</w:t>
-      </w:r>
-      <w:r>
-        <w:t xml:space="preserve">,</w:t>
-      </w:r>
-      <w:r>
-        <w:t xml:space="preserve"> </w:t>
-      </w:r>
-      <w:r>
-        <w:rPr>
-          <w:rStyle w:val="VerbatimChar"/>
-        </w:rPr>
-        <w:t xml:space="preserve">auth</w:t>
-      </w:r>
-      <w:r>
-        <w:t xml:space="preserve">,</w:t>
-      </w:r>
-      <w:r>
-        <w:t xml:space="preserve"> </w:t>
-      </w:r>
-      <w:r>
-        <w:rPr>
-          <w:rStyle w:val="VerbatimChar"/>
-        </w:rPr>
-        <w:t xml:space="preserve">profile</w:t>
-      </w:r>
-      <w:r>
-        <w:t xml:space="preserve"> </w:t>
-      </w:r>
-      <w:r>
-        <w:t xml:space="preserve">and</w:t>
-      </w:r>
-      <w:r>
-        <w:t xml:space="preserve"> </w:t>
-      </w:r>
-      <w:r>
-        <w:rPr>
-          <w:rStyle w:val="VerbatimChar"/>
-        </w:rPr>
-        <w:t xml:space="preserve">sync</w:t>
-      </w:r>
-      <w:r>
-        <w:t xml:space="preserve">,</w:t>
-      </w:r>
-      <w:r>
-        <w:t xml:space="preserve"> </w:t>
-      </w:r>
-      <w:r>
-        <w:t xml:space="preserve">and no check-in capture module. The only mobile code that mentions check-in at</w:t>
-      </w:r>
-      <w:r>
-        <w:t xml:space="preserve"> </w:t>
-      </w:r>
-      <w:r>
-        <w:t xml:space="preserve">all is in</w:t>
-      </w:r>
-      <w:r>
-        <w:t xml:space="preserve"> </w:t>
-      </w:r>
-      <w:r>
-        <w:rPr>
-          <w:rStyle w:val="VerbatimChar"/>
-        </w:rPr>
-        <w:t xml:space="preserve">features/dashboard/</w:t>
-      </w:r>
-      <w:r>
-        <w:t xml:space="preserve">, where check-in counts are read back from the</w:t>
-      </w:r>
-      <w:r>
-        <w:t xml:space="preserve"> </w:t>
-      </w:r>
-      <w:r>
-        <w:t xml:space="preserve">analytics endpoints. That is consumption, not capture.</w:t>
-      </w:r>
-    </w:p>
-    <w:bookmarkEnd w:id="12"/>
-    <w:bookmarkStart w:id="13" w:name="X5670f8985ef3e547f35bd13321d6072f665e68d"/>
-    <w:p>
-      <w:pPr>
-        <w:pStyle w:val="Heading1"/>
-      </w:pPr>
-      <w:r>
-        <w:t xml:space="preserve">1. Meal voucher redemption correctness</w:t>
-      </w:r>
-    </w:p>
-    <w:p>
-      <w:pPr>
-        <w:pStyle w:val="FirstParagraph"/>
-      </w:pPr>
-      <w:r>
-        <w:t xml:space="preserve">Single-use redemption is enforced in the database rather than in application</w:t>
-      </w:r>
-      <w:r>
-        <w:t xml:space="preserve"> </w:t>
-      </w:r>
-      <w:r>
-        <w:t xml:space="preserve">logic:</w:t>
-      </w:r>
-      <w:r>
-        <w:t xml:space="preserve"> </w:t>
-      </w:r>
-      <w:r>
-        <w:rPr>
-          <w:rStyle w:val="VerbatimChar"/>
-        </w:rPr>
-        <w:t xml:space="preserve">MealVoucher::query()-&gt;where('qr_token', ...)-&gt;lockForUpdate()</w:t>
-      </w:r>
-      <w:r>
-        <w:t xml:space="preserve"> </w:t>
-      </w:r>
-      <w:r>
-        <w:t xml:space="preserve">inside</w:t>
-      </w:r>
-      <w:r>
-        <w:t xml:space="preserve"> </w:t>
-      </w:r>
-      <w:r>
-        <w:t xml:space="preserve">a transaction (</w:t>
-      </w:r>
-      <w:r>
-        <w:rPr>
-          <w:rStyle w:val="VerbatimChar"/>
-        </w:rPr>
-        <w:t xml:space="preserve">app/Http/Controllers/Api/MealController.php</w:t>
-      </w:r>
-      <w:r>
-        <w:t xml:space="preserve">) means that when</w:t>
-      </w:r>
-      <w:r>
-        <w:t xml:space="preserve"> </w:t>
-      </w:r>
-      <w:r>
-        <w:t xml:space="preserve">two scanners submit the same token concurrently, exactly one insert succeeds</w:t>
-      </w:r>
-      <w:r>
-        <w:t xml:space="preserve"> </w:t>
-      </w:r>
-      <w:r>
-        <w:t xml:space="preserve">and the other receives a definitive rejection naming the earlier redemption,</w:t>
-      </w:r>
-      <w:r>
-        <w:t xml:space="preserve"> </w:t>
-      </w:r>
-      <w:r>
-        <w:t xml:space="preserve">per Helland's idempotence argument cited in the proposal's literature review.</w:t>
-      </w:r>
-    </w:p>
-    <w:p>
-      <w:pPr>
-        <w:pStyle w:val="Compact"/>
-        <w:numPr>
-          <w:ilvl w:val="0"/>
-          <w:numId w:val="1001"/>
-        </w:numPr>
       </w:pPr>
       <w:r>
         <w:rPr>
           <w:b/>
           <w:bCs/>
         </w:rPr>
-        <w:t xml:space="preserve">Sequential re-scans:</w:t>
-      </w:r>
-      <w:r>
-        <w:t xml:space="preserve"> </w:t>
-      </w:r>
-      <w:r>
-        <w:t xml:space="preserve">100 of 100 rejected after the first successful</w:t>
-      </w:r>
-      <w:r>
-        <w:t xml:space="preserve"> </w:t>
-      </w:r>
-      <w:r>
-        <w:t xml:space="preserve">redemption.</w:t>
-      </w:r>
-    </w:p>
-    <w:p>
-      <w:pPr>
-        <w:pStyle w:val="Compact"/>
-        <w:numPr>
-          <w:ilvl w:val="0"/>
-          <w:numId w:val="1001"/>
-        </w:numPr>
-      </w:pPr>
-      <w:r>
-        <w:rPr>
-          <w:b/>
-          <w:bCs/>
-        </w:rPr>
-        <w:t xml:space="preserve">Concurrent races:</w:t>
-      </w:r>
-      <w:r>
-        <w:t xml:space="preserve"> </w:t>
-      </w:r>
-      <w:r>
-        <w:t xml:space="preserve">20 of 20 races (five simultaneous scans of one token</w:t>
-      </w:r>
-      <w:r>
-        <w:t xml:space="preserve"> </w:t>
-      </w:r>
-      <w:r>
-        <w:t xml:space="preserve">each) resolved to exactly one success.</w:t>
-      </w:r>
-    </w:p>
-    <w:p>
-      <w:pPr>
-        <w:pStyle w:val="Compact"/>
-        <w:numPr>
-          <w:ilvl w:val="0"/>
-          <w:numId w:val="1001"/>
-        </w:numPr>
-      </w:pPr>
-      <w:r>
-        <w:rPr>
-          <w:b/>
-          <w:bCs/>
-        </w:rPr>
-        <w:t xml:space="preserve">Cross-category independence:</w:t>
-      </w:r>
-      <w:r>
-        <w:t xml:space="preserve"> </w:t>
-      </w:r>
-      <w:r>
-        <w:t xml:space="preserve">20 of 20 reserved attendees, each holding a</w:t>
-      </w:r>
-      <w:r>
-        <w:t xml:space="preserve"> </w:t>
-      </w:r>
-      <w:r>
-        <w:t xml:space="preserve">voucher in all three categories, redeemed every category successfully and were</w:t>
-      </w:r>
-      <w:r>
-        <w:t xml:space="preserve"> </w:t>
-      </w:r>
-      <w:r>
-        <w:t xml:space="preserve">then refused on a repeat of the first. Redeeming breakfast consumes breakfast</w:t>
-      </w:r>
-      <w:r>
-        <w:t xml:space="preserve"> </w:t>
-      </w:r>
-      <w:r>
-        <w:t xml:space="preserve">and nothing else.</w:t>
-      </w:r>
-    </w:p>
-    <w:p>
-      <w:pPr>
-        <w:pStyle w:val="FirstParagraph"/>
-      </w:pPr>
-      <w:r>
-        <w:t xml:space="preserve">Ground truth: 280 redemption rows for 200 batch scans, 20 race winners and 60</w:t>
-      </w:r>
-      <w:r>
-        <w:t xml:space="preserve"> </w:t>
-      </w:r>
-      <w:r>
-        <w:t xml:space="preserve">cross-category redemptions, matching</w:t>
-      </w:r>
-      <w:r>
-        <w:t xml:space="preserve"> </w:t>
-      </w:r>
-      <w:r>
-        <w:rPr>
-          <w:rStyle w:val="VerbatimChar"/>
-        </w:rPr>
-        <w:t xml:space="preserve">export_correctness.meals_csv_rows</w:t>
-      </w:r>
-      <w:r>
-        <w:t xml:space="preserve"> </w:t>
-      </w:r>
-      <w:r>
-        <w:t xml:space="preserve">in the</w:t>
-      </w:r>
-      <w:r>
-        <w:t xml:space="preserve"> </w:t>
-      </w:r>
-      <w:r>
-        <w:t xml:space="preserve">evaluation output exactly.</w:t>
+        <w:t xml:space="preserve">The redemption record.</w:t>
+      </w:r>
+      <w:r>
+        <w:t xml:space="preserve"> </w:t>
+      </w:r>
+      <w:r>
+        <w:t xml:space="preserve">A redemption cannot be changed or removed once it is</w:t>
+      </w:r>
+      <w:r>
+        <w:t xml:space="preserve"> </w:t>
+      </w:r>
+      <w:r>
+        <w:t xml:space="preserve">recorded: the model refuses updates and deletes, the foreign keys from</w:t>
+      </w:r>
+      <w:r>
+        <w:t xml:space="preserve"> </w:t>
+      </w:r>
+      <w:r>
+        <w:rPr>
+          <w:rStyle w:val="VerbatimChar"/>
+        </w:rPr>
+        <w:t xml:space="preserve">meal_redemptions</w:t>
+      </w:r>
+      <w:r>
+        <w:t xml:space="preserve"> </w:t>
+      </w:r>
+      <w:r>
+        <w:t xml:space="preserve">restrict deletes rather than cascading them, and the API</w:t>
+      </w:r>
+      <w:r>
+        <w:t xml:space="preserve"> </w:t>
+      </w:r>
+      <w:r>
+        <w:t xml:space="preserve">answers 409 instead of deleting an event, attendee or meal category that has</w:t>
+      </w:r>
+      <w:r>
+        <w:t xml:space="preserve"> </w:t>
+      </w:r>
+      <w:r>
+        <w:t xml:space="preserve">redemptions. This is pinned by</w:t>
+      </w:r>
+      <w:r>
+        <w:t xml:space="preserve"> </w:t>
+      </w:r>
+      <w:r>
+        <w:rPr>
+          <w:rStyle w:val="VerbatimChar"/>
+        </w:rPr>
+        <w:t xml:space="preserve">test_redemptions_cannot_be_edited_or_deleted_away</w:t>
+      </w:r>
+      <w:r>
+        <w:t xml:space="preserve">.</w:t>
       </w:r>
     </w:p>
     <w:p>
@@ -2818,164 +4008,22 @@
         <w:t xml:space="preserve">sequential_duplicate_rejection</w:t>
       </w:r>
       <w:r>
+        <w:t xml:space="preserve">,</w:t>
+      </w:r>
+      <w:r>
+        <w:t xml:space="preserve"> </w:t>
+      </w:r>
+      <w:r>
+        <w:rPr>
+          <w:rStyle w:val="VerbatimChar"/>
+        </w:rPr>
+        <w:t xml:space="preserve">concurrent_duplicate_rejection</w:t>
+      </w:r>
+      <w:r>
         <w:t xml:space="preserve"> </w:t>
       </w:r>
       <w:r>
         <w:t xml:space="preserve">and</w:t>
-      </w:r>
-      <w:r>
-        <w:t xml:space="preserve"> </w:t>
-      </w:r>
-      <w:r>
-        <w:rPr>
-          <w:rStyle w:val="VerbatimChar"/>
-        </w:rPr>
-        <w:t xml:space="preserve">concurrent_duplicate_rejection</w:t>
-      </w:r>
-      <w:r>
-        <w:t xml:space="preserve"> </w:t>
-      </w:r>
-      <w:r>
-        <w:t xml:space="preserve">in</w:t>
-      </w:r>
-      <w:r>
-        <w:t xml:space="preserve"> </w:t>
-      </w:r>
-      <w:r>
-        <w:rPr>
-          <w:rStyle w:val="VerbatimChar"/>
-        </w:rPr>
-        <w:t xml:space="preserve">tools/evaluation-results.json</w:t>
-      </w:r>
-      <w:r>
-        <w:t xml:space="preserve">.</w:t>
-      </w:r>
-    </w:p>
-    <w:p>
-      <w:pPr>
-        <w:pStyle w:val="BodyText"/>
-      </w:pPr>
-      <w:r>
-        <w:rPr>
-          <w:b/>
-          <w:bCs/>
-        </w:rPr>
-        <w:t xml:space="preserve">Multiple meal categories.</w:t>
-      </w:r>
-      <w:r>
-        <w:t xml:space="preserve"> </w:t>
-      </w:r>
-      <w:r>
-        <w:t xml:space="preserve">The second project objective is redemption</w:t>
-      </w:r>
-      <w:r>
-        <w:t xml:space="preserve"> </w:t>
-      </w:r>
-      <w:r>
-        <w:t xml:space="preserve">tracking across multiple meal categories, and both the implementation and the</w:t>
-      </w:r>
-      <w:r>
-        <w:t xml:space="preserve"> </w:t>
-      </w:r>
-      <w:r>
-        <w:t xml:space="preserve">evidence now cover it.</w:t>
-      </w:r>
-      <w:r>
-        <w:t xml:space="preserve"> </w:t>
-      </w:r>
-      <w:r>
-        <w:rPr>
-          <w:rStyle w:val="VerbatimChar"/>
-        </w:rPr>
-        <w:t xml:space="preserve">MealController</w:t>
-      </w:r>
-      <w:r>
-        <w:t xml:space="preserve"> </w:t>
-      </w:r>
-      <w:r>
-        <w:t xml:space="preserve">exposes create, read, update and delete</w:t>
-      </w:r>
-      <w:r>
-        <w:t xml:space="preserve"> </w:t>
-      </w:r>
-      <w:r>
-        <w:t xml:space="preserve">for categories; a voucher is unique per attendee per category; the redemption</w:t>
-      </w:r>
-      <w:r>
-        <w:t xml:space="preserve"> </w:t>
-      </w:r>
-      <w:r>
-        <w:t xml:space="preserve">record names the category it was redeemed against. The evaluation seeds three</w:t>
-      </w:r>
-      <w:r>
-        <w:t xml:space="preserve"> </w:t>
-      </w:r>
-      <w:r>
-        <w:t xml:space="preserve">categories and issues a voucher per attendee per category, so the 1,500-voucher</w:t>
-      </w:r>
-      <w:r>
-        <w:t xml:space="preserve"> </w:t>
-      </w:r>
-      <w:r>
-        <w:t xml:space="preserve">population the scan batches draw from spans all three.</w:t>
-      </w:r>
-    </w:p>
-    <w:p>
-      <w:pPr>
-        <w:pStyle w:val="BodyText"/>
-      </w:pPr>
-      <w:r>
-        <w:t xml:space="preserve">The property the composite key exists for is measured directly rather than</w:t>
-      </w:r>
-      <w:r>
-        <w:t xml:space="preserve"> </w:t>
-      </w:r>
-      <w:r>
-        <w:t xml:space="preserve">assumed: twenty attendees were reserved before any other step, each holding a</w:t>
-      </w:r>
-      <w:r>
-        <w:t xml:space="preserve"> </w:t>
-      </w:r>
-      <w:r>
-        <w:t xml:space="preserve">voucher in every category, and each had all three redeemed in turn. All sixty</w:t>
-      </w:r>
-      <w:r>
-        <w:t xml:space="preserve"> </w:t>
-      </w:r>
-      <w:r>
-        <w:t xml:space="preserve">redemptions were accepted and every repeat of the first was refused, so</w:t>
-      </w:r>
-      <w:r>
-        <w:t xml:space="preserve"> </w:t>
-      </w:r>
-      <w:r>
-        <w:t xml:space="preserve">redeeming one category neither consumes nor blocks another. The same guarantee</w:t>
-      </w:r>
-      <w:r>
-        <w:t xml:space="preserve"> </w:t>
-      </w:r>
-      <w:r>
-        <w:t xml:space="preserve">is pinned at unit level by</w:t>
-      </w:r>
-      <w:r>
-        <w:t xml:space="preserve"> </w:t>
-      </w:r>
-      <w:r>
-        <w:rPr>
-          <w:rStyle w:val="VerbatimChar"/>
-        </w:rPr>
-        <w:t xml:space="preserve">test_redeeming_one_category_leaves_the_attendees_other_categories_redeemable</w:t>
-      </w:r>
-      <w:r>
-        <w:t xml:space="preserve">.</w:t>
-      </w:r>
-    </w:p>
-    <w:p>
-      <w:pPr>
-        <w:pStyle w:val="BodyText"/>
-      </w:pPr>
-      <w:r>
-        <w:t xml:space="preserve">Source:</w:t>
       </w:r>
       <w:r>
         <w:t xml:space="preserve"> </w:t>
@@ -3035,52 +4083,119 @@
         <w:t xml:space="preserve"> </w:t>
       </w:r>
       <w:r>
-        <w:t xml:space="preserve">constraint (</w:t>
-      </w:r>
-      <w:r>
-        <w:rPr>
-          <w:rStyle w:val="VerbatimChar"/>
-        </w:rPr>
-        <w:t xml:space="preserve">app/Http/Controllers/Api/SessionController.php::scan</w:t>
-      </w:r>
-      <w:r>
-        <w:t xml:space="preserve">)</w:t>
-      </w:r>
-      <w:r>
-        <w:t xml:space="preserve"> </w:t>
-      </w:r>
-      <w:r>
-        <w:t xml:space="preserve">prevents double counting; 20 of 20 duplicate session check-ins were rejected</w:t>
-      </w:r>
-      <w:r>
-        <w:t xml:space="preserve"> </w:t>
-      </w:r>
-      <w:r>
-        <w:t xml:space="preserve">in the evaluation run. Capacity threshold transitions (the configurable</w:t>
-      </w:r>
-      <w:r>
-        <w:t xml:space="preserve"> </w:t>
-      </w:r>
-      <w:r>
-        <w:t xml:space="preserve">warning fraction, default 90%, and over-capacity) push an automatic organiser</w:t>
-      </w:r>
-      <w:r>
-        <w:t xml:space="preserve"> </w:t>
-      </w:r>
-      <w:r>
-        <w:t xml:space="preserve">notification, dispatched after the attendance transaction commits so a push</w:t>
-      </w:r>
-      <w:r>
-        <w:t xml:space="preserve"> </w:t>
-      </w:r>
-      <w:r>
-        <w:t xml:space="preserve">is never sent for attendance that ends up rolled back. This was verified live on a</w:t>
-      </w:r>
-      <w:r>
-        <w:t xml:space="preserve"> </w:t>
-      </w:r>
-      <w:r>
-        <w:t xml:space="preserve">device (</w:t>
+        <w:t xml:space="preserve">constraint prevents double counting; 20 of 20</w:t>
+      </w:r>
+      <w:r>
+        <w:t xml:space="preserve"> </w:t>
+      </w:r>
+      <w:r>
+        <w:t xml:space="preserve">sequential duplicate session check-ins were refused in the evaluation run.</w:t>
+      </w:r>
+    </w:p>
+    <w:p>
+      <w:pPr>
+        <w:pStyle w:val="BodyText"/>
+      </w:pPr>
+      <w:r>
+        <w:rPr>
+          <w:rStyle w:val="VerbatimChar"/>
+        </w:rPr>
+        <w:t xml:space="preserve">SessionController::scan</w:t>
+      </w:r>
+      <w:r>
+        <w:t xml:space="preserve"> </w:t>
+      </w:r>
+      <w:r>
+        <w:t xml:space="preserve">locks the session row inside its transaction, which</w:t>
+      </w:r>
+      <w:r>
+        <w:t xml:space="preserve"> </w:t>
+      </w:r>
+      <w:r>
+        <w:t xml:space="preserve">serialises scans of one session, so the duplicate check, the capacity count and</w:t>
+      </w:r>
+      <w:r>
+        <w:t xml:space="preserve"> </w:t>
+      </w:r>
+      <w:r>
+        <w:t xml:space="preserve">the capacity transition are all computed under the lock. A scan that still</w:t>
+      </w:r>
+      <w:r>
+        <w:t xml:space="preserve"> </w:t>
+      </w:r>
+      <w:r>
+        <w:t xml:space="preserve">reaches the unique constraint returns 409, not 500. That path is tested by</w:t>
+      </w:r>
+      <w:r>
+        <w:t xml:space="preserve"> </w:t>
+      </w:r>
+      <w:r>
+        <w:rPr>
+          <w:rStyle w:val="VerbatimChar"/>
+        </w:rPr>
+        <w:t xml:space="preserve">test_session_scan_that_loses_a_race_gets_409_not_500</w:t>
+      </w:r>
+      <w:r>
+        <w:t xml:space="preserve">, which inserts a</w:t>
+      </w:r>
+      <w:r>
+        <w:t xml:space="preserve"> </w:t>
+      </w:r>
+      <w:r>
+        <w:t xml:space="preserve">competing row at the moment between the check and the insert. The session path</w:t>
+      </w:r>
+      <w:r>
+        <w:t xml:space="preserve"> </w:t>
+      </w:r>
+      <w:r>
+        <w:t xml:space="preserve">was not part of the parallel experiment in Section 1, so it has not been tested</w:t>
+      </w:r>
+      <w:r>
+        <w:t xml:space="preserve"> </w:t>
+      </w:r>
+      <w:r>
+        <w:t xml:space="preserve">under real parallel load.</w:t>
+      </w:r>
+    </w:p>
+    <w:p>
+      <w:pPr>
+        <w:pStyle w:val="BodyText"/>
+      </w:pPr>
+      <w:r>
+        <w:t xml:space="preserve">Capacity threshold transitions (the configurable warning fraction, default</w:t>
+      </w:r>
+      <w:r>
+        <w:t xml:space="preserve"> </w:t>
+      </w:r>
+      <w:r>
+        <w:t xml:space="preserve">90%, and over-capacity) push an automatic organiser notification, sent after</w:t>
+      </w:r>
+      <w:r>
+        <w:t xml:space="preserve"> </w:t>
+      </w:r>
+      <w:r>
+        <w:t xml:space="preserve">the attendance transaction commits. This is covered by</w:t>
+      </w:r>
+      <w:r>
+        <w:t xml:space="preserve"> </w:t>
+      </w:r>
+      <w:r>
+        <w:rPr>
+          <w:rStyle w:val="VerbatimChar"/>
+        </w:rPr>
+        <w:t xml:space="preserve">test_capacity_threshold_transitions_alert_organisers</w:t>
+      </w:r>
+      <w:r>
+        <w:t xml:space="preserve"> </w:t>
+      </w:r>
+      <w:r>
+        <w:t xml:space="preserve">and was observed once on</w:t>
+      </w:r>
+      <w:r>
+        <w:t xml:space="preserve"> </w:t>
+      </w:r>
+      <w:r>
+        <w:t xml:space="preserve">an emulator (</w:t>
       </w:r>
       <w:r>
         <w:rPr>
@@ -3089,22 +4204,19 @@
         <w:t xml:space="preserve">docs/evidence-capacity-alerts.png</w:t>
       </w:r>
       <w:r>
-        <w:t xml:space="preserve">) and covered by two automated</w:t>
-      </w:r>
-      <w:r>
-        <w:t xml:space="preserve"> </w:t>
-      </w:r>
-      <w:r>
-        <w:t xml:space="preserve">tests for the alert transitions (</w:t>
-      </w:r>
-      <w:r>
-        <w:rPr>
-          <w:rStyle w:val="VerbatimChar"/>
-        </w:rPr>
-        <w:t xml:space="preserve">docs/progress-reports/18-audit-fixes.md</w:t>
-      </w:r>
-      <w:r>
-        <w:t xml:space="preserve">).</w:t>
+        <w:t xml:space="preserve">). It was not timed, so the</w:t>
+      </w:r>
+      <w:r>
+        <w:t xml:space="preserve"> </w:t>
+      </w:r>
+      <w:r>
+        <w:t xml:space="preserve">criterion that the warning arrives before the session is full is shown, not</w:t>
+      </w:r>
+      <w:r>
+        <w:t xml:space="preserve"> </w:t>
+      </w:r>
+      <w:r>
+        <w:t xml:space="preserve">measured.</w:t>
       </w:r>
     </w:p>
     <w:p>
@@ -3179,13 +4291,13 @@
         <w:tblLook w:firstRow="1" w:lastRow="0" w:firstColumn="0" w:lastColumn="0" w:noHBand="0" w:noVBand="0" w:val="0020"/>
       </w:tblPr>
       <w:tblGrid>
-        <w:gridCol w:w="1768"/>
+        <w:gridCol w:w="1692"/>
         <w:gridCol w:w="780"/>
         <w:gridCol w:w="910"/>
         <w:gridCol w:w="1040"/>
         <w:gridCol w:w="910"/>
         <w:gridCol w:w="910"/>
-        <w:gridCol w:w="3042"/>
+        <w:gridCol w:w="3118"/>
       </w:tblGrid>
       <w:tr>
         <w:trPr>
@@ -3193,7 +4305,7 @@
         </w:trPr>
         <w:tc>
           <w:tcPr>
-            <w:tcW w:type="dxa" w:w="1768"/>
+            <w:tcW w:type="dxa" w:w="1692"/>
           </w:tcPr>
           <w:p>
             <w:pPr>
@@ -3277,7 +4389,7 @@
         </w:tc>
         <w:tc>
           <w:tcPr>
-            <w:tcW w:type="dxa" w:w="3042"/>
+            <w:tcW w:type="dxa" w:w="3118"/>
           </w:tcPr>
           <w:p>
             <w:pPr>
@@ -3293,7 +4405,7 @@
       <w:tr>
         <w:tc>
           <w:tcPr>
-            <w:tcW w:type="dxa" w:w="1768"/>
+            <w:tcW w:type="dxa" w:w="1692"/>
           </w:tcPr>
           <w:p>
             <w:pPr>
@@ -3329,7 +4441,7 @@
               <w:jc w:val="left"/>
             </w:pPr>
             <w:r>
-              <w:t xml:space="preserve">201.9 ms</w:t>
+              <w:t xml:space="preserve">164.0 ms</w:t>
             </w:r>
           </w:p>
         </w:tc>
@@ -3343,7 +4455,7 @@
               <w:jc w:val="left"/>
             </w:pPr>
             <w:r>
-              <w:t xml:space="preserve">187.5 ms</w:t>
+              <w:t xml:space="preserve">145.3 ms</w:t>
             </w:r>
           </w:p>
         </w:tc>
@@ -3357,7 +4469,7 @@
               <w:jc w:val="left"/>
             </w:pPr>
             <w:r>
-              <w:t xml:space="preserve">286.7 ms</w:t>
+              <w:t xml:space="preserve">261.0 ms</w:t>
             </w:r>
           </w:p>
         </w:tc>
@@ -3371,13 +4483,13 @@
               <w:jc w:val="left"/>
             </w:pPr>
             <w:r>
-              <w:t xml:space="preserve">347.0 ms</w:t>
-            </w:r>
-          </w:p>
-        </w:tc>
-        <w:tc>
-          <w:tcPr>
-            <w:tcW w:type="dxa" w:w="3042"/>
+              <w:t xml:space="preserve">316.6 ms</w:t>
+            </w:r>
+          </w:p>
+        </w:tc>
+        <w:tc>
+          <w:tcPr>
+            <w:tcW w:type="dxa" w:w="3118"/>
           </w:tcPr>
           <w:p>
             <w:pPr>
@@ -3393,7 +4505,7 @@
       <w:tr>
         <w:tc>
           <w:tcPr>
-            <w:tcW w:type="dxa" w:w="1768"/>
+            <w:tcW w:type="dxa" w:w="1692"/>
           </w:tcPr>
           <w:p>
             <w:pPr>
@@ -3429,7 +4541,7 @@
               <w:jc w:val="left"/>
             </w:pPr>
             <w:r>
-              <w:t xml:space="preserve">186.4 ms</w:t>
+              <w:t xml:space="preserve">143.3 ms</w:t>
             </w:r>
           </w:p>
         </w:tc>
@@ -3443,7 +4555,7 @@
               <w:jc w:val="left"/>
             </w:pPr>
             <w:r>
-              <w:t xml:space="preserve">174.5 ms</w:t>
+              <w:t xml:space="preserve">128.4 ms</w:t>
             </w:r>
           </w:p>
         </w:tc>
@@ -3457,7 +4569,7 @@
               <w:jc w:val="left"/>
             </w:pPr>
             <w:r>
-              <w:t xml:space="preserve">266.5 ms</w:t>
+              <w:t xml:space="preserve">228.7 ms</w:t>
             </w:r>
           </w:p>
         </w:tc>
@@ -3471,13 +4583,13 @@
               <w:jc w:val="left"/>
             </w:pPr>
             <w:r>
-              <w:t xml:space="preserve">292.8 ms</w:t>
-            </w:r>
-          </w:p>
-        </w:tc>
-        <w:tc>
-          <w:tcPr>
-            <w:tcW w:type="dxa" w:w="3042"/>
+              <w:t xml:space="preserve">242.1 ms</w:t>
+            </w:r>
+          </w:p>
+        </w:tc>
+        <w:tc>
+          <w:tcPr>
+            <w:tcW w:type="dxa" w:w="3118"/>
           </w:tcPr>
           <w:p>
             <w:pPr>
@@ -3493,7 +4605,7 @@
       <w:tr>
         <w:tc>
           <w:tcPr>
-            <w:tcW w:type="dxa" w:w="1768"/>
+            <w:tcW w:type="dxa" w:w="1692"/>
           </w:tcPr>
           <w:p>
             <w:pPr>
@@ -3529,7 +4641,7 @@
               <w:jc w:val="left"/>
             </w:pPr>
             <w:r>
-              <w:t xml:space="preserve">214.5 ms</w:t>
+              <w:t xml:space="preserve">124.0 ms</w:t>
             </w:r>
           </w:p>
         </w:tc>
@@ -3543,7 +4655,7 @@
               <w:jc w:val="left"/>
             </w:pPr>
             <w:r>
-              <w:t xml:space="preserve">211.6 ms</w:t>
+              <w:t xml:space="preserve">117.9 ms</w:t>
             </w:r>
           </w:p>
         </w:tc>
@@ -3557,7 +4669,7 @@
               <w:jc w:val="left"/>
             </w:pPr>
             <w:r>
-              <w:t xml:space="preserve">282.6 ms</w:t>
+              <w:t xml:space="preserve">138.7 ms</w:t>
             </w:r>
           </w:p>
         </w:tc>
@@ -3571,21 +4683,21 @@
               <w:jc w:val="left"/>
             </w:pPr>
             <w:r>
-              <w:t xml:space="preserve">292.4 ms</w:t>
-            </w:r>
-          </w:p>
-        </w:tc>
-        <w:tc>
-          <w:tcPr>
-            <w:tcW w:type="dxa" w:w="3042"/>
-          </w:tcPr>
-          <w:p>
-            <w:pPr>
-              <w:pStyle w:val="Compact"/>
-              <w:jc w:val="left"/>
-            </w:pPr>
-            <w:r>
-              <w:t xml:space="preserve">(feeds the 30 s freshness bound below)</w:t>
+              <w:t xml:space="preserve">208.2 ms</w:t>
+            </w:r>
+          </w:p>
+        </w:tc>
+        <w:tc>
+          <w:tcPr>
+            <w:tcW w:type="dxa" w:w="3118"/>
+          </w:tcPr>
+          <w:p>
+            <w:pPr>
+              <w:pStyle w:val="Compact"/>
+              <w:jc w:val="left"/>
+            </w:pPr>
+            <w:r>
+              <w:t xml:space="preserve">part of each dashboard refresh (Section 4)</w:t>
             </w:r>
           </w:p>
         </w:tc>
@@ -3596,25 +4708,13 @@
         <w:pStyle w:val="BodyText"/>
       </w:pPr>
       <w:r>
-        <w:t xml:space="preserve">All measured latencies clear their targets by a wide margin on a local</w:t>
-      </w:r>
-      <w:r>
-        <w:t xml:space="preserve"> </w:t>
-      </w:r>
-      <w:r>
-        <w:t xml:space="preserve">development stack; the proposal's targets were written for venue-grade Wi-Fi,</w:t>
-      </w:r>
-      <w:r>
-        <w:t xml:space="preserve"> </w:t>
-      </w:r>
-      <w:r>
-        <w:t xml:space="preserve">which this local run does not exercise, so these figures are a lower bound</w:t>
-      </w:r>
-      <w:r>
-        <w:t xml:space="preserve"> </w:t>
-      </w:r>
-      <w:r>
-        <w:t xml:space="preserve">rather than a field measurement (see Section 7).</w:t>
+        <w:t xml:space="preserve">These were measured over loopback on one development machine. The proposal's</w:t>
+      </w:r>
+      <w:r>
+        <w:t xml:space="preserve"> </w:t>
+      </w:r>
+      <w:r>
+        <w:t xml:space="preserve">targets were written for venue Wi-Fi, which this run does not exercise.</w:t>
       </w:r>
     </w:p>
     <w:p>
@@ -3632,141 +4732,55 @@
         <w:t xml:space="preserve"> </w:t>
       </w:r>
       <w:r>
-        <w:t xml:space="preserve">These figures are one named run, and</w:t>
-      </w:r>
-      <w:r>
-        <w:t xml:space="preserve"> </w:t>
-      </w:r>
-      <w:r>
-        <w:t xml:space="preserve">they are a property of that run rather than of the system. Three runs of the</w:t>
-      </w:r>
-      <w:r>
-        <w:t xml:space="preserve"> </w:t>
-      </w:r>
-      <w:r>
-        <w:t xml:space="preserve">identical script against the identical code have now been recorded on this</w:t>
-      </w:r>
-      <w:r>
-        <w:t xml:space="preserve"> </w:t>
-      </w:r>
-      <w:r>
-        <w:t xml:space="preserve">machine: voucher-scan medians of 114.0 ms, 199.0 ms and 187.5 ms, with 95th</w:t>
-      </w:r>
-      <w:r>
-        <w:t xml:space="preserve"> </w:t>
-      </w:r>
-      <w:r>
-        <w:t xml:space="preserve">percentiles of 210.5 ms, 304.3 ms and 286.7 ms. The spread is machine load, not</w:t>
-      </w:r>
-      <w:r>
-        <w:t xml:space="preserve"> </w:t>
-      </w:r>
-      <w:r>
-        <w:t xml:space="preserve">code; the fastest was on an otherwise idle machine and the slowest while a dev</w:t>
-      </w:r>
-      <w:r>
-        <w:t xml:space="preserve"> </w:t>
-      </w:r>
-      <w:r>
-        <w:t xml:space="preserve">server, Word and the document build competed for it.</w:t>
-      </w:r>
-    </w:p>
-    <w:p>
-      <w:pPr>
-        <w:pStyle w:val="BodyText"/>
-      </w:pPr>
-      <w:r>
-        <w:t xml:space="preserve">Across all three runs the correctness results did not move at all: 200 of 200</w:t>
-      </w:r>
-      <w:r>
-        <w:t xml:space="preserve"> </w:t>
-      </w:r>
-      <w:r>
-        <w:t xml:space="preserve">scans accepted, 100 of 100 sequential duplicates rejected, 20 of 20 concurrent</w:t>
-      </w:r>
-      <w:r>
-        <w:t xml:space="preserve"> </w:t>
-      </w:r>
-      <w:r>
-        <w:t xml:space="preserve">races resolved to exactly one success, and both exports exact against the</w:t>
-      </w:r>
-      <w:r>
-        <w:t xml:space="preserve"> </w:t>
-      </w:r>
-      <w:r>
-        <w:t xml:space="preserve">database.</w:t>
-      </w:r>
-    </w:p>
-    <w:p>
-      <w:pPr>
-        <w:pStyle w:val="BodyText"/>
-      </w:pPr>
-      <w:r>
-        <w:t xml:space="preserve">The honest statement of the envelope is therefore: on a development machine,</w:t>
-      </w:r>
-      <w:r>
-        <w:t xml:space="preserve"> </w:t>
-      </w:r>
-      <w:r>
-        <w:t xml:space="preserve">voucher-scan median latency falls between roughly 110 ms and 200 ms with a 95th</w:t>
-      </w:r>
-      <w:r>
-        <w:t xml:space="preserve"> </w:t>
-      </w:r>
-      <w:r>
-        <w:t xml:space="preserve">percentile between roughly 210 ms and 305 ms, inside the proposal's 500 ms and</w:t>
-      </w:r>
-      <w:r>
-        <w:t xml:space="preserve"> </w:t>
-      </w:r>
-      <w:r>
-        <w:t xml:space="preserve">1,000 ms targets by a factor of at least three in every run observed; and the</w:t>
-      </w:r>
-      <w:r>
-        <w:t xml:space="preserve"> </w:t>
-      </w:r>
-      <w:r>
-        <w:t xml:space="preserve">correctness guarantees are invariant across runs because they are enforced by</w:t>
-      </w:r>
-      <w:r>
-        <w:t xml:space="preserve"> </w:t>
-      </w:r>
-      <w:r>
-        <w:t xml:space="preserve">database constraints rather than by timing. What is</w:t>
-      </w:r>
-      <w:r>
-        <w:t xml:space="preserve"> </w:t>
-      </w:r>
-      <w:r>
-        <w:rPr>
-          <w:i/>
-          <w:iCs/>
-        </w:rPr>
-        <w:t xml:space="preserve">not</w:t>
-      </w:r>
-      <w:r>
-        <w:t xml:space="preserve"> </w:t>
-      </w:r>
-      <w:r>
-        <w:t xml:space="preserve">established is</w:t>
-      </w:r>
-      <w:r>
-        <w:t xml:space="preserve"> </w:t>
-      </w:r>
-      <w:r>
-        <w:t xml:space="preserve">behaviour under venue-grade Wi-Fi, under a production multi-worker server, or at</w:t>
-      </w:r>
-      <w:r>
-        <w:t xml:space="preserve"> </w:t>
-      </w:r>
-      <w:r>
-        <w:t xml:space="preserve">attendee counts above 500. Section 7 and the report's limitations state each of</w:t>
-      </w:r>
-      <w:r>
-        <w:t xml:space="preserve"> </w:t>
-      </w:r>
-      <w:r>
-        <w:t xml:space="preserve">those gaps.</w:t>
+        <w:t xml:space="preserve">These figures are one named run and a</w:t>
+      </w:r>
+      <w:r>
+        <w:t xml:space="preserve"> </w:t>
+      </w:r>
+      <w:r>
+        <w:t xml:space="preserve">property of that run rather than of the system. Four runs of the evaluation</w:t>
+      </w:r>
+      <w:r>
+        <w:t xml:space="preserve"> </w:t>
+      </w:r>
+      <w:r>
+        <w:t xml:space="preserve">script have been recorded on this machine: voucher-scan medians of 114.0 ms,</w:t>
+      </w:r>
+      <w:r>
+        <w:t xml:space="preserve"> </w:t>
+      </w:r>
+      <w:r>
+        <w:t xml:space="preserve">199.0 ms, 187.5 ms and 145.3 ms, with 95th percentiles of 210.5 ms, 304.3 ms,</w:t>
+      </w:r>
+      <w:r>
+        <w:t xml:space="preserve"> </w:t>
+      </w:r>
+      <w:r>
+        <w:t xml:space="preserve">286.7 ms and 261.0 ms. The spread is machine load, not code. On a development</w:t>
+      </w:r>
+      <w:r>
+        <w:t xml:space="preserve"> </w:t>
+      </w:r>
+      <w:r>
+        <w:t xml:space="preserve">machine the voucher-scan median falls between roughly 110 ms and 200 ms and the</w:t>
+      </w:r>
+      <w:r>
+        <w:t xml:space="preserve"> </w:t>
+      </w:r>
+      <w:r>
+        <w:t xml:space="preserve">95th percentile between roughly 210 ms and 305 ms, inside the 500 ms and</w:t>
+      </w:r>
+      <w:r>
+        <w:t xml:space="preserve"> </w:t>
+      </w:r>
+      <w:r>
+        <w:t xml:space="preserve">1,000 ms targets in every run observed. Behaviour on venue Wi-Fi, behind a</w:t>
+      </w:r>
+      <w:r>
+        <w:t xml:space="preserve"> </w:t>
+      </w:r>
+      <w:r>
+        <w:t xml:space="preserve">production server, or above 500 attendees is not established.</w:t>
       </w:r>
     </w:p>
     <w:p>
@@ -3846,43 +4860,34 @@
         <w:pStyle w:val="FirstParagraph"/>
       </w:pPr>
       <w:r>
-        <w:t xml:space="preserve">The dashboard polls every 30 seconds (a documented trade-off against</w:t>
-      </w:r>
-      <w:r>
-        <w:t xml:space="preserve"> </w:t>
-      </w:r>
-      <w:r>
-        <w:t xml:space="preserve">introducing a WebSocket layer, proposal Section 8). Worst-case staleness is</w:t>
-      </w:r>
-      <w:r>
-        <w:t xml:space="preserve"> </w:t>
-      </w:r>
-      <w:r>
-        <w:t xml:space="preserve">therefore the poll interval plus the endpoint's own latency: 30 s + 211.6 ms</w:t>
-      </w:r>
-      <w:r>
-        <w:t xml:space="preserve"> </w:t>
-      </w:r>
-      <w:r>
-        <w:t xml:space="preserve">≈ 30.2 s, within the proposal's ≤ 30 s target when read as "at most one</w:t>
-      </w:r>
-      <w:r>
-        <w:t xml:space="preserve"> </w:t>
-      </w:r>
-      <w:r>
-        <w:t xml:space="preserve">polling cycle plus negligible server time" rather than a strict ≤ 30.000 s</w:t>
-      </w:r>
-      <w:r>
-        <w:t xml:space="preserve"> </w:t>
-      </w:r>
-      <w:r>
-        <w:t xml:space="preserve">bound. This is a property of the chosen architecture, not a measurement that</w:t>
-      </w:r>
-      <w:r>
-        <w:t xml:space="preserve"> </w:t>
-      </w:r>
-      <w:r>
-        <w:t xml:space="preserve">could fail on a different run.</w:t>
+        <w:t xml:space="preserve">The dashboard polls rather than streams (a documented trade-off against a</w:t>
+      </w:r>
+      <w:r>
+        <w:t xml:space="preserve"> </w:t>
+      </w:r>
+      <w:r>
+        <w:t xml:space="preserve">WebSocket layer, proposal Section 8). The app fetches the four analytics</w:t>
+      </w:r>
+      <w:r>
+        <w:t xml:space="preserve"> </w:t>
+      </w:r>
+      <w:r>
+        <w:t xml:space="preserve">endpoints in parallel and schedules its next refresh 30 seconds after the</w:t>
+      </w:r>
+      <w:r>
+        <w:t xml:space="preserve"> </w:t>
+      </w:r>
+      <w:r>
+        <w:t xml:space="preserve">previous one started (</w:t>
+      </w:r>
+      <w:r>
+        <w:rPr>
+          <w:rStyle w:val="VerbatimChar"/>
+        </w:rPr>
+        <w:t xml:space="preserve">mobile/lib/features/dashboard/application/analytics_providers.dart</w:t>
+      </w:r>
+      <w:r>
+        <w:t xml:space="preserve">).</w:t>
       </w:r>
     </w:p>
     <w:p>
@@ -3890,79 +4895,52 @@
         <w:pStyle w:val="BodyText"/>
       </w:pPr>
       <w:r>
-        <w:t xml:space="preserve">Source:</w:t>
-      </w:r>
-      <w:r>
-        <w:t xml:space="preserve"> </w:t>
-      </w:r>
-      <w:r>
-        <w:rPr>
-          <w:rStyle w:val="VerbatimChar"/>
-        </w:rPr>
-        <w:t xml:space="preserve">analytics_summary_latency.median_ms</w:t>
-      </w:r>
-      <w:r>
-        <w:t xml:space="preserve"> </w:t>
-      </w:r>
-      <w:r>
-        <w:t xml:space="preserve">in</w:t>
-      </w:r>
-      <w:r>
-        <w:t xml:space="preserve"> </w:t>
-      </w:r>
-      <w:r>
-        <w:rPr>
-          <w:rStyle w:val="VerbatimChar"/>
-        </w:rPr>
-        <w:t xml:space="preserve">tools/evaluation-results.json</w:t>
-      </w:r>
-      <w:r>
-        <w:t xml:space="preserve">.</w:t>
-      </w:r>
-    </w:p>
-    <w:bookmarkEnd w:id="16"/>
-    <w:bookmarkStart w:id="17" w:name="X5435be9bf603317f43def479d039ed5296c1f4f"/>
-    <w:p>
-      <w:pPr>
-        <w:pStyle w:val="Heading1"/>
-      </w:pPr>
-      <w:r>
-        <w:t xml:space="preserve">5. Export correctness</w:t>
-      </w:r>
-    </w:p>
-    <w:p>
-      <w:pPr>
-        <w:pStyle w:val="FirstParagraph"/>
-      </w:pPr>
-      <w:r>
-        <w:t xml:space="preserve">CSV exports are generated by streaming query results directly from the</w:t>
-      </w:r>
-      <w:r>
-        <w:t xml:space="preserve"> </w:t>
-      </w:r>
-      <w:r>
-        <w:t xml:space="preserve">database (</w:t>
-      </w:r>
-      <w:r>
-        <w:rPr>
-          <w:rStyle w:val="VerbatimChar"/>
-        </w:rPr>
-        <w:t xml:space="preserve">app/Http/Controllers/Api/ReportController.php</w:t>
-      </w:r>
-      <w:r>
-        <w:t xml:space="preserve">), so export size is</w:t>
-      </w:r>
-      <w:r>
-        <w:t xml:space="preserve"> </w:t>
-      </w:r>
-      <w:r>
-        <w:t xml:space="preserve">bounded by the database rather than server memory, and correctness is a</w:t>
-      </w:r>
-      <w:r>
-        <w:t xml:space="preserve"> </w:t>
-      </w:r>
-      <w:r>
-        <w:t xml:space="preserve">direct row-count comparison rather than a sampled check.</w:t>
+        <w:t xml:space="preserve">Freshness was measured the way the proposal describes, by injecting check-ins</w:t>
+      </w:r>
+      <w:r>
+        <w:t xml:space="preserve"> </w:t>
+      </w:r>
+      <w:r>
+        <w:t xml:space="preserve">and timing their appearance.</w:t>
+      </w:r>
+      <w:r>
+        <w:t xml:space="preserve"> </w:t>
+      </w:r>
+      <w:r>
+        <w:rPr>
+          <w:rStyle w:val="VerbatimChar"/>
+        </w:rPr>
+        <w:t xml:space="preserve">tools/measure-dashboard-freshness.py</w:t>
+      </w:r>
+      <w:r>
+        <w:t xml:space="preserve"> </w:t>
+      </w:r>
+      <w:r>
+        <w:t xml:space="preserve">runs a</w:t>
+      </w:r>
+      <w:r>
+        <w:t xml:space="preserve"> </w:t>
+      </w:r>
+      <w:r>
+        <w:t xml:space="preserve">poller that reproduces the app's refresh exactly, injects 20 check-ins one at</w:t>
+      </w:r>
+      <w:r>
+        <w:t xml:space="preserve"> </w:t>
+      </w:r>
+      <w:r>
+        <w:t xml:space="preserve">a time at random moments through the check-in API, and times each from the</w:t>
+      </w:r>
+      <w:r>
+        <w:t xml:space="preserve"> </w:t>
+      </w:r>
+      <w:r>
+        <w:t xml:space="preserve">start of the injecting request to the end of the first dashboard fetch that</w:t>
+      </w:r>
+      <w:r>
+        <w:t xml:space="preserve"> </w:t>
+      </w:r>
+      <w:r>
+        <w:t xml:space="preserve">shows it.</w:t>
       </w:r>
     </w:p>
     <w:tbl>
@@ -3972,10 +4950,11 @@
         <w:tblLook w:firstRow="1" w:lastRow="0" w:firstColumn="0" w:lastColumn="0" w:noHBand="0" w:noVBand="0" w:val="0020"/>
       </w:tblPr>
       <w:tblGrid>
-        <w:gridCol w:w="2730"/>
-        <w:gridCol w:w="1560"/>
-        <w:gridCol w:w="4095"/>
-        <w:gridCol w:w="975"/>
+        <w:gridCol w:w="1604"/>
+        <w:gridCol w:w="1604"/>
+        <w:gridCol w:w="1604"/>
+        <w:gridCol w:w="1604"/>
+        <w:gridCol w:w="2941"/>
       </w:tblGrid>
       <w:tr>
         <w:trPr>
@@ -3983,57 +4962,71 @@
         </w:trPr>
         <w:tc>
           <w:tcPr>
-            <w:tcW w:type="dxa" w:w="2730"/>
-          </w:tcPr>
-          <w:p>
-            <w:pPr>
-              <w:pStyle w:val="Compact"/>
-              <w:jc w:val="left"/>
-            </w:pPr>
-            <w:r>
-              <w:t xml:space="preserve">Export</w:t>
-            </w:r>
-          </w:p>
-        </w:tc>
-        <w:tc>
-          <w:tcPr>
-            <w:tcW w:type="dxa" w:w="1560"/>
-          </w:tcPr>
-          <w:p>
-            <w:pPr>
-              <w:pStyle w:val="Compact"/>
-              <w:jc w:val="left"/>
-            </w:pPr>
-            <w:r>
-              <w:t xml:space="preserve">CSV rows</w:t>
-            </w:r>
-          </w:p>
-        </w:tc>
-        <w:tc>
-          <w:tcPr>
-            <w:tcW w:type="dxa" w:w="4095"/>
-          </w:tcPr>
-          <w:p>
-            <w:pPr>
-              <w:pStyle w:val="Compact"/>
-              <w:jc w:val="left"/>
-            </w:pPr>
-            <w:r>
-              <w:t xml:space="preserve">Database ground truth</w:t>
-            </w:r>
-          </w:p>
-        </w:tc>
-        <w:tc>
-          <w:tcPr>
-            <w:tcW w:type="dxa" w:w="975"/>
-          </w:tcPr>
-          <w:p>
-            <w:pPr>
-              <w:pStyle w:val="Compact"/>
-              <w:jc w:val="left"/>
-            </w:pPr>
-            <w:r>
-              <w:t xml:space="preserve">Match</w:t>
+            <w:tcW w:type="dxa" w:w="1604"/>
+          </w:tcPr>
+          <w:p>
+            <w:pPr>
+              <w:pStyle w:val="Compact"/>
+              <w:jc w:val="left"/>
+            </w:pPr>
+            <w:r>
+              <w:t xml:space="preserve">Trials</w:t>
+            </w:r>
+          </w:p>
+        </w:tc>
+        <w:tc>
+          <w:tcPr>
+            <w:tcW w:type="dxa" w:w="1604"/>
+          </w:tcPr>
+          <w:p>
+            <w:pPr>
+              <w:pStyle w:val="Compact"/>
+              <w:jc w:val="left"/>
+            </w:pPr>
+            <w:r>
+              <w:t xml:space="preserve">Median</w:t>
+            </w:r>
+          </w:p>
+        </w:tc>
+        <w:tc>
+          <w:tcPr>
+            <w:tcW w:type="dxa" w:w="1604"/>
+          </w:tcPr>
+          <w:p>
+            <w:pPr>
+              <w:pStyle w:val="Compact"/>
+              <w:jc w:val="left"/>
+            </w:pPr>
+            <w:r>
+              <w:t xml:space="preserve">p95</w:t>
+            </w:r>
+          </w:p>
+        </w:tc>
+        <w:tc>
+          <w:tcPr>
+            <w:tcW w:type="dxa" w:w="1604"/>
+          </w:tcPr>
+          <w:p>
+            <w:pPr>
+              <w:pStyle w:val="Compact"/>
+              <w:jc w:val="left"/>
+            </w:pPr>
+            <w:r>
+              <w:t xml:space="preserve">Max</w:t>
+            </w:r>
+          </w:p>
+        </w:tc>
+        <w:tc>
+          <w:tcPr>
+            <w:tcW w:type="dxa" w:w="2941"/>
+          </w:tcPr>
+          <w:p>
+            <w:pPr>
+              <w:pStyle w:val="Compact"/>
+              <w:jc w:val="left"/>
+            </w:pPr>
+            <w:r>
+              <w:t xml:space="preserve">Within 30 s</w:t>
             </w:r>
           </w:p>
         </w:tc>
@@ -4041,7 +5034,394 @@
       <w:tr>
         <w:tc>
           <w:tcPr>
-            <w:tcW w:type="dxa" w:w="2730"/>
+            <w:tcW w:type="dxa" w:w="1604"/>
+          </w:tcPr>
+          <w:p>
+            <w:pPr>
+              <w:pStyle w:val="Compact"/>
+              <w:jc w:val="left"/>
+            </w:pPr>
+            <w:r>
+              <w:t xml:space="preserve">20</w:t>
+            </w:r>
+          </w:p>
+        </w:tc>
+        <w:tc>
+          <w:tcPr>
+            <w:tcW w:type="dxa" w:w="1604"/>
+          </w:tcPr>
+          <w:p>
+            <w:pPr>
+              <w:pStyle w:val="Compact"/>
+              <w:jc w:val="left"/>
+            </w:pPr>
+            <w:r>
+              <w:t xml:space="preserve">18.1 s</w:t>
+            </w:r>
+          </w:p>
+        </w:tc>
+        <w:tc>
+          <w:tcPr>
+            <w:tcW w:type="dxa" w:w="1604"/>
+          </w:tcPr>
+          <w:p>
+            <w:pPr>
+              <w:pStyle w:val="Compact"/>
+              <w:jc w:val="left"/>
+            </w:pPr>
+            <w:r>
+              <w:t xml:space="preserve">28.4 s</w:t>
+            </w:r>
+          </w:p>
+        </w:tc>
+        <w:tc>
+          <w:tcPr>
+            <w:tcW w:type="dxa" w:w="1604"/>
+          </w:tcPr>
+          <w:p>
+            <w:pPr>
+              <w:pStyle w:val="Compact"/>
+              <w:jc w:val="left"/>
+            </w:pPr>
+            <w:r>
+              <w:t xml:space="preserve">28.5 s</w:t>
+            </w:r>
+          </w:p>
+        </w:tc>
+        <w:tc>
+          <w:tcPr>
+            <w:tcW w:type="dxa" w:w="2941"/>
+          </w:tcPr>
+          <w:p>
+            <w:pPr>
+              <w:pStyle w:val="Compact"/>
+              <w:jc w:val="left"/>
+            </w:pPr>
+            <w:r>
+              <w:t xml:space="preserve">20/20</w:t>
+            </w:r>
+          </w:p>
+        </w:tc>
+      </w:tr>
+    </w:tbl>
+    <w:p>
+      <w:pPr>
+        <w:pStyle w:val="BodyText"/>
+      </w:pPr>
+      <w:r>
+        <w:t xml:space="preserve">This measures the data path to the app, polling plus API; it does not include</w:t>
+      </w:r>
+      <w:r>
+        <w:t xml:space="preserve"> </w:t>
+      </w:r>
+      <w:r>
+        <w:t xml:space="preserve">the time Flutter takes to repaint. By design the worst case is one full 30 s</w:t>
+      </w:r>
+      <w:r>
+        <w:t xml:space="preserve"> </w:t>
+      </w:r>
+      <w:r>
+        <w:t xml:space="preserve">cycle plus the duration of a fetch, so a check-in that lands just after a</w:t>
+      </w:r>
+      <w:r>
+        <w:t xml:space="preserve"> </w:t>
+      </w:r>
+      <w:r>
+        <w:t xml:space="preserve">fetch starts can appear fractionally later than 30 s. None of the 20 random</w:t>
+      </w:r>
+      <w:r>
+        <w:t xml:space="preserve"> </w:t>
+      </w:r>
+      <w:r>
+        <w:t xml:space="preserve">trials did, but the design does not guarantee a strict 30 s ceiling.</w:t>
+      </w:r>
+    </w:p>
+    <w:p>
+      <w:pPr>
+        <w:pStyle w:val="BodyText"/>
+      </w:pPr>
+      <w:r>
+        <w:t xml:space="preserve">Source:</w:t>
+      </w:r>
+      <w:r>
+        <w:t xml:space="preserve"> </w:t>
+      </w:r>
+      <w:r>
+        <w:rPr>
+          <w:rStyle w:val="VerbatimChar"/>
+        </w:rPr>
+        <w:t xml:space="preserve">tools/freshness-results.json</w:t>
+      </w:r>
+      <w:r>
+        <w:t xml:space="preserve">.</w:t>
+      </w:r>
+    </w:p>
+    <w:bookmarkEnd w:id="16"/>
+    <w:bookmarkStart w:id="17" w:name="X5435be9bf603317f43def479d039ed5296c1f4f"/>
+    <w:p>
+      <w:pPr>
+        <w:pStyle w:val="Heading1"/>
+      </w:pPr>
+      <w:r>
+        <w:t xml:space="preserve">5. Export correctness</w:t>
+      </w:r>
+    </w:p>
+    <w:p>
+      <w:pPr>
+        <w:pStyle w:val="FirstParagraph"/>
+      </w:pPr>
+      <w:r>
+        <w:t xml:space="preserve">Each of the four CSV exports was downloaded through the API and compared with</w:t>
+      </w:r>
+      <w:r>
+        <w:t xml:space="preserve"> </w:t>
+      </w:r>
+      <w:r>
+        <w:t xml:space="preserve">SQL run directly on the database, on its row count and on one total per export.</w:t>
+      </w:r>
+    </w:p>
+    <w:tbl>
+      <w:tblPr>
+        <w:tblStyle w:val="Table"/>
+        <w:tblW w:type="auto" w:w="0"/>
+        <w:tblLook w:firstRow="1" w:lastRow="0" w:firstColumn="0" w:lastColumn="0" w:noHBand="0" w:noVBand="0" w:val="0020"/>
+      </w:tblPr>
+      <w:tblGrid>
+        <w:gridCol w:w="2080"/>
+        <w:gridCol w:w="2582"/>
+        <w:gridCol w:w="2497"/>
+        <w:gridCol w:w="1291"/>
+        <w:gridCol w:w="910"/>
+      </w:tblGrid>
+      <w:tr>
+        <w:trPr>
+          <w:tblHeader w:val="on"/>
+        </w:trPr>
+        <w:tc>
+          <w:tcPr>
+            <w:tcW w:type="dxa" w:w="2080"/>
+          </w:tcPr>
+          <w:p>
+            <w:pPr>
+              <w:pStyle w:val="Compact"/>
+              <w:jc w:val="left"/>
+            </w:pPr>
+            <w:r>
+              <w:t xml:space="preserve">Export</w:t>
+            </w:r>
+          </w:p>
+        </w:tc>
+        <w:tc>
+          <w:tcPr>
+            <w:tcW w:type="dxa" w:w="2582"/>
+          </w:tcPr>
+          <w:p>
+            <w:pPr>
+              <w:pStyle w:val="Compact"/>
+              <w:jc w:val="left"/>
+            </w:pPr>
+            <w:r>
+              <w:t xml:space="preserve">Check</w:t>
+            </w:r>
+          </w:p>
+        </w:tc>
+        <w:tc>
+          <w:tcPr>
+            <w:tcW w:type="dxa" w:w="2497"/>
+          </w:tcPr>
+          <w:p>
+            <w:pPr>
+              <w:pStyle w:val="Compact"/>
+              <w:jc w:val="left"/>
+            </w:pPr>
+            <w:r>
+              <w:t xml:space="preserve">CSV</w:t>
+            </w:r>
+          </w:p>
+        </w:tc>
+        <w:tc>
+          <w:tcPr>
+            <w:tcW w:type="dxa" w:w="1291"/>
+          </w:tcPr>
+          <w:p>
+            <w:pPr>
+              <w:pStyle w:val="Compact"/>
+              <w:jc w:val="left"/>
+            </w:pPr>
+            <w:r>
+              <w:t xml:space="preserve">SQL</w:t>
+            </w:r>
+          </w:p>
+        </w:tc>
+        <w:tc>
+          <w:tcPr>
+            <w:tcW w:type="dxa" w:w="910"/>
+          </w:tcPr>
+          <w:p>
+            <w:pPr>
+              <w:pStyle w:val="Compact"/>
+              <w:jc w:val="left"/>
+            </w:pPr>
+            <w:r>
+              <w:t xml:space="preserve">Match</w:t>
+            </w:r>
+          </w:p>
+        </w:tc>
+      </w:tr>
+      <w:tr>
+        <w:tc>
+          <w:tcPr>
+            <w:tcW w:type="dxa" w:w="2080"/>
+          </w:tcPr>
+          <w:p>
+            <w:pPr>
+              <w:pStyle w:val="Compact"/>
+              <w:jc w:val="left"/>
+            </w:pPr>
+            <w:r>
+              <w:rPr>
+                <w:rStyle w:val="VerbatimChar"/>
+              </w:rPr>
+              <w:t xml:space="preserve">attendance.csv</w:t>
+            </w:r>
+          </w:p>
+        </w:tc>
+        <w:tc>
+          <w:tcPr>
+            <w:tcW w:type="dxa" w:w="2582"/>
+          </w:tcPr>
+          <w:p>
+            <w:pPr>
+              <w:pStyle w:val="Compact"/>
+              <w:jc w:val="left"/>
+            </w:pPr>
+            <w:r>
+              <w:t xml:space="preserve">rows</w:t>
+            </w:r>
+          </w:p>
+        </w:tc>
+        <w:tc>
+          <w:tcPr>
+            <w:tcW w:type="dxa" w:w="2497"/>
+          </w:tcPr>
+          <w:p>
+            <w:pPr>
+              <w:pStyle w:val="Compact"/>
+              <w:jc w:val="left"/>
+            </w:pPr>
+            <w:r>
+              <w:t xml:space="preserve">500</w:t>
+            </w:r>
+          </w:p>
+        </w:tc>
+        <w:tc>
+          <w:tcPr>
+            <w:tcW w:type="dxa" w:w="1291"/>
+          </w:tcPr>
+          <w:p>
+            <w:pPr>
+              <w:pStyle w:val="Compact"/>
+              <w:jc w:val="left"/>
+            </w:pPr>
+            <w:r>
+              <w:t xml:space="preserve">500</w:t>
+            </w:r>
+          </w:p>
+        </w:tc>
+        <w:tc>
+          <w:tcPr>
+            <w:tcW w:type="dxa" w:w="910"/>
+          </w:tcPr>
+          <w:p>
+            <w:pPr>
+              <w:pStyle w:val="Compact"/>
+              <w:jc w:val="left"/>
+            </w:pPr>
+            <w:r>
+              <w:t xml:space="preserve">yes</w:t>
+            </w:r>
+          </w:p>
+        </w:tc>
+      </w:tr>
+      <w:tr>
+        <w:tc>
+          <w:tcPr>
+            <w:tcW w:type="dxa" w:w="2080"/>
+          </w:tcPr>
+          <w:p>
+            <w:pPr>
+              <w:pStyle w:val="Compact"/>
+              <w:jc w:val="left"/>
+            </w:pPr>
+            <w:r>
+              <w:rPr>
+                <w:rStyle w:val="VerbatimChar"/>
+              </w:rPr>
+              <w:t xml:space="preserve">attendance.csv</w:t>
+            </w:r>
+          </w:p>
+        </w:tc>
+        <w:tc>
+          <w:tcPr>
+            <w:tcW w:type="dxa" w:w="2582"/>
+          </w:tcPr>
+          <w:p>
+            <w:pPr>
+              <w:pStyle w:val="Compact"/>
+              <w:jc w:val="left"/>
+            </w:pPr>
+            <w:r>
+              <w:t xml:space="preserve">attendees checked in</w:t>
+            </w:r>
+          </w:p>
+        </w:tc>
+        <w:tc>
+          <w:tcPr>
+            <w:tcW w:type="dxa" w:w="2497"/>
+          </w:tcPr>
+          <w:p>
+            <w:pPr>
+              <w:pStyle w:val="Compact"/>
+              <w:jc w:val="left"/>
+            </w:pPr>
+            <w:r>
+              <w:t xml:space="preserve">40</w:t>
+            </w:r>
+          </w:p>
+        </w:tc>
+        <w:tc>
+          <w:tcPr>
+            <w:tcW w:type="dxa" w:w="1291"/>
+          </w:tcPr>
+          <w:p>
+            <w:pPr>
+              <w:pStyle w:val="Compact"/>
+              <w:jc w:val="left"/>
+            </w:pPr>
+            <w:r>
+              <w:t xml:space="preserve">40</w:t>
+            </w:r>
+          </w:p>
+        </w:tc>
+        <w:tc>
+          <w:tcPr>
+            <w:tcW w:type="dxa" w:w="910"/>
+          </w:tcPr>
+          <w:p>
+            <w:pPr>
+              <w:pStyle w:val="Compact"/>
+              <w:jc w:val="left"/>
+            </w:pPr>
+            <w:r>
+              <w:t xml:space="preserve">yes</w:t>
+            </w:r>
+          </w:p>
+        </w:tc>
+      </w:tr>
+      <w:tr>
+        <w:tc>
+          <w:tcPr>
+            <w:tcW w:type="dxa" w:w="2080"/>
           </w:tcPr>
           <w:p>
             <w:pPr>
@@ -4058,7 +5438,21 @@
         </w:tc>
         <w:tc>
           <w:tcPr>
-            <w:tcW w:type="dxa" w:w="1560"/>
+            <w:tcW w:type="dxa" w:w="2582"/>
+          </w:tcPr>
+          <w:p>
+            <w:pPr>
+              <w:pStyle w:val="Compact"/>
+              <w:jc w:val="left"/>
+            </w:pPr>
+            <w:r>
+              <w:t xml:space="preserve">rows</w:t>
+            </w:r>
+          </w:p>
+        </w:tc>
+        <w:tc>
+          <w:tcPr>
+            <w:tcW w:type="dxa" w:w="2497"/>
           </w:tcPr>
           <w:p>
             <w:pPr>
@@ -4072,29 +5466,29 @@
         </w:tc>
         <w:tc>
           <w:tcPr>
-            <w:tcW w:type="dxa" w:w="4095"/>
-          </w:tcPr>
-          <w:p>
-            <w:pPr>
-              <w:pStyle w:val="Compact"/>
-              <w:jc w:val="left"/>
-            </w:pPr>
-            <w:r>
-              <w:t xml:space="preserve">280 redemptions</w:t>
-            </w:r>
-          </w:p>
-        </w:tc>
-        <w:tc>
-          <w:tcPr>
-            <w:tcW w:type="dxa" w:w="975"/>
-          </w:tcPr>
-          <w:p>
-            <w:pPr>
-              <w:pStyle w:val="Compact"/>
-              <w:jc w:val="left"/>
-            </w:pPr>
-            <w:r>
-              <w:t xml:space="preserve">exact</w:t>
+            <w:tcW w:type="dxa" w:w="1291"/>
+          </w:tcPr>
+          <w:p>
+            <w:pPr>
+              <w:pStyle w:val="Compact"/>
+              <w:jc w:val="left"/>
+            </w:pPr>
+            <w:r>
+              <w:t xml:space="preserve">280</w:t>
+            </w:r>
+          </w:p>
+        </w:tc>
+        <w:tc>
+          <w:tcPr>
+            <w:tcW w:type="dxa" w:w="910"/>
+          </w:tcPr>
+          <w:p>
+            <w:pPr>
+              <w:pStyle w:val="Compact"/>
+              <w:jc w:val="left"/>
+            </w:pPr>
+            <w:r>
+              <w:t xml:space="preserve">yes</w:t>
             </w:r>
           </w:p>
         </w:tc>
@@ -4102,7 +5496,7 @@
       <w:tr>
         <w:tc>
           <w:tcPr>
-            <w:tcW w:type="dxa" w:w="2730"/>
+            <w:tcW w:type="dxa" w:w="2080"/>
           </w:tcPr>
           <w:p>
             <w:pPr>
@@ -4113,49 +5507,363 @@
               <w:rPr>
                 <w:rStyle w:val="VerbatimChar"/>
               </w:rPr>
-              <w:t xml:space="preserve">attendance.csv</w:t>
-            </w:r>
-          </w:p>
-        </w:tc>
-        <w:tc>
-          <w:tcPr>
-            <w:tcW w:type="dxa" w:w="1560"/>
-          </w:tcPr>
-          <w:p>
-            <w:pPr>
-              <w:pStyle w:val="Compact"/>
-              <w:jc w:val="left"/>
-            </w:pPr>
-            <w:r>
-              <w:t xml:space="preserve">500</w:t>
-            </w:r>
-          </w:p>
-        </w:tc>
-        <w:tc>
-          <w:tcPr>
-            <w:tcW w:type="dxa" w:w="4095"/>
-          </w:tcPr>
-          <w:p>
-            <w:pPr>
-              <w:pStyle w:val="Compact"/>
-              <w:jc w:val="left"/>
-            </w:pPr>
-            <w:r>
-              <w:t xml:space="preserve">500 attendees</w:t>
-            </w:r>
-          </w:p>
-        </w:tc>
-        <w:tc>
-          <w:tcPr>
-            <w:tcW w:type="dxa" w:w="975"/>
-          </w:tcPr>
-          <w:p>
-            <w:pPr>
-              <w:pStyle w:val="Compact"/>
-              <w:jc w:val="left"/>
-            </w:pPr>
-            <w:r>
-              <w:t xml:space="preserve">exact</w:t>
+              <w:t xml:space="preserve">meals.csv</w:t>
+            </w:r>
+          </w:p>
+        </w:tc>
+        <w:tc>
+          <w:tcPr>
+            <w:tcW w:type="dxa" w:w="2582"/>
+          </w:tcPr>
+          <w:p>
+            <w:pPr>
+              <w:pStyle w:val="Compact"/>
+              <w:jc w:val="left"/>
+            </w:pPr>
+            <w:r>
+              <w:t xml:space="preserve">redemptions per category</w:t>
+            </w:r>
+          </w:p>
+        </w:tc>
+        <w:tc>
+          <w:tcPr>
+            <w:tcW w:type="dxa" w:w="2497"/>
+          </w:tcPr>
+          <w:p>
+            <w:pPr>
+              <w:pStyle w:val="Compact"/>
+              <w:jc w:val="left"/>
+            </w:pPr>
+            <w:r>
+              <w:t xml:space="preserve">94 / 93 / 93</w:t>
+            </w:r>
+          </w:p>
+        </w:tc>
+        <w:tc>
+          <w:tcPr>
+            <w:tcW w:type="dxa" w:w="1291"/>
+          </w:tcPr>
+          <w:p>
+            <w:pPr>
+              <w:pStyle w:val="Compact"/>
+              <w:jc w:val="left"/>
+            </w:pPr>
+            <w:r>
+              <w:t xml:space="preserve">94 / 93 / 93</w:t>
+            </w:r>
+          </w:p>
+        </w:tc>
+        <w:tc>
+          <w:tcPr>
+            <w:tcW w:type="dxa" w:w="910"/>
+          </w:tcPr>
+          <w:p>
+            <w:pPr>
+              <w:pStyle w:val="Compact"/>
+              <w:jc w:val="left"/>
+            </w:pPr>
+            <w:r>
+              <w:t xml:space="preserve">yes</w:t>
+            </w:r>
+          </w:p>
+        </w:tc>
+      </w:tr>
+      <w:tr>
+        <w:tc>
+          <w:tcPr>
+            <w:tcW w:type="dxa" w:w="2080"/>
+          </w:tcPr>
+          <w:p>
+            <w:pPr>
+              <w:pStyle w:val="Compact"/>
+              <w:jc w:val="left"/>
+            </w:pPr>
+            <w:r>
+              <w:rPr>
+                <w:rStyle w:val="VerbatimChar"/>
+              </w:rPr>
+              <w:t xml:space="preserve">sessions.csv</w:t>
+            </w:r>
+          </w:p>
+        </w:tc>
+        <w:tc>
+          <w:tcPr>
+            <w:tcW w:type="dxa" w:w="2582"/>
+          </w:tcPr>
+          <w:p>
+            <w:pPr>
+              <w:pStyle w:val="Compact"/>
+              <w:jc w:val="left"/>
+            </w:pPr>
+            <w:r>
+              <w:t xml:space="preserve">rows</w:t>
+            </w:r>
+          </w:p>
+        </w:tc>
+        <w:tc>
+          <w:tcPr>
+            <w:tcW w:type="dxa" w:w="2497"/>
+          </w:tcPr>
+          <w:p>
+            <w:pPr>
+              <w:pStyle w:val="Compact"/>
+              <w:jc w:val="left"/>
+            </w:pPr>
+            <w:r>
+              <w:t xml:space="preserve">10</w:t>
+            </w:r>
+          </w:p>
+        </w:tc>
+        <w:tc>
+          <w:tcPr>
+            <w:tcW w:type="dxa" w:w="1291"/>
+          </w:tcPr>
+          <w:p>
+            <w:pPr>
+              <w:pStyle w:val="Compact"/>
+              <w:jc w:val="left"/>
+            </w:pPr>
+            <w:r>
+              <w:t xml:space="preserve">10</w:t>
+            </w:r>
+          </w:p>
+        </w:tc>
+        <w:tc>
+          <w:tcPr>
+            <w:tcW w:type="dxa" w:w="910"/>
+          </w:tcPr>
+          <w:p>
+            <w:pPr>
+              <w:pStyle w:val="Compact"/>
+              <w:jc w:val="left"/>
+            </w:pPr>
+            <w:r>
+              <w:t xml:space="preserve">yes</w:t>
+            </w:r>
+          </w:p>
+        </w:tc>
+      </w:tr>
+      <w:tr>
+        <w:tc>
+          <w:tcPr>
+            <w:tcW w:type="dxa" w:w="2080"/>
+          </w:tcPr>
+          <w:p>
+            <w:pPr>
+              <w:pStyle w:val="Compact"/>
+              <w:jc w:val="left"/>
+            </w:pPr>
+            <w:r>
+              <w:rPr>
+                <w:rStyle w:val="VerbatimChar"/>
+              </w:rPr>
+              <w:t xml:space="preserve">sessions.csv</w:t>
+            </w:r>
+          </w:p>
+        </w:tc>
+        <w:tc>
+          <w:tcPr>
+            <w:tcW w:type="dxa" w:w="2582"/>
+          </w:tcPr>
+          <w:p>
+            <w:pPr>
+              <w:pStyle w:val="Compact"/>
+              <w:jc w:val="left"/>
+            </w:pPr>
+            <w:r>
+              <w:t xml:space="preserve">attendance per session</w:t>
+            </w:r>
+          </w:p>
+        </w:tc>
+        <w:tc>
+          <w:tcPr>
+            <w:tcW w:type="dxa" w:w="2497"/>
+          </w:tcPr>
+          <w:p>
+            <w:pPr>
+              <w:pStyle w:val="Compact"/>
+              <w:jc w:val="left"/>
+            </w:pPr>
+            <w:r>
+              <w:t xml:space="preserve">40, then 0 for the other nine</w:t>
+            </w:r>
+          </w:p>
+        </w:tc>
+        <w:tc>
+          <w:tcPr>
+            <w:tcW w:type="dxa" w:w="1291"/>
+          </w:tcPr>
+          <w:p>
+            <w:pPr>
+              <w:pStyle w:val="Compact"/>
+              <w:jc w:val="left"/>
+            </w:pPr>
+            <w:r>
+              <w:t xml:space="preserve">same</w:t>
+            </w:r>
+          </w:p>
+        </w:tc>
+        <w:tc>
+          <w:tcPr>
+            <w:tcW w:type="dxa" w:w="910"/>
+          </w:tcPr>
+          <w:p>
+            <w:pPr>
+              <w:pStyle w:val="Compact"/>
+              <w:jc w:val="left"/>
+            </w:pPr>
+            <w:r>
+              <w:t xml:space="preserve">yes</w:t>
+            </w:r>
+          </w:p>
+        </w:tc>
+      </w:tr>
+      <w:tr>
+        <w:tc>
+          <w:tcPr>
+            <w:tcW w:type="dxa" w:w="2080"/>
+          </w:tcPr>
+          <w:p>
+            <w:pPr>
+              <w:pStyle w:val="Compact"/>
+              <w:jc w:val="left"/>
+            </w:pPr>
+            <w:r>
+              <w:rPr>
+                <w:rStyle w:val="VerbatimChar"/>
+              </w:rPr>
+              <w:t xml:space="preserve">notifications.csv</w:t>
+            </w:r>
+          </w:p>
+        </w:tc>
+        <w:tc>
+          <w:tcPr>
+            <w:tcW w:type="dxa" w:w="2582"/>
+          </w:tcPr>
+          <w:p>
+            <w:pPr>
+              <w:pStyle w:val="Compact"/>
+              <w:jc w:val="left"/>
+            </w:pPr>
+            <w:r>
+              <w:t xml:space="preserve">rows</w:t>
+            </w:r>
+          </w:p>
+        </w:tc>
+        <w:tc>
+          <w:tcPr>
+            <w:tcW w:type="dxa" w:w="2497"/>
+          </w:tcPr>
+          <w:p>
+            <w:pPr>
+              <w:pStyle w:val="Compact"/>
+              <w:jc w:val="left"/>
+            </w:pPr>
+            <w:r>
+              <w:t xml:space="preserve">0</w:t>
+            </w:r>
+          </w:p>
+        </w:tc>
+        <w:tc>
+          <w:tcPr>
+            <w:tcW w:type="dxa" w:w="1291"/>
+          </w:tcPr>
+          <w:p>
+            <w:pPr>
+              <w:pStyle w:val="Compact"/>
+              <w:jc w:val="left"/>
+            </w:pPr>
+            <w:r>
+              <w:t xml:space="preserve">0</w:t>
+            </w:r>
+          </w:p>
+        </w:tc>
+        <w:tc>
+          <w:tcPr>
+            <w:tcW w:type="dxa" w:w="910"/>
+          </w:tcPr>
+          <w:p>
+            <w:pPr>
+              <w:pStyle w:val="Compact"/>
+              <w:jc w:val="left"/>
+            </w:pPr>
+            <w:r>
+              <w:t xml:space="preserve">yes</w:t>
+            </w:r>
+          </w:p>
+        </w:tc>
+      </w:tr>
+      <w:tr>
+        <w:tc>
+          <w:tcPr>
+            <w:tcW w:type="dxa" w:w="2080"/>
+          </w:tcPr>
+          <w:p>
+            <w:pPr>
+              <w:pStyle w:val="Compact"/>
+              <w:jc w:val="left"/>
+            </w:pPr>
+            <w:r>
+              <w:rPr>
+                <w:rStyle w:val="VerbatimChar"/>
+              </w:rPr>
+              <w:t xml:space="preserve">notifications.csv</w:t>
+            </w:r>
+          </w:p>
+        </w:tc>
+        <w:tc>
+          <w:tcPr>
+            <w:tcW w:type="dxa" w:w="2582"/>
+          </w:tcPr>
+          <w:p>
+            <w:pPr>
+              <w:pStyle w:val="Compact"/>
+              <w:jc w:val="left"/>
+            </w:pPr>
+            <w:r>
+              <w:t xml:space="preserve">total recipients</w:t>
+            </w:r>
+          </w:p>
+        </w:tc>
+        <w:tc>
+          <w:tcPr>
+            <w:tcW w:type="dxa" w:w="2497"/>
+          </w:tcPr>
+          <w:p>
+            <w:pPr>
+              <w:pStyle w:val="Compact"/>
+              <w:jc w:val="left"/>
+            </w:pPr>
+            <w:r>
+              <w:t xml:space="preserve">0</w:t>
+            </w:r>
+          </w:p>
+        </w:tc>
+        <w:tc>
+          <w:tcPr>
+            <w:tcW w:type="dxa" w:w="1291"/>
+          </w:tcPr>
+          <w:p>
+            <w:pPr>
+              <w:pStyle w:val="Compact"/>
+              <w:jc w:val="left"/>
+            </w:pPr>
+            <w:r>
+              <w:t xml:space="preserve">0</w:t>
+            </w:r>
+          </w:p>
+        </w:tc>
+        <w:tc>
+          <w:tcPr>
+            <w:tcW w:type="dxa" w:w="910"/>
+          </w:tcPr>
+          <w:p>
+            <w:pPr>
+              <w:pStyle w:val="Compact"/>
+              <w:jc w:val="left"/>
+            </w:pPr>
+            <w:r>
+              <w:t xml:space="preserve">yes</w:t>
             </w:r>
           </w:p>
         </w:tc>
@@ -4166,6 +5874,103 @@
         <w:pStyle w:val="BodyText"/>
       </w:pPr>
       <w:r>
+        <w:t xml:space="preserve">The evaluation event has no notifications, so the two</w:t>
+      </w:r>
+      <w:r>
+        <w:t xml:space="preserve"> </w:t>
+      </w:r>
+      <w:r>
+        <w:rPr>
+          <w:rStyle w:val="VerbatimChar"/>
+        </w:rPr>
+        <w:t xml:space="preserve">notifications.csv</w:t>
+      </w:r>
+      <w:r>
+        <w:t xml:space="preserve"> </w:t>
+      </w:r>
+      <w:r>
+        <w:t xml:space="preserve">checks compare zero with zero and show only that the export is well formed. A</w:t>
+      </w:r>
+      <w:r>
+        <w:t xml:space="preserve"> </w:t>
+      </w:r>
+      <w:r>
+        <w:t xml:space="preserve">notification was not sent during the run because the local configuration uses</w:t>
+      </w:r>
+      <w:r>
+        <w:t xml:space="preserve"> </w:t>
+      </w:r>
+      <w:r>
+        <w:t xml:space="preserve">live Firebase credentials. That export's row count is tested on seeded data,</w:t>
+      </w:r>
+      <w:r>
+        <w:t xml:space="preserve"> </w:t>
+      </w:r>
+      <w:r>
+        <w:t xml:space="preserve">which does contain a notification, by</w:t>
+      </w:r>
+      <w:r>
+        <w:t xml:space="preserve"> </w:t>
+      </w:r>
+      <w:r>
+        <w:rPr>
+          <w:rStyle w:val="VerbatimChar"/>
+        </w:rPr>
+        <w:t xml:space="preserve">test_every_export_has_one_row_per_database_record</w:t>
+      </w:r>
+      <w:r>
+        <w:t xml:space="preserve">.</w:t>
+      </w:r>
+    </w:p>
+    <w:p>
+      <w:pPr>
+        <w:pStyle w:val="BodyText"/>
+      </w:pPr>
+      <w:r>
+        <w:t xml:space="preserve">The exports read their rows in chunks of 1,000 while the file is being written</w:t>
+      </w:r>
+      <w:r>
+        <w:t xml:space="preserve"> </w:t>
+      </w:r>
+      <w:r>
+        <w:t xml:space="preserve">(</w:t>
+      </w:r>
+      <w:r>
+        <w:rPr>
+          <w:rStyle w:val="VerbatimChar"/>
+        </w:rPr>
+        <w:t xml:space="preserve">lazy()</w:t>
+      </w:r>
+      <w:r>
+        <w:t xml:space="preserve"> </w:t>
+      </w:r>
+      <w:r>
+        <w:t xml:space="preserve">in</w:t>
+      </w:r>
+      <w:r>
+        <w:t xml:space="preserve"> </w:t>
+      </w:r>
+      <w:r>
+        <w:rPr>
+          <w:rStyle w:val="VerbatimChar"/>
+        </w:rPr>
+        <w:t xml:space="preserve">app/Http/Controllers/Api/ReportController.php</w:t>
+      </w:r>
+      <w:r>
+        <w:t xml:space="preserve">), so the whole</w:t>
+      </w:r>
+      <w:r>
+        <w:t xml:space="preserve"> </w:t>
+      </w:r>
+      <w:r>
+        <w:t xml:space="preserve">export is not held in memory at once.</w:t>
+      </w:r>
+    </w:p>
+    <w:p>
+      <w:pPr>
+        <w:pStyle w:val="BodyText"/>
+      </w:pPr>
+      <w:r>
         <w:t xml:space="preserve">Source:</w:t>
       </w:r>
       <w:r>
@@ -4215,359 +6020,1216 @@
           <w:b/>
           <w:bCs/>
         </w:rPr>
-        <w:t xml:space="preserve">Delivery is recorded per recipient, and this was a defect until it was</w:t>
-      </w:r>
+        <w:t xml:space="preserve">Delivery is recorded per recipient.</w:t>
+      </w:r>
+      <w:r>
+        <w:t xml:space="preserve"> </w:t>
+      </w:r>
+      <w:r>
+        <w:t xml:space="preserve">A recipient is</w:t>
+      </w:r>
+      <w:r>
+        <w:t xml:space="preserve"> </w:t>
+      </w:r>
+      <w:r>
+        <w:rPr>
+          <w:rStyle w:val="VerbatimChar"/>
+        </w:rPr>
+        <w:t xml:space="preserve">sent</w:t>
+      </w:r>
+      <w:r>
+        <w:t xml:space="preserve"> </w:t>
+      </w:r>
+      <w:r>
+        <w:t xml:space="preserve">only when one of</w:t>
+      </w:r>
+      <w:r>
+        <w:t xml:space="preserve"> </w:t>
+      </w:r>
+      <w:r>
+        <w:t xml:space="preserve">that recipient's own device tokens was accepted,</w:t>
+      </w:r>
+      <w:r>
+        <w:t xml:space="preserve"> </w:t>
+      </w:r>
+      <w:r>
+        <w:rPr>
+          <w:rStyle w:val="VerbatimChar"/>
+        </w:rPr>
+        <w:t xml:space="preserve">failed</w:t>
+      </w:r>
+      <w:r>
+        <w:t xml:space="preserve"> </w:t>
+      </w:r>
+      <w:r>
+        <w:t xml:space="preserve">with a reason when</w:t>
+      </w:r>
+      <w:r>
+        <w:t xml:space="preserve"> </w:t>
+      </w:r>
+      <w:r>
+        <w:t xml:space="preserve">all of theirs were refused, and left</w:t>
+      </w:r>
+      <w:r>
+        <w:t xml:space="preserve"> </w:t>
+      </w:r>
+      <w:r>
+        <w:rPr>
+          <w:rStyle w:val="VerbatimChar"/>
+        </w:rPr>
+        <w:t xml:space="preserve">pending</w:t>
+      </w:r>
+      <w:r>
+        <w:t xml:space="preserve"> </w:t>
+      </w:r>
+      <w:r>
+        <w:t xml:space="preserve">when they have no registered</w:t>
+      </w:r>
+      <w:r>
+        <w:t xml:space="preserve"> </w:t>
+      </w:r>
+      <w:r>
+        <w:t xml:space="preserve">device and will receive the message through the in-app inbox instead. Before</w:t>
+      </w:r>
+      <w:r>
+        <w:t xml:space="preserve"> </w:t>
+      </w:r>
+      <w:r>
+        <w:t xml:space="preserve">this was fixed, one aggregate outcome was applied to every recipient. The</w:t>
+      </w:r>
+      <w:r>
+        <w:t xml:space="preserve"> </w:t>
+      </w:r>
+      <w:r>
+        <w:t xml:space="preserve">behaviour is pinned by</w:t>
+      </w:r>
+      <w:r>
+        <w:t xml:space="preserve"> </w:t>
+      </w:r>
+      <w:r>
+        <w:rPr>
+          <w:rStyle w:val="VerbatimChar"/>
+        </w:rPr>
+        <w:t xml:space="preserve">test_delivery_is_recorded_against_each_recipient_individually</w:t>
+      </w:r>
+      <w:r>
+        <w:t xml:space="preserve">, which fails</w:t>
+      </w:r>
+      <w:r>
+        <w:t xml:space="preserve"> </w:t>
+      </w:r>
+      <w:r>
+        <w:t xml:space="preserve">against the earlier implementation. Recipient rows are committed before</w:t>
+      </w:r>
+      <w:r>
+        <w:t xml:space="preserve"> </w:t>
+      </w:r>
+      <w:r>
+        <w:t xml:space="preserve">anything is pushed, and the Firebase calls run outside the database</w:t>
+      </w:r>
+      <w:r>
+        <w:t xml:space="preserve"> </w:t>
+      </w:r>
+      <w:r>
+        <w:t xml:space="preserve">transaction (</w:t>
+      </w:r>
+      <w:r>
+        <w:rPr>
+          <w:rStyle w:val="VerbatimChar"/>
+        </w:rPr>
+        <w:t xml:space="preserve">test_pushes_go_out_after_the_recipient_rows_are_committed</w:t>
+      </w:r>
+      <w:r>
+        <w:t xml:space="preserve">).</w:t>
+      </w:r>
+    </w:p>
+    <w:p>
+      <w:pPr>
+        <w:pStyle w:val="BodyText"/>
+      </w:pPr>
       <w:r>
         <w:rPr>
           <w:b/>
           <w:bCs/>
         </w:rPr>
-        <w:t xml:space="preserve"> </w:t>
-      </w:r>
+        <w:t xml:space="preserve">Demo mode is never counted as delivery.</w:t>
+      </w:r>
+      <w:r>
+        <w:t xml:space="preserve"> </w:t>
+      </w:r>
+      <w:r>
+        <w:t xml:space="preserve">Firebase demo mode is off unless it</w:t>
+      </w:r>
+      <w:r>
+        <w:t xml:space="preserve"> </w:t>
+      </w:r>
+      <w:r>
+        <w:t xml:space="preserve">is set explicitly. When it is on, nothing is pushed, a warning is logged, the</w:t>
+      </w:r>
+      <w:r>
+        <w:t xml:space="preserve"> </w:t>
+      </w:r>
+      <w:r>
+        <w:t xml:space="preserve">response carries</w:t>
+      </w:r>
+      <w:r>
+        <w:t xml:space="preserve"> </w:t>
+      </w:r>
+      <w:r>
+        <w:rPr>
+          <w:rStyle w:val="VerbatimChar"/>
+        </w:rPr>
+        <w:t xml:space="preserve">"demo": true</w:t>
+      </w:r>
+      <w:r>
+        <w:t xml:space="preserve">, and the notification and every recipient are</w:t>
+      </w:r>
+      <w:r>
+        <w:t xml:space="preserve"> </w:t>
+      </w:r>
+      <w:r>
+        <w:t xml:space="preserve">recorded as</w:t>
+      </w:r>
+      <w:r>
+        <w:t xml:space="preserve"> </w:t>
+      </w:r>
+      <w:r>
+        <w:rPr>
+          <w:rStyle w:val="VerbatimChar"/>
+        </w:rPr>
+        <w:t xml:space="preserve">demo</w:t>
+      </w:r>
+      <w:r>
+        <w:t xml:space="preserve">, never</w:t>
+      </w:r>
+      <w:r>
+        <w:t xml:space="preserve"> </w:t>
+      </w:r>
+      <w:r>
+        <w:rPr>
+          <w:rStyle w:val="VerbatimChar"/>
+        </w:rPr>
+        <w:t xml:space="preserve">sent</w:t>
+      </w:r>
+      <w:r>
+        <w:t xml:space="preserve">. A missing Firebase configuration with demo</w:t>
+      </w:r>
+      <w:r>
+        <w:t xml:space="preserve"> </w:t>
+      </w:r>
+      <w:r>
+        <w:t xml:space="preserve">mode off is a failed send, not a silent demo</w:t>
+      </w:r>
+      <w:r>
+        <w:t xml:space="preserve"> </w:t>
+      </w:r>
+      <w:r>
+        <w:t xml:space="preserve">(</w:t>
+      </w:r>
+      <w:r>
+        <w:rPr>
+          <w:rStyle w:val="VerbatimChar"/>
+        </w:rPr>
+        <w:t xml:space="preserve">test_missing_firebase_config_fails_instead_of_faking_success</w:t>
+      </w:r>
+      <w:r>
+        <w:t xml:space="preserve">).</w:t>
+      </w:r>
+    </w:p>
+    <w:p>
+      <w:pPr>
+        <w:pStyle w:val="BodyText"/>
+      </w:pPr>
       <w:r>
         <w:rPr>
           <w:b/>
           <w:bCs/>
         </w:rPr>
-        <w:t xml:space="preserve">fixed.</w:t>
-      </w:r>
-      <w:r>
-        <w:t xml:space="preserve"> </w:t>
-      </w:r>
-      <w:r>
-        <w:t xml:space="preserve">The claim this section rests on is that the per-recipient records make</w:t>
-      </w:r>
-      <w:r>
-        <w:t xml:space="preserve"> </w:t>
-      </w:r>
-      <w:r>
-        <w:t xml:space="preserve">delivery auditable, meaning they can answer whether a given person was reached.</w:t>
-      </w:r>
-      <w:r>
-        <w:t xml:space="preserve"> </w:t>
-      </w:r>
-      <w:r>
-        <w:t xml:space="preserve">Until the fix recorded here they could not: the dispatch service applied one</w:t>
-      </w:r>
-      <w:r>
-        <w:t xml:space="preserve"> </w:t>
-      </w:r>
-      <w:r>
-        <w:t xml:space="preserve">aggregate outcome to every recipient row, so a send in which Firebase accepted</w:t>
-      </w:r>
-      <w:r>
-        <w:t xml:space="preserve"> </w:t>
-      </w:r>
-      <w:r>
-        <w:t xml:space="preserve">one device token and refused three still marked every recipient</w:t>
-      </w:r>
-      <w:r>
-        <w:t xml:space="preserve"> </w:t>
-      </w:r>
-      <w:r>
-        <w:rPr>
-          <w:rStyle w:val="VerbatimChar"/>
-        </w:rPr>
-        <w:t xml:space="preserve">sent</w:t>
-      </w:r>
-      <w:r>
-        <w:t xml:space="preserve">, with a</w:t>
-      </w:r>
-      <w:r>
-        <w:t xml:space="preserve"> </w:t>
-      </w:r>
-      <w:r>
-        <w:t xml:space="preserve">delivery timestamp and no failure reason. The refusals were visible only in the</w:t>
-      </w:r>
-      <w:r>
-        <w:t xml:space="preserve"> </w:t>
-      </w:r>
-      <w:r>
-        <w:t xml:space="preserve">application log. The service now maps each token back to the recipient it</w:t>
-      </w:r>
-      <w:r>
-        <w:t xml:space="preserve"> </w:t>
-      </w:r>
-      <w:r>
-        <w:t xml:space="preserve">belongs to: a recipient is</w:t>
-      </w:r>
-      <w:r>
-        <w:t xml:space="preserve"> </w:t>
-      </w:r>
-      <w:r>
-        <w:rPr>
-          <w:rStyle w:val="VerbatimChar"/>
-        </w:rPr>
-        <w:t xml:space="preserve">sent</w:t>
-      </w:r>
-      <w:r>
-        <w:t xml:space="preserve"> </w:t>
-      </w:r>
-      <w:r>
-        <w:t xml:space="preserve">only when one of that recipient's own tokens</w:t>
-      </w:r>
-      <w:r>
-        <w:t xml:space="preserve"> </w:t>
-      </w:r>
-      <w:r>
-        <w:t xml:space="preserve">was accepted,</w:t>
-      </w:r>
-      <w:r>
-        <w:t xml:space="preserve"> </w:t>
-      </w:r>
-      <w:r>
-        <w:rPr>
-          <w:rStyle w:val="VerbatimChar"/>
-        </w:rPr>
-        <w:t xml:space="preserve">failed</w:t>
-      </w:r>
-      <w:r>
-        <w:t xml:space="preserve"> </w:t>
-      </w:r>
-      <w:r>
-        <w:t xml:space="preserve">with a reason when all of theirs were refused, and left</w:t>
-      </w:r>
-      <w:r>
-        <w:t xml:space="preserve"> </w:t>
-      </w:r>
-      <w:r>
-        <w:rPr>
-          <w:rStyle w:val="VerbatimChar"/>
-        </w:rPr>
-        <w:t xml:space="preserve">pending</w:t>
-      </w:r>
-      <w:r>
-        <w:t xml:space="preserve"> </w:t>
-      </w:r>
-      <w:r>
-        <w:t xml:space="preserve">when they have no registered device, which is the honest record for</w:t>
-      </w:r>
-      <w:r>
-        <w:t xml:space="preserve"> </w:t>
-      </w:r>
-      <w:r>
-        <w:t xml:space="preserve">someone who was never pushed to and will receive the message through the in-app</w:t>
-      </w:r>
-      <w:r>
-        <w:t xml:space="preserve"> </w:t>
-      </w:r>
-      <w:r>
-        <w:t xml:space="preserve">inbox instead. The behaviour is pinned by</w:t>
-      </w:r>
-      <w:r>
-        <w:t xml:space="preserve"> </w:t>
-      </w:r>
-      <w:r>
-        <w:rPr>
-          <w:rStyle w:val="VerbatimChar"/>
-        </w:rPr>
-        <w:t xml:space="preserve">test_delivery_is_recorded_against_each_recipient_individually</w:t>
-      </w:r>
-      <w:r>
-        <w:t xml:space="preserve">, which fails</w:t>
-      </w:r>
-      <w:r>
-        <w:t xml:space="preserve"> </w:t>
-      </w:r>
-      <w:r>
-        <w:t xml:space="preserve">against the previous implementation.</w:t>
+        <w:t xml:space="preserve">Live delivery, as single observations.</w:t>
+      </w:r>
+      <w:r>
+        <w:t xml:space="preserve"> </w:t>
+      </w:r>
+      <w:r>
+        <w:t xml:space="preserve">Live Firebase Cloud Messaging v1</w:t>
+      </w:r>
+      <w:r>
+        <w:t xml:space="preserve"> </w:t>
+      </w:r>
+      <w:r>
+        <w:t xml:space="preserve">delivery was observed end to end once on an Android emulator: an organiser</w:t>
+      </w:r>
+      <w:r>
+        <w:t xml:space="preserve"> </w:t>
+      </w:r>
+      <w:r>
+        <w:t xml:space="preserve">send reached the device's notification shade</w:t>
+      </w:r>
+      <w:r>
+        <w:t xml:space="preserve"> </w:t>
+      </w:r>
+      <w:r>
+        <w:t xml:space="preserve">(</w:t>
+      </w:r>
+      <w:r>
+        <w:rPr>
+          <w:rStyle w:val="VerbatimChar"/>
+        </w:rPr>
+        <w:t xml:space="preserve">docs/evidence-push-delivered.png</w:t>
+      </w:r>
+      <w:r>
+        <w:t xml:space="preserve">). Receipt took about 5 seconds on that one</w:t>
+      </w:r>
+      <w:r>
+        <w:t xml:space="preserve"> </w:t>
+      </w:r>
+      <w:r>
+        <w:t xml:space="preserve">device. No run log of fleet delivery was committed, so the proposal's target of</w:t>
+      </w:r>
+      <w:r>
+        <w:t xml:space="preserve"> </w:t>
+      </w:r>
+      <w:r>
+        <w:t xml:space="preserve">95% of online devices within 30 seconds is not measured.</w:t>
       </w:r>
     </w:p>
     <w:p>
       <w:pPr>
         <w:pStyle w:val="BodyText"/>
       </w:pPr>
-      <w:r>
-        <w:t xml:space="preserve">Live Firebase Cloud Messaging v1 delivery was verified end to end on an</w:t>
-      </w:r>
-      <w:r>
-        <w:t xml:space="preserve"> </w:t>
-      </w:r>
-      <w:r>
-        <w:t xml:space="preserve">Android emulator: an organiser send travelled Laravel → service-account</w:t>
-      </w:r>
-      <w:r>
-        <w:t xml:space="preserve"> </w:t>
-      </w:r>
-      <w:r>
-        <w:t xml:space="preserve">OAuth → FCM v1 → Google → the device's notification shade</w:t>
-      </w:r>
-      <w:r>
-        <w:t xml:space="preserve"> </w:t>
-      </w:r>
-      <w:r>
-        <w:t xml:space="preserve">(</w:t>
-      </w:r>
-      <w:r>
-        <w:rPr>
-          <w:rStyle w:val="VerbatimChar"/>
-        </w:rPr>
-        <w:t xml:space="preserve">docs/evidence-push-delivered.png</w:t>
-      </w:r>
-      <w:r>
-        <w:t xml:space="preserve">,</w:t>
-      </w:r>
-      <w:r>
-        <w:t xml:space="preserve"> </w:t>
-      </w:r>
-      <w:r>
-        <w:rPr>
-          <w:rStyle w:val="VerbatimChar"/>
-        </w:rPr>
-        <w:t xml:space="preserve">docs/progress-reports/15-live-push-delivery.md</w:t>
-      </w:r>
-      <w:r>
-        <w:t xml:space="preserve">).</w:t>
-      </w:r>
-      <w:r>
-        <w:t xml:space="preserve"> </w:t>
-      </w:r>
-      <w:r>
-        <w:t xml:space="preserve">In the evaluation run, FCM accepted 100% of valid device tokens submitted;</w:t>
-      </w:r>
-      <w:r>
-        <w:t xml:space="preserve"> </w:t>
-      </w:r>
-      <w:r>
-        <w:t xml:space="preserve">the single stale seeded demo token predictably failed, which is the expected</w:t>
-      </w:r>
-      <w:r>
-        <w:t xml:space="preserve"> </w:t>
-      </w:r>
-      <w:r>
-        <w:t xml:space="preserve">behaviour for an invalid token rather than a defect. Device receipt was</w:t>
-      </w:r>
-      <w:r>
-        <w:t xml:space="preserve"> </w:t>
-      </w:r>
-      <w:r>
-        <w:t xml:space="preserve">observed at approximately 5 seconds on the one test device used; a</w:t>
-      </w:r>
-      <w:r>
-        <w:t xml:space="preserve"> </w:t>
-      </w:r>
-      <w:r>
-        <w:t xml:space="preserve">multi-device fleet measurement of the proposal's 95%-within-30-seconds target</w:t>
-      </w:r>
-      <w:r>
-        <w:t xml:space="preserve"> </w:t>
-      </w:r>
-      <w:r>
-        <w:t xml:space="preserve">is recorded as future work rather than claimed here. Because FCM delivery is</w:t>
-      </w:r>
-      <w:r>
-        <w:t xml:space="preserve"> </w:t>
-      </w:r>
-      <w:r>
-        <w:t xml:space="preserve">best-effort, every notification is also persisted to an authenticated in-app</w:t>
-      </w:r>
-      <w:r>
-        <w:t xml:space="preserve"> </w:t>
-      </w:r>
-      <w:r>
-        <w:t xml:space="preserve">inbox, giving 100% eventual delivery to any attendee who opens the app,</w:t>
-      </w:r>
-      <w:r>
-        <w:t xml:space="preserve"> </w:t>
-      </w:r>
-      <w:r>
-        <w:t xml:space="preserve">independent of push reachability.</w:t>
-      </w:r>
-    </w:p>
-    <w:p>
-      <w:pPr>
-        <w:pStyle w:val="BodyText"/>
-      </w:pPr>
-      <w:r>
-        <w:t xml:space="preserve">Source:</w:t>
-      </w:r>
-      <w:r>
-        <w:t xml:space="preserve"> </w:t>
-      </w:r>
-      <w:r>
-        <w:rPr>
-          <w:rStyle w:val="VerbatimChar"/>
-        </w:rPr>
-        <w:t xml:space="preserve">docs/progress-reports/15-live-push-delivery.md</w:t>
-      </w:r>
-      <w:r>
-        <w:t xml:space="preserve">,</w:t>
-      </w:r>
-      <w:r>
-        <w:t xml:space="preserve"> </w:t>
-      </w:r>
-      <w:r>
-        <w:rPr>
-          <w:rStyle w:val="VerbatimChar"/>
-        </w:rPr>
-        <w:t xml:space="preserve">docs/progress-reports/19-evaluation-run.md</w:t>
-      </w:r>
-      <w:r>
-        <w:t xml:space="preserve">.</w:t>
-      </w:r>
-    </w:p>
-    <w:bookmarkEnd w:id="18"/>
-    <w:bookmarkStart w:id="19" w:name="X07998fecee05eca78a4a9eb5acfee50901d43dc"/>
-    <w:p>
-      <w:pPr>
-        <w:pStyle w:val="Heading1"/>
-      </w:pPr>
-      <w:r>
-        <w:t xml:space="preserve">7. Baseline comparison, and its limits</w:t>
-      </w:r>
-    </w:p>
-    <w:p>
-      <w:pPr>
-        <w:pStyle w:val="FirstParagraph"/>
-      </w:pPr>
-      <w:r>
-        <w:t xml:space="preserve">The proposal's evaluation plan calls for comparing the voucher module against</w:t>
-      </w:r>
-      <w:r>
-        <w:t xml:space="preserve"> </w:t>
-      </w:r>
-      <w:r>
-        <w:t xml:space="preserve">a simulated, human-staffed paper-register meal line. That live human-trial</w:t>
-      </w:r>
-      <w:r>
-        <w:t xml:space="preserve"> </w:t>
-      </w:r>
-      <w:r>
-        <w:t xml:space="preserve">baseline was</w:t>
-      </w:r>
-      <w:r>
-        <w:t xml:space="preserve"> </w:t>
-      </w:r>
       <w:r>
         <w:rPr>
           <w:b/>
           <w:bCs/>
         </w:rPr>
+        <w:t xml:space="preserve">Inbox.</w:t>
+      </w:r>
+      <w:r>
+        <w:t xml:space="preserve"> </w:t>
+      </w:r>
+      <w:r>
+        <w:t xml:space="preserve">Every notification is stored with a recipient record for each person</w:t>
+      </w:r>
+      <w:r>
+        <w:t xml:space="preserve"> </w:t>
+      </w:r>
+      <w:r>
+        <w:t xml:space="preserve">it was sent to, and the in-app inbox shows a user only the notifications they</w:t>
+      </w:r>
+      <w:r>
+        <w:t xml:space="preserve"> </w:t>
+      </w:r>
+      <w:r>
+        <w:t xml:space="preserve">were a recipient of (Section 7). This is tested; it was not measured on</w:t>
+      </w:r>
+      <w:r>
+        <w:t xml:space="preserve"> </w:t>
+      </w:r>
+      <w:r>
+        <w:t xml:space="preserve">devices.</w:t>
+      </w:r>
+    </w:p>
+    <w:bookmarkEnd w:id="18"/>
+    <w:bookmarkStart w:id="19" w:name="X6269a8a4288b189313f5cb9b1a661205b166c62"/>
+    <w:p>
+      <w:pPr>
+        <w:pStyle w:val="Heading1"/>
+      </w:pPr>
+      <w:r>
+        <w:t xml:space="preserve">7. Access control</w:t>
+      </w:r>
+    </w:p>
+    <w:p>
+      <w:pPr>
+        <w:pStyle w:val="FirstParagraph"/>
+      </w:pPr>
+      <w:r>
+        <w:t xml:space="preserve">The supervisor found that an authenticated attendee assigned to the event</w:t>
+      </w:r>
+      <w:r>
+        <w:t xml:space="preserve"> </w:t>
+      </w:r>
+      <w:r>
+        <w:t xml:space="preserve">could read another attendee's voucher token, the attendance export, the</w:t>
+      </w:r>
+      <w:r>
+        <w:t xml:space="preserve"> </w:t>
+      </w:r>
+      <w:r>
+        <w:t xml:space="preserve">event's redemption history and a notification addressed to organisers, on a</w:t>
+      </w:r>
+      <w:r>
+        <w:t xml:space="preserve"> </w:t>
+      </w:r>
+      <w:r>
+        <w:t xml:space="preserve">local database with synthetic data. Each was fixed and has a feature test that</w:t>
+      </w:r>
+      <w:r>
+        <w:t xml:space="preserve"> </w:t>
+      </w:r>
+      <w:r>
+        <w:t xml:space="preserve">expects 403 and that fails against the earlier code:</w:t>
+      </w:r>
+    </w:p>
+    <w:tbl>
+      <w:tblPr>
+        <w:tblStyle w:val="Table"/>
+        <w:tblW w:type="auto" w:w="0"/>
+        <w:tblLook w:firstRow="1" w:lastRow="0" w:firstColumn="0" w:lastColumn="0" w:noHBand="0" w:noVBand="0" w:val="0020"/>
+      </w:tblPr>
+      <w:tblGrid>
+        <w:gridCol w:w="3585"/>
+        <w:gridCol w:w="3338"/>
+        <w:gridCol w:w="2435"/>
+      </w:tblGrid>
+      <w:tr>
+        <w:trPr>
+          <w:tblHeader w:val="on"/>
+        </w:trPr>
+        <w:tc>
+          <w:tcPr>
+            <w:tcW w:type="dxa" w:w="3585"/>
+          </w:tcPr>
+          <w:p>
+            <w:pPr>
+              <w:pStyle w:val="Compact"/>
+              <w:jc w:val="left"/>
+            </w:pPr>
+            <w:r>
+              <w:t xml:space="preserve">Defect</w:t>
+            </w:r>
+          </w:p>
+        </w:tc>
+        <w:tc>
+          <w:tcPr>
+            <w:tcW w:type="dxa" w:w="3338"/>
+          </w:tcPr>
+          <w:p>
+            <w:pPr>
+              <w:pStyle w:val="Compact"/>
+              <w:jc w:val="left"/>
+            </w:pPr>
+            <w:r>
+              <w:t xml:space="preserve">Fix</w:t>
+            </w:r>
+          </w:p>
+        </w:tc>
+        <w:tc>
+          <w:tcPr>
+            <w:tcW w:type="dxa" w:w="2435"/>
+          </w:tcPr>
+          <w:p>
+            <w:pPr>
+              <w:pStyle w:val="Compact"/>
+              <w:jc w:val="left"/>
+            </w:pPr>
+            <w:r>
+              <w:t xml:space="preserve">Test</w:t>
+            </w:r>
+          </w:p>
+        </w:tc>
+      </w:tr>
+      <w:tr>
+        <w:tc>
+          <w:tcPr>
+            <w:tcW w:type="dxa" w:w="3585"/>
+          </w:tcPr>
+          <w:p>
+            <w:pPr>
+              <w:pStyle w:val="Compact"/>
+              <w:jc w:val="left"/>
+            </w:pPr>
+            <w:r>
+              <w:t xml:space="preserve">Attendee could open any voucher by id</w:t>
+            </w:r>
+          </w:p>
+        </w:tc>
+        <w:tc>
+          <w:tcPr>
+            <w:tcW w:type="dxa" w:w="3338"/>
+          </w:tcPr>
+          <w:p>
+            <w:pPr>
+              <w:pStyle w:val="Compact"/>
+              <w:jc w:val="left"/>
+            </w:pPr>
+            <w:r>
+              <w:t xml:space="preserve">an attendee can open only their own voucher; organisers and scanners can open any</w:t>
+            </w:r>
+          </w:p>
+        </w:tc>
+        <w:tc>
+          <w:tcPr>
+            <w:tcW w:type="dxa" w:w="2435"/>
+          </w:tcPr>
+          <w:p>
+            <w:pPr>
+              <w:pStyle w:val="Compact"/>
+              <w:jc w:val="left"/>
+            </w:pPr>
+            <w:r>
+              <w:rPr>
+                <w:rStyle w:val="VerbatimChar"/>
+              </w:rPr>
+              <w:t xml:space="preserve">test_attendee_can_only_open_their_own_voucher</w:t>
+            </w:r>
+          </w:p>
+        </w:tc>
+      </w:tr>
+      <w:tr>
+        <w:tc>
+          <w:tcPr>
+            <w:tcW w:type="dxa" w:w="3585"/>
+          </w:tcPr>
+          <w:p>
+            <w:pPr>
+              <w:pStyle w:val="Compact"/>
+              <w:jc w:val="left"/>
+            </w:pPr>
+            <w:r>
+              <w:t xml:space="preserve">Attendee could download the CSV reports and read the redemption history, the attendee list, the voucher list and session attendance</w:t>
+            </w:r>
+          </w:p>
+        </w:tc>
+        <w:tc>
+          <w:tcPr>
+            <w:tcW w:type="dxa" w:w="3338"/>
+          </w:tcPr>
+          <w:p>
+            <w:pPr>
+              <w:pStyle w:val="Compact"/>
+              <w:jc w:val="left"/>
+            </w:pPr>
+            <w:r>
+              <w:t xml:space="preserve">reports are organiser only; the other four are staff (organiser and scanner) only</w:t>
+            </w:r>
+          </w:p>
+        </w:tc>
+        <w:tc>
+          <w:tcPr>
+            <w:tcW w:type="dxa" w:w="2435"/>
+          </w:tcPr>
+          <w:p>
+            <w:pPr>
+              <w:pStyle w:val="Compact"/>
+              <w:jc w:val="left"/>
+            </w:pPr>
+            <w:r>
+              <w:rPr>
+                <w:rStyle w:val="VerbatimChar"/>
+              </w:rPr>
+              <w:t xml:space="preserve">test_attendee_cannot_read_staff_or_organiser_routes</w:t>
+            </w:r>
+            <w:r>
+              <w:t xml:space="preserve">,</w:t>
+            </w:r>
+            <w:r>
+              <w:t xml:space="preserve"> </w:t>
+            </w:r>
+            <w:r>
+              <w:rPr>
+                <w:rStyle w:val="VerbatimChar"/>
+              </w:rPr>
+              <w:t xml:space="preserve">test_scanner_cannot_download_reports</w:t>
+            </w:r>
+          </w:p>
+        </w:tc>
+      </w:tr>
+      <w:tr>
+        <w:tc>
+          <w:tcPr>
+            <w:tcW w:type="dxa" w:w="3585"/>
+          </w:tcPr>
+          <w:p>
+            <w:pPr>
+              <w:pStyle w:val="Compact"/>
+              <w:jc w:val="left"/>
+            </w:pPr>
+            <w:r>
+              <w:t xml:space="preserve">Attendee could list every notification and open organiser-only ones</w:t>
+            </w:r>
+          </w:p>
+        </w:tc>
+        <w:tc>
+          <w:tcPr>
+            <w:tcW w:type="dxa" w:w="3338"/>
+          </w:tcPr>
+          <w:p>
+            <w:pPr>
+              <w:pStyle w:val="Compact"/>
+              <w:jc w:val="left"/>
+            </w:pPr>
+            <w:r>
+              <w:t xml:space="preserve">the list holds only notifications the user received, and opening any other returns 403; only organisers see recipient rows</w:t>
+            </w:r>
+          </w:p>
+        </w:tc>
+        <w:tc>
+          <w:tcPr>
+            <w:tcW w:type="dxa" w:w="2435"/>
+          </w:tcPr>
+          <w:p>
+            <w:pPr>
+              <w:pStyle w:val="Compact"/>
+              <w:jc w:val="left"/>
+            </w:pPr>
+            <w:r>
+              <w:rPr>
+                <w:rStyle w:val="VerbatimChar"/>
+              </w:rPr>
+              <w:t xml:space="preserve">test_notifications_are_only_readable_by_their_recipients</w:t>
+            </w:r>
+          </w:p>
+        </w:tc>
+      </w:tr>
+    </w:tbl>
+    <w:p>
+      <w:pPr>
+        <w:pStyle w:val="BodyText"/>
+      </w:pPr>
+      <w:r>
+        <w:t xml:space="preserve">Scanners keep read access to the redemption history, because the scanner</w:t>
+      </w:r>
+      <w:r>
+        <w:t xml:space="preserve"> </w:t>
+      </w:r>
+      <w:r>
+        <w:t xml:space="preserve">app's history tab uses it.</w:t>
+      </w:r>
+    </w:p>
+    <w:p>
+      <w:pPr>
+        <w:pStyle w:val="BodyText"/>
+      </w:pPr>
+      <w:r>
+        <w:t xml:space="preserve">Four further defects of the same kind were found while fixing these and are</w:t>
+      </w:r>
+      <w:r>
+        <w:t xml:space="preserve"> </w:t>
+      </w:r>
+      <w:r>
+        <w:t xml:space="preserve">covered the same way: registration let a caller choose the organiser role</w:t>
+      </w:r>
+      <w:r>
+        <w:t xml:space="preserve"> </w:t>
+      </w:r>
+      <w:r>
+        <w:t xml:space="preserve">(</w:t>
+      </w:r>
+      <w:r>
+        <w:rPr>
+          <w:rStyle w:val="VerbatimChar"/>
+        </w:rPr>
+        <w:t xml:space="preserve">test_register_cannot_pick_organiser_role</w:t>
+      </w:r>
+      <w:r>
+        <w:t xml:space="preserve">); any organiser could delete any</w:t>
+      </w:r>
+      <w:r>
+        <w:t xml:space="preserve"> </w:t>
+      </w:r>
+      <w:r>
+        <w:t xml:space="preserve">user's device token (</w:t>
+      </w:r>
+      <w:r>
+        <w:rPr>
+          <w:rStyle w:val="VerbatimChar"/>
+        </w:rPr>
+        <w:t xml:space="preserve">test_only_the_owner_can_delete_a_device_token</w:t>
+      </w:r>
+      <w:r>
+        <w:t xml:space="preserve">); the</w:t>
+      </w:r>
+      <w:r>
+        <w:t xml:space="preserve"> </w:t>
+      </w:r>
+      <w:r>
+        <w:rPr>
+          <w:rStyle w:val="VerbatimChar"/>
+        </w:rPr>
+        <w:t xml:space="preserve">custom</w:t>
+      </w:r>
+      <w:r>
+        <w:t xml:space="preserve"> </w:t>
+      </w:r>
+      <w:r>
+        <w:t xml:space="preserve">notification target passed validation and was sent to every attendee</w:t>
+      </w:r>
+      <w:r>
+        <w:t xml:space="preserve"> </w:t>
+      </w:r>
+      <w:r>
+        <w:t xml:space="preserve">(</w:t>
+      </w:r>
+      <w:r>
+        <w:rPr>
+          <w:rStyle w:val="VerbatimChar"/>
+        </w:rPr>
+        <w:t xml:space="preserve">test_custom_target_is_rejected_instead_of_sent_to_everyone</w:t>
+      </w:r>
+      <w:r>
+        <w:t xml:space="preserve">); and linking an</w:t>
+      </w:r>
+      <w:r>
+        <w:t xml:space="preserve"> </w:t>
+      </w:r>
+      <w:r>
+        <w:t xml:space="preserve">attendee record to a scanner demoted them to attendee</w:t>
+      </w:r>
+      <w:r>
+        <w:t xml:space="preserve"> </w:t>
+      </w:r>
+      <w:r>
+        <w:t xml:space="preserve">(</w:t>
+      </w:r>
+      <w:r>
+        <w:rPr>
+          <w:rStyle w:val="VerbatimChar"/>
+        </w:rPr>
+        <w:t xml:space="preserve">test_linking_an_attendee_record_does_not_demote_staff</w:t>
+      </w:r>
+      <w:r>
+        <w:t xml:space="preserve">).</w:t>
+      </w:r>
+    </w:p>
+    <w:bookmarkEnd w:id="19"/>
+    <w:bookmarkStart w:id="20" w:name="X096c942ed56f3b6509c123904f8a7f99ad665ef"/>
+    <w:p>
+      <w:pPr>
+        <w:pStyle w:val="Heading1"/>
+      </w:pPr>
+      <w:r>
+        <w:t xml:space="preserve">8. Offline replay</w:t>
+      </w:r>
+    </w:p>
+    <w:p>
+      <w:pPr>
+        <w:pStyle w:val="FirstParagraph"/>
+      </w:pPr>
+      <w:r>
+        <w:t xml:space="preserve">Scans made without connectivity are queued on the device and replayed later</w:t>
+      </w:r>
+      <w:r>
+        <w:t xml:space="preserve"> </w:t>
+      </w:r>
+      <w:r>
+        <w:t xml:space="preserve">(</w:t>
+      </w:r>
+      <w:r>
+        <w:rPr>
+          <w:rStyle w:val="VerbatimChar"/>
+        </w:rPr>
+        <w:t xml:space="preserve">mobile/lib/features/sync/application/scan_sync_controller.dart</w:t>
+      </w:r>
+      <w:r>
+        <w:t xml:space="preserve">). Two defects</w:t>
+      </w:r>
+      <w:r>
+        <w:t xml:space="preserve"> </w:t>
+      </w:r>
+      <w:r>
+        <w:t xml:space="preserve">in the replay path were fixed:</w:t>
+      </w:r>
+    </w:p>
+    <w:p>
+      <w:pPr>
+        <w:pStyle w:val="Compact"/>
+        <w:numPr>
+          <w:ilvl w:val="0"/>
+          <w:numId w:val="1002"/>
+        </w:numPr>
+      </w:pPr>
+      <w:r>
+        <w:rPr>
+          <w:b/>
+          <w:bCs/>
+        </w:rPr>
+        <w:t xml:space="preserve">Recoverable failures were dropped.</w:t>
+      </w:r>
+      <w:r>
+        <w:t xml:space="preserve"> </w:t>
+      </w:r>
+      <w:r>
+        <w:t xml:space="preserve">Replay treated every HTTP error as a</w:t>
+      </w:r>
+      <w:r>
+        <w:t xml:space="preserve"> </w:t>
+      </w:r>
+      <w:r>
+        <w:t xml:space="preserve">settled result, so an expired login or a server fault silently lost the scan.</w:t>
+      </w:r>
+      <w:r>
+        <w:t xml:space="preserve"> </w:t>
+      </w:r>
+      <w:r>
+        <w:t xml:space="preserve">Now only a business answer settles a queued scan: 404 (invalid token), 409</w:t>
+      </w:r>
+      <w:r>
+        <w:t xml:space="preserve"> </w:t>
+      </w:r>
+      <w:r>
+        <w:t xml:space="preserve">(already redeemed or duplicate) and 422 (not redeemable now). Anything else,</w:t>
+      </w:r>
+      <w:r>
+        <w:t xml:space="preserve"> </w:t>
+      </w:r>
+      <w:r>
+        <w:t xml:space="preserve">including no connection, 401, 403, 429 and 5xx, keeps that scan and every scan</w:t>
+      </w:r>
+      <w:r>
+        <w:t xml:space="preserve"> </w:t>
+      </w:r>
+      <w:r>
+        <w:t xml:space="preserve">after it, and stops the run.</w:t>
+      </w:r>
+    </w:p>
+    <w:p>
+      <w:pPr>
+        <w:pStyle w:val="Compact"/>
+        <w:numPr>
+          <w:ilvl w:val="0"/>
+          <w:numId w:val="1002"/>
+        </w:numPr>
+      </w:pPr>
+      <w:r>
+        <w:rPr>
+          <w:b/>
+          <w:bCs/>
+        </w:rPr>
+        <w:t xml:space="preserve">A concurrent enqueue could be overwritten.</w:t>
+      </w:r>
+      <w:r>
+        <w:t xml:space="preserve"> </w:t>
+      </w:r>
+      <w:r>
+        <w:t xml:space="preserve">Replay wrote the leftover</w:t>
+      </w:r>
+      <w:r>
+        <w:t xml:space="preserve"> </w:t>
+      </w:r>
+      <w:r>
+        <w:t xml:space="preserve">list back over the whole queue, so a scan queued while a replay was running</w:t>
+      </w:r>
+      <w:r>
+        <w:t xml:space="preserve"> </w:t>
+      </w:r>
+      <w:r>
+        <w:t xml:space="preserve">was wiped. Replay now removes only the scans it handled.</w:t>
+      </w:r>
+    </w:p>
+    <w:p>
+      <w:pPr>
+        <w:pStyle w:val="FirstParagraph"/>
+      </w:pPr>
+      <w:r>
+        <w:t xml:space="preserve">Tests in</w:t>
+      </w:r>
+      <w:r>
+        <w:t xml:space="preserve"> </w:t>
+      </w:r>
+      <w:r>
+        <w:rPr>
+          <w:rStyle w:val="VerbatimChar"/>
+        </w:rPr>
+        <w:t xml:space="preserve">mobile/test/scan_replay_test.dart</w:t>
+      </w:r>
+      <w:r>
+        <w:t xml:space="preserve"> </w:t>
+      </w:r>
+      <w:r>
+        <w:t xml:space="preserve">and</w:t>
+      </w:r>
+      <w:r>
+        <w:t xml:space="preserve"> </w:t>
+      </w:r>
+      <w:r>
+        <w:rPr>
+          <w:rStyle w:val="VerbatimChar"/>
+        </w:rPr>
+        <w:t xml:space="preserve">mobile/test/scan_replay_restart_test.dart</w:t>
+      </w:r>
+      <w:r>
+        <w:t xml:space="preserve"> </w:t>
+      </w:r>
+      <w:r>
+        <w:t xml:space="preserve">drive the replay itself with a fake</w:t>
+      </w:r>
+      <w:r>
+        <w:t xml:space="preserve"> </w:t>
+      </w:r>
+      <w:r>
+        <w:t xml:space="preserve">API:</w:t>
+      </w:r>
+    </w:p>
+    <w:tbl>
+      <w:tblPr>
+        <w:tblStyle w:val="Table"/>
+        <w:tblW w:type="auto" w:w="0"/>
+        <w:tblLook w:firstRow="1" w:lastRow="0" w:firstColumn="0" w:lastColumn="0" w:noHBand="0" w:noVBand="0" w:val="0020"/>
+      </w:tblPr>
+      <w:tblGrid>
+        <w:gridCol w:w="4215"/>
+        <w:gridCol w:w="5144"/>
+      </w:tblGrid>
+      <w:tr>
+        <w:trPr>
+          <w:tblHeader w:val="on"/>
+        </w:trPr>
+        <w:tc>
+          <w:tcPr>
+            <w:tcW w:type="dxa" w:w="4215"/>
+          </w:tcPr>
+          <w:p>
+            <w:pPr>
+              <w:pStyle w:val="Compact"/>
+              <w:jc w:val="left"/>
+            </w:pPr>
+            <w:r>
+              <w:t xml:space="preserve">Test</w:t>
+            </w:r>
+          </w:p>
+        </w:tc>
+        <w:tc>
+          <w:tcPr>
+            <w:tcW w:type="dxa" w:w="5144"/>
+          </w:tcPr>
+          <w:p>
+            <w:pPr>
+              <w:pStyle w:val="Compact"/>
+              <w:jc w:val="left"/>
+            </w:pPr>
+            <w:r>
+              <w:t xml:space="preserve">What it shows</w:t>
+            </w:r>
+          </w:p>
+        </w:tc>
+      </w:tr>
+      <w:tr>
+        <w:tc>
+          <w:tcPr>
+            <w:tcW w:type="dxa" w:w="4215"/>
+          </w:tcPr>
+          <w:p>
+            <w:pPr>
+              <w:pStyle w:val="Compact"/>
+              <w:jc w:val="left"/>
+            </w:pPr>
+            <w:r>
+              <w:t xml:space="preserve">only business answers settle a replay</w:t>
+            </w:r>
+          </w:p>
+        </w:tc>
+        <w:tc>
+          <w:tcPr>
+            <w:tcW w:type="dxa" w:w="5144"/>
+          </w:tcPr>
+          <w:p>
+            <w:pPr>
+              <w:pStyle w:val="Compact"/>
+              <w:jc w:val="left"/>
+            </w:pPr>
+            <w:r>
+              <w:t xml:space="preserve">404, 409 and 422 settle; no connection, 401, 403, 408, 429, 500, 502 and 503 do not</w:t>
+            </w:r>
+          </w:p>
+        </w:tc>
+      </w:tr>
+      <w:tr>
+        <w:tc>
+          <w:tcPr>
+            <w:tcW w:type="dxa" w:w="4215"/>
+          </w:tcPr>
+          <w:p>
+            <w:pPr>
+              <w:pStyle w:val="Compact"/>
+              <w:jc w:val="left"/>
+            </w:pPr>
+            <w:r>
+              <w:t xml:space="preserve">an expired login keeps the scan and everything after it</w:t>
+            </w:r>
+          </w:p>
+        </w:tc>
+        <w:tc>
+          <w:tcPr>
+            <w:tcW w:type="dxa" w:w="5144"/>
+          </w:tcPr>
+          <w:p>
+            <w:pPr>
+              <w:pStyle w:val="Compact"/>
+              <w:jc w:val="left"/>
+            </w:pPr>
+            <w:r>
+              <w:t xml:space="preserve">a 401 mid-queue keeps that scan and the rest</w:t>
+            </w:r>
+          </w:p>
+        </w:tc>
+      </w:tr>
+      <w:tr>
+        <w:tc>
+          <w:tcPr>
+            <w:tcW w:type="dxa" w:w="4215"/>
+          </w:tcPr>
+          <w:p>
+            <w:pPr>
+              <w:pStyle w:val="Compact"/>
+              <w:jc w:val="left"/>
+            </w:pPr>
+            <w:r>
+              <w:t xml:space="preserve">a server fault keeps the scan for the next sync</w:t>
+            </w:r>
+          </w:p>
+        </w:tc>
+        <w:tc>
+          <w:tcPr>
+            <w:tcW w:type="dxa" w:w="5144"/>
+          </w:tcPr>
+          <w:p>
+            <w:pPr>
+              <w:pStyle w:val="Compact"/>
+              <w:jc w:val="left"/>
+            </w:pPr>
+            <w:r>
+              <w:t xml:space="preserve">a 500 keeps the queue</w:t>
+            </w:r>
+          </w:p>
+        </w:tc>
+      </w:tr>
+      <w:tr>
+        <w:tc>
+          <w:tcPr>
+            <w:tcW w:type="dxa" w:w="4215"/>
+          </w:tcPr>
+          <w:p>
+            <w:pPr>
+              <w:pStyle w:val="Compact"/>
+              <w:jc w:val="left"/>
+            </w:pPr>
+            <w:r>
+              <w:t xml:space="preserve">a scan queued while a replay is running is not lost</w:t>
+            </w:r>
+          </w:p>
+        </w:tc>
+        <w:tc>
+          <w:tcPr>
+            <w:tcW w:type="dxa" w:w="5144"/>
+          </w:tcPr>
+          <w:p>
+            <w:pPr>
+              <w:pStyle w:val="Compact"/>
+              <w:jc w:val="left"/>
+            </w:pPr>
+            <w:r>
+              <w:t xml:space="preserve">a scan added mid-replay survives</w:t>
+            </w:r>
+          </w:p>
+        </w:tc>
+      </w:tr>
+      <w:tr>
+        <w:tc>
+          <w:tcPr>
+            <w:tcW w:type="dxa" w:w="4215"/>
+          </w:tcPr>
+          <w:p>
+            <w:pPr>
+              <w:pStyle w:val="Compact"/>
+              <w:jc w:val="left"/>
+            </w:pPr>
+            <w:r>
+              <w:t xml:space="preserve">a scan queued during a failing replay stays behind the kept ones</w:t>
+            </w:r>
+          </w:p>
+        </w:tc>
+        <w:tc>
+          <w:tcPr>
+            <w:tcW w:type="dxa" w:w="5144"/>
+          </w:tcPr>
+          <w:p>
+            <w:pPr>
+              <w:pStyle w:val="Compact"/>
+              <w:jc w:val="left"/>
+            </w:pPr>
+            <w:r>
+              <w:t xml:space="preserve">queue order is preserved</w:t>
+            </w:r>
+          </w:p>
+        </w:tc>
+      </w:tr>
+      <w:tr>
+        <w:tc>
+          <w:tcPr>
+            <w:tcW w:type="dxa" w:w="4215"/>
+          </w:tcPr>
+          <w:p>
+            <w:pPr>
+              <w:pStyle w:val="Compact"/>
+              <w:jc w:val="left"/>
+            </w:pPr>
+            <w:r>
+              <w:t xml:space="preserve">already redeemed and invalid tokens are dropped</w:t>
+            </w:r>
+          </w:p>
+        </w:tc>
+        <w:tc>
+          <w:tcPr>
+            <w:tcW w:type="dxa" w:w="5144"/>
+          </w:tcPr>
+          <w:p>
+            <w:pPr>
+              <w:pStyle w:val="Compact"/>
+              <w:jc w:val="left"/>
+            </w:pPr>
+            <w:r>
+              <w:t xml:space="preserve">business answers clear the queue</w:t>
+            </w:r>
+          </w:p>
+        </w:tc>
+      </w:tr>
+      <w:tr>
+        <w:tc>
+          <w:tcPr>
+            <w:tcW w:type="dxa" w:w="4215"/>
+          </w:tcPr>
+          <w:p>
+            <w:pPr>
+              <w:pStyle w:val="Compact"/>
+              <w:jc w:val="left"/>
+            </w:pPr>
+            <w:r>
+              <w:t xml:space="preserve">scans queued before a restart are replayed after it</w:t>
+            </w:r>
+          </w:p>
+        </w:tc>
+        <w:tc>
+          <w:tcPr>
+            <w:tcW w:type="dxa" w:w="5144"/>
+          </w:tcPr>
+          <w:p>
+            <w:pPr>
+              <w:pStyle w:val="Compact"/>
+              <w:jc w:val="left"/>
+            </w:pPr>
+            <w:r>
+              <w:t xml:space="preserve">a queue left by an earlier app run, meal and session scans, is replayed</w:t>
+            </w:r>
+          </w:p>
+        </w:tc>
+      </w:tr>
+      <w:tr>
+        <w:tc>
+          <w:tcPr>
+            <w:tcW w:type="dxa" w:w="4215"/>
+          </w:tcPr>
+          <w:p>
+            <w:pPr>
+              <w:pStyle w:val="Compact"/>
+              <w:jc w:val="left"/>
+            </w:pPr>
+            <w:r>
+              <w:t xml:space="preserve">a scan kept after an auth failure survives a restart and syncs later</w:t>
+            </w:r>
+          </w:p>
+        </w:tc>
+        <w:tc>
+          <w:tcPr>
+            <w:tcW w:type="dxa" w:w="5144"/>
+          </w:tcPr>
+          <w:p>
+            <w:pPr>
+              <w:pStyle w:val="Compact"/>
+              <w:jc w:val="left"/>
+            </w:pPr>
+            <w:r>
+              <w:t xml:space="preserve">a 401 survives a restart and syncs on the next run</w:t>
+            </w:r>
+          </w:p>
+        </w:tc>
+      </w:tr>
+    </w:tbl>
+    <w:p>
+      <w:pPr>
+        <w:pStyle w:val="BodyText"/>
+      </w:pPr>
+      <w:r>
+        <w:t xml:space="preserve">These run against a fake API in the test harness; replay was not exercised on</w:t>
+      </w:r>
+      <w:r>
+        <w:t xml:space="preserve"> </w:t>
+      </w:r>
+      <w:r>
+        <w:t xml:space="preserve">a device. Camera decoding of QR codes was checked by hand and not measured:</w:t>
+      </w:r>
+      <w:r>
+        <w:t xml:space="preserve"> </w:t>
+      </w:r>
+      <w:r>
+        <w:rPr>
+          <w:rStyle w:val="VerbatimChar"/>
+        </w:rPr>
+        <w:t xml:space="preserve">mobile/test/qr_parser_test.dart</w:t>
+      </w:r>
+      <w:r>
+        <w:t xml:space="preserve"> </w:t>
+      </w:r>
+      <w:r>
+        <w:t xml:space="preserve">tests only the trimming of a manually</w:t>
+      </w:r>
+      <w:r>
+        <w:t xml:space="preserve"> </w:t>
+      </w:r>
+      <w:r>
+        <w:t xml:space="preserve">entered token.</w:t>
+      </w:r>
+    </w:p>
+    <w:bookmarkEnd w:id="20"/>
+    <w:bookmarkStart w:id="21" w:name="Xe7f6841cdeb7b6e224609caebbe0afe409f0fa0"/>
+    <w:p>
+      <w:pPr>
+        <w:pStyle w:val="Heading1"/>
+      </w:pPr>
+      <w:r>
+        <w:t xml:space="preserve">9. Baseline comparison, and its limits</w:t>
+      </w:r>
+    </w:p>
+    <w:p>
+      <w:pPr>
+        <w:pStyle w:val="FirstParagraph"/>
+      </w:pPr>
+      <w:r>
+        <w:t xml:space="preserve">The proposal's evaluation plan calls for comparing the voucher module against</w:t>
+      </w:r>
+      <w:r>
+        <w:t xml:space="preserve"> </w:t>
+      </w:r>
+      <w:r>
+        <w:t xml:space="preserve">a simulated, human-staffed paper-register meal line. That baseline was</w:t>
+      </w:r>
+      <w:r>
+        <w:t xml:space="preserve"> </w:t>
+      </w:r>
+      <w:r>
+        <w:rPr>
+          <w:b/>
+          <w:bCs/>
+        </w:rPr>
         <w:t xml:space="preserve">not</w:t>
       </w:r>
       <w:r>
         <w:t xml:space="preserve"> </w:t>
       </w:r>
       <w:r>
-        <w:t xml:space="preserve">conducted: organising a staffed comparison exercise was</w:t>
-      </w:r>
-      <w:r>
-        <w:t xml:space="preserve"> </w:t>
-      </w:r>
-      <w:r>
-        <w:t xml:space="preserve">not feasible within the project's scope. This is stated plainly rather than</w:t>
-      </w:r>
-      <w:r>
-        <w:t xml:space="preserve"> </w:t>
-      </w:r>
-      <w:r>
-        <w:t xml:space="preserve">approximated, because a fabricated baseline number would be worse than</w:t>
-      </w:r>
-      <w:r>
-        <w:t xml:space="preserve"> </w:t>
-      </w:r>
-      <w:r>
-        <w:t xml:space="preserve">admitting the gap.</w:t>
+        <w:t xml:space="preserve">conducted: organising a staffed comparison exercise was not feasible within the</w:t>
+      </w:r>
+      <w:r>
+        <w:t xml:space="preserve"> </w:t>
+      </w:r>
+      <w:r>
+        <w:t xml:space="preserve">project's scope. This is stated plainly rather than approximated, because a</w:t>
+      </w:r>
+      <w:r>
+        <w:t xml:space="preserve"> </w:t>
+      </w:r>
+      <w:r>
+        <w:t xml:space="preserve">fabricated baseline number would be worse than admitting the gap.</w:t>
       </w:r>
     </w:p>
     <w:p>
@@ -4581,7 +7243,7 @@
         <w:t xml:space="preserve"> </w:t>
       </w:r>
       <w:r>
-        <w:t xml:space="preserve">scan-to-decision time of 187.5 ms, with single-use enforcement that a paper</w:t>
+        <w:t xml:space="preserve">scan-to-decision time of 145.3 ms, with single-use enforcement that a paper</w:t>
       </w:r>
       <w:r>
         <w:t xml:space="preserve"> </w:t>
@@ -4593,38 +7255,26 @@
         <w:t xml:space="preserve"> </w:t>
       </w:r>
       <w:r>
-        <w:t xml:space="preserve">has no server-side check to fail). The paper frames the comparison</w:t>
-      </w:r>
-      <w:r>
-        <w:t xml:space="preserve"> </w:t>
-      </w:r>
-      <w:r>
-        <w:t xml:space="preserve">qualitatively on this basis rather than quoting a fabricated throughput</w:t>
-      </w:r>
-      <w:r>
-        <w:t xml:space="preserve"> </w:t>
-      </w:r>
-      <w:r>
-        <w:t xml:space="preserve">figure for the manual condition.</w:t>
-      </w:r>
-    </w:p>
-    <w:bookmarkEnd w:id="19"/>
-    <w:bookmarkStart w:id="22" w:name="Xa3c3039e1b4515b4f0e7ed5d8da9529a47e6ca7"/>
+        <w:t xml:space="preserve">has no server-side check to fail).</w:t>
+      </w:r>
+    </w:p>
+    <w:bookmarkEnd w:id="21"/>
+    <w:bookmarkStart w:id="24" w:name="X640081157259e8cff7029700f597651e6519d9c"/>
     <w:p>
       <w:pPr>
         <w:pStyle w:val="Heading1"/>
       </w:pPr>
       <w:r>
-        <w:t xml:space="preserve">8. Reproducibility</w:t>
-      </w:r>
-    </w:p>
-    <w:bookmarkStart w:id="20" w:name="X5b0e02d621a3894c912113a08ec3cb88c571e70"/>
+        <w:t xml:space="preserve">10. Reproducibility</w:t>
+      </w:r>
+    </w:p>
+    <w:bookmarkStart w:id="22" w:name="X1f987f264d7d4ee3b43fa46e1535038991846e5"/>
     <w:p>
       <w:pPr>
         <w:pStyle w:val="Heading2"/>
       </w:pPr>
       <w:r>
-        <w:t xml:space="preserve">8.1 The environment these commands assume</w:t>
+        <w:t xml:space="preserve">10.1 The environment these commands assume</w:t>
       </w:r>
     </w:p>
     <w:p>
@@ -4790,7 +7440,70 @@
         <w:pStyle w:val="BodyText"/>
       </w:pPr>
       <w:r>
-        <w:t xml:space="preserve">The build used here is a portable one, installed to a directory on the user</w:t>
+        <w:t xml:space="preserve">The repository carries</w:t>
+      </w:r>
+      <w:r>
+        <w:t xml:space="preserve"> </w:t>
+      </w:r>
+      <w:r>
+        <w:rPr>
+          <w:rStyle w:val="VerbatimChar"/>
+        </w:rPr>
+        <w:t xml:space="preserve">php-pgsql.bat</w:t>
+      </w:r>
+      <w:r>
+        <w:t xml:space="preserve">, a one-line wrapper that resolves to a</w:t>
+      </w:r>
+      <w:r>
+        <w:t xml:space="preserve"> </w:t>
+      </w:r>
+      <w:r>
+        <w:t xml:space="preserve">PHP under a</w:t>
+      </w:r>
+      <w:r>
+        <w:t xml:space="preserve"> </w:t>
+      </w:r>
+      <w:r>
+        <w:rPr>
+          <w:rStyle w:val="VerbatimChar"/>
+        </w:rPr>
+        <w:t xml:space="preserve">.tools</w:t>
+      </w:r>
+      <w:r>
+        <w:t xml:space="preserve"> </w:t>
+      </w:r>
+      <w:r>
+        <w:t xml:space="preserve">directory beside the repository; substituting</w:t>
+      </w:r>
+      <w:r>
+        <w:t xml:space="preserve"> </w:t>
+      </w:r>
+      <w:r>
+        <w:rPr>
+          <w:rStyle w:val="VerbatimChar"/>
+        </w:rPr>
+        <w:t xml:space="preserve">.\php-pgsql.bat</w:t>
+      </w:r>
+      <w:r>
+        <w:t xml:space="preserve"> </w:t>
+      </w:r>
+      <w:r>
+        <w:t xml:space="preserve">for</w:t>
+      </w:r>
+      <w:r>
+        <w:t xml:space="preserve"> </w:t>
+      </w:r>
+      <w:r>
+        <w:rPr>
+          <w:rStyle w:val="VerbatimChar"/>
+        </w:rPr>
+        <w:t xml:space="preserve">php</w:t>
+      </w:r>
+      <w:r>
+        <w:t xml:space="preserve"> </w:t>
+      </w:r>
+      <w:r>
+        <w:t xml:space="preserve">makes every command below work when PHP is not on</w:t>
       </w:r>
       <w:r>
         <w:t xml:space="preserve"> </w:t>
@@ -4802,136 +7515,40 @@
         <w:t xml:space="preserve">PATH</w:t>
       </w:r>
       <w:r>
-        <w:t xml:space="preserve">, so the commands are the ordinary</w:t>
-      </w:r>
-      <w:r>
-        <w:t xml:space="preserve"> </w:t>
-      </w:r>
-      <w:r>
-        <w:rPr>
-          <w:rStyle w:val="VerbatimChar"/>
-        </w:rPr>
-        <w:t xml:space="preserve">php artisan ...</w:t>
-      </w:r>
-      <w:r>
-        <w:t xml:space="preserve"> </w:t>
-      </w:r>
-      <w:r>
-        <w:t xml:space="preserve">a reader would</w:t>
-      </w:r>
-      <w:r>
-        <w:t xml:space="preserve"> </w:t>
-      </w:r>
-      <w:r>
-        <w:t xml:space="preserve">expect. For a machine where PHP is not on</w:t>
-      </w:r>
-      <w:r>
-        <w:t xml:space="preserve"> </w:t>
-      </w:r>
-      <w:r>
-        <w:rPr>
-          <w:rStyle w:val="VerbatimChar"/>
-        </w:rPr>
-        <w:t xml:space="preserve">PATH</w:t>
-      </w:r>
-      <w:r>
-        <w:t xml:space="preserve">, the repository also carries</w:t>
-      </w:r>
-      <w:r>
-        <w:t xml:space="preserve"> </w:t>
-      </w:r>
-      <w:r>
-        <w:rPr>
-          <w:rStyle w:val="VerbatimChar"/>
-        </w:rPr>
-        <w:t xml:space="preserve">php-pgsql.bat</w:t>
-      </w:r>
-      <w:r>
-        <w:t xml:space="preserve">, a one-line wrapper that resolves to a PHP under a</w:t>
-      </w:r>
-      <w:r>
-        <w:t xml:space="preserve"> </w:t>
-      </w:r>
-      <w:r>
-        <w:rPr>
-          <w:rStyle w:val="VerbatimChar"/>
-        </w:rPr>
-        <w:t xml:space="preserve">.tools</w:t>
-      </w:r>
-      <w:r>
-        <w:t xml:space="preserve"> </w:t>
-      </w:r>
-      <w:r>
-        <w:t xml:space="preserve">directory beside the repository; substituting</w:t>
-      </w:r>
-      <w:r>
-        <w:t xml:space="preserve"> </w:t>
-      </w:r>
-      <w:r>
-        <w:rPr>
-          <w:rStyle w:val="VerbatimChar"/>
-        </w:rPr>
-        <w:t xml:space="preserve">.\php-pgsql.bat</w:t>
-      </w:r>
-      <w:r>
-        <w:t xml:space="preserve"> </w:t>
-      </w:r>
-      <w:r>
-        <w:t xml:space="preserve">for</w:t>
-      </w:r>
-      <w:r>
-        <w:t xml:space="preserve"> </w:t>
-      </w:r>
-      <w:r>
-        <w:rPr>
-          <w:rStyle w:val="VerbatimChar"/>
-        </w:rPr>
-        <w:t xml:space="preserve">php</w:t>
-      </w:r>
-      <w:r>
-        <w:t xml:space="preserve"> </w:t>
-      </w:r>
-      <w:r>
-        <w:t xml:space="preserve">makes every command below work unchanged.</w:t>
-      </w:r>
-      <w:r>
-        <w:t xml:space="preserve"> </w:t>
-      </w:r>
-      <w:r>
-        <w:rPr>
-          <w:rStyle w:val="VerbatimChar"/>
-        </w:rPr>
-        <w:t xml:space="preserve">serve-pgsql.bat</w:t>
-      </w:r>
-      <w:r>
-        <w:t xml:space="preserve"> </w:t>
-      </w:r>
-      <w:r>
-        <w:t xml:space="preserve">wraps it again to</w:t>
-      </w:r>
-      <w:r>
-        <w:t xml:space="preserve"> </w:t>
-      </w:r>
-      <w:r>
-        <w:t xml:space="preserve">clear the config cache and serve on port 8000. The interpreter itself is not</w:t>
-      </w:r>
-      <w:r>
-        <w:t xml:space="preserve"> </w:t>
-      </w:r>
-      <w:r>
-        <w:t xml:space="preserve">committed, because a platform-specific binary distribution does not belong in a</w:t>
-      </w:r>
-      <w:r>
-        <w:t xml:space="preserve"> </w:t>
-      </w:r>
-      <w:r>
-        <w:t xml:space="preserve">source repository, but its version and required extension set are recorded here</w:t>
-      </w:r>
-      <w:r>
-        <w:t xml:space="preserve"> </w:t>
-      </w:r>
-      <w:r>
-        <w:t xml:space="preserve">so the environment can be rebuilt rather than guessed at.</w:t>
+        <w:t xml:space="preserve">. The evaluation scripts find that interpreter themselves, or use the</w:t>
+      </w:r>
+      <w:r>
+        <w:t xml:space="preserve"> </w:t>
+      </w:r>
+      <w:r>
+        <w:t xml:space="preserve">one named in the</w:t>
+      </w:r>
+      <w:r>
+        <w:t xml:space="preserve"> </w:t>
+      </w:r>
+      <w:r>
+        <w:rPr>
+          <w:rStyle w:val="VerbatimChar"/>
+        </w:rPr>
+        <w:t xml:space="preserve">PHP</w:t>
+      </w:r>
+      <w:r>
+        <w:t xml:space="preserve"> </w:t>
+      </w:r>
+      <w:r>
+        <w:t xml:space="preserve">environment variable. The interpreter itself is not</w:t>
+      </w:r>
+      <w:r>
+        <w:t xml:space="preserve"> </w:t>
+      </w:r>
+      <w:r>
+        <w:t xml:space="preserve">committed, because a platform-specific binary does not belong in a source</w:t>
+      </w:r>
+      <w:r>
+        <w:t xml:space="preserve"> </w:t>
+      </w:r>
+      <w:r>
+        <w:t xml:space="preserve">repository, but its version and required extensions are recorded here.</w:t>
       </w:r>
     </w:p>
     <w:p>
@@ -4939,19 +7556,13 @@
         <w:pStyle w:val="BodyText"/>
       </w:pPr>
       <w:r>
-        <w:t xml:space="preserve">The rest of the toolchain, at the versions the committed deliverables were</w:t>
-      </w:r>
-      <w:r>
-        <w:t xml:space="preserve"> </w:t>
-      </w:r>
-      <w:r>
-        <w:t xml:space="preserve">built against: PostgreSQL 18.2, Python 3.14.0, pandoc 3.9.0.1, and Microsoft</w:t>
-      </w:r>
-      <w:r>
-        <w:t xml:space="preserve"> </w:t>
-      </w:r>
-      <w:r>
-        <w:t xml:space="preserve">Word 16.0, which</w:t>
+        <w:t xml:space="preserve">The rest of the toolchain, at the versions used: PostgreSQL 18.2, Python 3.14.0,</w:t>
+      </w:r>
+      <w:r>
+        <w:t xml:space="preserve"> </w:t>
+      </w:r>
+      <w:r>
+        <w:t xml:space="preserve">pandoc 3.9.0.1, and Microsoft Word 16.0, which</w:t>
       </w:r>
       <w:r>
         <w:t xml:space="preserve"> </w:t>
@@ -4966,19 +7577,13 @@
         <w:t xml:space="preserve"> </w:t>
       </w:r>
       <w:r>
-        <w:t xml:space="preserve">drives to export the PDFs and so to</w:t>
-      </w:r>
-      <w:r>
-        <w:t xml:space="preserve"> </w:t>
-      </w:r>
-      <w:r>
-        <w:t xml:space="preserve">measure the page numbers printed in the contents list. The Python packages the</w:t>
-      </w:r>
-      <w:r>
-        <w:t xml:space="preserve"> </w:t>
-      </w:r>
-      <w:r>
-        <w:t xml:space="preserve">document build imports are pinned in</w:t>
+        <w:t xml:space="preserve">drives to export the PDFs and to measure the page numbers printed in the</w:t>
+      </w:r>
+      <w:r>
+        <w:t xml:space="preserve"> </w:t>
+      </w:r>
+      <w:r>
+        <w:t xml:space="preserve">contents list. The Python packages the document build imports are pinned in</w:t>
       </w:r>
       <w:r>
         <w:t xml:space="preserve"> </w:t>
@@ -4990,6 +7595,125 @@
         <w:t xml:space="preserve">tools/requirements-docs.txt</w:t>
       </w:r>
       <w:r>
+        <w:t xml:space="preserve">. The evaluation scripts use only the Python</w:t>
+      </w:r>
+      <w:r>
+        <w:t xml:space="preserve"> </w:t>
+      </w:r>
+      <w:r>
+        <w:t xml:space="preserve">standard library.</w:t>
+      </w:r>
+    </w:p>
+    <w:bookmarkEnd w:id="22"/>
+    <w:bookmarkStart w:id="23" w:name="Xe1ef17577d77afe935d96fa449ae503670f3b0f"/>
+    <w:p>
+      <w:pPr>
+        <w:pStyle w:val="Heading2"/>
+      </w:pPr>
+      <w:r>
+        <w:t xml:space="preserve">10.2 Commands</w:t>
+      </w:r>
+    </w:p>
+    <w:p>
+      <w:pPr>
+        <w:pStyle w:val="FirstParagraph"/>
+      </w:pPr>
+      <w:r>
+        <w:t xml:space="preserve">The evaluation round, against a local backend:</w:t>
+      </w:r>
+    </w:p>
+    <w:p>
+      <w:pPr>
+        <w:pStyle w:val="SourceCode"/>
+      </w:pPr>
+      <w:r>
+        <w:rPr>
+          <w:rStyle w:val="VerbatimChar"/>
+        </w:rPr>
+        <w:t xml:space="preserve">php artisan serve</w:t>
+      </w:r>
+      <w:r>
+        <w:br/>
+      </w:r>
+      <w:r>
+        <w:rPr>
+          <w:rStyle w:val="VerbatimChar"/>
+        </w:rPr>
+        <w:t xml:space="preserve">php artisan tinker tools/seed-evaluation-event.php</w:t>
+      </w:r>
+      <w:r>
+        <w:br/>
+      </w:r>
+      <w:r>
+        <w:rPr>
+          <w:rStyle w:val="VerbatimChar"/>
+        </w:rPr>
+        <w:t xml:space="preserve">python tools/run-evaluation.py</w:t>
+      </w:r>
+      <w:r>
+        <w:br/>
+      </w:r>
+      <w:r>
+        <w:rPr>
+          <w:rStyle w:val="VerbatimChar"/>
+        </w:rPr>
+        <w:t xml:space="preserve">python tools/measure-dashboard-freshness.py</w:t>
+      </w:r>
+    </w:p>
+    <w:p>
+      <w:pPr>
+        <w:pStyle w:val="FirstParagraph"/>
+      </w:pPr>
+      <w:r>
+        <w:t xml:space="preserve">The concurrency experiment, which needs PostgreSQL and creates and drops its</w:t>
+      </w:r>
+      <w:r>
+        <w:t xml:space="preserve"> </w:t>
+      </w:r>
+      <w:r>
+        <w:t xml:space="preserve">own scratch database, so no server needs to be running:</w:t>
+      </w:r>
+    </w:p>
+    <w:p>
+      <w:pPr>
+        <w:pStyle w:val="SourceCode"/>
+      </w:pPr>
+      <w:r>
+        <w:rPr>
+          <w:rStyle w:val="VerbatimChar"/>
+        </w:rPr>
+        <w:t xml:space="preserve">python tools/run-concurrency-experiment.py</w:t>
+      </w:r>
+    </w:p>
+    <w:p>
+      <w:pPr>
+        <w:pStyle w:val="FirstParagraph"/>
+      </w:pPr>
+      <w:r>
+        <w:t xml:space="preserve">These regenerate</w:t>
+      </w:r>
+      <w:r>
+        <w:t xml:space="preserve"> </w:t>
+      </w:r>
+      <w:r>
+        <w:rPr>
+          <w:rStyle w:val="VerbatimChar"/>
+        </w:rPr>
+        <w:t xml:space="preserve">tools/evaluation-results.json</w:t>
+      </w:r>
+      <w:r>
+        <w:t xml:space="preserve">,</w:t>
+      </w:r>
+      <w:r>
+        <w:t xml:space="preserve"> </w:t>
+      </w:r>
+      <w:r>
+        <w:rPr>
+          <w:rStyle w:val="VerbatimChar"/>
+        </w:rPr>
+        <w:t xml:space="preserve">tools/freshness-results.json</w:t>
+      </w:r>
+      <w:r>
         <w:t xml:space="preserve"> </w:t>
       </w:r>
       <w:r>
@@ -4999,56 +7723,44 @@
         <w:t xml:space="preserve"> </w:t>
       </w:r>
       <w:r>
-        <w:t xml:space="preserve">installed with</w:t>
-      </w:r>
-      <w:r>
-        <w:t xml:space="preserve"> </w:t>
-      </w:r>
-      <w:r>
-        <w:rPr>
-          <w:rStyle w:val="VerbatimChar"/>
-        </w:rPr>
-        <w:t xml:space="preserve">pip install -r tools/requirements-docs.txt</w:t>
-      </w:r>
-      <w:r>
-        <w:t xml:space="preserve">. The evaluation</w:t>
-      </w:r>
-      <w:r>
-        <w:t xml:space="preserve"> </w:t>
-      </w:r>
-      <w:r>
-        <w:t xml:space="preserve">runner</w:t>
-      </w:r>
-      <w:r>
-        <w:t xml:space="preserve"> </w:t>
-      </w:r>
-      <w:r>
-        <w:rPr>
-          <w:rStyle w:val="VerbatimChar"/>
-        </w:rPr>
-        <w:t xml:space="preserve">tools/run-evaluation.py</w:t>
-      </w:r>
-      <w:r>
-        <w:t xml:space="preserve"> </w:t>
-      </w:r>
-      <w:r>
-        <w:t xml:space="preserve">imports only the standard library and needs</w:t>
-      </w:r>
-      <w:r>
-        <w:t xml:space="preserve"> </w:t>
-      </w:r>
-      <w:r>
-        <w:t xml:space="preserve">none of them.</w:t>
-      </w:r>
-    </w:p>
-    <w:bookmarkEnd w:id="20"/>
-    <w:bookmarkStart w:id="21" w:name="X05c23a3710ab39f414313ea83b138245611e868"/>
-    <w:p>
-      <w:pPr>
-        <w:pStyle w:val="Heading2"/>
-      </w:pPr>
-      <w:r>
-        <w:t xml:space="preserve">8.2 Commands</w:t>
+        <w:rPr>
+          <w:rStyle w:val="VerbatimChar"/>
+        </w:rPr>
+        <w:t xml:space="preserve">tools/concurrency-results.json</w:t>
+      </w:r>
+      <w:r>
+        <w:t xml:space="preserve">. They</w:t>
+      </w:r>
+      <w:r>
+        <w:t xml:space="preserve"> </w:t>
+      </w:r>
+      <w:r>
+        <w:t xml:space="preserve">overwrite the recorded runs, so the figures quoted in this report come from the</w:t>
+      </w:r>
+      <w:r>
+        <w:t xml:space="preserve"> </w:t>
+      </w:r>
+      <w:r>
+        <w:t xml:space="preserve">named runs committed in those files.</w:t>
+      </w:r>
+    </w:p>
+    <w:p>
+      <w:pPr>
+        <w:pStyle w:val="BodyText"/>
+      </w:pPr>
+      <w:r>
+        <w:t xml:space="preserve">Backend test suite:</w:t>
+      </w:r>
+    </w:p>
+    <w:p>
+      <w:pPr>
+        <w:pStyle w:val="SourceCode"/>
+      </w:pPr>
+      <w:r>
+        <w:rPr>
+          <w:rStyle w:val="VerbatimChar"/>
+        </w:rPr>
+        <w:t xml:space="preserve">php artisan test</w:t>
       </w:r>
     </w:p>
     <w:p>
@@ -5056,7 +7768,7 @@
         <w:pStyle w:val="FirstParagraph"/>
       </w:pPr>
       <w:r>
-        <w:t xml:space="preserve">The full evaluation round, against a local backend:</w:t>
+        <w:t xml:space="preserve">Static analysis:</w:t>
       </w:r>
     </w:p>
     <w:p>
@@ -5067,7 +7779,7 @@
         <w:rPr>
           <w:rStyle w:val="VerbatimChar"/>
         </w:rPr>
-        <w:t xml:space="preserve">php artisan serve</w:t>
+        <w:t xml:space="preserve">php vendor/bin/phpstan analyse --memory-limit=1G</w:t>
       </w:r>
       <w:r>
         <w:br/>
@@ -5076,7 +7788,67 @@
         <w:rPr>
           <w:rStyle w:val="VerbatimChar"/>
         </w:rPr>
-        <w:t xml:space="preserve">php artisan tinker tools/seed-evaluation-event.php</w:t>
+        <w:t xml:space="preserve">php vendor/bin/pint --test</w:t>
+      </w:r>
+    </w:p>
+    <w:p>
+      <w:pPr>
+        <w:pStyle w:val="FirstParagraph"/>
+      </w:pPr>
+      <w:r>
+        <w:t xml:space="preserve">PHPStan analyses in parallel worker processes that each receive PHP's</w:t>
+      </w:r>
+      <w:r>
+        <w:t xml:space="preserve"> </w:t>
+      </w:r>
+      <w:r>
+        <w:rPr>
+          <w:rStyle w:val="VerbatimChar"/>
+        </w:rPr>
+        <w:t xml:space="preserve">memory_limit</w:t>
+      </w:r>
+      <w:r>
+        <w:t xml:space="preserve">, 128 MB by default, which a worker on this project can exhaust;</w:t>
+      </w:r>
+      <w:r>
+        <w:t xml:space="preserve"> </w:t>
+      </w:r>
+      <w:r>
+        <w:rPr>
+          <w:rStyle w:val="VerbatimChar"/>
+        </w:rPr>
+        <w:t xml:space="preserve">--memory-limit=1G</w:t>
+      </w:r>
+      <w:r>
+        <w:t xml:space="preserve"> </w:t>
+      </w:r>
+      <w:r>
+        <w:t xml:space="preserve">makes the run deterministic. Whenever the analysis</w:t>
+      </w:r>
+      <w:r>
+        <w:t xml:space="preserve"> </w:t>
+      </w:r>
+      <w:r>
+        <w:t xml:space="preserve">completes it reports zero errors at level 7.</w:t>
+      </w:r>
+    </w:p>
+    <w:p>
+      <w:pPr>
+        <w:pStyle w:val="BodyText"/>
+      </w:pPr>
+      <w:r>
+        <w:t xml:space="preserve">Mobile:</w:t>
+      </w:r>
+    </w:p>
+    <w:p>
+      <w:pPr>
+        <w:pStyle w:val="SourceCode"/>
+      </w:pPr>
+      <w:r>
+        <w:rPr>
+          <w:rStyle w:val="VerbatimChar"/>
+        </w:rPr>
+        <w:t xml:space="preserve">flutter analyze</w:t>
       </w:r>
       <w:r>
         <w:br/>
@@ -5085,7 +7857,7 @@
         <w:rPr>
           <w:rStyle w:val="VerbatimChar"/>
         </w:rPr>
-        <w:t xml:space="preserve">python tools/run-evaluation.py</w:t>
+        <w:t xml:space="preserve">flutter test</w:t>
       </w:r>
     </w:p>
     <w:p>
@@ -5093,48 +7865,7 @@
         <w:pStyle w:val="FirstParagraph"/>
       </w:pPr>
       <w:r>
-        <w:t xml:space="preserve">This regenerates</w:t>
-      </w:r>
-      <w:r>
-        <w:t xml:space="preserve"> </w:t>
-      </w:r>
-      <w:r>
-        <w:rPr>
-          <w:rStyle w:val="VerbatimChar"/>
-        </w:rPr>
-        <w:t xml:space="preserve">tools/evaluation-results.json</w:t>
-      </w:r>
-      <w:r>
-        <w:t xml:space="preserve"> </w:t>
-      </w:r>
-      <w:r>
-        <w:t xml:space="preserve">from the seeded dataset. It</w:t>
-      </w:r>
-      <w:r>
-        <w:t xml:space="preserve"> </w:t>
-      </w:r>
-      <w:r>
-        <w:t xml:space="preserve">overwrites the recorded run, so the figures quoted in this report come from the</w:t>
-      </w:r>
-      <w:r>
-        <w:t xml:space="preserve"> </w:t>
-      </w:r>
-      <w:r>
-        <w:t xml:space="preserve">named run committed in that file rather than from whatever run happened last;</w:t>
-      </w:r>
-      <w:r>
-        <w:t xml:space="preserve"> </w:t>
-      </w:r>
-      <w:r>
-        <w:t xml:space="preserve">Section 3 states the spread observed across runs.</w:t>
-      </w:r>
-    </w:p>
-    <w:p>
-      <w:pPr>
-        <w:pStyle w:val="BodyText"/>
-      </w:pPr>
-      <w:r>
-        <w:t xml:space="preserve">Backend test suite:</w:t>
+        <w:t xml:space="preserve">Word and PDF deliverables, rebuilt from this markdown and from the report:</w:t>
       </w:r>
     </w:p>
     <w:p>
@@ -5145,7 +7876,16 @@
         <w:rPr>
           <w:rStyle w:val="VerbatimChar"/>
         </w:rPr>
-        <w:t xml:space="preserve">php artisan test</w:t>
+        <w:t xml:space="preserve">python tools/build_docx_deliverables.py</w:t>
+      </w:r>
+      <w:r>
+        <w:br/>
+      </w:r>
+      <w:r>
+        <w:rPr>
+          <w:rStyle w:val="VerbatimChar"/>
+        </w:rPr>
+        <w:t xml:space="preserve">python tools/paginate_report.py</w:t>
       </w:r>
     </w:p>
     <w:p>
@@ -5153,167 +7893,6 @@
         <w:pStyle w:val="FirstParagraph"/>
       </w:pPr>
       <w:r>
-        <w:t xml:space="preserve">Static analysis:</w:t>
-      </w:r>
-    </w:p>
-    <w:p>
-      <w:pPr>
-        <w:pStyle w:val="SourceCode"/>
-      </w:pPr>
-      <w:r>
-        <w:rPr>
-          <w:rStyle w:val="VerbatimChar"/>
-        </w:rPr>
-        <w:t xml:space="preserve">php vendor/bin/phpstan analyse --memory-limit=1G</w:t>
-      </w:r>
-      <w:r>
-        <w:br/>
-      </w:r>
-      <w:r>
-        <w:rPr>
-          <w:rStyle w:val="VerbatimChar"/>
-        </w:rPr>
-        <w:t xml:space="preserve">php vendor/bin/pint --test</w:t>
-      </w:r>
-    </w:p>
-    <w:p>
-      <w:pPr>
-        <w:pStyle w:val="FirstParagraph"/>
-      </w:pPr>
-      <w:r>
-        <w:t xml:space="preserve">PHPStan analyses in parallel worker processes that each receive PHP's</w:t>
-      </w:r>
-      <w:r>
-        <w:t xml:space="preserve"> </w:t>
-      </w:r>
-      <w:r>
-        <w:rPr>
-          <w:rStyle w:val="VerbatimChar"/>
-        </w:rPr>
-        <w:t xml:space="preserve">memory_limit</w:t>
-      </w:r>
-      <w:r>
-        <w:t xml:space="preserve">, 128 MB by default, and on this project a worker exhausts that</w:t>
-      </w:r>
-      <w:r>
-        <w:t xml:space="preserve"> </w:t>
-      </w:r>
-      <w:r>
-        <w:t xml:space="preserve">limit often enough that the default cannot be relied on: the run dies with a</w:t>
-      </w:r>
-      <w:r>
-        <w:t xml:space="preserve"> </w:t>
-      </w:r>
-      <w:r>
-        <w:t xml:space="preserve">fatal error instead of producing a report. It succeeded on a cleared result</w:t>
-      </w:r>
-      <w:r>
-        <w:t xml:space="preserve"> </w:t>
-      </w:r>
-      <w:r>
-        <w:t xml:space="preserve">cache on an idle machine and failed on two other occasions when the machine was</w:t>
-      </w:r>
-      <w:r>
-        <w:t xml:space="preserve"> </w:t>
-      </w:r>
-      <w:r>
-        <w:t xml:space="preserve">busier. Passing</w:t>
-      </w:r>
-      <w:r>
-        <w:t xml:space="preserve"> </w:t>
-      </w:r>
-      <w:r>
-        <w:rPr>
-          <w:rStyle w:val="VerbatimChar"/>
-        </w:rPr>
-        <w:t xml:space="preserve">--memory-limit=1G</w:t>
-      </w:r>
-      <w:r>
-        <w:t xml:space="preserve"> </w:t>
-      </w:r>
-      <w:r>
-        <w:t xml:space="preserve">makes it deterministic, and that is the form</w:t>
-      </w:r>
-      <w:r>
-        <w:t xml:space="preserve"> </w:t>
-      </w:r>
-      <w:r>
-        <w:t xml:space="preserve">recorded above. The condition is a property of the analyser's memory use, not a</w:t>
-      </w:r>
-      <w:r>
-        <w:t xml:space="preserve"> </w:t>
-      </w:r>
-      <w:r>
-        <w:t xml:space="preserve">defect in the code: whenever the analysis completes it reports zero errors at</w:t>
-      </w:r>
-      <w:r>
-        <w:t xml:space="preserve"> </w:t>
-      </w:r>
-      <w:r>
-        <w:t xml:space="preserve">level 7.</w:t>
-      </w:r>
-    </w:p>
-    <w:p>
-      <w:pPr>
-        <w:pStyle w:val="BodyText"/>
-      </w:pPr>
-      <w:r>
-        <w:t xml:space="preserve">Mobile:</w:t>
-      </w:r>
-    </w:p>
-    <w:p>
-      <w:pPr>
-        <w:pStyle w:val="SourceCode"/>
-      </w:pPr>
-      <w:r>
-        <w:rPr>
-          <w:rStyle w:val="VerbatimChar"/>
-        </w:rPr>
-        <w:t xml:space="preserve">flutter analyze</w:t>
-      </w:r>
-      <w:r>
-        <w:br/>
-      </w:r>
-      <w:r>
-        <w:rPr>
-          <w:rStyle w:val="VerbatimChar"/>
-        </w:rPr>
-        <w:t xml:space="preserve">flutter test</w:t>
-      </w:r>
-    </w:p>
-    <w:p>
-      <w:pPr>
-        <w:pStyle w:val="FirstParagraph"/>
-      </w:pPr>
-      <w:r>
-        <w:t xml:space="preserve">Word and PDF deliverables, rebuilt from this markdown and from the report:</w:t>
-      </w:r>
-    </w:p>
-    <w:p>
-      <w:pPr>
-        <w:pStyle w:val="SourceCode"/>
-      </w:pPr>
-      <w:r>
-        <w:rPr>
-          <w:rStyle w:val="VerbatimChar"/>
-        </w:rPr>
-        <w:t xml:space="preserve">python tools/build_docx_deliverables.py</w:t>
-      </w:r>
-      <w:r>
-        <w:br/>
-      </w:r>
-      <w:r>
-        <w:rPr>
-          <w:rStyle w:val="VerbatimChar"/>
-        </w:rPr>
-        <w:t xml:space="preserve">python tools/paginate_report.py</w:t>
-      </w:r>
-    </w:p>
-    <w:p>
-      <w:pPr>
-        <w:pStyle w:val="FirstParagraph"/>
-      </w:pPr>
-      <w:r>
         <w:rPr>
           <w:rStyle w:val="VerbatimChar"/>
         </w:rPr>
@@ -5332,8 +7911,8 @@
         <w:t xml:space="preserve">contents lists no longer match the rendered documents.</w:t>
       </w:r>
     </w:p>
-    <w:bookmarkEnd w:id="21"/>
-    <w:bookmarkEnd w:id="22"/>
+    <w:bookmarkEnd w:id="23"/>
+    <w:bookmarkEnd w:id="24"/>
     <w:sectPr>
       <w:footerReference w:type="default" r:id="rId10"/>
       <w:footnotePr>
@@ -5568,6 +8147,9 @@
     <w:abstractNumId w:val="990"/>
   </w:num>
   <w:num w:numId="1001">
+    <w:abstractNumId w:val="991"/>
+  </w:num>
+  <w:num w:numId="1002">
     <w:abstractNumId w:val="991"/>
   </w:num>
 </w:numbering>

--- a/docs/deliverables/ConferenceCheck Validation Report.docx
+++ b/docs/deliverables/ConferenceCheck Validation Report.docx
@@ -103,7 +103,7 @@
         <w:rPr>
           <w:rStyle w:val="VerbatimChar"/>
         </w:rPr>
-        <w:t xml:space="preserve">final-resubmission</w:t>
+        <w:t xml:space="preserve">resubmission-16-october</w:t>
       </w:r>
     </w:p>
     <w:p>
@@ -143,7 +143,75 @@
         <w:pStyle w:val="BodyText"/>
       </w:pPr>
       <w:r>
-        <w:t xml:space="preserve">This version replaces the one at tag</w:t>
+        <w:t xml:space="preserve">This version answers the supervisor's comments on the version at tag</w:t>
+      </w:r>
+      <w:r>
+        <w:t xml:space="preserve"> </w:t>
+      </w:r>
+      <w:r>
+        <w:rPr>
+          <w:rStyle w:val="VerbatimChar"/>
+        </w:rPr>
+        <w:t xml:space="preserve">final-resubmission</w:t>
+      </w:r>
+      <w:r>
+        <w:t xml:space="preserve"> </w:t>
+      </w:r>
+      <w:r>
+        <w:t xml:space="preserve">(submission 145): it adds the end-to-end voucher trial on</w:t>
+      </w:r>
+      <w:r>
+        <w:t xml:space="preserve"> </w:t>
+      </w:r>
+      <w:r>
+        <w:t xml:space="preserve">a device (Section 11), a test-case table (Section 12), precise wording for the</w:t>
+      </w:r>
+      <w:r>
+        <w:t xml:space="preserve"> </w:t>
+      </w:r>
+      <w:r>
+        <w:t xml:space="preserve">freshness and export results (Sections 0, 4 and 5), and the frontend build step</w:t>
+      </w:r>
+      <w:r>
+        <w:t xml:space="preserve"> </w:t>
+      </w:r>
+      <w:r>
+        <w:t xml:space="preserve">in the commands (Section 10.2). It is measured against the approved proposal,</w:t>
+      </w:r>
+      <w:r>
+        <w:t xml:space="preserve"> </w:t>
+      </w:r>
+      <w:r>
+        <w:t xml:space="preserve">v4 (submission 144).</w:t>
+      </w:r>
+    </w:p>
+    <w:p>
+      <w:pPr>
+        <w:pStyle w:val="BodyText"/>
+      </w:pPr>
+      <w:r>
+        <w:t xml:space="preserve">The version at</w:t>
+      </w:r>
+      <w:r>
+        <w:t xml:space="preserve"> </w:t>
+      </w:r>
+      <w:r>
+        <w:rPr>
+          <w:rStyle w:val="VerbatimChar"/>
+        </w:rPr>
+        <w:t xml:space="preserve">final-resubmission</w:t>
+      </w:r>
+      <w:r>
+        <w:t xml:space="preserve"> </w:t>
+      </w:r>
+      <w:r>
+        <w:t xml:space="preserve">in turn answered the comments on the one at</w:t>
+      </w:r>
+      <w:r>
+        <w:t xml:space="preserve"> </w:t>
+      </w:r>
+      <w:r>
+        <w:t xml:space="preserve">tag</w:t>
       </w:r>
       <w:r>
         <w:t xml:space="preserve"> </w:t>
@@ -155,13 +223,7 @@
         <w:t xml:space="preserve">milestone-12-final-submission</w:t>
       </w:r>
       <w:r>
-        <w:t xml:space="preserve">. It</w:t>
-      </w:r>
-      <w:r>
-        <w:t xml:space="preserve"> </w:t>
-      </w:r>
-      <w:r>
-        <w:t xml:space="preserve">answers the supervisor's comments on that version: the per-criterion status</w:t>
+        <w:t xml:space="preserve">: the per-criterion status</w:t>
       </w:r>
       <w:r>
         <w:t xml:space="preserve"> </w:t>
@@ -392,7 +454,7 @@
               <w:jc w:val="left"/>
             </w:pPr>
             <w:r>
-              <w:t xml:space="preserve">3</w:t>
+              <w:t xml:space="preserve">4</w:t>
             </w:r>
           </w:p>
         </w:tc>
@@ -436,7 +498,7 @@
               <w:jc w:val="left"/>
             </w:pPr>
             <w:r>
-              <w:t xml:space="preserve">5</w:t>
+              <w:t xml:space="preserve">6</w:t>
             </w:r>
           </w:p>
         </w:tc>
@@ -524,7 +586,7 @@
               <w:jc w:val="left"/>
             </w:pPr>
             <w:r>
-              <w:t xml:space="preserve">7</w:t>
+              <w:t xml:space="preserve">8</w:t>
             </w:r>
           </w:p>
         </w:tc>
@@ -568,7 +630,7 @@
               <w:jc w:val="left"/>
             </w:pPr>
             <w:r>
-              <w:t xml:space="preserve">8</w:t>
+              <w:t xml:space="preserve">9</w:t>
             </w:r>
           </w:p>
         </w:tc>
@@ -656,7 +718,7 @@
               <w:jc w:val="left"/>
             </w:pPr>
             <w:r>
-              <w:t xml:space="preserve">9</w:t>
+              <w:t xml:space="preserve">10</w:t>
             </w:r>
           </w:p>
         </w:tc>
@@ -700,7 +762,7 @@
               <w:jc w:val="left"/>
             </w:pPr>
             <w:r>
-              <w:t xml:space="preserve">10</w:t>
+              <w:t xml:space="preserve">11</w:t>
             </w:r>
           </w:p>
         </w:tc>
@@ -744,7 +806,7 @@
               <w:jc w:val="left"/>
             </w:pPr>
             <w:r>
-              <w:t xml:space="preserve">11</w:t>
+              <w:t xml:space="preserve">12</w:t>
             </w:r>
           </w:p>
         </w:tc>
@@ -788,7 +850,7 @@
               <w:jc w:val="left"/>
             </w:pPr>
             <w:r>
-              <w:t xml:space="preserve">12</w:t>
+              <w:t xml:space="preserve">13</w:t>
             </w:r>
           </w:p>
         </w:tc>
@@ -832,7 +894,7 @@
               <w:jc w:val="left"/>
             </w:pPr>
             <w:r>
-              <w:t xml:space="preserve">13</w:t>
+              <w:t xml:space="preserve">14</w:t>
             </w:r>
           </w:p>
         </w:tc>
@@ -876,7 +938,7 @@
               <w:jc w:val="left"/>
             </w:pPr>
             <w:r>
-              <w:t xml:space="preserve">13</w:t>
+              <w:t xml:space="preserve">14</w:t>
             </w:r>
           </w:p>
         </w:tc>
@@ -920,7 +982,95 @@
               <w:jc w:val="left"/>
             </w:pPr>
             <w:r>
-              <w:t xml:space="preserve">13</w:t>
+              <w:t xml:space="preserve">14</w:t>
+            </w:r>
+          </w:p>
+        </w:tc>
+      </w:tr>
+      <w:tr>
+        <w:tc>
+          <w:tcPr>
+            <w:tcW w:type="dxa" w:w="1213"/>
+          </w:tcPr>
+          <w:p>
+            <w:pPr>
+              <w:pStyle w:val="Compact"/>
+              <w:jc w:val="left"/>
+            </w:pPr>
+            <w:r>
+              <w:t xml:space="preserve">11</w:t>
+            </w:r>
+          </w:p>
+        </w:tc>
+        <w:tc>
+          <w:tcPr>
+            <w:tcW w:type="dxa" w:w="7367"/>
+          </w:tcPr>
+          <w:p>
+            <w:pPr>
+              <w:pStyle w:val="Compact"/>
+              <w:jc w:val="left"/>
+            </w:pPr>
+            <w:r>
+              <w:t xml:space="preserve">End-to-end voucher trial on a device</w:t>
+            </w:r>
+          </w:p>
+        </w:tc>
+        <w:tc>
+          <w:tcPr>
+            <w:tcW w:type="dxa" w:w="780"/>
+          </w:tcPr>
+          <w:p>
+            <w:pPr>
+              <w:pStyle w:val="Compact"/>
+              <w:jc w:val="left"/>
+            </w:pPr>
+            <w:r>
+              <w:t xml:space="preserve">15</w:t>
+            </w:r>
+          </w:p>
+        </w:tc>
+      </w:tr>
+      <w:tr>
+        <w:tc>
+          <w:tcPr>
+            <w:tcW w:type="dxa" w:w="1213"/>
+          </w:tcPr>
+          <w:p>
+            <w:pPr>
+              <w:pStyle w:val="Compact"/>
+              <w:jc w:val="left"/>
+            </w:pPr>
+            <w:r>
+              <w:t xml:space="preserve">12</w:t>
+            </w:r>
+          </w:p>
+        </w:tc>
+        <w:tc>
+          <w:tcPr>
+            <w:tcW w:type="dxa" w:w="7367"/>
+          </w:tcPr>
+          <w:p>
+            <w:pPr>
+              <w:pStyle w:val="Compact"/>
+              <w:jc w:val="left"/>
+            </w:pPr>
+            <w:r>
+              <w:t xml:space="preserve">Test cases</w:t>
+            </w:r>
+          </w:p>
+        </w:tc>
+        <w:tc>
+          <w:tcPr>
+            <w:tcW w:type="dxa" w:w="780"/>
+          </w:tcPr>
+          <w:p>
+            <w:pPr>
+              <w:pStyle w:val="Compact"/>
+              <w:jc w:val="left"/>
+            </w:pPr>
+            <w:r>
+              <w:t xml:space="preserve">16</w:t>
             </w:r>
           </w:p>
         </w:tc>
@@ -980,8 +1130,8 @@
       <w:tblGrid>
         <w:gridCol w:w="1690"/>
         <w:gridCol w:w="1560"/>
-        <w:gridCol w:w="3800"/>
-        <w:gridCol w:w="2310"/>
+        <w:gridCol w:w="3770"/>
+        <w:gridCol w:w="2340"/>
       </w:tblGrid>
       <w:tr>
         <w:trPr>
@@ -1017,7 +1167,7 @@
         </w:tc>
         <w:tc>
           <w:tcPr>
-            <w:tcW w:type="dxa" w:w="3800"/>
+            <w:tcW w:type="dxa" w:w="3770"/>
           </w:tcPr>
           <w:p>
             <w:pPr>
@@ -1031,7 +1181,7 @@
         </w:tc>
         <w:tc>
           <w:tcPr>
-            <w:tcW w:type="dxa" w:w="2310"/>
+            <w:tcW w:type="dxa" w:w="2340"/>
           </w:tcPr>
           <w:p>
             <w:pPr>
@@ -1075,7 +1225,7 @@
         </w:tc>
         <w:tc>
           <w:tcPr>
-            <w:tcW w:type="dxa" w:w="3800"/>
+            <w:tcW w:type="dxa" w:w="3770"/>
           </w:tcPr>
           <w:p>
             <w:pPr>
@@ -1089,7 +1239,7 @@
         </w:tc>
         <w:tc>
           <w:tcPr>
-            <w:tcW w:type="dxa" w:w="2310"/>
+            <w:tcW w:type="dxa" w:w="2340"/>
           </w:tcPr>
           <w:p>
             <w:pPr>
@@ -1133,7 +1283,7 @@
         </w:tc>
         <w:tc>
           <w:tcPr>
-            <w:tcW w:type="dxa" w:w="3800"/>
+            <w:tcW w:type="dxa" w:w="3770"/>
           </w:tcPr>
           <w:p>
             <w:pPr>
@@ -1147,7 +1297,7 @@
         </w:tc>
         <w:tc>
           <w:tcPr>
-            <w:tcW w:type="dxa" w:w="2310"/>
+            <w:tcW w:type="dxa" w:w="2340"/>
           </w:tcPr>
           <w:p>
             <w:pPr>
@@ -1191,29 +1341,29 @@
         </w:tc>
         <w:tc>
           <w:tcPr>
-            <w:tcW w:type="dxa" w:w="3800"/>
-          </w:tcPr>
-          <w:p>
-            <w:pPr>
-              <w:pStyle w:val="Compact"/>
-              <w:jc w:val="left"/>
-            </w:pPr>
-            <w:r>
-              <w:t xml:space="preserve">20 injected check-ins: median 18.1 s, p95 28.4 s, max 28.5 s, 20/20 within 30 s</w:t>
-            </w:r>
-          </w:p>
-        </w:tc>
-        <w:tc>
-          <w:tcPr>
-            <w:tcW w:type="dxa" w:w="2310"/>
-          </w:tcPr>
-          <w:p>
-            <w:pPr>
-              <w:pStyle w:val="Compact"/>
-              <w:jc w:val="left"/>
-            </w:pPr>
-            <w:r>
-              <w:t xml:space="preserve">Met in the measured run; by design the worst case is one 30 s cycle plus a fetch, fractionally over 30 s (Section 4)</w:t>
+            <w:tcW w:type="dxa" w:w="3770"/>
+          </w:tcPr>
+          <w:p>
+            <w:pPr>
+              <w:pStyle w:val="Compact"/>
+              <w:jc w:val="left"/>
+            </w:pPr>
+            <w:r>
+              <w:t xml:space="preserve">20 injected check-ins, measured with a poller that reproduces the app's refresh, not the app on a device: median 18.1 s, p95 28.4 s, max 28.5 s</w:t>
+            </w:r>
+          </w:p>
+        </w:tc>
+        <w:tc>
+          <w:tcPr>
+            <w:tcW w:type="dxa" w:w="2340"/>
+          </w:tcPr>
+          <w:p>
+            <w:pPr>
+              <w:pStyle w:val="Compact"/>
+              <w:jc w:val="left"/>
+            </w:pPr>
+            <w:r>
+              <w:t xml:space="preserve">20 of 20 within 30 s in the recorded run; not guaranteed by design (a rerun gave 19 of 20, one at 30.02 s) (Section 4)</w:t>
             </w:r>
           </w:p>
         </w:tc>
@@ -1249,7 +1399,7 @@
         </w:tc>
         <w:tc>
           <w:tcPr>
-            <w:tcW w:type="dxa" w:w="3800"/>
+            <w:tcW w:type="dxa" w:w="3770"/>
           </w:tcPr>
           <w:p>
             <w:pPr>
@@ -1263,7 +1413,7 @@
         </w:tc>
         <w:tc>
           <w:tcPr>
-            <w:tcW w:type="dxa" w:w="2310"/>
+            <w:tcW w:type="dxa" w:w="2340"/>
           </w:tcPr>
           <w:p>
             <w:pPr>
@@ -1307,7 +1457,7 @@
         </w:tc>
         <w:tc>
           <w:tcPr>
-            <w:tcW w:type="dxa" w:w="3800"/>
+            <w:tcW w:type="dxa" w:w="3770"/>
           </w:tcPr>
           <w:p>
             <w:pPr>
@@ -1321,7 +1471,7 @@
         </w:tc>
         <w:tc>
           <w:tcPr>
-            <w:tcW w:type="dxa" w:w="2310"/>
+            <w:tcW w:type="dxa" w:w="2340"/>
           </w:tcPr>
           <w:p>
             <w:pPr>
@@ -1365,7 +1515,7 @@
         </w:tc>
         <w:tc>
           <w:tcPr>
-            <w:tcW w:type="dxa" w:w="3800"/>
+            <w:tcW w:type="dxa" w:w="3770"/>
           </w:tcPr>
           <w:p>
             <w:pPr>
@@ -1379,7 +1529,7 @@
         </w:tc>
         <w:tc>
           <w:tcPr>
-            <w:tcW w:type="dxa" w:w="2310"/>
+            <w:tcW w:type="dxa" w:w="2340"/>
           </w:tcPr>
           <w:p>
             <w:pPr>
@@ -1423,29 +1573,44 @@
         </w:tc>
         <w:tc>
           <w:tcPr>
-            <w:tcW w:type="dxa" w:w="3800"/>
-          </w:tcPr>
-          <w:p>
-            <w:pPr>
-              <w:pStyle w:val="Compact"/>
-              <w:jc w:val="left"/>
-            </w:pPr>
-            <w:r>
-              <w:t xml:space="preserve">all four exports equal to direct SQL on row counts and on a total each (Section 5)</w:t>
-            </w:r>
-          </w:p>
-        </w:tc>
-        <w:tc>
-          <w:tcPr>
-            <w:tcW w:type="dxa" w:w="2310"/>
-          </w:tcPr>
-          <w:p>
-            <w:pPr>
-              <w:pStyle w:val="Compact"/>
-              <w:jc w:val="left"/>
-            </w:pPr>
-            <w:r>
-              <w:t xml:space="preserve">Met</w:t>
+            <w:tcW w:type="dxa" w:w="3770"/>
+          </w:tcPr>
+          <w:p>
+            <w:pPr>
+              <w:pStyle w:val="Compact"/>
+              <w:jc w:val="left"/>
+            </w:pPr>
+            <w:r>
+              <w:t xml:space="preserve">all four exports equal to direct SQL on row counts and on a total each;</w:t>
+            </w:r>
+            <w:r>
+              <w:t xml:space="preserve"> </w:t>
+            </w:r>
+            <w:r>
+              <w:rPr>
+                <w:rStyle w:val="VerbatimChar"/>
+              </w:rPr>
+              <w:t xml:space="preserve">notifications.csv</w:t>
+            </w:r>
+            <w:r>
+              <w:t xml:space="preserve"> </w:t>
+            </w:r>
+            <w:r>
+              <w:t xml:space="preserve">checked as 0 against 0, its real check being a unit test; the sessions total has one non-zero session of ten (Section 5)</w:t>
+            </w:r>
+          </w:p>
+        </w:tc>
+        <w:tc>
+          <w:tcPr>
+            <w:tcW w:type="dxa" w:w="2340"/>
+          </w:tcPr>
+          <w:p>
+            <w:pPr>
+              <w:pStyle w:val="Compact"/>
+              <w:jc w:val="left"/>
+            </w:pPr>
+            <w:r>
+              <w:t xml:space="preserve">Met, with those two limits</w:t>
             </w:r>
           </w:p>
         </w:tc>
@@ -1481,7 +1646,7 @@
         </w:tc>
         <w:tc>
           <w:tcPr>
-            <w:tcW w:type="dxa" w:w="3800"/>
+            <w:tcW w:type="dxa" w:w="3770"/>
           </w:tcPr>
           <w:p>
             <w:pPr>
@@ -1495,7 +1660,7 @@
         </w:tc>
         <w:tc>
           <w:tcPr>
-            <w:tcW w:type="dxa" w:w="2310"/>
+            <w:tcW w:type="dxa" w:w="2340"/>
           </w:tcPr>
           <w:p>
             <w:pPr>
@@ -1514,19 +1679,37 @@
         <w:pStyle w:val="BodyText"/>
       </w:pPr>
       <w:r>
-        <w:t xml:space="preserve">Four criteria are met, one of them on loopback only; two are partly met; push</w:t>
-      </w:r>
-      <w:r>
-        <w:t xml:space="preserve"> </w:t>
-      </w:r>
-      <w:r>
-        <w:t xml:space="preserve">delivery across a fleet was not measured; and the manual baseline was not</w:t>
-      </w:r>
-      <w:r>
-        <w:t xml:space="preserve"> </w:t>
-      </w:r>
-      <w:r>
-        <w:t xml:space="preserve">run. Two further results test the guarantees the design rests on: all three</w:t>
+        <w:t xml:space="preserve">Two criteria are met, one of them on loopback only, and export correctness is</w:t>
+      </w:r>
+      <w:r>
+        <w:t xml:space="preserve"> </w:t>
+      </w:r>
+      <w:r>
+        <w:t xml:space="preserve">met with the two limits stated in its row; dashboard freshness held in the</w:t>
+      </w:r>
+      <w:r>
+        <w:t xml:space="preserve"> </w:t>
+      </w:r>
+      <w:r>
+        <w:t xml:space="preserve">recorded run but is not guaranteed by design; two criteria are partly met; push</w:t>
+      </w:r>
+      <w:r>
+        <w:t xml:space="preserve"> </w:t>
+      </w:r>
+      <w:r>
+        <w:t xml:space="preserve">delivery across a fleet was not measured; and the manual baseline was not run.</w:t>
+      </w:r>
+      <w:r>
+        <w:t xml:space="preserve"> </w:t>
+      </w:r>
+      <w:r>
+        <w:t xml:space="preserve">The voucher flow also works end to end in the app, in one trial on an emulator</w:t>
+      </w:r>
+      <w:r>
+        <w:t xml:space="preserve"> </w:t>
+      </w:r>
+      <w:r>
+        <w:t xml:space="preserve">with manual token entry (Section 11). Two further results test the guarantees the design rests on: all three</w:t>
       </w:r>
       <w:r>
         <w:t xml:space="preserve"> </w:t>
@@ -2319,6 +2502,32 @@
         <w:pStyle w:val="FirstParagraph"/>
       </w:pPr>
       <w:r>
+        <w:t xml:space="preserve">The suite was rerun on 14 October 2026, after</w:t>
+      </w:r>
+      <w:r>
+        <w:t xml:space="preserve"> </w:t>
+      </w:r>
+      <w:r>
+        <w:rPr>
+          <w:rStyle w:val="VerbatimChar"/>
+        </w:rPr>
+        <w:t xml:space="preserve">npm run build</w:t>
+      </w:r>
+      <w:r>
+        <w:t xml:space="preserve">, with the same</w:t>
+      </w:r>
+      <w:r>
+        <w:t xml:space="preserve"> </w:t>
+      </w:r>
+      <w:r>
+        <w:t xml:space="preserve">result: 70 passed, 288 assertions.</w:t>
+      </w:r>
+    </w:p>
+    <w:p>
+      <w:pPr>
+        <w:pStyle w:val="BodyText"/>
+      </w:pPr>
+      <w:r>
         <w:t xml:space="preserve">PHPStan level 7: clean. Pint: clean. Flutter:</w:t>
       </w:r>
       <w:r>
@@ -2349,7 +2558,25 @@
         <w:t xml:space="preserve"> </w:t>
       </w:r>
       <w:r>
-        <w:t xml:space="preserve">27/27 passed.</w:t>
+        <w:t xml:space="preserve">30/30 passed (27 before 14 October, plus three for the My meals</w:t>
+      </w:r>
+      <w:r>
+        <w:t xml:space="preserve"> </w:t>
+      </w:r>
+      <w:r>
+        <w:t xml:space="preserve">screen in</w:t>
+      </w:r>
+      <w:r>
+        <w:t xml:space="preserve"> </w:t>
+      </w:r>
+      <w:r>
+        <w:rPr>
+          <w:rStyle w:val="VerbatimChar"/>
+        </w:rPr>
+        <w:t xml:space="preserve">mobile/test/my_meals_screen_test.dart</w:t>
+      </w:r>
+      <w:r>
+        <w:t xml:space="preserve">).</w:t>
       </w:r>
     </w:p>
     <w:p>
@@ -4950,11 +5177,12 @@
         <w:tblLook w:firstRow="1" w:lastRow="0" w:firstColumn="0" w:lastColumn="0" w:noHBand="0" w:noVBand="0" w:val="0020"/>
       </w:tblPr>
       <w:tblGrid>
-        <w:gridCol w:w="1604"/>
-        <w:gridCol w:w="1604"/>
-        <w:gridCol w:w="1604"/>
-        <w:gridCol w:w="1604"/>
-        <w:gridCol w:w="2941"/>
+        <w:gridCol w:w="3259"/>
+        <w:gridCol w:w="1040"/>
+        <w:gridCol w:w="1040"/>
+        <w:gridCol w:w="1421"/>
+        <w:gridCol w:w="910"/>
+        <w:gridCol w:w="1690"/>
       </w:tblGrid>
       <w:tr>
         <w:trPr>
@@ -4962,7 +5190,21 @@
         </w:trPr>
         <w:tc>
           <w:tcPr>
-            <w:tcW w:type="dxa" w:w="1604"/>
+            <w:tcW w:type="dxa" w:w="3259"/>
+          </w:tcPr>
+          <w:p>
+            <w:pPr>
+              <w:pStyle w:val="Compact"/>
+              <w:jc w:val="left"/>
+            </w:pPr>
+            <w:r>
+              <w:t xml:space="preserve">Run</w:t>
+            </w:r>
+          </w:p>
+        </w:tc>
+        <w:tc>
+          <w:tcPr>
+            <w:tcW w:type="dxa" w:w="1040"/>
           </w:tcPr>
           <w:p>
             <w:pPr>
@@ -4976,7 +5218,7 @@
         </w:tc>
         <w:tc>
           <w:tcPr>
-            <w:tcW w:type="dxa" w:w="1604"/>
+            <w:tcW w:type="dxa" w:w="1040"/>
           </w:tcPr>
           <w:p>
             <w:pPr>
@@ -4990,7 +5232,7 @@
         </w:tc>
         <w:tc>
           <w:tcPr>
-            <w:tcW w:type="dxa" w:w="1604"/>
+            <w:tcW w:type="dxa" w:w="1421"/>
           </w:tcPr>
           <w:p>
             <w:pPr>
@@ -5004,7 +5246,7 @@
         </w:tc>
         <w:tc>
           <w:tcPr>
-            <w:tcW w:type="dxa" w:w="1604"/>
+            <w:tcW w:type="dxa" w:w="910"/>
           </w:tcPr>
           <w:p>
             <w:pPr>
@@ -5018,7 +5260,7 @@
         </w:tc>
         <w:tc>
           <w:tcPr>
-            <w:tcW w:type="dxa" w:w="2941"/>
+            <w:tcW w:type="dxa" w:w="1690"/>
           </w:tcPr>
           <w:p>
             <w:pPr>
@@ -5034,7 +5276,21 @@
       <w:tr>
         <w:tc>
           <w:tcPr>
-            <w:tcW w:type="dxa" w:w="1604"/>
+            <w:tcW w:type="dxa" w:w="3259"/>
+          </w:tcPr>
+          <w:p>
+            <w:pPr>
+              <w:pStyle w:val="Compact"/>
+              <w:jc w:val="left"/>
+            </w:pPr>
+            <w:r>
+              <w:t xml:space="preserve">Recorded run, 10 October 2026</w:t>
+            </w:r>
+          </w:p>
+        </w:tc>
+        <w:tc>
+          <w:tcPr>
+            <w:tcW w:type="dxa" w:w="1040"/>
           </w:tcPr>
           <w:p>
             <w:pPr>
@@ -5048,7 +5304,7 @@
         </w:tc>
         <w:tc>
           <w:tcPr>
-            <w:tcW w:type="dxa" w:w="1604"/>
+            <w:tcW w:type="dxa" w:w="1040"/>
           </w:tcPr>
           <w:p>
             <w:pPr>
@@ -5062,7 +5318,7 @@
         </w:tc>
         <w:tc>
           <w:tcPr>
-            <w:tcW w:type="dxa" w:w="1604"/>
+            <w:tcW w:type="dxa" w:w="1421"/>
           </w:tcPr>
           <w:p>
             <w:pPr>
@@ -5076,7 +5332,7 @@
         </w:tc>
         <w:tc>
           <w:tcPr>
-            <w:tcW w:type="dxa" w:w="1604"/>
+            <w:tcW w:type="dxa" w:w="910"/>
           </w:tcPr>
           <w:p>
             <w:pPr>
@@ -5090,7 +5346,7 @@
         </w:tc>
         <w:tc>
           <w:tcPr>
-            <w:tcW w:type="dxa" w:w="2941"/>
+            <w:tcW w:type="dxa" w:w="1690"/>
           </w:tcPr>
           <w:p>
             <w:pPr>
@@ -5099,6 +5355,92 @@
             </w:pPr>
             <w:r>
               <w:t xml:space="preserve">20/20</w:t>
+            </w:r>
+          </w:p>
+        </w:tc>
+      </w:tr>
+      <w:tr>
+        <w:tc>
+          <w:tcPr>
+            <w:tcW w:type="dxa" w:w="3259"/>
+          </w:tcPr>
+          <w:p>
+            <w:pPr>
+              <w:pStyle w:val="Compact"/>
+              <w:jc w:val="left"/>
+            </w:pPr>
+            <w:r>
+              <w:t xml:space="preserve">Supervisor's rerun of the same script</w:t>
+            </w:r>
+          </w:p>
+        </w:tc>
+        <w:tc>
+          <w:tcPr>
+            <w:tcW w:type="dxa" w:w="1040"/>
+          </w:tcPr>
+          <w:p>
+            <w:pPr>
+              <w:pStyle w:val="Compact"/>
+              <w:jc w:val="left"/>
+            </w:pPr>
+            <w:r>
+              <w:t xml:space="preserve">20</w:t>
+            </w:r>
+          </w:p>
+        </w:tc>
+        <w:tc>
+          <w:tcPr>
+            <w:tcW w:type="dxa" w:w="1040"/>
+          </w:tcPr>
+          <w:p>
+            <w:pPr>
+              <w:pStyle w:val="Compact"/>
+              <w:jc w:val="left"/>
+            </w:pPr>
+            <w:r>
+              <w:t xml:space="preserve">11.4 s</w:t>
+            </w:r>
+          </w:p>
+        </w:tc>
+        <w:tc>
+          <w:tcPr>
+            <w:tcW w:type="dxa" w:w="1421"/>
+          </w:tcPr>
+          <w:p>
+            <w:pPr>
+              <w:pStyle w:val="Compact"/>
+              <w:jc w:val="left"/>
+            </w:pPr>
+            <w:r>
+              <w:t xml:space="preserve">not reported</w:t>
+            </w:r>
+          </w:p>
+        </w:tc>
+        <w:tc>
+          <w:tcPr>
+            <w:tcW w:type="dxa" w:w="910"/>
+          </w:tcPr>
+          <w:p>
+            <w:pPr>
+              <w:pStyle w:val="Compact"/>
+              <w:jc w:val="left"/>
+            </w:pPr>
+            <w:r>
+              <w:t xml:space="preserve">30.02 s</w:t>
+            </w:r>
+          </w:p>
+        </w:tc>
+        <w:tc>
+          <w:tcPr>
+            <w:tcW w:type="dxa" w:w="1690"/>
+          </w:tcPr>
+          <w:p>
+            <w:pPr>
+              <w:pStyle w:val="Compact"/>
+              <w:jc w:val="left"/>
+            </w:pPr>
+            <w:r>
+              <w:t xml:space="preserve">19/20</w:t>
             </w:r>
           </w:p>
         </w:tc>
@@ -5109,31 +5451,43 @@
         <w:pStyle w:val="BodyText"/>
       </w:pPr>
       <w:r>
-        <w:t xml:space="preserve">This measures the data path to the app, polling plus API; it does not include</w:t>
-      </w:r>
-      <w:r>
-        <w:t xml:space="preserve"> </w:t>
-      </w:r>
-      <w:r>
-        <w:t xml:space="preserve">the time Flutter takes to repaint. By design the worst case is one full 30 s</w:t>
-      </w:r>
-      <w:r>
-        <w:t xml:space="preserve"> </w:t>
-      </w:r>
-      <w:r>
-        <w:t xml:space="preserve">cycle plus the duration of a fetch, so a check-in that lands just after a</w:t>
-      </w:r>
-      <w:r>
-        <w:t xml:space="preserve"> </w:t>
-      </w:r>
-      <w:r>
-        <w:t xml:space="preserve">fetch starts can appear fractionally later than 30 s. None of the 20 random</w:t>
-      </w:r>
-      <w:r>
-        <w:t xml:space="preserve"> </w:t>
-      </w:r>
-      <w:r>
-        <w:t xml:space="preserve">trials did, but the design does not guarantee a strict 30 s ceiling.</w:t>
+        <w:t xml:space="preserve">The result is 20 of 20 within 30 s in the recorded run, not guaranteed by</w:t>
+      </w:r>
+      <w:r>
+        <w:t xml:space="preserve"> </w:t>
+      </w:r>
+      <w:r>
+        <w:t xml:space="preserve">design. The measurement is a poller that reproduces the app's refresh, not the</w:t>
+      </w:r>
+      <w:r>
+        <w:t xml:space="preserve"> </w:t>
+      </w:r>
+      <w:r>
+        <w:t xml:space="preserve">app on a device: it covers the data path, polling plus API, and not the time</w:t>
+      </w:r>
+      <w:r>
+        <w:t xml:space="preserve"> </w:t>
+      </w:r>
+      <w:r>
+        <w:t xml:space="preserve">Flutter takes to repaint. By design the worst case is one full 30 s cycle plus</w:t>
+      </w:r>
+      <w:r>
+        <w:t xml:space="preserve"> </w:t>
+      </w:r>
+      <w:r>
+        <w:t xml:space="preserve">the duration of a fetch, so a check-in that lands just after a fetch starts can</w:t>
+      </w:r>
+      <w:r>
+        <w:t xml:space="preserve"> </w:t>
+      </w:r>
+      <w:r>
+        <w:t xml:space="preserve">appear fractionally later than 30 s. The supervisor's rerun hit exactly that</w:t>
+      </w:r>
+      <w:r>
+        <w:t xml:space="preserve"> </w:t>
+      </w:r>
+      <w:r>
+        <w:t xml:space="preserve">case once, at 30.02 s.</w:t>
       </w:r>
     </w:p>
     <w:p>
@@ -5188,9 +5542,9 @@
       </w:tblPr>
       <w:tblGrid>
         <w:gridCol w:w="2080"/>
-        <w:gridCol w:w="2582"/>
-        <w:gridCol w:w="2497"/>
-        <w:gridCol w:w="1291"/>
+        <w:gridCol w:w="1920"/>
+        <w:gridCol w:w="3490"/>
+        <w:gridCol w:w="960"/>
         <w:gridCol w:w="910"/>
       </w:tblGrid>
       <w:tr>
@@ -5213,7 +5567,7 @@
         </w:tc>
         <w:tc>
           <w:tcPr>
-            <w:tcW w:type="dxa" w:w="2582"/>
+            <w:tcW w:type="dxa" w:w="1920"/>
           </w:tcPr>
           <w:p>
             <w:pPr>
@@ -5227,7 +5581,7 @@
         </w:tc>
         <w:tc>
           <w:tcPr>
-            <w:tcW w:type="dxa" w:w="2497"/>
+            <w:tcW w:type="dxa" w:w="3490"/>
           </w:tcPr>
           <w:p>
             <w:pPr>
@@ -5241,7 +5595,7 @@
         </w:tc>
         <w:tc>
           <w:tcPr>
-            <w:tcW w:type="dxa" w:w="1291"/>
+            <w:tcW w:type="dxa" w:w="960"/>
           </w:tcPr>
           <w:p>
             <w:pPr>
@@ -5288,7 +5642,7 @@
         </w:tc>
         <w:tc>
           <w:tcPr>
-            <w:tcW w:type="dxa" w:w="2582"/>
+            <w:tcW w:type="dxa" w:w="1920"/>
           </w:tcPr>
           <w:p>
             <w:pPr>
@@ -5302,7 +5656,7 @@
         </w:tc>
         <w:tc>
           <w:tcPr>
-            <w:tcW w:type="dxa" w:w="2497"/>
+            <w:tcW w:type="dxa" w:w="3490"/>
           </w:tcPr>
           <w:p>
             <w:pPr>
@@ -5316,7 +5670,7 @@
         </w:tc>
         <w:tc>
           <w:tcPr>
-            <w:tcW w:type="dxa" w:w="1291"/>
+            <w:tcW w:type="dxa" w:w="960"/>
           </w:tcPr>
           <w:p>
             <w:pPr>
@@ -5363,7 +5717,7 @@
         </w:tc>
         <w:tc>
           <w:tcPr>
-            <w:tcW w:type="dxa" w:w="2582"/>
+            <w:tcW w:type="dxa" w:w="1920"/>
           </w:tcPr>
           <w:p>
             <w:pPr>
@@ -5377,7 +5731,7 @@
         </w:tc>
         <w:tc>
           <w:tcPr>
-            <w:tcW w:type="dxa" w:w="2497"/>
+            <w:tcW w:type="dxa" w:w="3490"/>
           </w:tcPr>
           <w:p>
             <w:pPr>
@@ -5391,7 +5745,7 @@
         </w:tc>
         <w:tc>
           <w:tcPr>
-            <w:tcW w:type="dxa" w:w="1291"/>
+            <w:tcW w:type="dxa" w:w="960"/>
           </w:tcPr>
           <w:p>
             <w:pPr>
@@ -5438,7 +5792,7 @@
         </w:tc>
         <w:tc>
           <w:tcPr>
-            <w:tcW w:type="dxa" w:w="2582"/>
+            <w:tcW w:type="dxa" w:w="1920"/>
           </w:tcPr>
           <w:p>
             <w:pPr>
@@ -5452,7 +5806,7 @@
         </w:tc>
         <w:tc>
           <w:tcPr>
-            <w:tcW w:type="dxa" w:w="2497"/>
+            <w:tcW w:type="dxa" w:w="3490"/>
           </w:tcPr>
           <w:p>
             <w:pPr>
@@ -5466,7 +5820,7 @@
         </w:tc>
         <w:tc>
           <w:tcPr>
-            <w:tcW w:type="dxa" w:w="1291"/>
+            <w:tcW w:type="dxa" w:w="960"/>
           </w:tcPr>
           <w:p>
             <w:pPr>
@@ -5513,7 +5867,7 @@
         </w:tc>
         <w:tc>
           <w:tcPr>
-            <w:tcW w:type="dxa" w:w="2582"/>
+            <w:tcW w:type="dxa" w:w="1920"/>
           </w:tcPr>
           <w:p>
             <w:pPr>
@@ -5527,7 +5881,7 @@
         </w:tc>
         <w:tc>
           <w:tcPr>
-            <w:tcW w:type="dxa" w:w="2497"/>
+            <w:tcW w:type="dxa" w:w="3490"/>
           </w:tcPr>
           <w:p>
             <w:pPr>
@@ -5541,7 +5895,7 @@
         </w:tc>
         <w:tc>
           <w:tcPr>
-            <w:tcW w:type="dxa" w:w="1291"/>
+            <w:tcW w:type="dxa" w:w="960"/>
           </w:tcPr>
           <w:p>
             <w:pPr>
@@ -5588,7 +5942,7 @@
         </w:tc>
         <w:tc>
           <w:tcPr>
-            <w:tcW w:type="dxa" w:w="2582"/>
+            <w:tcW w:type="dxa" w:w="1920"/>
           </w:tcPr>
           <w:p>
             <w:pPr>
@@ -5602,7 +5956,7 @@
         </w:tc>
         <w:tc>
           <w:tcPr>
-            <w:tcW w:type="dxa" w:w="2497"/>
+            <w:tcW w:type="dxa" w:w="3490"/>
           </w:tcPr>
           <w:p>
             <w:pPr>
@@ -5616,7 +5970,7 @@
         </w:tc>
         <w:tc>
           <w:tcPr>
-            <w:tcW w:type="dxa" w:w="1291"/>
+            <w:tcW w:type="dxa" w:w="960"/>
           </w:tcPr>
           <w:p>
             <w:pPr>
@@ -5663,7 +6017,7 @@
         </w:tc>
         <w:tc>
           <w:tcPr>
-            <w:tcW w:type="dxa" w:w="2582"/>
+            <w:tcW w:type="dxa" w:w="1920"/>
           </w:tcPr>
           <w:p>
             <w:pPr>
@@ -5677,21 +6031,21 @@
         </w:tc>
         <w:tc>
           <w:tcPr>
-            <w:tcW w:type="dxa" w:w="2497"/>
-          </w:tcPr>
-          <w:p>
-            <w:pPr>
-              <w:pStyle w:val="Compact"/>
-              <w:jc w:val="left"/>
-            </w:pPr>
-            <w:r>
-              <w:t xml:space="preserve">40, then 0 for the other nine</w:t>
-            </w:r>
-          </w:p>
-        </w:tc>
-        <w:tc>
-          <w:tcPr>
-            <w:tcW w:type="dxa" w:w="1291"/>
+            <w:tcW w:type="dxa" w:w="3490"/>
+          </w:tcPr>
+          <w:p>
+            <w:pPr>
+              <w:pStyle w:val="Compact"/>
+              <w:jc w:val="left"/>
+            </w:pPr>
+            <w:r>
+              <w:t xml:space="preserve">40, then 0 for the other nine (one non-zero session of ten)</w:t>
+            </w:r>
+          </w:p>
+        </w:tc>
+        <w:tc>
+          <w:tcPr>
+            <w:tcW w:type="dxa" w:w="960"/>
           </w:tcPr>
           <w:p>
             <w:pPr>
@@ -5738,7 +6092,7 @@
         </w:tc>
         <w:tc>
           <w:tcPr>
-            <w:tcW w:type="dxa" w:w="2582"/>
+            <w:tcW w:type="dxa" w:w="1920"/>
           </w:tcPr>
           <w:p>
             <w:pPr>
@@ -5752,7 +6106,7 @@
         </w:tc>
         <w:tc>
           <w:tcPr>
-            <w:tcW w:type="dxa" w:w="2497"/>
+            <w:tcW w:type="dxa" w:w="3490"/>
           </w:tcPr>
           <w:p>
             <w:pPr>
@@ -5766,7 +6120,7 @@
         </w:tc>
         <w:tc>
           <w:tcPr>
-            <w:tcW w:type="dxa" w:w="1291"/>
+            <w:tcW w:type="dxa" w:w="960"/>
           </w:tcPr>
           <w:p>
             <w:pPr>
@@ -5813,7 +6167,7 @@
         </w:tc>
         <w:tc>
           <w:tcPr>
-            <w:tcW w:type="dxa" w:w="2582"/>
+            <w:tcW w:type="dxa" w:w="1920"/>
           </w:tcPr>
           <w:p>
             <w:pPr>
@@ -5827,7 +6181,7 @@
         </w:tc>
         <w:tc>
           <w:tcPr>
-            <w:tcW w:type="dxa" w:w="2497"/>
+            <w:tcW w:type="dxa" w:w="3490"/>
           </w:tcPr>
           <w:p>
             <w:pPr>
@@ -5841,7 +6195,7 @@
         </w:tc>
         <w:tc>
           <w:tcPr>
-            <w:tcW w:type="dxa" w:w="1291"/>
+            <w:tcW w:type="dxa" w:w="960"/>
           </w:tcPr>
           <w:p>
             <w:pPr>
@@ -5874,7 +6228,7 @@
         <w:pStyle w:val="BodyText"/>
       </w:pPr>
       <w:r>
-        <w:t xml:space="preserve">The evaluation event has no notifications, so the two</w:t>
+        <w:t xml:space="preserve">The evaluation event has no notifications, so</w:t>
       </w:r>
       <w:r>
         <w:t xml:space="preserve"> </w:t>
@@ -5889,7 +6243,31 @@
         <w:t xml:space="preserve"> </w:t>
       </w:r>
       <w:r>
-        <w:t xml:space="preserve">checks compare zero with zero and show only that the export is well formed. A</w:t>
+        <w:t xml:space="preserve">was checked</w:t>
+      </w:r>
+      <w:r>
+        <w:t xml:space="preserve"> </w:t>
+      </w:r>
+      <w:r>
+        <w:t xml:space="preserve">as 0 against 0 in the run, which shows only that the export is well formed. Its</w:t>
+      </w:r>
+      <w:r>
+        <w:t xml:space="preserve"> </w:t>
+      </w:r>
+      <w:r>
+        <w:t xml:space="preserve">real check is the unit test named below. The sessions total is also thin: only</w:t>
+      </w:r>
+      <w:r>
+        <w:t xml:space="preserve"> </w:t>
+      </w:r>
+      <w:r>
+        <w:t xml:space="preserve">one of the ten sessions has any attendance, so it compares one non-zero value</w:t>
+      </w:r>
+      <w:r>
+        <w:t xml:space="preserve"> </w:t>
+      </w:r>
+      <w:r>
+        <w:t xml:space="preserve">and nine zeros. A</w:t>
       </w:r>
       <w:r>
         <w:t xml:space="preserve"> </w:t>
@@ -7156,7 +7534,70 @@
         <w:t xml:space="preserve"> </w:t>
       </w:r>
       <w:r>
-        <w:t xml:space="preserve">a device. Camera decoding of QR codes was checked by hand and not measured:</w:t>
+        <w:t xml:space="preserve">a device.</w:t>
+      </w:r>
+    </w:p>
+    <w:p>
+      <w:pPr>
+        <w:pStyle w:val="BodyText"/>
+      </w:pPr>
+      <w:r>
+        <w:rPr>
+          <w:b/>
+          <w:bCs/>
+        </w:rPr>
+        <w:t xml:space="preserve">Service rule for meal scans made offline.</w:t>
+      </w:r>
+      <w:r>
+        <w:t xml:space="preserve"> </w:t>
+      </w:r>
+      <w:r>
+        <w:t xml:space="preserve">A queued meal scan is not a</w:t>
+      </w:r>
+      <w:r>
+        <w:t xml:space="preserve"> </w:t>
+      </w:r>
+      <w:r>
+        <w:t xml:space="preserve">redemption. The server has not checked the voucher, so the meal is not served</w:t>
+      </w:r>
+      <w:r>
+        <w:t xml:space="preserve"> </w:t>
+      </w:r>
+      <w:r>
+        <w:t xml:space="preserve">until the server answers 200. The scanner now says so when it queues a meal</w:t>
+      </w:r>
+      <w:r>
+        <w:t xml:space="preserve"> </w:t>
+      </w:r>
+      <w:r>
+        <w:t xml:space="preserve">scan: "No connection — voucher NOT redeemed. Do not serve this meal; the scan</w:t>
+      </w:r>
+      <w:r>
+        <w:t xml:space="preserve"> </w:t>
+      </w:r>
+      <w:r>
+        <w:t xml:space="preserve">is saved and will be checked when back online." (</w:t>
+      </w:r>
+      <w:r>
+        <w:rPr>
+          <w:rStyle w:val="VerbatimChar"/>
+        </w:rPr>
+        <w:t xml:space="preserve">meal_scan_controller.dart</w:t>
+      </w:r>
+      <w:r>
+        <w:t xml:space="preserve">).</w:t>
+      </w:r>
+      <w:r>
+        <w:t xml:space="preserve"> </w:t>
+      </w:r>
+      <w:r>
+        <w:t xml:space="preserve">The earlier message, "scan saved and will sync", read as though the meal could</w:t>
+      </w:r>
+      <w:r>
+        <w:t xml:space="preserve"> </w:t>
+      </w:r>
+      <w:r>
+        <w:t xml:space="preserve">be served. Camera decoding of QR codes was checked by hand and not measured:</w:t>
       </w:r>
       <w:r>
         <w:t xml:space="preserve"> </w:t>
@@ -7749,7 +8190,40 @@
         <w:pStyle w:val="BodyText"/>
       </w:pPr>
       <w:r>
-        <w:t xml:space="preserve">Backend test suite:</w:t>
+        <w:t xml:space="preserve">Backend test suite. Twelve of the starter kit's page tests need the frontend</w:t>
+      </w:r>
+      <w:r>
+        <w:t xml:space="preserve"> </w:t>
+      </w:r>
+      <w:r>
+        <w:t xml:space="preserve">built first; without it they fail on the missing Vite manifest. The build calls</w:t>
+      </w:r>
+      <w:r>
+        <w:t xml:space="preserve"> </w:t>
+      </w:r>
+      <w:r>
+        <w:rPr>
+          <w:rStyle w:val="VerbatimChar"/>
+        </w:rPr>
+        <w:t xml:space="preserve">php artisan</w:t>
+      </w:r>
+      <w:r>
+        <w:t xml:space="preserve">, so PHP must be on</w:t>
+      </w:r>
+      <w:r>
+        <w:t xml:space="preserve"> </w:t>
+      </w:r>
+      <w:r>
+        <w:rPr>
+          <w:rStyle w:val="VerbatimChar"/>
+        </w:rPr>
+        <w:t xml:space="preserve">PATH</w:t>
+      </w:r>
+      <w:r>
+        <w:t xml:space="preserve"> </w:t>
+      </w:r>
+      <w:r>
+        <w:t xml:space="preserve">while it runs:</w:t>
       </w:r>
     </w:p>
     <w:p>
@@ -7760,6 +8234,24 @@
         <w:rPr>
           <w:rStyle w:val="VerbatimChar"/>
         </w:rPr>
+        <w:t xml:space="preserve">npm install</w:t>
+      </w:r>
+      <w:r>
+        <w:br/>
+      </w:r>
+      <w:r>
+        <w:rPr>
+          <w:rStyle w:val="VerbatimChar"/>
+        </w:rPr>
+        <w:t xml:space="preserve">npm run build</w:t>
+      </w:r>
+      <w:r>
+        <w:br/>
+      </w:r>
+      <w:r>
+        <w:rPr>
+          <w:rStyle w:val="VerbatimChar"/>
+        </w:rPr>
         <w:t xml:space="preserve">php artisan test</w:t>
       </w:r>
     </w:p>
@@ -7913,6 +8405,5010 @@
     </w:p>
     <w:bookmarkEnd w:id="23"/>
     <w:bookmarkEnd w:id="24"/>
+    <w:bookmarkStart w:id="25" w:name="X79b034b032525402c645ed79f28ebef53c5cc90"/>
+    <w:p>
+      <w:pPr>
+        <w:pStyle w:val="Heading1"/>
+      </w:pPr>
+      <w:r>
+        <w:t xml:space="preserve">11. End-to-end voucher trial on a device</w:t>
+      </w:r>
+    </w:p>
+    <w:p>
+      <w:pPr>
+        <w:pStyle w:val="FirstParagraph"/>
+      </w:pPr>
+      <w:r>
+        <w:t xml:space="preserve">Until 14 October 2026 this flow failed at its first step. The attendee app</w:t>
+      </w:r>
+      <w:r>
+        <w:t xml:space="preserve"> </w:t>
+      </w:r>
+      <w:r>
+        <w:t xml:space="preserve">showed only the check-in and session pass (</w:t>
+      </w:r>
+      <w:r>
+        <w:rPr>
+          <w:rStyle w:val="VerbatimChar"/>
+        </w:rPr>
+        <w:t xml:space="preserve">ATTENDEE-DEMO-001</w:t>
+      </w:r>
+      <w:r>
+        <w:t xml:space="preserve">), and the meal</w:t>
+      </w:r>
+      <w:r>
+        <w:t xml:space="preserve"> </w:t>
+      </w:r>
+      <w:r>
+        <w:t xml:space="preserve">scanner answered that code with 404 "Invalid meal voucher QR token.", because it</w:t>
+      </w:r>
+      <w:r>
+        <w:t xml:space="preserve"> </w:t>
+      </w:r>
+      <w:r>
+        <w:t xml:space="preserve">is not a meal voucher.</w:t>
+      </w:r>
+      <w:r>
+        <w:t xml:space="preserve"> </w:t>
+      </w:r>
+      <w:r>
+        <w:rPr>
+          <w:rStyle w:val="VerbatimChar"/>
+        </w:rPr>
+        <w:t xml:space="preserve">Attendee.fromJson</w:t>
+      </w:r>
+      <w:r>
+        <w:t xml:space="preserve"> </w:t>
+      </w:r>
+      <w:r>
+        <w:t xml:space="preserve">ignored the</w:t>
+      </w:r>
+      <w:r>
+        <w:t xml:space="preserve"> </w:t>
+      </w:r>
+      <w:r>
+        <w:rPr>
+          <w:rStyle w:val="VerbatimChar"/>
+        </w:rPr>
+        <w:t xml:space="preserve">meal_vouchers</w:t>
+      </w:r>
+      <w:r>
+        <w:t xml:space="preserve"> </w:t>
+      </w:r>
+      <w:r>
+        <w:t xml:space="preserve">that</w:t>
+      </w:r>
+      <w:r>
+        <w:t xml:space="preserve"> </w:t>
+      </w:r>
+      <w:r>
+        <w:rPr>
+          <w:rStyle w:val="VerbatimChar"/>
+        </w:rPr>
+        <w:t xml:space="preserve">GET /events/{event}/attendees/me</w:t>
+      </w:r>
+      <w:r>
+        <w:t xml:space="preserve"> </w:t>
+      </w:r>
+      <w:r>
+        <w:t xml:space="preserve">already returned, and no screen showed them.</w:t>
+      </w:r>
+      <w:r>
+        <w:t xml:space="preserve"> </w:t>
+      </w:r>
+      <w:r>
+        <w:t xml:space="preserve">Both are fixed: the model keeps the vouchers, and a My meals tab shows each one</w:t>
+      </w:r>
+      <w:r>
+        <w:t xml:space="preserve"> </w:t>
+      </w:r>
+      <w:r>
+        <w:t xml:space="preserve">with its category and status, and an unused one as a QR code of its</w:t>
+      </w:r>
+      <w:r>
+        <w:t xml:space="preserve"> </w:t>
+      </w:r>
+      <w:r>
+        <w:rPr>
+          <w:rStyle w:val="VerbatimChar"/>
+        </w:rPr>
+        <w:t xml:space="preserve">qr_token</w:t>
+      </w:r>
+      <w:r>
+        <w:t xml:space="preserve"> </w:t>
+      </w:r>
+      <w:r>
+        <w:t xml:space="preserve">(</w:t>
+      </w:r>
+      <w:r>
+        <w:rPr>
+          <w:rStyle w:val="VerbatimChar"/>
+        </w:rPr>
+        <w:t xml:space="preserve">mobile/lib/features/attendee/presentation/my_meals_screen.dart</w:t>
+      </w:r>
+      <w:r>
+        <w:t xml:space="preserve">).</w:t>
+      </w:r>
+    </w:p>
+    <w:p>
+      <w:pPr>
+        <w:pStyle w:val="BodyText"/>
+      </w:pPr>
+      <w:r>
+        <w:rPr>
+          <w:b/>
+          <w:bCs/>
+        </w:rPr>
+        <w:t xml:space="preserve">Setup.</w:t>
+      </w:r>
+      <w:r>
+        <w:t xml:space="preserve"> </w:t>
+      </w:r>
+      <w:r>
+        <w:t xml:space="preserve">One Android emulator, AVD</w:t>
+      </w:r>
+      <w:r>
+        <w:t xml:space="preserve"> </w:t>
+      </w:r>
+      <w:r>
+        <w:rPr>
+          <w:rStyle w:val="VerbatimChar"/>
+        </w:rPr>
+        <w:t xml:space="preserve">conference_check</w:t>
+      </w:r>
+      <w:r>
+        <w:t xml:space="preserve"> </w:t>
+      </w:r>
+      <w:r>
+        <w:t xml:space="preserve">(Pixel 7 profile,</w:t>
+      </w:r>
+      <w:r>
+        <w:t xml:space="preserve"> </w:t>
+      </w:r>
+      <w:r>
+        <w:t xml:space="preserve">Android API 36, emulator 36.6.11), running a debug build of the app at the</w:t>
+      </w:r>
+      <w:r>
+        <w:t xml:space="preserve"> </w:t>
+      </w:r>
+      <w:r>
+        <w:t xml:space="preserve">validated state. The backend was the local Laravel server on PostgreSQL 18.2,</w:t>
+      </w:r>
+      <w:r>
+        <w:t xml:space="preserve"> </w:t>
+      </w:r>
+      <w:r>
+        <w:t xml:space="preserve">reached from the emulator at</w:t>
+      </w:r>
+      <w:r>
+        <w:t xml:space="preserve"> </w:t>
+      </w:r>
+      <w:r>
+        <w:rPr>
+          <w:rStyle w:val="VerbatimChar"/>
+        </w:rPr>
+        <w:t xml:space="preserve">10.0.2.2:8000</w:t>
+      </w:r>
+      <w:r>
+        <w:t xml:space="preserve">. Before the trial the demo seed</w:t>
+      </w:r>
+      <w:r>
+        <w:t xml:space="preserve"> </w:t>
+      </w:r>
+      <w:r>
+        <w:t xml:space="preserve">was rerun (</w:t>
+      </w:r>
+      <w:r>
+        <w:rPr>
+          <w:rStyle w:val="VerbatimChar"/>
+        </w:rPr>
+        <w:t xml:space="preserve">php artisan db:seed</w:t>
+      </w:r>
+      <w:r>
+        <w:t xml:space="preserve">) to move the meal windows to the trial date.</w:t>
+      </w:r>
+      <w:r>
+        <w:t xml:space="preserve"> </w:t>
+      </w:r>
+      <w:r>
+        <w:t xml:space="preserve">The seeded attendee's Breakfast and Lunch vouchers are seeded as redeemed, and</w:t>
+      </w:r>
+      <w:r>
+        <w:t xml:space="preserve"> </w:t>
+      </w:r>
+      <w:r>
+        <w:t xml:space="preserve">Supper,</w:t>
+      </w:r>
+      <w:r>
+        <w:t xml:space="preserve"> </w:t>
+      </w:r>
+      <w:r>
+        <w:rPr>
+          <w:rStyle w:val="VerbatimChar"/>
+        </w:rPr>
+        <w:t xml:space="preserve">MEAL-DEMO-1-3</w:t>
+      </w:r>
+      <w:r>
+        <w:t xml:space="preserve">, as unused.</w:t>
+      </w:r>
+    </w:p>
+    <w:p>
+      <w:pPr>
+        <w:pStyle w:val="BodyText"/>
+      </w:pPr>
+      <w:r>
+        <w:rPr>
+          <w:b/>
+          <w:bCs/>
+        </w:rPr>
+        <w:t xml:space="preserve">How the code was read.</w:t>
+      </w:r>
+      <w:r>
+        <w:t xml:space="preserve"> </w:t>
+      </w:r>
+      <w:r>
+        <w:t xml:space="preserve">By manual entry. Both roles ran in turn on the one</w:t>
+      </w:r>
+      <w:r>
+        <w:t xml:space="preserve"> </w:t>
+      </w:r>
+      <w:r>
+        <w:t xml:space="preserve">emulator, signed in first as</w:t>
+      </w:r>
+      <w:r>
+        <w:t xml:space="preserve"> </w:t>
+      </w:r>
+      <w:r>
+        <w:rPr>
+          <w:rStyle w:val="VerbatimChar"/>
+        </w:rPr>
+        <w:t xml:space="preserve">attendee@example.com</w:t>
+      </w:r>
+      <w:r>
+        <w:t xml:space="preserve"> </w:t>
+      </w:r>
+      <w:r>
+        <w:t xml:space="preserve">and then as</w:t>
+      </w:r>
+      <w:r>
+        <w:t xml:space="preserve"> </w:t>
+      </w:r>
+      <w:r>
+        <w:rPr>
+          <w:rStyle w:val="VerbatimChar"/>
+        </w:rPr>
+        <w:t xml:space="preserve">scanner@example.com</w:t>
+      </w:r>
+      <w:r>
+        <w:t xml:space="preserve">, and an emulator's camera cannot see another screen. The</w:t>
+      </w:r>
+      <w:r>
+        <w:t xml:space="preserve"> </w:t>
+      </w:r>
+      <w:r>
+        <w:t xml:space="preserve">QR code the attendee app showed was decoded off the device from the screenshot,</w:t>
+      </w:r>
+      <w:r>
+        <w:t xml:space="preserve"> </w:t>
+      </w:r>
+      <w:r>
+        <w:t xml:space="preserve">with the</w:t>
+      </w:r>
+      <w:r>
+        <w:t xml:space="preserve"> </w:t>
+      </w:r>
+      <w:r>
+        <w:rPr>
+          <w:rStyle w:val="VerbatimChar"/>
+        </w:rPr>
+        <w:t xml:space="preserve">zxing-cpp</w:t>
+      </w:r>
+      <w:r>
+        <w:t xml:space="preserve"> </w:t>
+      </w:r>
+      <w:r>
+        <w:t xml:space="preserve">library, and reads</w:t>
+      </w:r>
+      <w:r>
+        <w:t xml:space="preserve"> </w:t>
+      </w:r>
+      <w:r>
+        <w:rPr>
+          <w:rStyle w:val="VerbatimChar"/>
+        </w:rPr>
+        <w:t xml:space="preserve">MEAL-DEMO-1-3</w:t>
+      </w:r>
+      <w:r>
+        <w:t xml:space="preserve">. Camera reading of the</w:t>
+      </w:r>
+      <w:r>
+        <w:t xml:space="preserve"> </w:t>
+      </w:r>
+      <w:r>
+        <w:t xml:space="preserve">code by a second phone was not done in this trial.</w:t>
+      </w:r>
+    </w:p>
+    <w:p>
+      <w:pPr>
+        <w:pStyle w:val="BodyText"/>
+      </w:pPr>
+      <w:r>
+        <w:rPr>
+          <w:b/>
+          <w:bCs/>
+        </w:rPr>
+        <w:t xml:space="preserve">Steps and responses, 14 October 2026 (times UTC):</w:t>
+      </w:r>
+    </w:p>
+    <w:tbl>
+      <w:tblPr>
+        <w:tblStyle w:val="Table"/>
+        <w:tblW w:type="auto" w:w="0"/>
+        <w:tblLook w:firstRow="1" w:lastRow="0" w:firstColumn="0" w:lastColumn="0" w:noHBand="0" w:noVBand="0" w:val="0020"/>
+      </w:tblPr>
+      <w:tblGrid>
+        <w:gridCol w:w="780"/>
+        <w:gridCol w:w="1300"/>
+        <w:gridCol w:w="3242"/>
+        <w:gridCol w:w="4038"/>
+      </w:tblGrid>
+      <w:tr>
+        <w:trPr>
+          <w:tblHeader w:val="on"/>
+        </w:trPr>
+        <w:tc>
+          <w:tcPr>
+            <w:tcW w:type="dxa" w:w="780"/>
+          </w:tcPr>
+          <w:p>
+            <w:pPr>
+              <w:pStyle w:val="Compact"/>
+              <w:jc w:val="left"/>
+            </w:pPr>
+            <w:r>
+              <w:t xml:space="preserve">Step</w:t>
+            </w:r>
+          </w:p>
+        </w:tc>
+        <w:tc>
+          <w:tcPr>
+            <w:tcW w:type="dxa" w:w="1300"/>
+          </w:tcPr>
+          <w:p>
+            <w:pPr>
+              <w:pStyle w:val="Compact"/>
+              <w:jc w:val="left"/>
+            </w:pPr>
+            <w:r>
+              <w:t xml:space="preserve">Time</w:t>
+            </w:r>
+          </w:p>
+        </w:tc>
+        <w:tc>
+          <w:tcPr>
+            <w:tcW w:type="dxa" w:w="3242"/>
+          </w:tcPr>
+          <w:p>
+            <w:pPr>
+              <w:pStyle w:val="Compact"/>
+              <w:jc w:val="left"/>
+            </w:pPr>
+            <w:r>
+              <w:t xml:space="preserve">Action</w:t>
+            </w:r>
+          </w:p>
+        </w:tc>
+        <w:tc>
+          <w:tcPr>
+            <w:tcW w:type="dxa" w:w="4038"/>
+          </w:tcPr>
+          <w:p>
+            <w:pPr>
+              <w:pStyle w:val="Compact"/>
+              <w:jc w:val="left"/>
+            </w:pPr>
+            <w:r>
+              <w:t xml:space="preserve">Response</w:t>
+            </w:r>
+          </w:p>
+        </w:tc>
+      </w:tr>
+      <w:tr>
+        <w:tc>
+          <w:tcPr>
+            <w:tcW w:type="dxa" w:w="780"/>
+          </w:tcPr>
+          <w:p>
+            <w:pPr>
+              <w:pStyle w:val="Compact"/>
+              <w:jc w:val="left"/>
+            </w:pPr>
+            <w:r>
+              <w:t xml:space="preserve">1</w:t>
+            </w:r>
+          </w:p>
+        </w:tc>
+        <w:tc>
+          <w:tcPr>
+            <w:tcW w:type="dxa" w:w="1300"/>
+          </w:tcPr>
+          <w:p>
+            <w:pPr>
+              <w:pStyle w:val="Compact"/>
+              <w:jc w:val="left"/>
+            </w:pPr>
+            <w:r>
+              <w:t xml:space="preserve">18:07</w:t>
+            </w:r>
+          </w:p>
+        </w:tc>
+        <w:tc>
+          <w:tcPr>
+            <w:tcW w:type="dxa" w:w="3242"/>
+          </w:tcPr>
+          <w:p>
+            <w:pPr>
+              <w:pStyle w:val="Compact"/>
+              <w:jc w:val="left"/>
+            </w:pPr>
+            <w:r>
+              <w:t xml:space="preserve">Attendee app, My meals tab</w:t>
+            </w:r>
+          </w:p>
+        </w:tc>
+        <w:tc>
+          <w:tcPr>
+            <w:tcW w:type="dxa" w:w="4038"/>
+          </w:tcPr>
+          <w:p>
+            <w:pPr>
+              <w:pStyle w:val="Compact"/>
+              <w:jc w:val="left"/>
+            </w:pPr>
+            <w:r>
+              <w:t xml:space="preserve">Supper shown Unused with a QR code; Lunch and Breakfast shown Redeemed with their times (report Figure 7)</w:t>
+            </w:r>
+          </w:p>
+        </w:tc>
+      </w:tr>
+      <w:tr>
+        <w:tc>
+          <w:tcPr>
+            <w:tcW w:type="dxa" w:w="780"/>
+          </w:tcPr>
+          <w:p>
+            <w:pPr>
+              <w:pStyle w:val="Compact"/>
+              <w:jc w:val="left"/>
+            </w:pPr>
+            <w:r>
+              <w:t xml:space="preserve">2</w:t>
+            </w:r>
+          </w:p>
+        </w:tc>
+        <w:tc>
+          <w:tcPr>
+            <w:tcW w:type="dxa" w:w="1300"/>
+          </w:tcPr>
+          <w:p>
+            <w:pPr>
+              <w:pStyle w:val="Compact"/>
+              <w:jc w:val="left"/>
+            </w:pPr>
+            <w:r>
+              <w:t xml:space="preserve">18:09:25</w:t>
+            </w:r>
+          </w:p>
+        </w:tc>
+        <w:tc>
+          <w:tcPr>
+            <w:tcW w:type="dxa" w:w="3242"/>
+          </w:tcPr>
+          <w:p>
+            <w:pPr>
+              <w:pStyle w:val="Compact"/>
+              <w:jc w:val="left"/>
+            </w:pPr>
+            <w:r>
+              <w:t xml:space="preserve">Scanner app, Meal scanner,</w:t>
+            </w:r>
+            <w:r>
+              <w:t xml:space="preserve"> </w:t>
+            </w:r>
+            <w:r>
+              <w:rPr>
+                <w:rStyle w:val="VerbatimChar"/>
+              </w:rPr>
+              <w:t xml:space="preserve">MEAL-DEMO-1-3</w:t>
+            </w:r>
+            <w:r>
+              <w:t xml:space="preserve"> </w:t>
+            </w:r>
+            <w:r>
+              <w:t xml:space="preserve">entered and submitted</w:t>
+            </w:r>
+          </w:p>
+        </w:tc>
+        <w:tc>
+          <w:tcPr>
+            <w:tcW w:type="dxa" w:w="4038"/>
+          </w:tcPr>
+          <w:p>
+            <w:pPr>
+              <w:pStyle w:val="Compact"/>
+              <w:jc w:val="left"/>
+            </w:pPr>
+            <w:r>
+              <w:t xml:space="preserve">200, "Voucher redeemed successfully." (report Figure 9); voucher</w:t>
+            </w:r>
+            <w:r>
+              <w:t xml:space="preserve"> </w:t>
+            </w:r>
+            <w:r>
+              <w:rPr>
+                <w:rStyle w:val="VerbatimChar"/>
+              </w:rPr>
+              <w:t xml:space="preserve">redeemed</w:t>
+            </w:r>
+            <w:r>
+              <w:t xml:space="preserve">,</w:t>
+            </w:r>
+            <w:r>
+              <w:t xml:space="preserve"> </w:t>
+            </w:r>
+            <w:r>
+              <w:rPr>
+                <w:rStyle w:val="VerbatimChar"/>
+              </w:rPr>
+              <w:t xml:space="preserve">redeemed_at</w:t>
+            </w:r>
+            <w:r>
+              <w:t xml:space="preserve"> </w:t>
+            </w:r>
+            <w:r>
+              <w:t xml:space="preserve">18:09:25</w:t>
+            </w:r>
+          </w:p>
+        </w:tc>
+      </w:tr>
+      <w:tr>
+        <w:tc>
+          <w:tcPr>
+            <w:tcW w:type="dxa" w:w="780"/>
+          </w:tcPr>
+          <w:p>
+            <w:pPr>
+              <w:pStyle w:val="Compact"/>
+              <w:jc w:val="left"/>
+            </w:pPr>
+            <w:r>
+              <w:t xml:space="preserve">3</w:t>
+            </w:r>
+          </w:p>
+        </w:tc>
+        <w:tc>
+          <w:tcPr>
+            <w:tcW w:type="dxa" w:w="1300"/>
+          </w:tcPr>
+          <w:p>
+            <w:pPr>
+              <w:pStyle w:val="Compact"/>
+              <w:jc w:val="left"/>
+            </w:pPr>
+            <w:r>
+              <w:t xml:space="preserve">18:10:04</w:t>
+            </w:r>
+          </w:p>
+        </w:tc>
+        <w:tc>
+          <w:tcPr>
+            <w:tcW w:type="dxa" w:w="3242"/>
+          </w:tcPr>
+          <w:p>
+            <w:pPr>
+              <w:pStyle w:val="Compact"/>
+              <w:jc w:val="left"/>
+            </w:pPr>
+            <w:r>
+              <w:t xml:space="preserve">Same token submitted again</w:t>
+            </w:r>
+          </w:p>
+        </w:tc>
+        <w:tc>
+          <w:tcPr>
+            <w:tcW w:type="dxa" w:w="4038"/>
+          </w:tcPr>
+          <w:p>
+            <w:pPr>
+              <w:pStyle w:val="Compact"/>
+              <w:jc w:val="left"/>
+            </w:pPr>
+            <w:r>
+              <w:t xml:space="preserve">409; the screen was closed before it was captured</w:t>
+            </w:r>
+          </w:p>
+        </w:tc>
+      </w:tr>
+      <w:tr>
+        <w:tc>
+          <w:tcPr>
+            <w:tcW w:type="dxa" w:w="780"/>
+          </w:tcPr>
+          <w:p>
+            <w:pPr>
+              <w:pStyle w:val="Compact"/>
+              <w:jc w:val="left"/>
+            </w:pPr>
+            <w:r>
+              <w:t xml:space="preserve">4</w:t>
+            </w:r>
+          </w:p>
+        </w:tc>
+        <w:tc>
+          <w:tcPr>
+            <w:tcW w:type="dxa" w:w="1300"/>
+          </w:tcPr>
+          <w:p>
+            <w:pPr>
+              <w:pStyle w:val="Compact"/>
+              <w:jc w:val="left"/>
+            </w:pPr>
+            <w:r>
+              <w:t xml:space="preserve">18:11:18</w:t>
+            </w:r>
+          </w:p>
+        </w:tc>
+        <w:tc>
+          <w:tcPr>
+            <w:tcW w:type="dxa" w:w="3242"/>
+          </w:tcPr>
+          <w:p>
+            <w:pPr>
+              <w:pStyle w:val="Compact"/>
+              <w:jc w:val="left"/>
+            </w:pPr>
+            <w:r>
+              <w:t xml:space="preserve">Same token submitted a third time</w:t>
+            </w:r>
+          </w:p>
+        </w:tc>
+        <w:tc>
+          <w:tcPr>
+            <w:tcW w:type="dxa" w:w="4038"/>
+          </w:tcPr>
+          <w:p>
+            <w:pPr>
+              <w:pStyle w:val="Compact"/>
+              <w:jc w:val="left"/>
+            </w:pPr>
+            <w:r>
+              <w:t xml:space="preserve">409, "Meal voucher has already been redeemed or is not usable." (report Figure 10)</w:t>
+            </w:r>
+          </w:p>
+        </w:tc>
+      </w:tr>
+      <w:tr>
+        <w:tc>
+          <w:tcPr>
+            <w:tcW w:type="dxa" w:w="780"/>
+          </w:tcPr>
+          <w:p>
+            <w:pPr>
+              <w:pStyle w:val="Compact"/>
+              <w:jc w:val="left"/>
+            </w:pPr>
+            <w:r>
+              <w:t xml:space="preserve">5</w:t>
+            </w:r>
+          </w:p>
+        </w:tc>
+        <w:tc>
+          <w:tcPr>
+            <w:tcW w:type="dxa" w:w="1300"/>
+          </w:tcPr>
+          <w:p>
+            <w:pPr>
+              <w:pStyle w:val="Compact"/>
+              <w:jc w:val="left"/>
+            </w:pPr>
+            <w:r>
+              <w:t xml:space="preserve">18:12</w:t>
+            </w:r>
+          </w:p>
+        </w:tc>
+        <w:tc>
+          <w:tcPr>
+            <w:tcW w:type="dxa" w:w="3242"/>
+          </w:tcPr>
+          <w:p>
+            <w:pPr>
+              <w:pStyle w:val="Compact"/>
+              <w:jc w:val="left"/>
+            </w:pPr>
+            <w:r>
+              <w:t xml:space="preserve">Same token sent to the API directly, as the scanner</w:t>
+            </w:r>
+          </w:p>
+        </w:tc>
+        <w:tc>
+          <w:tcPr>
+            <w:tcW w:type="dxa" w:w="4038"/>
+          </w:tcPr>
+          <w:p>
+            <w:pPr>
+              <w:pStyle w:val="Compact"/>
+              <w:jc w:val="left"/>
+            </w:pPr>
+            <w:r>
+              <w:t xml:space="preserve">409 with</w:t>
+            </w:r>
+            <w:r>
+              <w:t xml:space="preserve"> </w:t>
+            </w:r>
+            <w:r>
+              <w:rPr>
+                <w:rStyle w:val="VerbatimChar"/>
+              </w:rPr>
+              <w:t xml:space="preserve">status: redeemed</w:t>
+            </w:r>
+            <w:r>
+              <w:t xml:space="preserve">,</w:t>
+            </w:r>
+            <w:r>
+              <w:t xml:space="preserve"> </w:t>
+            </w:r>
+            <w:r>
+              <w:rPr>
+                <w:rStyle w:val="VerbatimChar"/>
+              </w:rPr>
+              <w:t xml:space="preserve">redeemed_at: 2026-10-14T18:09:25Z</w:t>
+            </w:r>
+          </w:p>
+        </w:tc>
+      </w:tr>
+      <w:tr>
+        <w:tc>
+          <w:tcPr>
+            <w:tcW w:type="dxa" w:w="780"/>
+          </w:tcPr>
+          <w:p>
+            <w:pPr>
+              <w:pStyle w:val="Compact"/>
+              <w:jc w:val="left"/>
+            </w:pPr>
+            <w:r>
+              <w:t xml:space="preserve">6</w:t>
+            </w:r>
+          </w:p>
+        </w:tc>
+        <w:tc>
+          <w:tcPr>
+            <w:tcW w:type="dxa" w:w="1300"/>
+          </w:tcPr>
+          <w:p>
+            <w:pPr>
+              <w:pStyle w:val="Compact"/>
+              <w:jc w:val="left"/>
+            </w:pPr>
+            <w:r>
+              <w:t xml:space="preserve">18:12</w:t>
+            </w:r>
+          </w:p>
+        </w:tc>
+        <w:tc>
+          <w:tcPr>
+            <w:tcW w:type="dxa" w:w="3242"/>
+          </w:tcPr>
+          <w:p>
+            <w:pPr>
+              <w:pStyle w:val="Compact"/>
+              <w:jc w:val="left"/>
+            </w:pPr>
+            <w:r>
+              <w:rPr>
+                <w:rStyle w:val="VerbatimChar"/>
+              </w:rPr>
+              <w:t xml:space="preserve">ATTENDEE-DEMO-001</w:t>
+            </w:r>
+            <w:r>
+              <w:t xml:space="preserve"> </w:t>
+            </w:r>
+            <w:r>
+              <w:t xml:space="preserve">sent to the meal scan endpoint</w:t>
+            </w:r>
+          </w:p>
+        </w:tc>
+        <w:tc>
+          <w:tcPr>
+            <w:tcW w:type="dxa" w:w="4038"/>
+          </w:tcPr>
+          <w:p>
+            <w:pPr>
+              <w:pStyle w:val="Compact"/>
+              <w:jc w:val="left"/>
+            </w:pPr>
+            <w:r>
+              <w:t xml:space="preserve">404 "Invalid meal voucher QR token."</w:t>
+            </w:r>
+          </w:p>
+        </w:tc>
+      </w:tr>
+    </w:tbl>
+    <w:p>
+      <w:pPr>
+        <w:pStyle w:val="BodyText"/>
+      </w:pPr>
+      <w:r>
+        <w:t xml:space="preserve">The 200 in step 2 and the 409s in steps 3 and 4 are read from the app's</w:t>
+      </w:r>
+      <w:r>
+        <w:t xml:space="preserve"> </w:t>
+      </w:r>
+      <w:r>
+        <w:t xml:space="preserve">messages, which it shows only for those answers, and from the server's request</w:t>
+      </w:r>
+      <w:r>
+        <w:t xml:space="preserve"> </w:t>
+      </w:r>
+      <w:r>
+        <w:t xml:space="preserve">log, which records the three requests at those times; step 5 shows the status</w:t>
+      </w:r>
+      <w:r>
+        <w:t xml:space="preserve"> </w:t>
+      </w:r>
+      <w:r>
+        <w:t xml:space="preserve">code and body directly.</w:t>
+      </w:r>
+      <w:r>
+        <w:t xml:space="preserve"> </w:t>
+      </w:r>
+      <w:r>
+        <w:rPr>
+          <w:b/>
+          <w:bCs/>
+        </w:rPr>
+        <w:t xml:space="preserve">Result: pass</w:t>
+      </w:r>
+      <w:r>
+        <w:t xml:space="preserve">, on one emulator with manual entry.</w:t>
+      </w:r>
+      <w:r>
+        <w:t xml:space="preserve"> </w:t>
+      </w:r>
+      <w:r>
+        <w:t xml:space="preserve">What it does not show is a camera reading the code, or two physical devices.</w:t>
+      </w:r>
+    </w:p>
+    <w:bookmarkEnd w:id="25"/>
+    <w:bookmarkStart w:id="26" w:name="X3b70655a48193034c0d48fb1f6940d68a989ace"/>
+    <w:p>
+      <w:pPr>
+        <w:pStyle w:val="Heading1"/>
+      </w:pPr>
+      <w:r>
+        <w:t xml:space="preserve">12. Test cases</w:t>
+      </w:r>
+    </w:p>
+    <w:p>
+      <w:pPr>
+        <w:pStyle w:val="FirstParagraph"/>
+      </w:pPr>
+      <w:r>
+        <w:t xml:space="preserve">Every test case in one table: the 31 component API tests (TC-01 to TC-31), the</w:t>
+      </w:r>
+      <w:r>
+        <w:t xml:space="preserve"> </w:t>
+      </w:r>
+      <w:r>
+        <w:t xml:space="preserve">evaluation steps (TC-32 to TC-46), the Flutter tests that bear on the voucher</w:t>
+      </w:r>
+      <w:r>
+        <w:t xml:space="preserve"> </w:t>
+      </w:r>
+      <w:r>
+        <w:t xml:space="preserve">flow and offline replay (TC-47 to TC-51), and the device trial (TC-52 to TC-55).</w:t>
+      </w:r>
+      <w:r>
+        <w:t xml:space="preserve"> </w:t>
+      </w:r>
+      <w:r>
+        <w:t xml:space="preserve">API and Flutter results are from the runs on 14 October 2026; evaluation results</w:t>
+      </w:r>
+      <w:r>
+        <w:t xml:space="preserve"> </w:t>
+      </w:r>
+      <w:r>
+        <w:t xml:space="preserve">are from the committed results files. The report's Chapter 6 and the slides use</w:t>
+      </w:r>
+      <w:r>
+        <w:t xml:space="preserve"> </w:t>
+      </w:r>
+      <w:r>
+        <w:t xml:space="preserve">this table.</w:t>
+      </w:r>
+    </w:p>
+    <w:tbl>
+      <w:tblPr>
+        <w:tblStyle w:val="Table"/>
+        <w:tblW w:type="auto" w:w="0"/>
+        <w:tblLook w:firstRow="1" w:lastRow="0" w:firstColumn="0" w:lastColumn="0" w:noHBand="0" w:noVBand="0" w:val="0020"/>
+      </w:tblPr>
+      <w:tblGrid>
+        <w:gridCol w:w="910"/>
+        <w:gridCol w:w="2081"/>
+        <w:gridCol w:w="2210"/>
+        <w:gridCol w:w="2532"/>
+        <w:gridCol w:w="1627"/>
+      </w:tblGrid>
+      <w:tr>
+        <w:trPr>
+          <w:tblHeader w:val="on"/>
+        </w:trPr>
+        <w:tc>
+          <w:tcPr>
+            <w:tcW w:type="dxa" w:w="910"/>
+          </w:tcPr>
+          <w:p>
+            <w:pPr>
+              <w:pStyle w:val="Compact"/>
+              <w:jc w:val="left"/>
+            </w:pPr>
+            <w:r>
+              <w:t xml:space="preserve">ID</w:t>
+            </w:r>
+          </w:p>
+        </w:tc>
+        <w:tc>
+          <w:tcPr>
+            <w:tcW w:type="dxa" w:w="2081"/>
+          </w:tcPr>
+          <w:p>
+            <w:pPr>
+              <w:pStyle w:val="Compact"/>
+              <w:jc w:val="left"/>
+            </w:pPr>
+            <w:r>
+              <w:t xml:space="preserve">What is tested</w:t>
+            </w:r>
+          </w:p>
+        </w:tc>
+        <w:tc>
+          <w:tcPr>
+            <w:tcW w:type="dxa" w:w="2210"/>
+          </w:tcPr>
+          <w:p>
+            <w:pPr>
+              <w:pStyle w:val="Compact"/>
+              <w:jc w:val="left"/>
+            </w:pPr>
+            <w:r>
+              <w:t xml:space="preserve">Expected result</w:t>
+            </w:r>
+          </w:p>
+        </w:tc>
+        <w:tc>
+          <w:tcPr>
+            <w:tcW w:type="dxa" w:w="2532"/>
+          </w:tcPr>
+          <w:p>
+            <w:pPr>
+              <w:pStyle w:val="Compact"/>
+              <w:jc w:val="left"/>
+            </w:pPr>
+            <w:r>
+              <w:t xml:space="preserve">Actual result</w:t>
+            </w:r>
+          </w:p>
+        </w:tc>
+        <w:tc>
+          <w:tcPr>
+            <w:tcW w:type="dxa" w:w="1627"/>
+          </w:tcPr>
+          <w:p>
+            <w:pPr>
+              <w:pStyle w:val="Compact"/>
+              <w:jc w:val="left"/>
+            </w:pPr>
+            <w:r>
+              <w:t xml:space="preserve">Pass/fail</w:t>
+            </w:r>
+          </w:p>
+        </w:tc>
+      </w:tr>
+      <w:tr>
+        <w:tc>
+          <w:tcPr>
+            <w:tcW w:type="dxa" w:w="910"/>
+          </w:tcPr>
+          <w:p>
+            <w:pPr>
+              <w:pStyle w:val="Compact"/>
+              <w:jc w:val="left"/>
+            </w:pPr>
+            <w:r>
+              <w:t xml:space="preserve">TC-01</w:t>
+            </w:r>
+          </w:p>
+        </w:tc>
+        <w:tc>
+          <w:tcPr>
+            <w:tcW w:type="dxa" w:w="2081"/>
+          </w:tcPr>
+          <w:p>
+            <w:pPr>
+              <w:pStyle w:val="Compact"/>
+              <w:jc w:val="left"/>
+            </w:pPr>
+            <w:r>
+              <w:t xml:space="preserve">login returns a token</w:t>
+            </w:r>
+          </w:p>
+        </w:tc>
+        <w:tc>
+          <w:tcPr>
+            <w:tcW w:type="dxa" w:w="2210"/>
+          </w:tcPr>
+          <w:p>
+            <w:pPr>
+              <w:pStyle w:val="Compact"/>
+              <w:jc w:val="left"/>
+            </w:pPr>
+            <w:r>
+              <w:t xml:space="preserve">200 with a Sanctum token</w:t>
+            </w:r>
+          </w:p>
+        </w:tc>
+        <w:tc>
+          <w:tcPr>
+            <w:tcW w:type="dxa" w:w="2532"/>
+          </w:tcPr>
+          <w:p>
+            <w:pPr>
+              <w:pStyle w:val="Compact"/>
+              <w:jc w:val="left"/>
+            </w:pPr>
+            <w:r>
+              <w:t xml:space="preserve">200 with token</w:t>
+            </w:r>
+          </w:p>
+        </w:tc>
+        <w:tc>
+          <w:tcPr>
+            <w:tcW w:type="dxa" w:w="1627"/>
+          </w:tcPr>
+          <w:p>
+            <w:pPr>
+              <w:pStyle w:val="Compact"/>
+              <w:jc w:val="left"/>
+            </w:pPr>
+            <w:r>
+              <w:t xml:space="preserve">Pass</w:t>
+            </w:r>
+          </w:p>
+        </w:tc>
+      </w:tr>
+      <w:tr>
+        <w:tc>
+          <w:tcPr>
+            <w:tcW w:type="dxa" w:w="910"/>
+          </w:tcPr>
+          <w:p>
+            <w:pPr>
+              <w:pStyle w:val="Compact"/>
+              <w:jc w:val="left"/>
+            </w:pPr>
+            <w:r>
+              <w:t xml:space="preserve">TC-02</w:t>
+            </w:r>
+          </w:p>
+        </w:tc>
+        <w:tc>
+          <w:tcPr>
+            <w:tcW w:type="dxa" w:w="2081"/>
+          </w:tcPr>
+          <w:p>
+            <w:pPr>
+              <w:pStyle w:val="Compact"/>
+              <w:jc w:val="left"/>
+            </w:pPr>
+            <w:r>
+              <w:t xml:space="preserve">registration cannot choose the organiser role</w:t>
+            </w:r>
+          </w:p>
+        </w:tc>
+        <w:tc>
+          <w:tcPr>
+            <w:tcW w:type="dxa" w:w="2210"/>
+          </w:tcPr>
+          <w:p>
+            <w:pPr>
+              <w:pStyle w:val="Compact"/>
+              <w:jc w:val="left"/>
+            </w:pPr>
+            <w:r>
+              <w:t xml:space="preserve">account created as attendee</w:t>
+            </w:r>
+          </w:p>
+        </w:tc>
+        <w:tc>
+          <w:tcPr>
+            <w:tcW w:type="dxa" w:w="2532"/>
+          </w:tcPr>
+          <w:p>
+            <w:pPr>
+              <w:pStyle w:val="Compact"/>
+              <w:jc w:val="left"/>
+            </w:pPr>
+            <w:r>
+              <w:t xml:space="preserve">created as attendee</w:t>
+            </w:r>
+          </w:p>
+        </w:tc>
+        <w:tc>
+          <w:tcPr>
+            <w:tcW w:type="dxa" w:w="1627"/>
+          </w:tcPr>
+          <w:p>
+            <w:pPr>
+              <w:pStyle w:val="Compact"/>
+              <w:jc w:val="left"/>
+            </w:pPr>
+            <w:r>
+              <w:t xml:space="preserve">Pass</w:t>
+            </w:r>
+          </w:p>
+        </w:tc>
+      </w:tr>
+      <w:tr>
+        <w:tc>
+          <w:tcPr>
+            <w:tcW w:type="dxa" w:w="910"/>
+          </w:tcPr>
+          <w:p>
+            <w:pPr>
+              <w:pStyle w:val="Compact"/>
+              <w:jc w:val="left"/>
+            </w:pPr>
+            <w:r>
+              <w:t xml:space="preserve">TC-03</w:t>
+            </w:r>
+          </w:p>
+        </w:tc>
+        <w:tc>
+          <w:tcPr>
+            <w:tcW w:type="dxa" w:w="2081"/>
+          </w:tcPr>
+          <w:p>
+            <w:pPr>
+              <w:pStyle w:val="Compact"/>
+              <w:jc w:val="left"/>
+            </w:pPr>
+            <w:r>
+              <w:t xml:space="preserve">analytics summary</w:t>
+            </w:r>
+          </w:p>
+        </w:tc>
+        <w:tc>
+          <w:tcPr>
+            <w:tcW w:type="dxa" w:w="2210"/>
+          </w:tcPr>
+          <w:p>
+            <w:pPr>
+              <w:pStyle w:val="Compact"/>
+              <w:jc w:val="left"/>
+            </w:pPr>
+            <w:r>
+              <w:t xml:space="preserve">200 with the summary totals</w:t>
+            </w:r>
+          </w:p>
+        </w:tc>
+        <w:tc>
+          <w:tcPr>
+            <w:tcW w:type="dxa" w:w="2532"/>
+          </w:tcPr>
+          <w:p>
+            <w:pPr>
+              <w:pStyle w:val="Compact"/>
+              <w:jc w:val="left"/>
+            </w:pPr>
+            <w:r>
+              <w:t xml:space="preserve">200, totals as seeded</w:t>
+            </w:r>
+          </w:p>
+        </w:tc>
+        <w:tc>
+          <w:tcPr>
+            <w:tcW w:type="dxa" w:w="1627"/>
+          </w:tcPr>
+          <w:p>
+            <w:pPr>
+              <w:pStyle w:val="Compact"/>
+              <w:jc w:val="left"/>
+            </w:pPr>
+            <w:r>
+              <w:t xml:space="preserve">Pass</w:t>
+            </w:r>
+          </w:p>
+        </w:tc>
+      </w:tr>
+      <w:tr>
+        <w:tc>
+          <w:tcPr>
+            <w:tcW w:type="dxa" w:w="910"/>
+          </w:tcPr>
+          <w:p>
+            <w:pPr>
+              <w:pStyle w:val="Compact"/>
+              <w:jc w:val="left"/>
+            </w:pPr>
+            <w:r>
+              <w:t xml:space="preserve">TC-04</w:t>
+            </w:r>
+          </w:p>
+        </w:tc>
+        <w:tc>
+          <w:tcPr>
+            <w:tcW w:type="dxa" w:w="2081"/>
+          </w:tcPr>
+          <w:p>
+            <w:pPr>
+              <w:pStyle w:val="Compact"/>
+              <w:jc w:val="left"/>
+            </w:pPr>
+            <w:r>
+              <w:t xml:space="preserve">valid meal voucher scan</w:t>
+            </w:r>
+          </w:p>
+        </w:tc>
+        <w:tc>
+          <w:tcPr>
+            <w:tcW w:type="dxa" w:w="2210"/>
+          </w:tcPr>
+          <w:p>
+            <w:pPr>
+              <w:pStyle w:val="Compact"/>
+              <w:jc w:val="left"/>
+            </w:pPr>
+            <w:r>
+              <w:t xml:space="preserve">200; voucher redeemed; one redemption row</w:t>
+            </w:r>
+          </w:p>
+        </w:tc>
+        <w:tc>
+          <w:tcPr>
+            <w:tcW w:type="dxa" w:w="2532"/>
+          </w:tcPr>
+          <w:p>
+            <w:pPr>
+              <w:pStyle w:val="Compact"/>
+              <w:jc w:val="left"/>
+            </w:pPr>
+            <w:r>
+              <w:t xml:space="preserve">as expected</w:t>
+            </w:r>
+          </w:p>
+        </w:tc>
+        <w:tc>
+          <w:tcPr>
+            <w:tcW w:type="dxa" w:w="1627"/>
+          </w:tcPr>
+          <w:p>
+            <w:pPr>
+              <w:pStyle w:val="Compact"/>
+              <w:jc w:val="left"/>
+            </w:pPr>
+            <w:r>
+              <w:t xml:space="preserve">Pass</w:t>
+            </w:r>
+          </w:p>
+        </w:tc>
+      </w:tr>
+      <w:tr>
+        <w:tc>
+          <w:tcPr>
+            <w:tcW w:type="dxa" w:w="910"/>
+          </w:tcPr>
+          <w:p>
+            <w:pPr>
+              <w:pStyle w:val="Compact"/>
+              <w:jc w:val="left"/>
+            </w:pPr>
+            <w:r>
+              <w:t xml:space="preserve">TC-05</w:t>
+            </w:r>
+          </w:p>
+        </w:tc>
+        <w:tc>
+          <w:tcPr>
+            <w:tcW w:type="dxa" w:w="2081"/>
+          </w:tcPr>
+          <w:p>
+            <w:pPr>
+              <w:pStyle w:val="Compact"/>
+              <w:jc w:val="left"/>
+            </w:pPr>
+            <w:r>
+              <w:t xml:space="preserve">second scan of a redeemed voucher</w:t>
+            </w:r>
+          </w:p>
+        </w:tc>
+        <w:tc>
+          <w:tcPr>
+            <w:tcW w:type="dxa" w:w="2210"/>
+          </w:tcPr>
+          <w:p>
+            <w:pPr>
+              <w:pStyle w:val="Compact"/>
+              <w:jc w:val="left"/>
+            </w:pPr>
+            <w:r>
+              <w:t xml:space="preserve">409 with the earlier redemption time</w:t>
+            </w:r>
+          </w:p>
+        </w:tc>
+        <w:tc>
+          <w:tcPr>
+            <w:tcW w:type="dxa" w:w="2532"/>
+          </w:tcPr>
+          <w:p>
+            <w:pPr>
+              <w:pStyle w:val="Compact"/>
+              <w:jc w:val="left"/>
+            </w:pPr>
+            <w:r>
+              <w:t xml:space="preserve">409 with redeemed_at</w:t>
+            </w:r>
+          </w:p>
+        </w:tc>
+        <w:tc>
+          <w:tcPr>
+            <w:tcW w:type="dxa" w:w="1627"/>
+          </w:tcPr>
+          <w:p>
+            <w:pPr>
+              <w:pStyle w:val="Compact"/>
+              <w:jc w:val="left"/>
+            </w:pPr>
+            <w:r>
+              <w:t xml:space="preserve">Pass</w:t>
+            </w:r>
+          </w:p>
+        </w:tc>
+      </w:tr>
+      <w:tr>
+        <w:tc>
+          <w:tcPr>
+            <w:tcW w:type="dxa" w:w="910"/>
+          </w:tcPr>
+          <w:p>
+            <w:pPr>
+              <w:pStyle w:val="Compact"/>
+              <w:jc w:val="left"/>
+            </w:pPr>
+            <w:r>
+              <w:t xml:space="preserve">TC-06</w:t>
+            </w:r>
+          </w:p>
+        </w:tc>
+        <w:tc>
+          <w:tcPr>
+            <w:tcW w:type="dxa" w:w="2081"/>
+          </w:tcPr>
+          <w:p>
+            <w:pPr>
+              <w:pStyle w:val="Compact"/>
+              <w:jc w:val="left"/>
+            </w:pPr>
+            <w:r>
+              <w:t xml:space="preserve">duplicate caught by the unique constraint</w:t>
+            </w:r>
+          </w:p>
+        </w:tc>
+        <w:tc>
+          <w:tcPr>
+            <w:tcW w:type="dxa" w:w="2210"/>
+          </w:tcPr>
+          <w:p>
+            <w:pPr>
+              <w:pStyle w:val="Compact"/>
+              <w:jc w:val="left"/>
+            </w:pPr>
+            <w:r>
+              <w:t xml:space="preserve">409, not 500</w:t>
+            </w:r>
+          </w:p>
+        </w:tc>
+        <w:tc>
+          <w:tcPr>
+            <w:tcW w:type="dxa" w:w="2532"/>
+          </w:tcPr>
+          <w:p>
+            <w:pPr>
+              <w:pStyle w:val="Compact"/>
+              <w:jc w:val="left"/>
+            </w:pPr>
+            <w:r>
+              <w:t xml:space="preserve">409</w:t>
+            </w:r>
+          </w:p>
+        </w:tc>
+        <w:tc>
+          <w:tcPr>
+            <w:tcW w:type="dxa" w:w="1627"/>
+          </w:tcPr>
+          <w:p>
+            <w:pPr>
+              <w:pStyle w:val="Compact"/>
+              <w:jc w:val="left"/>
+            </w:pPr>
+            <w:r>
+              <w:t xml:space="preserve">Pass</w:t>
+            </w:r>
+          </w:p>
+        </w:tc>
+      </w:tr>
+      <w:tr>
+        <w:tc>
+          <w:tcPr>
+            <w:tcW w:type="dxa" w:w="910"/>
+          </w:tcPr>
+          <w:p>
+            <w:pPr>
+              <w:pStyle w:val="Compact"/>
+              <w:jc w:val="left"/>
+            </w:pPr>
+            <w:r>
+              <w:t xml:space="preserve">TC-07</w:t>
+            </w:r>
+          </w:p>
+        </w:tc>
+        <w:tc>
+          <w:tcPr>
+            <w:tcW w:type="dxa" w:w="2081"/>
+          </w:tcPr>
+          <w:p>
+            <w:pPr>
+              <w:pStyle w:val="Compact"/>
+              <w:jc w:val="left"/>
+            </w:pPr>
+            <w:r>
+              <w:t xml:space="preserve">unknown meal token</w:t>
+            </w:r>
+          </w:p>
+        </w:tc>
+        <w:tc>
+          <w:tcPr>
+            <w:tcW w:type="dxa" w:w="2210"/>
+          </w:tcPr>
+          <w:p>
+            <w:pPr>
+              <w:pStyle w:val="Compact"/>
+              <w:jc w:val="left"/>
+            </w:pPr>
+            <w:r>
+              <w:t xml:space="preserve">404 Invalid meal voucher QR token</w:t>
+            </w:r>
+          </w:p>
+        </w:tc>
+        <w:tc>
+          <w:tcPr>
+            <w:tcW w:type="dxa" w:w="2532"/>
+          </w:tcPr>
+          <w:p>
+            <w:pPr>
+              <w:pStyle w:val="Compact"/>
+              <w:jc w:val="left"/>
+            </w:pPr>
+            <w:r>
+              <w:t xml:space="preserve">404</w:t>
+            </w:r>
+          </w:p>
+        </w:tc>
+        <w:tc>
+          <w:tcPr>
+            <w:tcW w:type="dxa" w:w="1627"/>
+          </w:tcPr>
+          <w:p>
+            <w:pPr>
+              <w:pStyle w:val="Compact"/>
+              <w:jc w:val="left"/>
+            </w:pPr>
+            <w:r>
+              <w:t xml:space="preserve">Pass</w:t>
+            </w:r>
+          </w:p>
+        </w:tc>
+      </w:tr>
+      <w:tr>
+        <w:tc>
+          <w:tcPr>
+            <w:tcW w:type="dxa" w:w="910"/>
+          </w:tcPr>
+          <w:p>
+            <w:pPr>
+              <w:pStyle w:val="Compact"/>
+              <w:jc w:val="left"/>
+            </w:pPr>
+            <w:r>
+              <w:t xml:space="preserve">TC-08</w:t>
+            </w:r>
+          </w:p>
+        </w:tc>
+        <w:tc>
+          <w:tcPr>
+            <w:tcW w:type="dxa" w:w="2081"/>
+          </w:tcPr>
+          <w:p>
+            <w:pPr>
+              <w:pStyle w:val="Compact"/>
+              <w:jc w:val="left"/>
+            </w:pPr>
+            <w:r>
+              <w:t xml:space="preserve">redeeming one category leaves the others redeemable</w:t>
+            </w:r>
+          </w:p>
+        </w:tc>
+        <w:tc>
+          <w:tcPr>
+            <w:tcW w:type="dxa" w:w="2210"/>
+          </w:tcPr>
+          <w:p>
+            <w:pPr>
+              <w:pStyle w:val="Compact"/>
+              <w:jc w:val="left"/>
+            </w:pPr>
+            <w:r>
+              <w:t xml:space="preserve">other categories still 200</w:t>
+            </w:r>
+          </w:p>
+        </w:tc>
+        <w:tc>
+          <w:tcPr>
+            <w:tcW w:type="dxa" w:w="2532"/>
+          </w:tcPr>
+          <w:p>
+            <w:pPr>
+              <w:pStyle w:val="Compact"/>
+              <w:jc w:val="left"/>
+            </w:pPr>
+            <w:r>
+              <w:t xml:space="preserve">200 for each other category</w:t>
+            </w:r>
+          </w:p>
+        </w:tc>
+        <w:tc>
+          <w:tcPr>
+            <w:tcW w:type="dxa" w:w="1627"/>
+          </w:tcPr>
+          <w:p>
+            <w:pPr>
+              <w:pStyle w:val="Compact"/>
+              <w:jc w:val="left"/>
+            </w:pPr>
+            <w:r>
+              <w:t xml:space="preserve">Pass</w:t>
+            </w:r>
+          </w:p>
+        </w:tc>
+      </w:tr>
+      <w:tr>
+        <w:tc>
+          <w:tcPr>
+            <w:tcW w:type="dxa" w:w="910"/>
+          </w:tcPr>
+          <w:p>
+            <w:pPr>
+              <w:pStyle w:val="Compact"/>
+              <w:jc w:val="left"/>
+            </w:pPr>
+            <w:r>
+              <w:t xml:space="preserve">TC-09</w:t>
+            </w:r>
+          </w:p>
+        </w:tc>
+        <w:tc>
+          <w:tcPr>
+            <w:tcW w:type="dxa" w:w="2081"/>
+          </w:tcPr>
+          <w:p>
+            <w:pPr>
+              <w:pStyle w:val="Compact"/>
+              <w:jc w:val="left"/>
+            </w:pPr>
+            <w:r>
+              <w:t xml:space="preserve">valid session attendance scan</w:t>
+            </w:r>
+          </w:p>
+        </w:tc>
+        <w:tc>
+          <w:tcPr>
+            <w:tcW w:type="dxa" w:w="2210"/>
+          </w:tcPr>
+          <w:p>
+            <w:pPr>
+              <w:pStyle w:val="Compact"/>
+              <w:jc w:val="left"/>
+            </w:pPr>
+            <w:r>
+              <w:t xml:space="preserve">200; attendance recorded</w:t>
+            </w:r>
+          </w:p>
+        </w:tc>
+        <w:tc>
+          <w:tcPr>
+            <w:tcW w:type="dxa" w:w="2532"/>
+          </w:tcPr>
+          <w:p>
+            <w:pPr>
+              <w:pStyle w:val="Compact"/>
+              <w:jc w:val="left"/>
+            </w:pPr>
+            <w:r>
+              <w:t xml:space="preserve">as expected</w:t>
+            </w:r>
+          </w:p>
+        </w:tc>
+        <w:tc>
+          <w:tcPr>
+            <w:tcW w:type="dxa" w:w="1627"/>
+          </w:tcPr>
+          <w:p>
+            <w:pPr>
+              <w:pStyle w:val="Compact"/>
+              <w:jc w:val="left"/>
+            </w:pPr>
+            <w:r>
+              <w:t xml:space="preserve">Pass</w:t>
+            </w:r>
+          </w:p>
+        </w:tc>
+      </w:tr>
+      <w:tr>
+        <w:tc>
+          <w:tcPr>
+            <w:tcW w:type="dxa" w:w="910"/>
+          </w:tcPr>
+          <w:p>
+            <w:pPr>
+              <w:pStyle w:val="Compact"/>
+              <w:jc w:val="left"/>
+            </w:pPr>
+            <w:r>
+              <w:t xml:space="preserve">TC-10</w:t>
+            </w:r>
+          </w:p>
+        </w:tc>
+        <w:tc>
+          <w:tcPr>
+            <w:tcW w:type="dxa" w:w="2081"/>
+          </w:tcPr>
+          <w:p>
+            <w:pPr>
+              <w:pStyle w:val="Compact"/>
+              <w:jc w:val="left"/>
+            </w:pPr>
+            <w:r>
+              <w:t xml:space="preserve">duplicate session scan</w:t>
+            </w:r>
+          </w:p>
+        </w:tc>
+        <w:tc>
+          <w:tcPr>
+            <w:tcW w:type="dxa" w:w="2210"/>
+          </w:tcPr>
+          <w:p>
+            <w:pPr>
+              <w:pStyle w:val="Compact"/>
+              <w:jc w:val="left"/>
+            </w:pPr>
+            <w:r>
+              <w:t xml:space="preserve">409 duplicate</w:t>
+            </w:r>
+          </w:p>
+        </w:tc>
+        <w:tc>
+          <w:tcPr>
+            <w:tcW w:type="dxa" w:w="2532"/>
+          </w:tcPr>
+          <w:p>
+            <w:pPr>
+              <w:pStyle w:val="Compact"/>
+              <w:jc w:val="left"/>
+            </w:pPr>
+            <w:r>
+              <w:t xml:space="preserve">409</w:t>
+            </w:r>
+          </w:p>
+        </w:tc>
+        <w:tc>
+          <w:tcPr>
+            <w:tcW w:type="dxa" w:w="1627"/>
+          </w:tcPr>
+          <w:p>
+            <w:pPr>
+              <w:pStyle w:val="Compact"/>
+              <w:jc w:val="left"/>
+            </w:pPr>
+            <w:r>
+              <w:t xml:space="preserve">Pass</w:t>
+            </w:r>
+          </w:p>
+        </w:tc>
+      </w:tr>
+      <w:tr>
+        <w:tc>
+          <w:tcPr>
+            <w:tcW w:type="dxa" w:w="910"/>
+          </w:tcPr>
+          <w:p>
+            <w:pPr>
+              <w:pStyle w:val="Compact"/>
+              <w:jc w:val="left"/>
+            </w:pPr>
+            <w:r>
+              <w:t xml:space="preserve">TC-11</w:t>
+            </w:r>
+          </w:p>
+        </w:tc>
+        <w:tc>
+          <w:tcPr>
+            <w:tcW w:type="dxa" w:w="2081"/>
+          </w:tcPr>
+          <w:p>
+            <w:pPr>
+              <w:pStyle w:val="Compact"/>
+              <w:jc w:val="left"/>
+            </w:pPr>
+            <w:r>
+              <w:t xml:space="preserve">check-in that loses a race</w:t>
+            </w:r>
+          </w:p>
+        </w:tc>
+        <w:tc>
+          <w:tcPr>
+            <w:tcW w:type="dxa" w:w="2210"/>
+          </w:tcPr>
+          <w:p>
+            <w:pPr>
+              <w:pStyle w:val="Compact"/>
+              <w:jc w:val="left"/>
+            </w:pPr>
+            <w:r>
+              <w:t xml:space="preserve">duplicate answer, not 500</w:t>
+            </w:r>
+          </w:p>
+        </w:tc>
+        <w:tc>
+          <w:tcPr>
+            <w:tcW w:type="dxa" w:w="2532"/>
+          </w:tcPr>
+          <w:p>
+            <w:pPr>
+              <w:pStyle w:val="Compact"/>
+              <w:jc w:val="left"/>
+            </w:pPr>
+            <w:r>
+              <w:t xml:space="preserve">duplicate, no 500</w:t>
+            </w:r>
+          </w:p>
+        </w:tc>
+        <w:tc>
+          <w:tcPr>
+            <w:tcW w:type="dxa" w:w="1627"/>
+          </w:tcPr>
+          <w:p>
+            <w:pPr>
+              <w:pStyle w:val="Compact"/>
+              <w:jc w:val="left"/>
+            </w:pPr>
+            <w:r>
+              <w:t xml:space="preserve">Pass</w:t>
+            </w:r>
+          </w:p>
+        </w:tc>
+      </w:tr>
+      <w:tr>
+        <w:tc>
+          <w:tcPr>
+            <w:tcW w:type="dxa" w:w="910"/>
+          </w:tcPr>
+          <w:p>
+            <w:pPr>
+              <w:pStyle w:val="Compact"/>
+              <w:jc w:val="left"/>
+            </w:pPr>
+            <w:r>
+              <w:t xml:space="preserve">TC-12</w:t>
+            </w:r>
+          </w:p>
+        </w:tc>
+        <w:tc>
+          <w:tcPr>
+            <w:tcW w:type="dxa" w:w="2081"/>
+          </w:tcPr>
+          <w:p>
+            <w:pPr>
+              <w:pStyle w:val="Compact"/>
+              <w:jc w:val="left"/>
+            </w:pPr>
+            <w:r>
+              <w:t xml:space="preserve">session scan that loses a race</w:t>
+            </w:r>
+          </w:p>
+        </w:tc>
+        <w:tc>
+          <w:tcPr>
+            <w:tcW w:type="dxa" w:w="2210"/>
+          </w:tcPr>
+          <w:p>
+            <w:pPr>
+              <w:pStyle w:val="Compact"/>
+              <w:jc w:val="left"/>
+            </w:pPr>
+            <w:r>
+              <w:t xml:space="preserve">409, not 500</w:t>
+            </w:r>
+          </w:p>
+        </w:tc>
+        <w:tc>
+          <w:tcPr>
+            <w:tcW w:type="dxa" w:w="2532"/>
+          </w:tcPr>
+          <w:p>
+            <w:pPr>
+              <w:pStyle w:val="Compact"/>
+              <w:jc w:val="left"/>
+            </w:pPr>
+            <w:r>
+              <w:t xml:space="preserve">409</w:t>
+            </w:r>
+          </w:p>
+        </w:tc>
+        <w:tc>
+          <w:tcPr>
+            <w:tcW w:type="dxa" w:w="1627"/>
+          </w:tcPr>
+          <w:p>
+            <w:pPr>
+              <w:pStyle w:val="Compact"/>
+              <w:jc w:val="left"/>
+            </w:pPr>
+            <w:r>
+              <w:t xml:space="preserve">Pass</w:t>
+            </w:r>
+          </w:p>
+        </w:tc>
+      </w:tr>
+      <w:tr>
+        <w:tc>
+          <w:tcPr>
+            <w:tcW w:type="dxa" w:w="910"/>
+          </w:tcPr>
+          <w:p>
+            <w:pPr>
+              <w:pStyle w:val="Compact"/>
+              <w:jc w:val="left"/>
+            </w:pPr>
+            <w:r>
+              <w:t xml:space="preserve">TC-13</w:t>
+            </w:r>
+          </w:p>
+        </w:tc>
+        <w:tc>
+          <w:tcPr>
+            <w:tcW w:type="dxa" w:w="2081"/>
+          </w:tcPr>
+          <w:p>
+            <w:pPr>
+              <w:pStyle w:val="Compact"/>
+              <w:jc w:val="left"/>
+            </w:pPr>
+            <w:r>
+              <w:t xml:space="preserve">notification send in demo mode</w:t>
+            </w:r>
+          </w:p>
+        </w:tc>
+        <w:tc>
+          <w:tcPr>
+            <w:tcW w:type="dxa" w:w="2210"/>
+          </w:tcPr>
+          <w:p>
+            <w:pPr>
+              <w:pStyle w:val="Compact"/>
+              <w:jc w:val="left"/>
+            </w:pPr>
+            <w:r>
+              <w:t xml:space="preserve">recorded as demo, never sent</w:t>
+            </w:r>
+          </w:p>
+        </w:tc>
+        <w:tc>
+          <w:tcPr>
+            <w:tcW w:type="dxa" w:w="2532"/>
+          </w:tcPr>
+          <w:p>
+            <w:pPr>
+              <w:pStyle w:val="Compact"/>
+              <w:jc w:val="left"/>
+            </w:pPr>
+            <w:r>
+              <w:t xml:space="preserve">demo</w:t>
+            </w:r>
+          </w:p>
+        </w:tc>
+        <w:tc>
+          <w:tcPr>
+            <w:tcW w:type="dxa" w:w="1627"/>
+          </w:tcPr>
+          <w:p>
+            <w:pPr>
+              <w:pStyle w:val="Compact"/>
+              <w:jc w:val="left"/>
+            </w:pPr>
+            <w:r>
+              <w:t xml:space="preserve">Pass</w:t>
+            </w:r>
+          </w:p>
+        </w:tc>
+      </w:tr>
+      <w:tr>
+        <w:tc>
+          <w:tcPr>
+            <w:tcW w:type="dxa" w:w="910"/>
+          </w:tcPr>
+          <w:p>
+            <w:pPr>
+              <w:pStyle w:val="Compact"/>
+              <w:jc w:val="left"/>
+            </w:pPr>
+            <w:r>
+              <w:t xml:space="preserve">TC-14</w:t>
+            </w:r>
+          </w:p>
+        </w:tc>
+        <w:tc>
+          <w:tcPr>
+            <w:tcW w:type="dxa" w:w="2081"/>
+          </w:tcPr>
+          <w:p>
+            <w:pPr>
+              <w:pStyle w:val="Compact"/>
+              <w:jc w:val="left"/>
+            </w:pPr>
+            <w:r>
+              <w:t xml:space="preserve">missing Firebase config with demo mode off</w:t>
+            </w:r>
+          </w:p>
+        </w:tc>
+        <w:tc>
+          <w:tcPr>
+            <w:tcW w:type="dxa" w:w="2210"/>
+          </w:tcPr>
+          <w:p>
+            <w:pPr>
+              <w:pStyle w:val="Compact"/>
+              <w:jc w:val="left"/>
+            </w:pPr>
+            <w:r>
+              <w:t xml:space="preserve">send fails; nothing marked sent</w:t>
+            </w:r>
+          </w:p>
+        </w:tc>
+        <w:tc>
+          <w:tcPr>
+            <w:tcW w:type="dxa" w:w="2532"/>
+          </w:tcPr>
+          <w:p>
+            <w:pPr>
+              <w:pStyle w:val="Compact"/>
+              <w:jc w:val="left"/>
+            </w:pPr>
+            <w:r>
+              <w:t xml:space="preserve">failed</w:t>
+            </w:r>
+          </w:p>
+        </w:tc>
+        <w:tc>
+          <w:tcPr>
+            <w:tcW w:type="dxa" w:w="1627"/>
+          </w:tcPr>
+          <w:p>
+            <w:pPr>
+              <w:pStyle w:val="Compact"/>
+              <w:jc w:val="left"/>
+            </w:pPr>
+            <w:r>
+              <w:t xml:space="preserve">Pass</w:t>
+            </w:r>
+          </w:p>
+        </w:tc>
+      </w:tr>
+      <w:tr>
+        <w:tc>
+          <w:tcPr>
+            <w:tcW w:type="dxa" w:w="910"/>
+          </w:tcPr>
+          <w:p>
+            <w:pPr>
+              <w:pStyle w:val="Compact"/>
+              <w:jc w:val="left"/>
+            </w:pPr>
+            <w:r>
+              <w:t xml:space="preserve">TC-15</w:t>
+            </w:r>
+          </w:p>
+        </w:tc>
+        <w:tc>
+          <w:tcPr>
+            <w:tcW w:type="dxa" w:w="2081"/>
+          </w:tcPr>
+          <w:p>
+            <w:pPr>
+              <w:pStyle w:val="Compact"/>
+              <w:jc w:val="left"/>
+            </w:pPr>
+            <w:r>
+              <w:t xml:space="preserve">custom notification target</w:t>
+            </w:r>
+          </w:p>
+        </w:tc>
+        <w:tc>
+          <w:tcPr>
+            <w:tcW w:type="dxa" w:w="2210"/>
+          </w:tcPr>
+          <w:p>
+            <w:pPr>
+              <w:pStyle w:val="Compact"/>
+              <w:jc w:val="left"/>
+            </w:pPr>
+            <w:r>
+              <w:t xml:space="preserve">rejected with 422</w:t>
+            </w:r>
+          </w:p>
+        </w:tc>
+        <w:tc>
+          <w:tcPr>
+            <w:tcW w:type="dxa" w:w="2532"/>
+          </w:tcPr>
+          <w:p>
+            <w:pPr>
+              <w:pStyle w:val="Compact"/>
+              <w:jc w:val="left"/>
+            </w:pPr>
+            <w:r>
+              <w:t xml:space="preserve">422</w:t>
+            </w:r>
+          </w:p>
+        </w:tc>
+        <w:tc>
+          <w:tcPr>
+            <w:tcW w:type="dxa" w:w="1627"/>
+          </w:tcPr>
+          <w:p>
+            <w:pPr>
+              <w:pStyle w:val="Compact"/>
+              <w:jc w:val="left"/>
+            </w:pPr>
+            <w:r>
+              <w:t xml:space="preserve">Pass</w:t>
+            </w:r>
+          </w:p>
+        </w:tc>
+      </w:tr>
+      <w:tr>
+        <w:tc>
+          <w:tcPr>
+            <w:tcW w:type="dxa" w:w="910"/>
+          </w:tcPr>
+          <w:p>
+            <w:pPr>
+              <w:pStyle w:val="Compact"/>
+              <w:jc w:val="left"/>
+            </w:pPr>
+            <w:r>
+              <w:t xml:space="preserve">TC-16</w:t>
+            </w:r>
+          </w:p>
+        </w:tc>
+        <w:tc>
+          <w:tcPr>
+            <w:tcW w:type="dxa" w:w="2081"/>
+          </w:tcPr>
+          <w:p>
+            <w:pPr>
+              <w:pStyle w:val="Compact"/>
+              <w:jc w:val="left"/>
+            </w:pPr>
+            <w:r>
+              <w:t xml:space="preserve">CSV report download</w:t>
+            </w:r>
+          </w:p>
+        </w:tc>
+        <w:tc>
+          <w:tcPr>
+            <w:tcW w:type="dxa" w:w="2210"/>
+          </w:tcPr>
+          <w:p>
+            <w:pPr>
+              <w:pStyle w:val="Compact"/>
+              <w:jc w:val="left"/>
+            </w:pPr>
+            <w:r>
+              <w:t xml:space="preserve">200, text/csv attachment</w:t>
+            </w:r>
+          </w:p>
+        </w:tc>
+        <w:tc>
+          <w:tcPr>
+            <w:tcW w:type="dxa" w:w="2532"/>
+          </w:tcPr>
+          <w:p>
+            <w:pPr>
+              <w:pStyle w:val="Compact"/>
+              <w:jc w:val="left"/>
+            </w:pPr>
+            <w:r>
+              <w:t xml:space="preserve">as expected</w:t>
+            </w:r>
+          </w:p>
+        </w:tc>
+        <w:tc>
+          <w:tcPr>
+            <w:tcW w:type="dxa" w:w="1627"/>
+          </w:tcPr>
+          <w:p>
+            <w:pPr>
+              <w:pStyle w:val="Compact"/>
+              <w:jc w:val="left"/>
+            </w:pPr>
+            <w:r>
+              <w:t xml:space="preserve">Pass</w:t>
+            </w:r>
+          </w:p>
+        </w:tc>
+      </w:tr>
+      <w:tr>
+        <w:tc>
+          <w:tcPr>
+            <w:tcW w:type="dxa" w:w="910"/>
+          </w:tcPr>
+          <w:p>
+            <w:pPr>
+              <w:pStyle w:val="Compact"/>
+              <w:jc w:val="left"/>
+            </w:pPr>
+            <w:r>
+              <w:t xml:space="preserve">TC-17</w:t>
+            </w:r>
+          </w:p>
+        </w:tc>
+        <w:tc>
+          <w:tcPr>
+            <w:tcW w:type="dxa" w:w="2081"/>
+          </w:tcPr>
+          <w:p>
+            <w:pPr>
+              <w:pStyle w:val="Compact"/>
+              <w:jc w:val="left"/>
+            </w:pPr>
+            <w:r>
+              <w:t xml:space="preserve">every export has one row per database record</w:t>
+            </w:r>
+          </w:p>
+        </w:tc>
+        <w:tc>
+          <w:tcPr>
+            <w:tcW w:type="dxa" w:w="2210"/>
+          </w:tcPr>
+          <w:p>
+            <w:pPr>
+              <w:pStyle w:val="Compact"/>
+              <w:jc w:val="left"/>
+            </w:pPr>
+            <w:r>
+              <w:t xml:space="preserve">row counts equal the database</w:t>
+            </w:r>
+          </w:p>
+        </w:tc>
+        <w:tc>
+          <w:tcPr>
+            <w:tcW w:type="dxa" w:w="2532"/>
+          </w:tcPr>
+          <w:p>
+            <w:pPr>
+              <w:pStyle w:val="Compact"/>
+              <w:jc w:val="left"/>
+            </w:pPr>
+            <w:r>
+              <w:t xml:space="preserve">equal for all four</w:t>
+            </w:r>
+          </w:p>
+        </w:tc>
+        <w:tc>
+          <w:tcPr>
+            <w:tcW w:type="dxa" w:w="1627"/>
+          </w:tcPr>
+          <w:p>
+            <w:pPr>
+              <w:pStyle w:val="Compact"/>
+              <w:jc w:val="left"/>
+            </w:pPr>
+            <w:r>
+              <w:t xml:space="preserve">Pass</w:t>
+            </w:r>
+          </w:p>
+        </w:tc>
+      </w:tr>
+      <w:tr>
+        <w:tc>
+          <w:tcPr>
+            <w:tcW w:type="dxa" w:w="910"/>
+          </w:tcPr>
+          <w:p>
+            <w:pPr>
+              <w:pStyle w:val="Compact"/>
+              <w:jc w:val="left"/>
+            </w:pPr>
+            <w:r>
+              <w:t xml:space="preserve">TC-18</w:t>
+            </w:r>
+          </w:p>
+        </w:tc>
+        <w:tc>
+          <w:tcPr>
+            <w:tcW w:type="dxa" w:w="2081"/>
+          </w:tcPr>
+          <w:p>
+            <w:pPr>
+              <w:pStyle w:val="Compact"/>
+              <w:jc w:val="left"/>
+            </w:pPr>
+            <w:r>
+              <w:t xml:space="preserve">pushes go out after recipient rows commit</w:t>
+            </w:r>
+          </w:p>
+        </w:tc>
+        <w:tc>
+          <w:tcPr>
+            <w:tcW w:type="dxa" w:w="2210"/>
+          </w:tcPr>
+          <w:p>
+            <w:pPr>
+              <w:pStyle w:val="Compact"/>
+              <w:jc w:val="left"/>
+            </w:pPr>
+            <w:r>
+              <w:t xml:space="preserve">no push inside the transaction</w:t>
+            </w:r>
+          </w:p>
+        </w:tc>
+        <w:tc>
+          <w:tcPr>
+            <w:tcW w:type="dxa" w:w="2532"/>
+          </w:tcPr>
+          <w:p>
+            <w:pPr>
+              <w:pStyle w:val="Compact"/>
+              <w:jc w:val="left"/>
+            </w:pPr>
+            <w:r>
+              <w:t xml:space="preserve">as expected</w:t>
+            </w:r>
+          </w:p>
+        </w:tc>
+        <w:tc>
+          <w:tcPr>
+            <w:tcW w:type="dxa" w:w="1627"/>
+          </w:tcPr>
+          <w:p>
+            <w:pPr>
+              <w:pStyle w:val="Compact"/>
+              <w:jc w:val="left"/>
+            </w:pPr>
+            <w:r>
+              <w:t xml:space="preserve">Pass</w:t>
+            </w:r>
+          </w:p>
+        </w:tc>
+      </w:tr>
+      <w:tr>
+        <w:tc>
+          <w:tcPr>
+            <w:tcW w:type="dxa" w:w="910"/>
+          </w:tcPr>
+          <w:p>
+            <w:pPr>
+              <w:pStyle w:val="Compact"/>
+              <w:jc w:val="left"/>
+            </w:pPr>
+            <w:r>
+              <w:t xml:space="preserve">TC-19</w:t>
+            </w:r>
+          </w:p>
+        </w:tc>
+        <w:tc>
+          <w:tcPr>
+            <w:tcW w:type="dxa" w:w="2081"/>
+          </w:tcPr>
+          <w:p>
+            <w:pPr>
+              <w:pStyle w:val="Compact"/>
+              <w:jc w:val="left"/>
+            </w:pPr>
+            <w:r>
+              <w:t xml:space="preserve">send through FCM v1 when configured</w:t>
+            </w:r>
+          </w:p>
+        </w:tc>
+        <w:tc>
+          <w:tcPr>
+            <w:tcW w:type="dxa" w:w="2210"/>
+          </w:tcPr>
+          <w:p>
+            <w:pPr>
+              <w:pStyle w:val="Compact"/>
+              <w:jc w:val="left"/>
+            </w:pPr>
+            <w:r>
+              <w:t xml:space="preserve">v1 request sent with OAuth token</w:t>
+            </w:r>
+          </w:p>
+        </w:tc>
+        <w:tc>
+          <w:tcPr>
+            <w:tcW w:type="dxa" w:w="2532"/>
+          </w:tcPr>
+          <w:p>
+            <w:pPr>
+              <w:pStyle w:val="Compact"/>
+              <w:jc w:val="left"/>
+            </w:pPr>
+            <w:r>
+              <w:t xml:space="preserve">as expected</w:t>
+            </w:r>
+          </w:p>
+        </w:tc>
+        <w:tc>
+          <w:tcPr>
+            <w:tcW w:type="dxa" w:w="1627"/>
+          </w:tcPr>
+          <w:p>
+            <w:pPr>
+              <w:pStyle w:val="Compact"/>
+              <w:jc w:val="left"/>
+            </w:pPr>
+            <w:r>
+              <w:t xml:space="preserve">Pass</w:t>
+            </w:r>
+          </w:p>
+        </w:tc>
+      </w:tr>
+      <w:tr>
+        <w:tc>
+          <w:tcPr>
+            <w:tcW w:type="dxa" w:w="910"/>
+          </w:tcPr>
+          <w:p>
+            <w:pPr>
+              <w:pStyle w:val="Compact"/>
+              <w:jc w:val="left"/>
+            </w:pPr>
+            <w:r>
+              <w:t xml:space="preserve">TC-20</w:t>
+            </w:r>
+          </w:p>
+        </w:tc>
+        <w:tc>
+          <w:tcPr>
+            <w:tcW w:type="dxa" w:w="2081"/>
+          </w:tcPr>
+          <w:p>
+            <w:pPr>
+              <w:pStyle w:val="Compact"/>
+              <w:jc w:val="left"/>
+            </w:pPr>
+            <w:r>
+              <w:t xml:space="preserve">delivery recorded per recipient</w:t>
+            </w:r>
+          </w:p>
+        </w:tc>
+        <w:tc>
+          <w:tcPr>
+            <w:tcW w:type="dxa" w:w="2210"/>
+          </w:tcPr>
+          <w:p>
+            <w:pPr>
+              <w:pStyle w:val="Compact"/>
+              <w:jc w:val="left"/>
+            </w:pPr>
+            <w:r>
+              <w:t xml:space="preserve">sent / failed / pending per recipient</w:t>
+            </w:r>
+          </w:p>
+        </w:tc>
+        <w:tc>
+          <w:tcPr>
+            <w:tcW w:type="dxa" w:w="2532"/>
+          </w:tcPr>
+          <w:p>
+            <w:pPr>
+              <w:pStyle w:val="Compact"/>
+              <w:jc w:val="left"/>
+            </w:pPr>
+            <w:r>
+              <w:t xml:space="preserve">as expected</w:t>
+            </w:r>
+          </w:p>
+        </w:tc>
+        <w:tc>
+          <w:tcPr>
+            <w:tcW w:type="dxa" w:w="1627"/>
+          </w:tcPr>
+          <w:p>
+            <w:pPr>
+              <w:pStyle w:val="Compact"/>
+              <w:jc w:val="left"/>
+            </w:pPr>
+            <w:r>
+              <w:t xml:space="preserve">Pass</w:t>
+            </w:r>
+          </w:p>
+        </w:tc>
+      </w:tr>
+      <w:tr>
+        <w:tc>
+          <w:tcPr>
+            <w:tcW w:type="dxa" w:w="910"/>
+          </w:tcPr>
+          <w:p>
+            <w:pPr>
+              <w:pStyle w:val="Compact"/>
+              <w:jc w:val="left"/>
+            </w:pPr>
+            <w:r>
+              <w:t xml:space="preserve">TC-21</w:t>
+            </w:r>
+          </w:p>
+        </w:tc>
+        <w:tc>
+          <w:tcPr>
+            <w:tcW w:type="dxa" w:w="2081"/>
+          </w:tcPr>
+          <w:p>
+            <w:pPr>
+              <w:pStyle w:val="Compact"/>
+              <w:jc w:val="left"/>
+            </w:pPr>
+            <w:r>
+              <w:t xml:space="preserve">session scan records the scanning device</w:t>
+            </w:r>
+          </w:p>
+        </w:tc>
+        <w:tc>
+          <w:tcPr>
+            <w:tcW w:type="dxa" w:w="2210"/>
+          </w:tcPr>
+          <w:p>
+            <w:pPr>
+              <w:pStyle w:val="Compact"/>
+              <w:jc w:val="left"/>
+            </w:pPr>
+            <w:r>
+              <w:t xml:space="preserve">device id stored</w:t>
+            </w:r>
+          </w:p>
+        </w:tc>
+        <w:tc>
+          <w:tcPr>
+            <w:tcW w:type="dxa" w:w="2532"/>
+          </w:tcPr>
+          <w:p>
+            <w:pPr>
+              <w:pStyle w:val="Compact"/>
+              <w:jc w:val="left"/>
+            </w:pPr>
+            <w:r>
+              <w:t xml:space="preserve">stored</w:t>
+            </w:r>
+          </w:p>
+        </w:tc>
+        <w:tc>
+          <w:tcPr>
+            <w:tcW w:type="dxa" w:w="1627"/>
+          </w:tcPr>
+          <w:p>
+            <w:pPr>
+              <w:pStyle w:val="Compact"/>
+              <w:jc w:val="left"/>
+            </w:pPr>
+            <w:r>
+              <w:t xml:space="preserve">Pass</w:t>
+            </w:r>
+          </w:p>
+        </w:tc>
+      </w:tr>
+      <w:tr>
+        <w:tc>
+          <w:tcPr>
+            <w:tcW w:type="dxa" w:w="910"/>
+          </w:tcPr>
+          <w:p>
+            <w:pPr>
+              <w:pStyle w:val="Compact"/>
+              <w:jc w:val="left"/>
+            </w:pPr>
+            <w:r>
+              <w:t xml:space="preserve">TC-22</w:t>
+            </w:r>
+          </w:p>
+        </w:tc>
+        <w:tc>
+          <w:tcPr>
+            <w:tcW w:type="dxa" w:w="2081"/>
+          </w:tcPr>
+          <w:p>
+            <w:pPr>
+              <w:pStyle w:val="Compact"/>
+              <w:jc w:val="left"/>
+            </w:pPr>
+            <w:r>
+              <w:t xml:space="preserve">capacity threshold transitions alert organisers</w:t>
+            </w:r>
+          </w:p>
+        </w:tc>
+        <w:tc>
+          <w:tcPr>
+            <w:tcW w:type="dxa" w:w="2210"/>
+          </w:tcPr>
+          <w:p>
+            <w:pPr>
+              <w:pStyle w:val="Compact"/>
+              <w:jc w:val="left"/>
+            </w:pPr>
+            <w:r>
+              <w:t xml:space="preserve">warning and over-capacity pushes to organisers</w:t>
+            </w:r>
+          </w:p>
+        </w:tc>
+        <w:tc>
+          <w:tcPr>
+            <w:tcW w:type="dxa" w:w="2532"/>
+          </w:tcPr>
+          <w:p>
+            <w:pPr>
+              <w:pStyle w:val="Compact"/>
+              <w:jc w:val="left"/>
+            </w:pPr>
+            <w:r>
+              <w:t xml:space="preserve">both sent</w:t>
+            </w:r>
+          </w:p>
+        </w:tc>
+        <w:tc>
+          <w:tcPr>
+            <w:tcW w:type="dxa" w:w="1627"/>
+          </w:tcPr>
+          <w:p>
+            <w:pPr>
+              <w:pStyle w:val="Compact"/>
+              <w:jc w:val="left"/>
+            </w:pPr>
+            <w:r>
+              <w:t xml:space="preserve">Pass</w:t>
+            </w:r>
+          </w:p>
+        </w:tc>
+      </w:tr>
+      <w:tr>
+        <w:tc>
+          <w:tcPr>
+            <w:tcW w:type="dxa" w:w="910"/>
+          </w:tcPr>
+          <w:p>
+            <w:pPr>
+              <w:pStyle w:val="Compact"/>
+              <w:jc w:val="left"/>
+            </w:pPr>
+            <w:r>
+              <w:t xml:space="preserve">TC-23</w:t>
+            </w:r>
+          </w:p>
+        </w:tc>
+        <w:tc>
+          <w:tcPr>
+            <w:tcW w:type="dxa" w:w="2081"/>
+          </w:tcPr>
+          <w:p>
+            <w:pPr>
+              <w:pStyle w:val="Compact"/>
+              <w:jc w:val="left"/>
+            </w:pPr>
+            <w:r>
+              <w:t xml:space="preserve">attendee fetches own QR token and vouchers</w:t>
+            </w:r>
+          </w:p>
+        </w:tc>
+        <w:tc>
+          <w:tcPr>
+            <w:tcW w:type="dxa" w:w="2210"/>
+          </w:tcPr>
+          <w:p>
+            <w:pPr>
+              <w:pStyle w:val="Compact"/>
+              <w:jc w:val="left"/>
+            </w:pPr>
+            <w:r>
+              <w:t xml:space="preserve">200 with own token and meal_vouchers</w:t>
+            </w:r>
+          </w:p>
+        </w:tc>
+        <w:tc>
+          <w:tcPr>
+            <w:tcW w:type="dxa" w:w="2532"/>
+          </w:tcPr>
+          <w:p>
+            <w:pPr>
+              <w:pStyle w:val="Compact"/>
+              <w:jc w:val="left"/>
+            </w:pPr>
+            <w:r>
+              <w:t xml:space="preserve">as expected</w:t>
+            </w:r>
+          </w:p>
+        </w:tc>
+        <w:tc>
+          <w:tcPr>
+            <w:tcW w:type="dxa" w:w="1627"/>
+          </w:tcPr>
+          <w:p>
+            <w:pPr>
+              <w:pStyle w:val="Compact"/>
+              <w:jc w:val="left"/>
+            </w:pPr>
+            <w:r>
+              <w:t xml:space="preserve">Pass</w:t>
+            </w:r>
+          </w:p>
+        </w:tc>
+      </w:tr>
+      <w:tr>
+        <w:tc>
+          <w:tcPr>
+            <w:tcW w:type="dxa" w:w="910"/>
+          </w:tcPr>
+          <w:p>
+            <w:pPr>
+              <w:pStyle w:val="Compact"/>
+              <w:jc w:val="left"/>
+            </w:pPr>
+            <w:r>
+              <w:t xml:space="preserve">TC-24</w:t>
+            </w:r>
+          </w:p>
+        </w:tc>
+        <w:tc>
+          <w:tcPr>
+            <w:tcW w:type="dxa" w:w="2081"/>
+          </w:tcPr>
+          <w:p>
+            <w:pPr>
+              <w:pStyle w:val="Compact"/>
+              <w:jc w:val="left"/>
+            </w:pPr>
+            <w:r>
+              <w:t xml:space="preserve">attendee on staff or organiser routes</w:t>
+            </w:r>
+          </w:p>
+        </w:tc>
+        <w:tc>
+          <w:tcPr>
+            <w:tcW w:type="dxa" w:w="2210"/>
+          </w:tcPr>
+          <w:p>
+            <w:pPr>
+              <w:pStyle w:val="Compact"/>
+              <w:jc w:val="left"/>
+            </w:pPr>
+            <w:r>
+              <w:t xml:space="preserve">403</w:t>
+            </w:r>
+          </w:p>
+        </w:tc>
+        <w:tc>
+          <w:tcPr>
+            <w:tcW w:type="dxa" w:w="2532"/>
+          </w:tcPr>
+          <w:p>
+            <w:pPr>
+              <w:pStyle w:val="Compact"/>
+              <w:jc w:val="left"/>
+            </w:pPr>
+            <w:r>
+              <w:t xml:space="preserve">403</w:t>
+            </w:r>
+          </w:p>
+        </w:tc>
+        <w:tc>
+          <w:tcPr>
+            <w:tcW w:type="dxa" w:w="1627"/>
+          </w:tcPr>
+          <w:p>
+            <w:pPr>
+              <w:pStyle w:val="Compact"/>
+              <w:jc w:val="left"/>
+            </w:pPr>
+            <w:r>
+              <w:t xml:space="preserve">Pass</w:t>
+            </w:r>
+          </w:p>
+        </w:tc>
+      </w:tr>
+      <w:tr>
+        <w:tc>
+          <w:tcPr>
+            <w:tcW w:type="dxa" w:w="910"/>
+          </w:tcPr>
+          <w:p>
+            <w:pPr>
+              <w:pStyle w:val="Compact"/>
+              <w:jc w:val="left"/>
+            </w:pPr>
+            <w:r>
+              <w:t xml:space="preserve">TC-25</w:t>
+            </w:r>
+          </w:p>
+        </w:tc>
+        <w:tc>
+          <w:tcPr>
+            <w:tcW w:type="dxa" w:w="2081"/>
+          </w:tcPr>
+          <w:p>
+            <w:pPr>
+              <w:pStyle w:val="Compact"/>
+              <w:jc w:val="left"/>
+            </w:pPr>
+            <w:r>
+              <w:t xml:space="preserve">attendee opens another attendee's voucher</w:t>
+            </w:r>
+          </w:p>
+        </w:tc>
+        <w:tc>
+          <w:tcPr>
+            <w:tcW w:type="dxa" w:w="2210"/>
+          </w:tcPr>
+          <w:p>
+            <w:pPr>
+              <w:pStyle w:val="Compact"/>
+              <w:jc w:val="left"/>
+            </w:pPr>
+            <w:r>
+              <w:t xml:space="preserve">403</w:t>
+            </w:r>
+          </w:p>
+        </w:tc>
+        <w:tc>
+          <w:tcPr>
+            <w:tcW w:type="dxa" w:w="2532"/>
+          </w:tcPr>
+          <w:p>
+            <w:pPr>
+              <w:pStyle w:val="Compact"/>
+              <w:jc w:val="left"/>
+            </w:pPr>
+            <w:r>
+              <w:t xml:space="preserve">403</w:t>
+            </w:r>
+          </w:p>
+        </w:tc>
+        <w:tc>
+          <w:tcPr>
+            <w:tcW w:type="dxa" w:w="1627"/>
+          </w:tcPr>
+          <w:p>
+            <w:pPr>
+              <w:pStyle w:val="Compact"/>
+              <w:jc w:val="left"/>
+            </w:pPr>
+            <w:r>
+              <w:t xml:space="preserve">Pass</w:t>
+            </w:r>
+          </w:p>
+        </w:tc>
+      </w:tr>
+      <w:tr>
+        <w:tc>
+          <w:tcPr>
+            <w:tcW w:type="dxa" w:w="910"/>
+          </w:tcPr>
+          <w:p>
+            <w:pPr>
+              <w:pStyle w:val="Compact"/>
+              <w:jc w:val="left"/>
+            </w:pPr>
+            <w:r>
+              <w:t xml:space="preserve">TC-26</w:t>
+            </w:r>
+          </w:p>
+        </w:tc>
+        <w:tc>
+          <w:tcPr>
+            <w:tcW w:type="dxa" w:w="2081"/>
+          </w:tcPr>
+          <w:p>
+            <w:pPr>
+              <w:pStyle w:val="Compact"/>
+              <w:jc w:val="left"/>
+            </w:pPr>
+            <w:r>
+              <w:t xml:space="preserve">notification read by a non-recipient</w:t>
+            </w:r>
+          </w:p>
+        </w:tc>
+        <w:tc>
+          <w:tcPr>
+            <w:tcW w:type="dxa" w:w="2210"/>
+          </w:tcPr>
+          <w:p>
+            <w:pPr>
+              <w:pStyle w:val="Compact"/>
+              <w:jc w:val="left"/>
+            </w:pPr>
+            <w:r>
+              <w:t xml:space="preserve">403; list holds only own</w:t>
+            </w:r>
+          </w:p>
+        </w:tc>
+        <w:tc>
+          <w:tcPr>
+            <w:tcW w:type="dxa" w:w="2532"/>
+          </w:tcPr>
+          <w:p>
+            <w:pPr>
+              <w:pStyle w:val="Compact"/>
+              <w:jc w:val="left"/>
+            </w:pPr>
+            <w:r>
+              <w:t xml:space="preserve">403</w:t>
+            </w:r>
+          </w:p>
+        </w:tc>
+        <w:tc>
+          <w:tcPr>
+            <w:tcW w:type="dxa" w:w="1627"/>
+          </w:tcPr>
+          <w:p>
+            <w:pPr>
+              <w:pStyle w:val="Compact"/>
+              <w:jc w:val="left"/>
+            </w:pPr>
+            <w:r>
+              <w:t xml:space="preserve">Pass</w:t>
+            </w:r>
+          </w:p>
+        </w:tc>
+      </w:tr>
+      <w:tr>
+        <w:tc>
+          <w:tcPr>
+            <w:tcW w:type="dxa" w:w="910"/>
+          </w:tcPr>
+          <w:p>
+            <w:pPr>
+              <w:pStyle w:val="Compact"/>
+              <w:jc w:val="left"/>
+            </w:pPr>
+            <w:r>
+              <w:t xml:space="preserve">TC-27</w:t>
+            </w:r>
+          </w:p>
+        </w:tc>
+        <w:tc>
+          <w:tcPr>
+            <w:tcW w:type="dxa" w:w="2081"/>
+          </w:tcPr>
+          <w:p>
+            <w:pPr>
+              <w:pStyle w:val="Compact"/>
+              <w:jc w:val="left"/>
+            </w:pPr>
+            <w:r>
+              <w:t xml:space="preserve">device token deleted by a non-owner</w:t>
+            </w:r>
+          </w:p>
+        </w:tc>
+        <w:tc>
+          <w:tcPr>
+            <w:tcW w:type="dxa" w:w="2210"/>
+          </w:tcPr>
+          <w:p>
+            <w:pPr>
+              <w:pStyle w:val="Compact"/>
+              <w:jc w:val="left"/>
+            </w:pPr>
+            <w:r>
+              <w:t xml:space="preserve">403</w:t>
+            </w:r>
+          </w:p>
+        </w:tc>
+        <w:tc>
+          <w:tcPr>
+            <w:tcW w:type="dxa" w:w="2532"/>
+          </w:tcPr>
+          <w:p>
+            <w:pPr>
+              <w:pStyle w:val="Compact"/>
+              <w:jc w:val="left"/>
+            </w:pPr>
+            <w:r>
+              <w:t xml:space="preserve">403</w:t>
+            </w:r>
+          </w:p>
+        </w:tc>
+        <w:tc>
+          <w:tcPr>
+            <w:tcW w:type="dxa" w:w="1627"/>
+          </w:tcPr>
+          <w:p>
+            <w:pPr>
+              <w:pStyle w:val="Compact"/>
+              <w:jc w:val="left"/>
+            </w:pPr>
+            <w:r>
+              <w:t xml:space="preserve">Pass</w:t>
+            </w:r>
+          </w:p>
+        </w:tc>
+      </w:tr>
+      <w:tr>
+        <w:tc>
+          <w:tcPr>
+            <w:tcW w:type="dxa" w:w="910"/>
+          </w:tcPr>
+          <w:p>
+            <w:pPr>
+              <w:pStyle w:val="Compact"/>
+              <w:jc w:val="left"/>
+            </w:pPr>
+            <w:r>
+              <w:t xml:space="preserve">TC-28</w:t>
+            </w:r>
+          </w:p>
+        </w:tc>
+        <w:tc>
+          <w:tcPr>
+            <w:tcW w:type="dxa" w:w="2081"/>
+          </w:tcPr>
+          <w:p>
+            <w:pPr>
+              <w:pStyle w:val="Compact"/>
+              <w:jc w:val="left"/>
+            </w:pPr>
+            <w:r>
+              <w:t xml:space="preserve">linking an attendee record to a scanner</w:t>
+            </w:r>
+          </w:p>
+        </w:tc>
+        <w:tc>
+          <w:tcPr>
+            <w:tcW w:type="dxa" w:w="2210"/>
+          </w:tcPr>
+          <w:p>
+            <w:pPr>
+              <w:pStyle w:val="Compact"/>
+              <w:jc w:val="left"/>
+            </w:pPr>
+            <w:r>
+              <w:t xml:space="preserve">scanner keeps scanner role</w:t>
+            </w:r>
+          </w:p>
+        </w:tc>
+        <w:tc>
+          <w:tcPr>
+            <w:tcW w:type="dxa" w:w="2532"/>
+          </w:tcPr>
+          <w:p>
+            <w:pPr>
+              <w:pStyle w:val="Compact"/>
+              <w:jc w:val="left"/>
+            </w:pPr>
+            <w:r>
+              <w:t xml:space="preserve">role kept</w:t>
+            </w:r>
+          </w:p>
+        </w:tc>
+        <w:tc>
+          <w:tcPr>
+            <w:tcW w:type="dxa" w:w="1627"/>
+          </w:tcPr>
+          <w:p>
+            <w:pPr>
+              <w:pStyle w:val="Compact"/>
+              <w:jc w:val="left"/>
+            </w:pPr>
+            <w:r>
+              <w:t xml:space="preserve">Pass</w:t>
+            </w:r>
+          </w:p>
+        </w:tc>
+      </w:tr>
+      <w:tr>
+        <w:tc>
+          <w:tcPr>
+            <w:tcW w:type="dxa" w:w="910"/>
+          </w:tcPr>
+          <w:p>
+            <w:pPr>
+              <w:pStyle w:val="Compact"/>
+              <w:jc w:val="left"/>
+            </w:pPr>
+            <w:r>
+              <w:t xml:space="preserve">TC-29</w:t>
+            </w:r>
+          </w:p>
+        </w:tc>
+        <w:tc>
+          <w:tcPr>
+            <w:tcW w:type="dxa" w:w="2081"/>
+          </w:tcPr>
+          <w:p>
+            <w:pPr>
+              <w:pStyle w:val="Compact"/>
+              <w:jc w:val="left"/>
+            </w:pPr>
+            <w:r>
+              <w:t xml:space="preserve">edit or delete a redemption, or cascade it away</w:t>
+            </w:r>
+          </w:p>
+        </w:tc>
+        <w:tc>
+          <w:tcPr>
+            <w:tcW w:type="dxa" w:w="2210"/>
+          </w:tcPr>
+          <w:p>
+            <w:pPr>
+              <w:pStyle w:val="Compact"/>
+              <w:jc w:val="left"/>
+            </w:pPr>
+            <w:r>
+              <w:t xml:space="preserve">refused; 409 on parent delete</w:t>
+            </w:r>
+          </w:p>
+        </w:tc>
+        <w:tc>
+          <w:tcPr>
+            <w:tcW w:type="dxa" w:w="2532"/>
+          </w:tcPr>
+          <w:p>
+            <w:pPr>
+              <w:pStyle w:val="Compact"/>
+              <w:jc w:val="left"/>
+            </w:pPr>
+            <w:r>
+              <w:t xml:space="preserve">refused / 409</w:t>
+            </w:r>
+          </w:p>
+        </w:tc>
+        <w:tc>
+          <w:tcPr>
+            <w:tcW w:type="dxa" w:w="1627"/>
+          </w:tcPr>
+          <w:p>
+            <w:pPr>
+              <w:pStyle w:val="Compact"/>
+              <w:jc w:val="left"/>
+            </w:pPr>
+            <w:r>
+              <w:t xml:space="preserve">Pass</w:t>
+            </w:r>
+          </w:p>
+        </w:tc>
+      </w:tr>
+      <w:tr>
+        <w:tc>
+          <w:tcPr>
+            <w:tcW w:type="dxa" w:w="910"/>
+          </w:tcPr>
+          <w:p>
+            <w:pPr>
+              <w:pStyle w:val="Compact"/>
+              <w:jc w:val="left"/>
+            </w:pPr>
+            <w:r>
+              <w:t xml:space="preserve">TC-30</w:t>
+            </w:r>
+          </w:p>
+        </w:tc>
+        <w:tc>
+          <w:tcPr>
+            <w:tcW w:type="dxa" w:w="2081"/>
+          </w:tcPr>
+          <w:p>
+            <w:pPr>
+              <w:pStyle w:val="Compact"/>
+              <w:jc w:val="left"/>
+            </w:pPr>
+            <w:r>
+              <w:t xml:space="preserve">scanner downloads a report</w:t>
+            </w:r>
+          </w:p>
+        </w:tc>
+        <w:tc>
+          <w:tcPr>
+            <w:tcW w:type="dxa" w:w="2210"/>
+          </w:tcPr>
+          <w:p>
+            <w:pPr>
+              <w:pStyle w:val="Compact"/>
+              <w:jc w:val="left"/>
+            </w:pPr>
+            <w:r>
+              <w:t xml:space="preserve">403</w:t>
+            </w:r>
+          </w:p>
+        </w:tc>
+        <w:tc>
+          <w:tcPr>
+            <w:tcW w:type="dxa" w:w="2532"/>
+          </w:tcPr>
+          <w:p>
+            <w:pPr>
+              <w:pStyle w:val="Compact"/>
+              <w:jc w:val="left"/>
+            </w:pPr>
+            <w:r>
+              <w:t xml:space="preserve">403</w:t>
+            </w:r>
+          </w:p>
+        </w:tc>
+        <w:tc>
+          <w:tcPr>
+            <w:tcW w:type="dxa" w:w="1627"/>
+          </w:tcPr>
+          <w:p>
+            <w:pPr>
+              <w:pStyle w:val="Compact"/>
+              <w:jc w:val="left"/>
+            </w:pPr>
+            <w:r>
+              <w:t xml:space="preserve">Pass</w:t>
+            </w:r>
+          </w:p>
+        </w:tc>
+      </w:tr>
+      <w:tr>
+        <w:tc>
+          <w:tcPr>
+            <w:tcW w:type="dxa" w:w="910"/>
+          </w:tcPr>
+          <w:p>
+            <w:pPr>
+              <w:pStyle w:val="Compact"/>
+              <w:jc w:val="left"/>
+            </w:pPr>
+            <w:r>
+              <w:t xml:space="preserve">TC-31</w:t>
+            </w:r>
+          </w:p>
+        </w:tc>
+        <w:tc>
+          <w:tcPr>
+            <w:tcW w:type="dxa" w:w="2081"/>
+          </w:tcPr>
+          <w:p>
+            <w:pPr>
+              <w:pStyle w:val="Compact"/>
+              <w:jc w:val="left"/>
+            </w:pPr>
+            <w:r>
+              <w:t xml:space="preserve">attendees/me with no linked record</w:t>
+            </w:r>
+          </w:p>
+        </w:tc>
+        <w:tc>
+          <w:tcPr>
+            <w:tcW w:type="dxa" w:w="2210"/>
+          </w:tcPr>
+          <w:p>
+            <w:pPr>
+              <w:pStyle w:val="Compact"/>
+              <w:jc w:val="left"/>
+            </w:pPr>
+            <w:r>
+              <w:t xml:space="preserve">404</w:t>
+            </w:r>
+          </w:p>
+        </w:tc>
+        <w:tc>
+          <w:tcPr>
+            <w:tcW w:type="dxa" w:w="2532"/>
+          </w:tcPr>
+          <w:p>
+            <w:pPr>
+              <w:pStyle w:val="Compact"/>
+              <w:jc w:val="left"/>
+            </w:pPr>
+            <w:r>
+              <w:t xml:space="preserve">404</w:t>
+            </w:r>
+          </w:p>
+        </w:tc>
+        <w:tc>
+          <w:tcPr>
+            <w:tcW w:type="dxa" w:w="1627"/>
+          </w:tcPr>
+          <w:p>
+            <w:pPr>
+              <w:pStyle w:val="Compact"/>
+              <w:jc w:val="left"/>
+            </w:pPr>
+            <w:r>
+              <w:t xml:space="preserve">Pass</w:t>
+            </w:r>
+          </w:p>
+        </w:tc>
+      </w:tr>
+      <w:tr>
+        <w:tc>
+          <w:tcPr>
+            <w:tcW w:type="dxa" w:w="910"/>
+          </w:tcPr>
+          <w:p>
+            <w:pPr>
+              <w:pStyle w:val="Compact"/>
+              <w:jc w:val="left"/>
+            </w:pPr>
+            <w:r>
+              <w:t xml:space="preserve">TC-32</w:t>
+            </w:r>
+          </w:p>
+        </w:tc>
+        <w:tc>
+          <w:tcPr>
+            <w:tcW w:type="dxa" w:w="2081"/>
+          </w:tcPr>
+          <w:p>
+            <w:pPr>
+              <w:pStyle w:val="Compact"/>
+              <w:jc w:val="left"/>
+            </w:pPr>
+            <w:r>
+              <w:t xml:space="preserve">200 first scans of fresh vouchers</w:t>
+            </w:r>
+          </w:p>
+        </w:tc>
+        <w:tc>
+          <w:tcPr>
+            <w:tcW w:type="dxa" w:w="2210"/>
+          </w:tcPr>
+          <w:p>
+            <w:pPr>
+              <w:pStyle w:val="Compact"/>
+              <w:jc w:val="left"/>
+            </w:pPr>
+            <w:r>
+              <w:t xml:space="preserve">200 of 200 accepted</w:t>
+            </w:r>
+          </w:p>
+        </w:tc>
+        <w:tc>
+          <w:tcPr>
+            <w:tcW w:type="dxa" w:w="2532"/>
+          </w:tcPr>
+          <w:p>
+            <w:pPr>
+              <w:pStyle w:val="Compact"/>
+              <w:jc w:val="left"/>
+            </w:pPr>
+            <w:r>
+              <w:t xml:space="preserve">200 of 200</w:t>
+            </w:r>
+          </w:p>
+        </w:tc>
+        <w:tc>
+          <w:tcPr>
+            <w:tcW w:type="dxa" w:w="1627"/>
+          </w:tcPr>
+          <w:p>
+            <w:pPr>
+              <w:pStyle w:val="Compact"/>
+              <w:jc w:val="left"/>
+            </w:pPr>
+            <w:r>
+              <w:t xml:space="preserve">Pass</w:t>
+            </w:r>
+          </w:p>
+        </w:tc>
+      </w:tr>
+      <w:tr>
+        <w:tc>
+          <w:tcPr>
+            <w:tcW w:type="dxa" w:w="910"/>
+          </w:tcPr>
+          <w:p>
+            <w:pPr>
+              <w:pStyle w:val="Compact"/>
+              <w:jc w:val="left"/>
+            </w:pPr>
+            <w:r>
+              <w:t xml:space="preserve">TC-33</w:t>
+            </w:r>
+          </w:p>
+        </w:tc>
+        <w:tc>
+          <w:tcPr>
+            <w:tcW w:type="dxa" w:w="2081"/>
+          </w:tcPr>
+          <w:p>
+            <w:pPr>
+              <w:pStyle w:val="Compact"/>
+              <w:jc w:val="left"/>
+            </w:pPr>
+            <w:r>
+              <w:t xml:space="preserve">100 sequential re-scans of a redeemed voucher</w:t>
+            </w:r>
+          </w:p>
+        </w:tc>
+        <w:tc>
+          <w:tcPr>
+            <w:tcW w:type="dxa" w:w="2210"/>
+          </w:tcPr>
+          <w:p>
+            <w:pPr>
+              <w:pStyle w:val="Compact"/>
+              <w:jc w:val="left"/>
+            </w:pPr>
+            <w:r>
+              <w:t xml:space="preserve">100 of 100 refused (409)</w:t>
+            </w:r>
+          </w:p>
+        </w:tc>
+        <w:tc>
+          <w:tcPr>
+            <w:tcW w:type="dxa" w:w="2532"/>
+          </w:tcPr>
+          <w:p>
+            <w:pPr>
+              <w:pStyle w:val="Compact"/>
+              <w:jc w:val="left"/>
+            </w:pPr>
+            <w:r>
+              <w:t xml:space="preserve">100 of 100</w:t>
+            </w:r>
+          </w:p>
+        </w:tc>
+        <w:tc>
+          <w:tcPr>
+            <w:tcW w:type="dxa" w:w="1627"/>
+          </w:tcPr>
+          <w:p>
+            <w:pPr>
+              <w:pStyle w:val="Compact"/>
+              <w:jc w:val="left"/>
+            </w:pPr>
+            <w:r>
+              <w:t xml:space="preserve">Pass</w:t>
+            </w:r>
+          </w:p>
+        </w:tc>
+      </w:tr>
+      <w:tr>
+        <w:tc>
+          <w:tcPr>
+            <w:tcW w:type="dxa" w:w="910"/>
+          </w:tcPr>
+          <w:p>
+            <w:pPr>
+              <w:pStyle w:val="Compact"/>
+              <w:jc w:val="left"/>
+            </w:pPr>
+            <w:r>
+              <w:t xml:space="preserve">TC-34</w:t>
+            </w:r>
+          </w:p>
+        </w:tc>
+        <w:tc>
+          <w:tcPr>
+            <w:tcW w:type="dxa" w:w="2081"/>
+          </w:tcPr>
+          <w:p>
+            <w:pPr>
+              <w:pStyle w:val="Compact"/>
+              <w:jc w:val="left"/>
+            </w:pPr>
+            <w:r>
+              <w:t xml:space="preserve">20 cross-category attendees, three categories each</w:t>
+            </w:r>
+          </w:p>
+        </w:tc>
+        <w:tc>
+          <w:tcPr>
+            <w:tcW w:type="dxa" w:w="2210"/>
+          </w:tcPr>
+          <w:p>
+            <w:pPr>
+              <w:pStyle w:val="Compact"/>
+              <w:jc w:val="left"/>
+            </w:pPr>
+            <w:r>
+              <w:t xml:space="preserve">60 of 60 accepted; repeat refused</w:t>
+            </w:r>
+          </w:p>
+        </w:tc>
+        <w:tc>
+          <w:tcPr>
+            <w:tcW w:type="dxa" w:w="2532"/>
+          </w:tcPr>
+          <w:p>
+            <w:pPr>
+              <w:pStyle w:val="Compact"/>
+              <w:jc w:val="left"/>
+            </w:pPr>
+            <w:r>
+              <w:t xml:space="preserve">20 of 20 attendees</w:t>
+            </w:r>
+          </w:p>
+        </w:tc>
+        <w:tc>
+          <w:tcPr>
+            <w:tcW w:type="dxa" w:w="1627"/>
+          </w:tcPr>
+          <w:p>
+            <w:pPr>
+              <w:pStyle w:val="Compact"/>
+              <w:jc w:val="left"/>
+            </w:pPr>
+            <w:r>
+              <w:t xml:space="preserve">Pass</w:t>
+            </w:r>
+          </w:p>
+        </w:tc>
+      </w:tr>
+      <w:tr>
+        <w:tc>
+          <w:tcPr>
+            <w:tcW w:type="dxa" w:w="910"/>
+          </w:tcPr>
+          <w:p>
+            <w:pPr>
+              <w:pStyle w:val="Compact"/>
+              <w:jc w:val="left"/>
+            </w:pPr>
+            <w:r>
+              <w:t xml:space="preserve">TC-35</w:t>
+            </w:r>
+          </w:p>
+        </w:tc>
+        <w:tc>
+          <w:tcPr>
+            <w:tcW w:type="dxa" w:w="2081"/>
+          </w:tcPr>
+          <w:p>
+            <w:pPr>
+              <w:pStyle w:val="Compact"/>
+              <w:jc w:val="left"/>
+            </w:pPr>
+            <w:r>
+              <w:t xml:space="preserve">20 sequential duplicate session scans</w:t>
+            </w:r>
+          </w:p>
+        </w:tc>
+        <w:tc>
+          <w:tcPr>
+            <w:tcW w:type="dxa" w:w="2210"/>
+          </w:tcPr>
+          <w:p>
+            <w:pPr>
+              <w:pStyle w:val="Compact"/>
+              <w:jc w:val="left"/>
+            </w:pPr>
+            <w:r>
+              <w:t xml:space="preserve">20 of 20 refused</w:t>
+            </w:r>
+          </w:p>
+        </w:tc>
+        <w:tc>
+          <w:tcPr>
+            <w:tcW w:type="dxa" w:w="2532"/>
+          </w:tcPr>
+          <w:p>
+            <w:pPr>
+              <w:pStyle w:val="Compact"/>
+              <w:jc w:val="left"/>
+            </w:pPr>
+            <w:r>
+              <w:t xml:space="preserve">20 of 20</w:t>
+            </w:r>
+          </w:p>
+        </w:tc>
+        <w:tc>
+          <w:tcPr>
+            <w:tcW w:type="dxa" w:w="1627"/>
+          </w:tcPr>
+          <w:p>
+            <w:pPr>
+              <w:pStyle w:val="Compact"/>
+              <w:jc w:val="left"/>
+            </w:pPr>
+            <w:r>
+              <w:t xml:space="preserve">Pass</w:t>
+            </w:r>
+          </w:p>
+        </w:tc>
+      </w:tr>
+      <w:tr>
+        <w:tc>
+          <w:tcPr>
+            <w:tcW w:type="dxa" w:w="910"/>
+          </w:tcPr>
+          <w:p>
+            <w:pPr>
+              <w:pStyle w:val="Compact"/>
+              <w:jc w:val="left"/>
+            </w:pPr>
+            <w:r>
+              <w:t xml:space="preserve">TC-36</w:t>
+            </w:r>
+          </w:p>
+        </w:tc>
+        <w:tc>
+          <w:tcPr>
+            <w:tcW w:type="dxa" w:w="2081"/>
+          </w:tcPr>
+          <w:p>
+            <w:pPr>
+              <w:pStyle w:val="Compact"/>
+              <w:jc w:val="left"/>
+            </w:pPr>
+            <w:r>
+              <w:t xml:space="preserve">concurrency, lock and constraint on (as built), 50 races</w:t>
+            </w:r>
+          </w:p>
+        </w:tc>
+        <w:tc>
+          <w:tcPr>
+            <w:tcW w:type="dxa" w:w="2210"/>
+          </w:tcPr>
+          <w:p>
+            <w:pPr>
+              <w:pStyle w:val="Compact"/>
+              <w:jc w:val="left"/>
+            </w:pPr>
+            <w:r>
+              <w:t xml:space="preserve">one success per race</w:t>
+            </w:r>
+          </w:p>
+        </w:tc>
+        <w:tc>
+          <w:tcPr>
+            <w:tcW w:type="dxa" w:w="2532"/>
+          </w:tcPr>
+          <w:p>
+            <w:pPr>
+              <w:pStyle w:val="Compact"/>
+              <w:jc w:val="left"/>
+            </w:pPr>
+            <w:r>
+              <w:t xml:space="preserve">50 of 50</w:t>
+            </w:r>
+          </w:p>
+        </w:tc>
+        <w:tc>
+          <w:tcPr>
+            <w:tcW w:type="dxa" w:w="1627"/>
+          </w:tcPr>
+          <w:p>
+            <w:pPr>
+              <w:pStyle w:val="Compact"/>
+              <w:jc w:val="left"/>
+            </w:pPr>
+            <w:r>
+              <w:t xml:space="preserve">Pass</w:t>
+            </w:r>
+          </w:p>
+        </w:tc>
+      </w:tr>
+      <w:tr>
+        <w:tc>
+          <w:tcPr>
+            <w:tcW w:type="dxa" w:w="910"/>
+          </w:tcPr>
+          <w:p>
+            <w:pPr>
+              <w:pStyle w:val="Compact"/>
+              <w:jc w:val="left"/>
+            </w:pPr>
+            <w:r>
+              <w:t xml:space="preserve">TC-37</w:t>
+            </w:r>
+          </w:p>
+        </w:tc>
+        <w:tc>
+          <w:tcPr>
+            <w:tcW w:type="dxa" w:w="2081"/>
+          </w:tcPr>
+          <w:p>
+            <w:pPr>
+              <w:pStyle w:val="Compact"/>
+              <w:jc w:val="left"/>
+            </w:pPr>
+            <w:r>
+              <w:t xml:space="preserve">concurrency, lock off, constraint on</w:t>
+            </w:r>
+          </w:p>
+        </w:tc>
+        <w:tc>
+          <w:tcPr>
+            <w:tcW w:type="dxa" w:w="2210"/>
+          </w:tcPr>
+          <w:p>
+            <w:pPr>
+              <w:pStyle w:val="Compact"/>
+              <w:jc w:val="left"/>
+            </w:pPr>
+            <w:r>
+              <w:t xml:space="preserve">one success per race</w:t>
+            </w:r>
+          </w:p>
+        </w:tc>
+        <w:tc>
+          <w:tcPr>
+            <w:tcW w:type="dxa" w:w="2532"/>
+          </w:tcPr>
+          <w:p>
+            <w:pPr>
+              <w:pStyle w:val="Compact"/>
+              <w:jc w:val="left"/>
+            </w:pPr>
+            <w:r>
+              <w:t xml:space="preserve">50 of 50</w:t>
+            </w:r>
+          </w:p>
+        </w:tc>
+        <w:tc>
+          <w:tcPr>
+            <w:tcW w:type="dxa" w:w="1627"/>
+          </w:tcPr>
+          <w:p>
+            <w:pPr>
+              <w:pStyle w:val="Compact"/>
+              <w:jc w:val="left"/>
+            </w:pPr>
+            <w:r>
+              <w:t xml:space="preserve">Pass</w:t>
+            </w:r>
+          </w:p>
+        </w:tc>
+      </w:tr>
+      <w:tr>
+        <w:tc>
+          <w:tcPr>
+            <w:tcW w:type="dxa" w:w="910"/>
+          </w:tcPr>
+          <w:p>
+            <w:pPr>
+              <w:pStyle w:val="Compact"/>
+              <w:jc w:val="left"/>
+            </w:pPr>
+            <w:r>
+              <w:t xml:space="preserve">TC-38</w:t>
+            </w:r>
+          </w:p>
+        </w:tc>
+        <w:tc>
+          <w:tcPr>
+            <w:tcW w:type="dxa" w:w="2081"/>
+          </w:tcPr>
+          <w:p>
+            <w:pPr>
+              <w:pStyle w:val="Compact"/>
+              <w:jc w:val="left"/>
+            </w:pPr>
+            <w:r>
+              <w:t xml:space="preserve">concurrency, lock on, constraint off</w:t>
+            </w:r>
+          </w:p>
+        </w:tc>
+        <w:tc>
+          <w:tcPr>
+            <w:tcW w:type="dxa" w:w="2210"/>
+          </w:tcPr>
+          <w:p>
+            <w:pPr>
+              <w:pStyle w:val="Compact"/>
+              <w:jc w:val="left"/>
+            </w:pPr>
+            <w:r>
+              <w:t xml:space="preserve">one success per race</w:t>
+            </w:r>
+          </w:p>
+        </w:tc>
+        <w:tc>
+          <w:tcPr>
+            <w:tcW w:type="dxa" w:w="2532"/>
+          </w:tcPr>
+          <w:p>
+            <w:pPr>
+              <w:pStyle w:val="Compact"/>
+              <w:jc w:val="left"/>
+            </w:pPr>
+            <w:r>
+              <w:t xml:space="preserve">50 of 50</w:t>
+            </w:r>
+          </w:p>
+        </w:tc>
+        <w:tc>
+          <w:tcPr>
+            <w:tcW w:type="dxa" w:w="1627"/>
+          </w:tcPr>
+          <w:p>
+            <w:pPr>
+              <w:pStyle w:val="Compact"/>
+              <w:jc w:val="left"/>
+            </w:pPr>
+            <w:r>
+              <w:t xml:space="preserve">Pass</w:t>
+            </w:r>
+          </w:p>
+        </w:tc>
+      </w:tr>
+      <w:tr>
+        <w:tc>
+          <w:tcPr>
+            <w:tcW w:type="dxa" w:w="910"/>
+          </w:tcPr>
+          <w:p>
+            <w:pPr>
+              <w:pStyle w:val="Compact"/>
+              <w:jc w:val="left"/>
+            </w:pPr>
+            <w:r>
+              <w:t xml:space="preserve">TC-39</w:t>
+            </w:r>
+          </w:p>
+        </w:tc>
+        <w:tc>
+          <w:tcPr>
+            <w:tcW w:type="dxa" w:w="2081"/>
+          </w:tcPr>
+          <w:p>
+            <w:pPr>
+              <w:pStyle w:val="Compact"/>
+              <w:jc w:val="left"/>
+            </w:pPr>
+            <w:r>
+              <w:t xml:space="preserve">concurrency negative control, both off</w:t>
+            </w:r>
+          </w:p>
+        </w:tc>
+        <w:tc>
+          <w:tcPr>
+            <w:tcW w:type="dxa" w:w="2210"/>
+          </w:tcPr>
+          <w:p>
+            <w:pPr>
+              <w:pStyle w:val="Compact"/>
+              <w:jc w:val="left"/>
+            </w:pPr>
+            <w:r>
+              <w:t xml:space="preserve">double redemption detected (expected to fail)</w:t>
+            </w:r>
+          </w:p>
+        </w:tc>
+        <w:tc>
+          <w:tcPr>
+            <w:tcW w:type="dxa" w:w="2532"/>
+          </w:tcPr>
+          <w:p>
+            <w:pPr>
+              <w:pStyle w:val="Compact"/>
+              <w:jc w:val="left"/>
+            </w:pPr>
+            <w:r>
+              <w:t xml:space="preserve">48 of 50 redeemed more than once</w:t>
+            </w:r>
+          </w:p>
+        </w:tc>
+        <w:tc>
+          <w:tcPr>
+            <w:tcW w:type="dxa" w:w="1627"/>
+          </w:tcPr>
+          <w:p>
+            <w:pPr>
+              <w:pStyle w:val="Compact"/>
+              <w:jc w:val="left"/>
+            </w:pPr>
+            <w:r>
+              <w:t xml:space="preserve">Pass (control failed as designed)</w:t>
+            </w:r>
+          </w:p>
+        </w:tc>
+      </w:tr>
+      <w:tr>
+        <w:tc>
+          <w:tcPr>
+            <w:tcW w:type="dxa" w:w="910"/>
+          </w:tcPr>
+          <w:p>
+            <w:pPr>
+              <w:pStyle w:val="Compact"/>
+              <w:jc w:val="left"/>
+            </w:pPr>
+            <w:r>
+              <w:t xml:space="preserve">TC-40</w:t>
+            </w:r>
+          </w:p>
+        </w:tc>
+        <w:tc>
+          <w:tcPr>
+            <w:tcW w:type="dxa" w:w="2081"/>
+          </w:tcPr>
+          <w:p>
+            <w:pPr>
+              <w:pStyle w:val="Compact"/>
+              <w:jc w:val="left"/>
+            </w:pPr>
+            <w:r>
+              <w:t xml:space="preserve">voucher scan latency, n=200</w:t>
+            </w:r>
+          </w:p>
+        </w:tc>
+        <w:tc>
+          <w:tcPr>
+            <w:tcW w:type="dxa" w:w="2210"/>
+          </w:tcPr>
+          <w:p>
+            <w:pPr>
+              <w:pStyle w:val="Compact"/>
+              <w:jc w:val="left"/>
+            </w:pPr>
+            <w:r>
+              <w:t xml:space="preserve">median &lt; 500 ms, p95 &lt; 1 s</w:t>
+            </w:r>
+          </w:p>
+        </w:tc>
+        <w:tc>
+          <w:tcPr>
+            <w:tcW w:type="dxa" w:w="2532"/>
+          </w:tcPr>
+          <w:p>
+            <w:pPr>
+              <w:pStyle w:val="Compact"/>
+              <w:jc w:val="left"/>
+            </w:pPr>
+            <w:r>
+              <w:t xml:space="preserve">145.3 ms / 261.0 ms (loopback)</w:t>
+            </w:r>
+          </w:p>
+        </w:tc>
+        <w:tc>
+          <w:tcPr>
+            <w:tcW w:type="dxa" w:w="1627"/>
+          </w:tcPr>
+          <w:p>
+            <w:pPr>
+              <w:pStyle w:val="Compact"/>
+              <w:jc w:val="left"/>
+            </w:pPr>
+            <w:r>
+              <w:t xml:space="preserve">Pass</w:t>
+            </w:r>
+          </w:p>
+        </w:tc>
+      </w:tr>
+      <w:tr>
+        <w:tc>
+          <w:tcPr>
+            <w:tcW w:type="dxa" w:w="910"/>
+          </w:tcPr>
+          <w:p>
+            <w:pPr>
+              <w:pStyle w:val="Compact"/>
+              <w:jc w:val="left"/>
+            </w:pPr>
+            <w:r>
+              <w:t xml:space="preserve">TC-41</w:t>
+            </w:r>
+          </w:p>
+        </w:tc>
+        <w:tc>
+          <w:tcPr>
+            <w:tcW w:type="dxa" w:w="2081"/>
+          </w:tcPr>
+          <w:p>
+            <w:pPr>
+              <w:pStyle w:val="Compact"/>
+              <w:jc w:val="left"/>
+            </w:pPr>
+            <w:r>
+              <w:t xml:space="preserve">session scan latency, n=40</w:t>
+            </w:r>
+          </w:p>
+        </w:tc>
+        <w:tc>
+          <w:tcPr>
+            <w:tcW w:type="dxa" w:w="2210"/>
+          </w:tcPr>
+          <w:p>
+            <w:pPr>
+              <w:pStyle w:val="Compact"/>
+              <w:jc w:val="left"/>
+            </w:pPr>
+            <w:r>
+              <w:t xml:space="preserve">median &lt; 500 ms, p95 &lt; 1 s</w:t>
+            </w:r>
+          </w:p>
+        </w:tc>
+        <w:tc>
+          <w:tcPr>
+            <w:tcW w:type="dxa" w:w="2532"/>
+          </w:tcPr>
+          <w:p>
+            <w:pPr>
+              <w:pStyle w:val="Compact"/>
+              <w:jc w:val="left"/>
+            </w:pPr>
+            <w:r>
+              <w:t xml:space="preserve">128.4 ms / 228.7 ms (loopback)</w:t>
+            </w:r>
+          </w:p>
+        </w:tc>
+        <w:tc>
+          <w:tcPr>
+            <w:tcW w:type="dxa" w:w="1627"/>
+          </w:tcPr>
+          <w:p>
+            <w:pPr>
+              <w:pStyle w:val="Compact"/>
+              <w:jc w:val="left"/>
+            </w:pPr>
+            <w:r>
+              <w:t xml:space="preserve">Pass</w:t>
+            </w:r>
+          </w:p>
+        </w:tc>
+      </w:tr>
+      <w:tr>
+        <w:tc>
+          <w:tcPr>
+            <w:tcW w:type="dxa" w:w="910"/>
+          </w:tcPr>
+          <w:p>
+            <w:pPr>
+              <w:pStyle w:val="Compact"/>
+              <w:jc w:val="left"/>
+            </w:pPr>
+            <w:r>
+              <w:t xml:space="preserve">TC-42</w:t>
+            </w:r>
+          </w:p>
+        </w:tc>
+        <w:tc>
+          <w:tcPr>
+            <w:tcW w:type="dxa" w:w="2081"/>
+          </w:tcPr>
+          <w:p>
+            <w:pPr>
+              <w:pStyle w:val="Compact"/>
+              <w:jc w:val="left"/>
+            </w:pPr>
+            <w:r>
+              <w:t xml:space="preserve">dashboard freshness, 20 injected check-ins (poller, not the app)</w:t>
+            </w:r>
+          </w:p>
+        </w:tc>
+        <w:tc>
+          <w:tcPr>
+            <w:tcW w:type="dxa" w:w="2210"/>
+          </w:tcPr>
+          <w:p>
+            <w:pPr>
+              <w:pStyle w:val="Compact"/>
+              <w:jc w:val="left"/>
+            </w:pPr>
+            <w:r>
+              <w:t xml:space="preserve">each visible within 30 s</w:t>
+            </w:r>
+          </w:p>
+        </w:tc>
+        <w:tc>
+          <w:tcPr>
+            <w:tcW w:type="dxa" w:w="2532"/>
+          </w:tcPr>
+          <w:p>
+            <w:pPr>
+              <w:pStyle w:val="Compact"/>
+              <w:jc w:val="left"/>
+            </w:pPr>
+            <w:r>
+              <w:t xml:space="preserve">20 of 20 in recorded run; 19 of 20 in supervisor's rerun</w:t>
+            </w:r>
+          </w:p>
+        </w:tc>
+        <w:tc>
+          <w:tcPr>
+            <w:tcW w:type="dxa" w:w="1627"/>
+          </w:tcPr>
+          <w:p>
+            <w:pPr>
+              <w:pStyle w:val="Compact"/>
+              <w:jc w:val="left"/>
+            </w:pPr>
+            <w:r>
+              <w:t xml:space="preserve">Pass in recorded run; not guaranteed</w:t>
+            </w:r>
+          </w:p>
+        </w:tc>
+      </w:tr>
+      <w:tr>
+        <w:tc>
+          <w:tcPr>
+            <w:tcW w:type="dxa" w:w="910"/>
+          </w:tcPr>
+          <w:p>
+            <w:pPr>
+              <w:pStyle w:val="Compact"/>
+              <w:jc w:val="left"/>
+            </w:pPr>
+            <w:r>
+              <w:t xml:space="preserve">TC-43</w:t>
+            </w:r>
+          </w:p>
+        </w:tc>
+        <w:tc>
+          <w:tcPr>
+            <w:tcW w:type="dxa" w:w="2081"/>
+          </w:tcPr>
+          <w:p>
+            <w:pPr>
+              <w:pStyle w:val="Compact"/>
+              <w:jc w:val="left"/>
+            </w:pPr>
+            <w:r>
+              <w:t xml:space="preserve">attendance.csv against SQL</w:t>
+            </w:r>
+          </w:p>
+        </w:tc>
+        <w:tc>
+          <w:tcPr>
+            <w:tcW w:type="dxa" w:w="2210"/>
+          </w:tcPr>
+          <w:p>
+            <w:pPr>
+              <w:pStyle w:val="Compact"/>
+              <w:jc w:val="left"/>
+            </w:pPr>
+            <w:r>
+              <w:t xml:space="preserve">rows and checked-in total equal</w:t>
+            </w:r>
+          </w:p>
+        </w:tc>
+        <w:tc>
+          <w:tcPr>
+            <w:tcW w:type="dxa" w:w="2532"/>
+          </w:tcPr>
+          <w:p>
+            <w:pPr>
+              <w:pStyle w:val="Compact"/>
+              <w:jc w:val="left"/>
+            </w:pPr>
+            <w:r>
+              <w:t xml:space="preserve">500 / 40, equal</w:t>
+            </w:r>
+          </w:p>
+        </w:tc>
+        <w:tc>
+          <w:tcPr>
+            <w:tcW w:type="dxa" w:w="1627"/>
+          </w:tcPr>
+          <w:p>
+            <w:pPr>
+              <w:pStyle w:val="Compact"/>
+              <w:jc w:val="left"/>
+            </w:pPr>
+            <w:r>
+              <w:t xml:space="preserve">Pass</w:t>
+            </w:r>
+          </w:p>
+        </w:tc>
+      </w:tr>
+      <w:tr>
+        <w:tc>
+          <w:tcPr>
+            <w:tcW w:type="dxa" w:w="910"/>
+          </w:tcPr>
+          <w:p>
+            <w:pPr>
+              <w:pStyle w:val="Compact"/>
+              <w:jc w:val="left"/>
+            </w:pPr>
+            <w:r>
+              <w:t xml:space="preserve">TC-44</w:t>
+            </w:r>
+          </w:p>
+        </w:tc>
+        <w:tc>
+          <w:tcPr>
+            <w:tcW w:type="dxa" w:w="2081"/>
+          </w:tcPr>
+          <w:p>
+            <w:pPr>
+              <w:pStyle w:val="Compact"/>
+              <w:jc w:val="left"/>
+            </w:pPr>
+            <w:r>
+              <w:t xml:space="preserve">meals.csv against SQL</w:t>
+            </w:r>
+          </w:p>
+        </w:tc>
+        <w:tc>
+          <w:tcPr>
+            <w:tcW w:type="dxa" w:w="2210"/>
+          </w:tcPr>
+          <w:p>
+            <w:pPr>
+              <w:pStyle w:val="Compact"/>
+              <w:jc w:val="left"/>
+            </w:pPr>
+            <w:r>
+              <w:t xml:space="preserve">rows and per-category totals equal</w:t>
+            </w:r>
+          </w:p>
+        </w:tc>
+        <w:tc>
+          <w:tcPr>
+            <w:tcW w:type="dxa" w:w="2532"/>
+          </w:tcPr>
+          <w:p>
+            <w:pPr>
+              <w:pStyle w:val="Compact"/>
+              <w:jc w:val="left"/>
+            </w:pPr>
+            <w:r>
+              <w:t xml:space="preserve">280 / 94, 93, 93, equal</w:t>
+            </w:r>
+          </w:p>
+        </w:tc>
+        <w:tc>
+          <w:tcPr>
+            <w:tcW w:type="dxa" w:w="1627"/>
+          </w:tcPr>
+          <w:p>
+            <w:pPr>
+              <w:pStyle w:val="Compact"/>
+              <w:jc w:val="left"/>
+            </w:pPr>
+            <w:r>
+              <w:t xml:space="preserve">Pass</w:t>
+            </w:r>
+          </w:p>
+        </w:tc>
+      </w:tr>
+      <w:tr>
+        <w:tc>
+          <w:tcPr>
+            <w:tcW w:type="dxa" w:w="910"/>
+          </w:tcPr>
+          <w:p>
+            <w:pPr>
+              <w:pStyle w:val="Compact"/>
+              <w:jc w:val="left"/>
+            </w:pPr>
+            <w:r>
+              <w:t xml:space="preserve">TC-45</w:t>
+            </w:r>
+          </w:p>
+        </w:tc>
+        <w:tc>
+          <w:tcPr>
+            <w:tcW w:type="dxa" w:w="2081"/>
+          </w:tcPr>
+          <w:p>
+            <w:pPr>
+              <w:pStyle w:val="Compact"/>
+              <w:jc w:val="left"/>
+            </w:pPr>
+            <w:r>
+              <w:t xml:space="preserve">sessions.csv against SQL</w:t>
+            </w:r>
+          </w:p>
+        </w:tc>
+        <w:tc>
+          <w:tcPr>
+            <w:tcW w:type="dxa" w:w="2210"/>
+          </w:tcPr>
+          <w:p>
+            <w:pPr>
+              <w:pStyle w:val="Compact"/>
+              <w:jc w:val="left"/>
+            </w:pPr>
+            <w:r>
+              <w:t xml:space="preserve">rows and per-session totals equal</w:t>
+            </w:r>
+          </w:p>
+        </w:tc>
+        <w:tc>
+          <w:tcPr>
+            <w:tcW w:type="dxa" w:w="2532"/>
+          </w:tcPr>
+          <w:p>
+            <w:pPr>
+              <w:pStyle w:val="Compact"/>
+              <w:jc w:val="left"/>
+            </w:pPr>
+            <w:r>
+              <w:t xml:space="preserve">10 rows; one non-zero session, equal</w:t>
+            </w:r>
+          </w:p>
+        </w:tc>
+        <w:tc>
+          <w:tcPr>
+            <w:tcW w:type="dxa" w:w="1627"/>
+          </w:tcPr>
+          <w:p>
+            <w:pPr>
+              <w:pStyle w:val="Compact"/>
+              <w:jc w:val="left"/>
+            </w:pPr>
+            <w:r>
+              <w:t xml:space="preserve">Pass</w:t>
+            </w:r>
+          </w:p>
+        </w:tc>
+      </w:tr>
+      <w:tr>
+        <w:tc>
+          <w:tcPr>
+            <w:tcW w:type="dxa" w:w="910"/>
+          </w:tcPr>
+          <w:p>
+            <w:pPr>
+              <w:pStyle w:val="Compact"/>
+              <w:jc w:val="left"/>
+            </w:pPr>
+            <w:r>
+              <w:t xml:space="preserve">TC-46</w:t>
+            </w:r>
+          </w:p>
+        </w:tc>
+        <w:tc>
+          <w:tcPr>
+            <w:tcW w:type="dxa" w:w="2081"/>
+          </w:tcPr>
+          <w:p>
+            <w:pPr>
+              <w:pStyle w:val="Compact"/>
+              <w:jc w:val="left"/>
+            </w:pPr>
+            <w:r>
+              <w:t xml:space="preserve">notifications.csv against SQL</w:t>
+            </w:r>
+          </w:p>
+        </w:tc>
+        <w:tc>
+          <w:tcPr>
+            <w:tcW w:type="dxa" w:w="2210"/>
+          </w:tcPr>
+          <w:p>
+            <w:pPr>
+              <w:pStyle w:val="Compact"/>
+              <w:jc w:val="left"/>
+            </w:pPr>
+            <w:r>
+              <w:t xml:space="preserve">rows and recipients equal</w:t>
+            </w:r>
+          </w:p>
+        </w:tc>
+        <w:tc>
+          <w:tcPr>
+            <w:tcW w:type="dxa" w:w="2532"/>
+          </w:tcPr>
+          <w:p>
+            <w:pPr>
+              <w:pStyle w:val="Compact"/>
+              <w:jc w:val="left"/>
+            </w:pPr>
+            <w:r>
+              <w:t xml:space="preserve">0 against 0 (unit test is the real check)</w:t>
+            </w:r>
+          </w:p>
+        </w:tc>
+        <w:tc>
+          <w:tcPr>
+            <w:tcW w:type="dxa" w:w="1627"/>
+          </w:tcPr>
+          <w:p>
+            <w:pPr>
+              <w:pStyle w:val="Compact"/>
+              <w:jc w:val="left"/>
+            </w:pPr>
+            <w:r>
+              <w:t xml:space="preserve">Pass</w:t>
+            </w:r>
+          </w:p>
+        </w:tc>
+      </w:tr>
+      <w:tr>
+        <w:tc>
+          <w:tcPr>
+            <w:tcW w:type="dxa" w:w="910"/>
+          </w:tcPr>
+          <w:p>
+            <w:pPr>
+              <w:pStyle w:val="Compact"/>
+              <w:jc w:val="left"/>
+            </w:pPr>
+            <w:r>
+              <w:t xml:space="preserve">TC-47</w:t>
+            </w:r>
+          </w:p>
+        </w:tc>
+        <w:tc>
+          <w:tcPr>
+            <w:tcW w:type="dxa" w:w="2081"/>
+          </w:tcPr>
+          <w:p>
+            <w:pPr>
+              <w:pStyle w:val="Compact"/>
+              <w:jc w:val="left"/>
+            </w:pPr>
+            <w:r>
+              <w:t xml:space="preserve">My meals parses vouchers from attendees/me</w:t>
+            </w:r>
+          </w:p>
+        </w:tc>
+        <w:tc>
+          <w:tcPr>
+            <w:tcW w:type="dxa" w:w="2210"/>
+          </w:tcPr>
+          <w:p>
+            <w:pPr>
+              <w:pStyle w:val="Compact"/>
+              <w:jc w:val="left"/>
+            </w:pPr>
+            <w:r>
+              <w:t xml:space="preserve">vouchers with category and status kept</w:t>
+            </w:r>
+          </w:p>
+        </w:tc>
+        <w:tc>
+          <w:tcPr>
+            <w:tcW w:type="dxa" w:w="2532"/>
+          </w:tcPr>
+          <w:p>
+            <w:pPr>
+              <w:pStyle w:val="Compact"/>
+              <w:jc w:val="left"/>
+            </w:pPr>
+            <w:r>
+              <w:t xml:space="preserve">as expected</w:t>
+            </w:r>
+          </w:p>
+        </w:tc>
+        <w:tc>
+          <w:tcPr>
+            <w:tcW w:type="dxa" w:w="1627"/>
+          </w:tcPr>
+          <w:p>
+            <w:pPr>
+              <w:pStyle w:val="Compact"/>
+              <w:jc w:val="left"/>
+            </w:pPr>
+            <w:r>
+              <w:t xml:space="preserve">Pass</w:t>
+            </w:r>
+          </w:p>
+        </w:tc>
+      </w:tr>
+      <w:tr>
+        <w:tc>
+          <w:tcPr>
+            <w:tcW w:type="dxa" w:w="910"/>
+          </w:tcPr>
+          <w:p>
+            <w:pPr>
+              <w:pStyle w:val="Compact"/>
+              <w:jc w:val="left"/>
+            </w:pPr>
+            <w:r>
+              <w:t xml:space="preserve">TC-48</w:t>
+            </w:r>
+          </w:p>
+        </w:tc>
+        <w:tc>
+          <w:tcPr>
+            <w:tcW w:type="dxa" w:w="2081"/>
+          </w:tcPr>
+          <w:p>
+            <w:pPr>
+              <w:pStyle w:val="Compact"/>
+              <w:jc w:val="left"/>
+            </w:pPr>
+            <w:r>
+              <w:t xml:space="preserve">My meals shows a QR only for an unused voucher</w:t>
+            </w:r>
+          </w:p>
+        </w:tc>
+        <w:tc>
+          <w:tcPr>
+            <w:tcW w:type="dxa" w:w="2210"/>
+          </w:tcPr>
+          <w:p>
+            <w:pPr>
+              <w:pStyle w:val="Compact"/>
+              <w:jc w:val="left"/>
+            </w:pPr>
+            <w:r>
+              <w:t xml:space="preserve">one QR, for the unused voucher</w:t>
+            </w:r>
+          </w:p>
+        </w:tc>
+        <w:tc>
+          <w:tcPr>
+            <w:tcW w:type="dxa" w:w="2532"/>
+          </w:tcPr>
+          <w:p>
+            <w:pPr>
+              <w:pStyle w:val="Compact"/>
+              <w:jc w:val="left"/>
+            </w:pPr>
+            <w:r>
+              <w:t xml:space="preserve">one QR</w:t>
+            </w:r>
+          </w:p>
+        </w:tc>
+        <w:tc>
+          <w:tcPr>
+            <w:tcW w:type="dxa" w:w="1627"/>
+          </w:tcPr>
+          <w:p>
+            <w:pPr>
+              <w:pStyle w:val="Compact"/>
+              <w:jc w:val="left"/>
+            </w:pPr>
+            <w:r>
+              <w:t xml:space="preserve">Pass</w:t>
+            </w:r>
+          </w:p>
+        </w:tc>
+      </w:tr>
+      <w:tr>
+        <w:tc>
+          <w:tcPr>
+            <w:tcW w:type="dxa" w:w="910"/>
+          </w:tcPr>
+          <w:p>
+            <w:pPr>
+              <w:pStyle w:val="Compact"/>
+              <w:jc w:val="left"/>
+            </w:pPr>
+            <w:r>
+              <w:t xml:space="preserve">TC-49</w:t>
+            </w:r>
+          </w:p>
+        </w:tc>
+        <w:tc>
+          <w:tcPr>
+            <w:tcW w:type="dxa" w:w="2081"/>
+          </w:tcPr>
+          <w:p>
+            <w:pPr>
+              <w:pStyle w:val="Compact"/>
+              <w:jc w:val="left"/>
+            </w:pPr>
+            <w:r>
+              <w:t xml:space="preserve">replay settles only on 404, 409 and 422</w:t>
+            </w:r>
+          </w:p>
+        </w:tc>
+        <w:tc>
+          <w:tcPr>
+            <w:tcW w:type="dxa" w:w="2210"/>
+          </w:tcPr>
+          <w:p>
+            <w:pPr>
+              <w:pStyle w:val="Compact"/>
+              <w:jc w:val="left"/>
+            </w:pPr>
+            <w:r>
+              <w:t xml:space="preserve">other answers keep the scan</w:t>
+            </w:r>
+          </w:p>
+        </w:tc>
+        <w:tc>
+          <w:tcPr>
+            <w:tcW w:type="dxa" w:w="2532"/>
+          </w:tcPr>
+          <w:p>
+            <w:pPr>
+              <w:pStyle w:val="Compact"/>
+              <w:jc w:val="left"/>
+            </w:pPr>
+            <w:r>
+              <w:t xml:space="preserve">as expected</w:t>
+            </w:r>
+          </w:p>
+        </w:tc>
+        <w:tc>
+          <w:tcPr>
+            <w:tcW w:type="dxa" w:w="1627"/>
+          </w:tcPr>
+          <w:p>
+            <w:pPr>
+              <w:pStyle w:val="Compact"/>
+              <w:jc w:val="left"/>
+            </w:pPr>
+            <w:r>
+              <w:t xml:space="preserve">Pass</w:t>
+            </w:r>
+          </w:p>
+        </w:tc>
+      </w:tr>
+      <w:tr>
+        <w:tc>
+          <w:tcPr>
+            <w:tcW w:type="dxa" w:w="910"/>
+          </w:tcPr>
+          <w:p>
+            <w:pPr>
+              <w:pStyle w:val="Compact"/>
+              <w:jc w:val="left"/>
+            </w:pPr>
+            <w:r>
+              <w:t xml:space="preserve">TC-50</w:t>
+            </w:r>
+          </w:p>
+        </w:tc>
+        <w:tc>
+          <w:tcPr>
+            <w:tcW w:type="dxa" w:w="2081"/>
+          </w:tcPr>
+          <w:p>
+            <w:pPr>
+              <w:pStyle w:val="Compact"/>
+              <w:jc w:val="left"/>
+            </w:pPr>
+            <w:r>
+              <w:t xml:space="preserve">queued scans survive a restart</w:t>
+            </w:r>
+          </w:p>
+        </w:tc>
+        <w:tc>
+          <w:tcPr>
+            <w:tcW w:type="dxa" w:w="2210"/>
+          </w:tcPr>
+          <w:p>
+            <w:pPr>
+              <w:pStyle w:val="Compact"/>
+              <w:jc w:val="left"/>
+            </w:pPr>
+            <w:r>
+              <w:t xml:space="preserve">replayed on the next run</w:t>
+            </w:r>
+          </w:p>
+        </w:tc>
+        <w:tc>
+          <w:tcPr>
+            <w:tcW w:type="dxa" w:w="2532"/>
+          </w:tcPr>
+          <w:p>
+            <w:pPr>
+              <w:pStyle w:val="Compact"/>
+              <w:jc w:val="left"/>
+            </w:pPr>
+            <w:r>
+              <w:t xml:space="preserve">as expected</w:t>
+            </w:r>
+          </w:p>
+        </w:tc>
+        <w:tc>
+          <w:tcPr>
+            <w:tcW w:type="dxa" w:w="1627"/>
+          </w:tcPr>
+          <w:p>
+            <w:pPr>
+              <w:pStyle w:val="Compact"/>
+              <w:jc w:val="left"/>
+            </w:pPr>
+            <w:r>
+              <w:t xml:space="preserve">Pass</w:t>
+            </w:r>
+          </w:p>
+        </w:tc>
+      </w:tr>
+      <w:tr>
+        <w:tc>
+          <w:tcPr>
+            <w:tcW w:type="dxa" w:w="910"/>
+          </w:tcPr>
+          <w:p>
+            <w:pPr>
+              <w:pStyle w:val="Compact"/>
+              <w:jc w:val="left"/>
+            </w:pPr>
+            <w:r>
+              <w:t xml:space="preserve">TC-51</w:t>
+            </w:r>
+          </w:p>
+        </w:tc>
+        <w:tc>
+          <w:tcPr>
+            <w:tcW w:type="dxa" w:w="2081"/>
+          </w:tcPr>
+          <w:p>
+            <w:pPr>
+              <w:pStyle w:val="Compact"/>
+              <w:jc w:val="left"/>
+            </w:pPr>
+            <w:r>
+              <w:t xml:space="preserve">manual token trimming</w:t>
+            </w:r>
+          </w:p>
+        </w:tc>
+        <w:tc>
+          <w:tcPr>
+            <w:tcW w:type="dxa" w:w="2210"/>
+          </w:tcPr>
+          <w:p>
+            <w:pPr>
+              <w:pStyle w:val="Compact"/>
+              <w:jc w:val="left"/>
+            </w:pPr>
+            <w:r>
+              <w:t xml:space="preserve">surrounding spaces removed</w:t>
+            </w:r>
+          </w:p>
+        </w:tc>
+        <w:tc>
+          <w:tcPr>
+            <w:tcW w:type="dxa" w:w="2532"/>
+          </w:tcPr>
+          <w:p>
+            <w:pPr>
+              <w:pStyle w:val="Compact"/>
+              <w:jc w:val="left"/>
+            </w:pPr>
+            <w:r>
+              <w:t xml:space="preserve">as expected</w:t>
+            </w:r>
+          </w:p>
+        </w:tc>
+        <w:tc>
+          <w:tcPr>
+            <w:tcW w:type="dxa" w:w="1627"/>
+          </w:tcPr>
+          <w:p>
+            <w:pPr>
+              <w:pStyle w:val="Compact"/>
+              <w:jc w:val="left"/>
+            </w:pPr>
+            <w:r>
+              <w:t xml:space="preserve">Pass</w:t>
+            </w:r>
+          </w:p>
+        </w:tc>
+      </w:tr>
+      <w:tr>
+        <w:tc>
+          <w:tcPr>
+            <w:tcW w:type="dxa" w:w="910"/>
+          </w:tcPr>
+          <w:p>
+            <w:pPr>
+              <w:pStyle w:val="Compact"/>
+              <w:jc w:val="left"/>
+            </w:pPr>
+            <w:r>
+              <w:t xml:space="preserve">TC-52</w:t>
+            </w:r>
+          </w:p>
+        </w:tc>
+        <w:tc>
+          <w:tcPr>
+            <w:tcW w:type="dxa" w:w="2081"/>
+          </w:tcPr>
+          <w:p>
+            <w:pPr>
+              <w:pStyle w:val="Compact"/>
+              <w:jc w:val="left"/>
+            </w:pPr>
+            <w:r>
+              <w:t xml:space="preserve">attendee app shows the meal voucher</w:t>
+            </w:r>
+          </w:p>
+        </w:tc>
+        <w:tc>
+          <w:tcPr>
+            <w:tcW w:type="dxa" w:w="2210"/>
+          </w:tcPr>
+          <w:p>
+            <w:pPr>
+              <w:pStyle w:val="Compact"/>
+              <w:jc w:val="left"/>
+            </w:pPr>
+            <w:r>
+              <w:t xml:space="preserve">Supper voucher shown as QR, status Unused</w:t>
+            </w:r>
+          </w:p>
+        </w:tc>
+        <w:tc>
+          <w:tcPr>
+            <w:tcW w:type="dxa" w:w="2532"/>
+          </w:tcPr>
+          <w:p>
+            <w:pPr>
+              <w:pStyle w:val="Compact"/>
+              <w:jc w:val="left"/>
+            </w:pPr>
+            <w:r>
+              <w:t xml:space="preserve">shown; QR decodes to MEAL-DEMO-1-3</w:t>
+            </w:r>
+          </w:p>
+        </w:tc>
+        <w:tc>
+          <w:tcPr>
+            <w:tcW w:type="dxa" w:w="1627"/>
+          </w:tcPr>
+          <w:p>
+            <w:pPr>
+              <w:pStyle w:val="Compact"/>
+              <w:jc w:val="left"/>
+            </w:pPr>
+            <w:r>
+              <w:t xml:space="preserve">Pass</w:t>
+            </w:r>
+          </w:p>
+        </w:tc>
+      </w:tr>
+      <w:tr>
+        <w:tc>
+          <w:tcPr>
+            <w:tcW w:type="dxa" w:w="910"/>
+          </w:tcPr>
+          <w:p>
+            <w:pPr>
+              <w:pStyle w:val="Compact"/>
+              <w:jc w:val="left"/>
+            </w:pPr>
+            <w:r>
+              <w:t xml:space="preserve">TC-53</w:t>
+            </w:r>
+          </w:p>
+        </w:tc>
+        <w:tc>
+          <w:tcPr>
+            <w:tcW w:type="dxa" w:w="2081"/>
+          </w:tcPr>
+          <w:p>
+            <w:pPr>
+              <w:pStyle w:val="Compact"/>
+              <w:jc w:val="left"/>
+            </w:pPr>
+            <w:r>
+              <w:t xml:space="preserve">first scan of MEAL-DEMO-1-3 from the scanner app</w:t>
+            </w:r>
+          </w:p>
+        </w:tc>
+        <w:tc>
+          <w:tcPr>
+            <w:tcW w:type="dxa" w:w="2210"/>
+          </w:tcPr>
+          <w:p>
+            <w:pPr>
+              <w:pStyle w:val="Compact"/>
+              <w:jc w:val="left"/>
+            </w:pPr>
+            <w:r>
+              <w:t xml:space="preserve">200, Voucher redeemed successfully</w:t>
+            </w:r>
+          </w:p>
+        </w:tc>
+        <w:tc>
+          <w:tcPr>
+            <w:tcW w:type="dxa" w:w="2532"/>
+          </w:tcPr>
+          <w:p>
+            <w:pPr>
+              <w:pStyle w:val="Compact"/>
+              <w:jc w:val="left"/>
+            </w:pPr>
+            <w:r>
+              <w:t xml:space="preserve">200; redeemed 18:09:25 UTC</w:t>
+            </w:r>
+          </w:p>
+        </w:tc>
+        <w:tc>
+          <w:tcPr>
+            <w:tcW w:type="dxa" w:w="1627"/>
+          </w:tcPr>
+          <w:p>
+            <w:pPr>
+              <w:pStyle w:val="Compact"/>
+              <w:jc w:val="left"/>
+            </w:pPr>
+            <w:r>
+              <w:t xml:space="preserve">Pass</w:t>
+            </w:r>
+          </w:p>
+        </w:tc>
+      </w:tr>
+      <w:tr>
+        <w:tc>
+          <w:tcPr>
+            <w:tcW w:type="dxa" w:w="910"/>
+          </w:tcPr>
+          <w:p>
+            <w:pPr>
+              <w:pStyle w:val="Compact"/>
+              <w:jc w:val="left"/>
+            </w:pPr>
+            <w:r>
+              <w:t xml:space="preserve">TC-54</w:t>
+            </w:r>
+          </w:p>
+        </w:tc>
+        <w:tc>
+          <w:tcPr>
+            <w:tcW w:type="dxa" w:w="2081"/>
+          </w:tcPr>
+          <w:p>
+            <w:pPr>
+              <w:pStyle w:val="Compact"/>
+              <w:jc w:val="left"/>
+            </w:pPr>
+            <w:r>
+              <w:t xml:space="preserve">second scan of the same token</w:t>
+            </w:r>
+          </w:p>
+        </w:tc>
+        <w:tc>
+          <w:tcPr>
+            <w:tcW w:type="dxa" w:w="2210"/>
+          </w:tcPr>
+          <w:p>
+            <w:pPr>
+              <w:pStyle w:val="Compact"/>
+              <w:jc w:val="left"/>
+            </w:pPr>
+            <w:r>
+              <w:t xml:space="preserve">409, already redeemed</w:t>
+            </w:r>
+          </w:p>
+        </w:tc>
+        <w:tc>
+          <w:tcPr>
+            <w:tcW w:type="dxa" w:w="2532"/>
+          </w:tcPr>
+          <w:p>
+            <w:pPr>
+              <w:pStyle w:val="Compact"/>
+              <w:jc w:val="left"/>
+            </w:pPr>
+            <w:r>
+              <w:t xml:space="preserve">409, twice</w:t>
+            </w:r>
+          </w:p>
+        </w:tc>
+        <w:tc>
+          <w:tcPr>
+            <w:tcW w:type="dxa" w:w="1627"/>
+          </w:tcPr>
+          <w:p>
+            <w:pPr>
+              <w:pStyle w:val="Compact"/>
+              <w:jc w:val="left"/>
+            </w:pPr>
+            <w:r>
+              <w:t xml:space="preserve">Pass</w:t>
+            </w:r>
+          </w:p>
+        </w:tc>
+      </w:tr>
+      <w:tr>
+        <w:tc>
+          <w:tcPr>
+            <w:tcW w:type="dxa" w:w="910"/>
+          </w:tcPr>
+          <w:p>
+            <w:pPr>
+              <w:pStyle w:val="Compact"/>
+              <w:jc w:val="left"/>
+            </w:pPr>
+            <w:r>
+              <w:t xml:space="preserve">TC-55</w:t>
+            </w:r>
+          </w:p>
+        </w:tc>
+        <w:tc>
+          <w:tcPr>
+            <w:tcW w:type="dxa" w:w="2081"/>
+          </w:tcPr>
+          <w:p>
+            <w:pPr>
+              <w:pStyle w:val="Compact"/>
+              <w:jc w:val="left"/>
+            </w:pPr>
+            <w:r>
+              <w:t xml:space="preserve">attendee pass token at the meal scanner</w:t>
+            </w:r>
+          </w:p>
+        </w:tc>
+        <w:tc>
+          <w:tcPr>
+            <w:tcW w:type="dxa" w:w="2210"/>
+          </w:tcPr>
+          <w:p>
+            <w:pPr>
+              <w:pStyle w:val="Compact"/>
+              <w:jc w:val="left"/>
+            </w:pPr>
+            <w:r>
+              <w:t xml:space="preserve">404 Invalid meal voucher QR token</w:t>
+            </w:r>
+          </w:p>
+        </w:tc>
+        <w:tc>
+          <w:tcPr>
+            <w:tcW w:type="dxa" w:w="2532"/>
+          </w:tcPr>
+          <w:p>
+            <w:pPr>
+              <w:pStyle w:val="Compact"/>
+              <w:jc w:val="left"/>
+            </w:pPr>
+            <w:r>
+              <w:t xml:space="preserve">404</w:t>
+            </w:r>
+          </w:p>
+        </w:tc>
+        <w:tc>
+          <w:tcPr>
+            <w:tcW w:type="dxa" w:w="1627"/>
+          </w:tcPr>
+          <w:p>
+            <w:pPr>
+              <w:pStyle w:val="Compact"/>
+              <w:jc w:val="left"/>
+            </w:pPr>
+            <w:r>
+              <w:t xml:space="preserve">Pass</w:t>
+            </w:r>
+          </w:p>
+        </w:tc>
+      </w:tr>
+    </w:tbl>
+    <w:p>
+      <w:pPr>
+        <w:pStyle w:val="BodyText"/>
+      </w:pPr>
+      <w:r>
+        <w:t xml:space="preserve">TC-42 measures a poller that reproduces the app's refresh, not the app on a</w:t>
+      </w:r>
+      <w:r>
+        <w:t xml:space="preserve"> </w:t>
+      </w:r>
+      <w:r>
+        <w:t xml:space="preserve">device (Section 4). TC-46 compares zero with zero and is backed by TC-17.</w:t>
+      </w:r>
+      <w:r>
+        <w:t xml:space="preserve"> </w:t>
+      </w:r>
+      <w:r>
+        <w:t xml:space="preserve">TC-40 and TC-41 were measured over loopback on one machine (Section 3).</w:t>
+      </w:r>
+      <w:r>
+        <w:t xml:space="preserve"> </w:t>
+      </w:r>
+      <w:r>
+        <w:t xml:space="preserve">Not in the table because they were not run or not measured: the manual</w:t>
+      </w:r>
+      <w:r>
+        <w:t xml:space="preserve"> </w:t>
+      </w:r>
+      <w:r>
+        <w:t xml:space="preserve">baseline, push delivery across a fleet of devices, and a timed capacity alert.</w:t>
+      </w:r>
+    </w:p>
+    <w:bookmarkEnd w:id="26"/>
     <w:sectPr>
       <w:footerReference w:type="default" r:id="rId10"/>
       <w:footnotePr>

--- a/docs/deliverables/ConferenceCheck Validation Report.docx
+++ b/docs/deliverables/ConferenceCheck Validation Report.docx
@@ -8749,8 +8749,8 @@
       <w:tblGrid>
         <w:gridCol w:w="780"/>
         <w:gridCol w:w="1300"/>
-        <w:gridCol w:w="3242"/>
-        <w:gridCol w:w="4038"/>
+        <w:gridCol w:w="3224"/>
+        <w:gridCol w:w="4056"/>
       </w:tblGrid>
       <w:tr>
         <w:trPr>
@@ -8786,7 +8786,7 @@
         </w:tc>
         <w:tc>
           <w:tcPr>
-            <w:tcW w:type="dxa" w:w="3242"/>
+            <w:tcW w:type="dxa" w:w="3224"/>
           </w:tcPr>
           <w:p>
             <w:pPr>
@@ -8800,7 +8800,7 @@
         </w:tc>
         <w:tc>
           <w:tcPr>
-            <w:tcW w:type="dxa" w:w="4038"/>
+            <w:tcW w:type="dxa" w:w="4056"/>
           </w:tcPr>
           <w:p>
             <w:pPr>
@@ -8844,7 +8844,7 @@
         </w:tc>
         <w:tc>
           <w:tcPr>
-            <w:tcW w:type="dxa" w:w="3242"/>
+            <w:tcW w:type="dxa" w:w="3224"/>
           </w:tcPr>
           <w:p>
             <w:pPr>
@@ -8858,15 +8858,15 @@
         </w:tc>
         <w:tc>
           <w:tcPr>
-            <w:tcW w:type="dxa" w:w="4038"/>
-          </w:tcPr>
-          <w:p>
-            <w:pPr>
-              <w:pStyle w:val="Compact"/>
-              <w:jc w:val="left"/>
-            </w:pPr>
-            <w:r>
-              <w:t xml:space="preserve">Supper shown Unused with a QR code; Lunch and Breakfast shown Redeemed with their times (report Figure 7)</w:t>
+            <w:tcW w:type="dxa" w:w="4056"/>
+          </w:tcPr>
+          <w:p>
+            <w:pPr>
+              <w:pStyle w:val="Compact"/>
+              <w:jc w:val="left"/>
+            </w:pPr>
+            <w:r>
+              <w:t xml:space="preserve">Supper shown Unused with a QR code; Lunch and Breakfast shown Redeemed with their times (report Figure E6)</w:t>
             </w:r>
           </w:p>
         </w:tc>
@@ -8902,7 +8902,7 @@
         </w:tc>
         <w:tc>
           <w:tcPr>
-            <w:tcW w:type="dxa" w:w="3242"/>
+            <w:tcW w:type="dxa" w:w="3224"/>
           </w:tcPr>
           <w:p>
             <w:pPr>
@@ -8931,15 +8931,15 @@
         </w:tc>
         <w:tc>
           <w:tcPr>
-            <w:tcW w:type="dxa" w:w="4038"/>
-          </w:tcPr>
-          <w:p>
-            <w:pPr>
-              <w:pStyle w:val="Compact"/>
-              <w:jc w:val="left"/>
-            </w:pPr>
-            <w:r>
-              <w:t xml:space="preserve">200, "Voucher redeemed successfully." (report Figure 9); voucher</w:t>
+            <w:tcW w:type="dxa" w:w="4056"/>
+          </w:tcPr>
+          <w:p>
+            <w:pPr>
+              <w:pStyle w:val="Compact"/>
+              <w:jc w:val="left"/>
+            </w:pPr>
+            <w:r>
+              <w:t xml:space="preserve">200, "Voucher redeemed successfully." (report Figure E8); voucher</w:t>
             </w:r>
             <w:r>
               <w:t xml:space="preserve"> </w:t>
@@ -9002,7 +9002,7 @@
         </w:tc>
         <w:tc>
           <w:tcPr>
-            <w:tcW w:type="dxa" w:w="3242"/>
+            <w:tcW w:type="dxa" w:w="3224"/>
           </w:tcPr>
           <w:p>
             <w:pPr>
@@ -9016,7 +9016,7 @@
         </w:tc>
         <w:tc>
           <w:tcPr>
-            <w:tcW w:type="dxa" w:w="4038"/>
+            <w:tcW w:type="dxa" w:w="4056"/>
           </w:tcPr>
           <w:p>
             <w:pPr>
@@ -9060,7 +9060,7 @@
         </w:tc>
         <w:tc>
           <w:tcPr>
-            <w:tcW w:type="dxa" w:w="3242"/>
+            <w:tcW w:type="dxa" w:w="3224"/>
           </w:tcPr>
           <w:p>
             <w:pPr>
@@ -9074,15 +9074,15 @@
         </w:tc>
         <w:tc>
           <w:tcPr>
-            <w:tcW w:type="dxa" w:w="4038"/>
-          </w:tcPr>
-          <w:p>
-            <w:pPr>
-              <w:pStyle w:val="Compact"/>
-              <w:jc w:val="left"/>
-            </w:pPr>
-            <w:r>
-              <w:t xml:space="preserve">409, "Meal voucher has already been redeemed or is not usable." (report Figure 10)</w:t>
+            <w:tcW w:type="dxa" w:w="4056"/>
+          </w:tcPr>
+          <w:p>
+            <w:pPr>
+              <w:pStyle w:val="Compact"/>
+              <w:jc w:val="left"/>
+            </w:pPr>
+            <w:r>
+              <w:t xml:space="preserve">409, "Meal voucher has already been redeemed or is not usable." (report Figure E9)</w:t>
             </w:r>
           </w:p>
         </w:tc>
@@ -9118,7 +9118,7 @@
         </w:tc>
         <w:tc>
           <w:tcPr>
-            <w:tcW w:type="dxa" w:w="3242"/>
+            <w:tcW w:type="dxa" w:w="3224"/>
           </w:tcPr>
           <w:p>
             <w:pPr>
@@ -9132,7 +9132,7 @@
         </w:tc>
         <w:tc>
           <w:tcPr>
-            <w:tcW w:type="dxa" w:w="4038"/>
+            <w:tcW w:type="dxa" w:w="4056"/>
           </w:tcPr>
           <w:p>
             <w:pPr>
@@ -9197,7 +9197,7 @@
         </w:tc>
         <w:tc>
           <w:tcPr>
-            <w:tcW w:type="dxa" w:w="3242"/>
+            <w:tcW w:type="dxa" w:w="3224"/>
           </w:tcPr>
           <w:p>
             <w:pPr>
@@ -9220,7 +9220,7 @@
         </w:tc>
         <w:tc>
           <w:tcPr>
-            <w:tcW w:type="dxa" w:w="4038"/>
+            <w:tcW w:type="dxa" w:w="4056"/>
           </w:tcPr>
           <w:p>
             <w:pPr>

--- a/docs/deliverables/ConferenceCheck Validation Report.docx
+++ b/docs/deliverables/ConferenceCheck Validation Report.docx
@@ -1853,7 +1853,7 @@
         <w:rPr>
           <w:rStyle w:val="VerbatimChar"/>
         </w:rPr>
-        <w:t xml:space="preserve">final-resubmission</w:t>
+        <w:t xml:space="preserve">resubmission-16-october</w:t>
       </w:r>
       <w:r>
         <w:t xml:space="preserve">. The exact commit it resolves to</w:t>
@@ -1891,7 +1891,7 @@
         <w:rPr>
           <w:rStyle w:val="NormalTok"/>
         </w:rPr>
-        <w:t xml:space="preserve"> final-resubmission</w:t>
+        <w:t xml:space="preserve"> resubmission-16-october</w:t>
       </w:r>
     </w:p>
     <w:p>
@@ -1905,7 +1905,7 @@
         <w:rPr>
           <w:rStyle w:val="VerbatimChar"/>
         </w:rPr>
-        <w:t xml:space="preserve">final-resubmission</w:t>
+        <w:t xml:space="preserve">resubmission-16-october</w:t>
       </w:r>
       <w:r>
         <w:t xml:space="preserve"> </w:t>
@@ -1956,7 +1956,7 @@
         <w:rPr>
           <w:rStyle w:val="VerbatimChar"/>
         </w:rPr>
-        <w:t xml:space="preserve">rev-parse final-resubmission^{commit}</w:t>
+        <w:t xml:space="preserve">rev-parse resubmission-16-october^{commit}</w:t>
       </w:r>
       <w:r>
         <w:t xml:space="preserve"> </w:t>
